--- a/py 空间几何.docx
+++ b/py 空间几何.docx
@@ -1193,6 +1193,7 @@
           <w:tcPr>
             <w:tcW w:w="0" w:type="auto"/>
             <w:vMerge w:val="continue"/>
+            <w:tcBorders/>
             <w:vAlign w:val="center"/>
           </w:tcPr>
           <w:p>
@@ -1297,6 +1298,7 @@
           <w:tcPr>
             <w:tcW w:w="0" w:type="auto"/>
             <w:vMerge w:val="continue"/>
+            <w:tcBorders/>
             <w:vAlign w:val="center"/>
           </w:tcPr>
           <w:p>
@@ -1380,6 +1382,7 @@
           <w:tcPr>
             <w:tcW w:w="0" w:type="auto"/>
             <w:vMerge w:val="continue"/>
+            <w:tcBorders/>
             <w:vAlign w:val="center"/>
           </w:tcPr>
           <w:p>
@@ -1438,6 +1441,90 @@
                 <w:lang w:val="en-US" w:eastAsia="zh-CN"/>
               </w:rPr>
               <w:t>调整法向量</w:t>
+            </w:r>
+          </w:p>
+        </w:tc>
+      </w:tr>
+      <w:tr>
+        <w:tblPrEx>
+          <w:tblBorders>
+            <w:top w:val="single" w:color="auto" w:sz="4" w:space="0"/>
+            <w:left w:val="single" w:color="auto" w:sz="4" w:space="0"/>
+            <w:bottom w:val="single" w:color="auto" w:sz="4" w:space="0"/>
+            <w:right w:val="single" w:color="auto" w:sz="4" w:space="0"/>
+            <w:insideH w:val="single" w:color="auto" w:sz="4" w:space="0"/>
+            <w:insideV w:val="single" w:color="auto" w:sz="4" w:space="0"/>
+          </w:tblBorders>
+          <w:tblCellMar>
+            <w:top w:w="0" w:type="dxa"/>
+            <w:left w:w="108" w:type="dxa"/>
+            <w:bottom w:w="0" w:type="dxa"/>
+            <w:right w:w="108" w:type="dxa"/>
+          </w:tblCellMar>
+        </w:tblPrEx>
+        <w:tc>
+          <w:tcPr>
+            <w:tcW w:w="0" w:type="auto"/>
+            <w:vMerge w:val="continue"/>
+            <w:tcBorders/>
+            <w:vAlign w:val="center"/>
+          </w:tcPr>
+          <w:p>
+            <w:pPr>
+              <w:bidi w:val="0"/>
+              <w:jc w:val="both"/>
+              <w:rPr>
+                <w:rFonts w:hint="eastAsia"/>
+                <w:lang w:val="en-US" w:eastAsia="zh-CN"/>
+              </w:rPr>
+            </w:pPr>
+          </w:p>
+        </w:tc>
+        <w:tc>
+          <w:tcPr>
+            <w:tcW w:w="0" w:type="auto"/>
+            <w:vAlign w:val="center"/>
+          </w:tcPr>
+          <w:p>
+            <w:pPr>
+              <w:pStyle w:val="12"/>
+              <w:bidi w:val="0"/>
+              <w:jc w:val="both"/>
+              <w:rPr>
+                <w:rFonts w:hint="default"/>
+                <w:lang w:val="en-US" w:eastAsia="zh-CN"/>
+              </w:rPr>
+            </w:pPr>
+            <w:r>
+              <w:rPr>
+                <w:rFonts w:hint="eastAsia"/>
+                <w:lang w:val="en-US" w:eastAsia="zh-CN"/>
+              </w:rPr>
+              <w:t>paint_uniform_color(rgb)</w:t>
+            </w:r>
+          </w:p>
+        </w:tc>
+        <w:tc>
+          <w:tcPr>
+            <w:tcW w:w="0" w:type="auto"/>
+            <w:vAlign w:val="center"/>
+          </w:tcPr>
+          <w:p>
+            <w:pPr>
+              <w:pStyle w:val="11"/>
+              <w:bidi w:val="0"/>
+              <w:jc w:val="both"/>
+              <w:rPr>
+                <w:rFonts w:hint="eastAsia"/>
+                <w:lang w:val="en-US" w:eastAsia="zh-CN"/>
+              </w:rPr>
+            </w:pPr>
+            <w:r>
+              <w:rPr>
+                <w:rFonts w:hint="eastAsia"/>
+                <w:lang w:val="en-US" w:eastAsia="zh-CN"/>
+              </w:rPr>
+              <w:t>染色</w:t>
             </w:r>
           </w:p>
         </w:tc>
@@ -3144,8 +3231,6 @@
               </w:rPr>
               <w:t>采样点云</w:t>
             </w:r>
-            <w:bookmarkStart w:id="0" w:name="_GoBack"/>
-            <w:bookmarkEnd w:id="0"/>
           </w:p>
         </w:tc>
       </w:tr>

--- a/py 空间几何.docx
+++ b/py 空间几何.docx
@@ -738,6 +738,8 @@
           <w:lang w:val="en-US" w:eastAsia="zh-CN"/>
         </w:rPr>
       </w:pPr>
+      <w:bookmarkStart w:id="0" w:name="_GoBack"/>
+      <w:bookmarkEnd w:id="0"/>
     </w:p>
     <w:tbl>
       <w:tblPr>
@@ -1525,6 +1527,90 @@
                 <w:lang w:val="en-US" w:eastAsia="zh-CN"/>
               </w:rPr>
               <w:t>染色</w:t>
+            </w:r>
+          </w:p>
+        </w:tc>
+      </w:tr>
+      <w:tr>
+        <w:tblPrEx>
+          <w:tblBorders>
+            <w:top w:val="single" w:color="auto" w:sz="4" w:space="0"/>
+            <w:left w:val="single" w:color="auto" w:sz="4" w:space="0"/>
+            <w:bottom w:val="single" w:color="auto" w:sz="4" w:space="0"/>
+            <w:right w:val="single" w:color="auto" w:sz="4" w:space="0"/>
+            <w:insideH w:val="single" w:color="auto" w:sz="4" w:space="0"/>
+            <w:insideV w:val="single" w:color="auto" w:sz="4" w:space="0"/>
+          </w:tblBorders>
+          <w:tblCellMar>
+            <w:top w:w="0" w:type="dxa"/>
+            <w:left w:w="108" w:type="dxa"/>
+            <w:bottom w:w="0" w:type="dxa"/>
+            <w:right w:w="108" w:type="dxa"/>
+          </w:tblCellMar>
+        </w:tblPrEx>
+        <w:tc>
+          <w:tcPr>
+            <w:tcW w:w="0" w:type="auto"/>
+            <w:vMerge w:val="continue"/>
+            <w:tcBorders/>
+            <w:vAlign w:val="center"/>
+          </w:tcPr>
+          <w:p>
+            <w:pPr>
+              <w:bidi w:val="0"/>
+              <w:jc w:val="both"/>
+              <w:rPr>
+                <w:rFonts w:hint="eastAsia"/>
+                <w:lang w:val="en-US" w:eastAsia="zh-CN"/>
+              </w:rPr>
+            </w:pPr>
+          </w:p>
+        </w:tc>
+        <w:tc>
+          <w:tcPr>
+            <w:tcW w:w="0" w:type="auto"/>
+            <w:vAlign w:val="center"/>
+          </w:tcPr>
+          <w:p>
+            <w:pPr>
+              <w:pStyle w:val="12"/>
+              <w:bidi w:val="0"/>
+              <w:jc w:val="both"/>
+              <w:rPr>
+                <w:rFonts w:hint="default"/>
+                <w:lang w:val="en-US" w:eastAsia="zh-CN"/>
+              </w:rPr>
+            </w:pPr>
+            <w:r>
+              <w:rPr>
+                <w:rFonts w:hint="eastAsia"/>
+                <w:lang w:val="en-US" w:eastAsia="zh-CN"/>
+              </w:rPr>
+              <w:t>compute_convex_hull()</w:t>
+            </w:r>
+          </w:p>
+        </w:tc>
+        <w:tc>
+          <w:tcPr>
+            <w:tcW w:w="0" w:type="auto"/>
+            <w:vAlign w:val="center"/>
+          </w:tcPr>
+          <w:p>
+            <w:pPr>
+              <w:pStyle w:val="11"/>
+              <w:bidi w:val="0"/>
+              <w:jc w:val="both"/>
+              <w:rPr>
+                <w:rFonts w:hint="default"/>
+                <w:lang w:val="en-US" w:eastAsia="zh-CN"/>
+              </w:rPr>
+            </w:pPr>
+            <w:r>
+              <w:rPr>
+                <w:rFonts w:hint="eastAsia"/>
+                <w:lang w:val="en-US" w:eastAsia="zh-CN"/>
+              </w:rPr>
+              <w:t>计算凸包</w:t>
             </w:r>
           </w:p>
         </w:tc>

--- a/py 空间几何.docx
+++ b/py 空间几何.docx
@@ -314,6 +314,837 @@
       </w:tblPr>
       <w:tblGrid>
         <w:gridCol w:w="1057"/>
+        <w:gridCol w:w="3933"/>
+        <w:gridCol w:w="1478"/>
+      </w:tblGrid>
+      <w:tr>
+        <w:tblPrEx>
+          <w:tblBorders>
+            <w:top w:val="single" w:color="auto" w:sz="4" w:space="0"/>
+            <w:left w:val="single" w:color="auto" w:sz="4" w:space="0"/>
+            <w:bottom w:val="single" w:color="auto" w:sz="4" w:space="0"/>
+            <w:right w:val="single" w:color="auto" w:sz="4" w:space="0"/>
+            <w:insideH w:val="single" w:color="auto" w:sz="4" w:space="0"/>
+            <w:insideV w:val="single" w:color="auto" w:sz="4" w:space="0"/>
+          </w:tblBorders>
+          <w:tblCellMar>
+            <w:top w:w="0" w:type="dxa"/>
+            <w:left w:w="108" w:type="dxa"/>
+            <w:bottom w:w="0" w:type="dxa"/>
+            <w:right w:w="108" w:type="dxa"/>
+          </w:tblCellMar>
+        </w:tblPrEx>
+        <w:tc>
+          <w:tcPr>
+            <w:tcW w:w="0" w:type="auto"/>
+            <w:gridSpan w:val="2"/>
+            <w:vAlign w:val="center"/>
+          </w:tcPr>
+          <w:p>
+            <w:pPr>
+              <w:pStyle w:val="12"/>
+              <w:bidi w:val="0"/>
+              <w:jc w:val="both"/>
+              <w:rPr>
+                <w:rFonts w:hint="default"/>
+                <w:lang w:val="en-US" w:eastAsia="zh-CN"/>
+              </w:rPr>
+            </w:pPr>
+            <w:r>
+              <w:rPr>
+                <w:rFonts w:hint="eastAsia"/>
+                <w:lang w:val="en-US" w:eastAsia="zh-CN"/>
+              </w:rPr>
+              <w:t>Geometry3D</w:t>
+            </w:r>
+          </w:p>
+        </w:tc>
+        <w:tc>
+          <w:tcPr>
+            <w:tcW w:w="0" w:type="auto"/>
+            <w:vAlign w:val="center"/>
+          </w:tcPr>
+          <w:p>
+            <w:pPr>
+              <w:pStyle w:val="11"/>
+              <w:bidi w:val="0"/>
+              <w:jc w:val="both"/>
+              <w:rPr>
+                <w:rFonts w:hint="default"/>
+                <w:vertAlign w:val="baseline"/>
+                <w:lang w:val="en-US" w:eastAsia="zh-CN"/>
+              </w:rPr>
+            </w:pPr>
+            <w:r>
+              <w:rPr>
+                <w:rFonts w:hint="eastAsia"/>
+                <w:lang w:val="en-US" w:eastAsia="zh-CN"/>
+              </w:rPr>
+              <w:t>立体</w:t>
+            </w:r>
+          </w:p>
+        </w:tc>
+      </w:tr>
+      <w:tr>
+        <w:tblPrEx>
+          <w:tblBorders>
+            <w:top w:val="single" w:color="auto" w:sz="4" w:space="0"/>
+            <w:left w:val="single" w:color="auto" w:sz="4" w:space="0"/>
+            <w:bottom w:val="single" w:color="auto" w:sz="4" w:space="0"/>
+            <w:right w:val="single" w:color="auto" w:sz="4" w:space="0"/>
+            <w:insideH w:val="single" w:color="auto" w:sz="4" w:space="0"/>
+            <w:insideV w:val="single" w:color="auto" w:sz="4" w:space="0"/>
+          </w:tblBorders>
+          <w:tblCellMar>
+            <w:top w:w="0" w:type="dxa"/>
+            <w:left w:w="108" w:type="dxa"/>
+            <w:bottom w:w="0" w:type="dxa"/>
+            <w:right w:w="108" w:type="dxa"/>
+          </w:tblCellMar>
+        </w:tblPrEx>
+        <w:tc>
+          <w:tcPr>
+            <w:tcW w:w="0" w:type="auto"/>
+            <w:vMerge w:val="restart"/>
+            <w:vAlign w:val="center"/>
+          </w:tcPr>
+          <w:p>
+            <w:pPr>
+              <w:pStyle w:val="12"/>
+              <w:bidi w:val="0"/>
+              <w:jc w:val="both"/>
+              <w:rPr>
+                <w:rFonts w:hint="eastAsia"/>
+                <w:lang w:val="en-US" w:eastAsia="zh-CN"/>
+              </w:rPr>
+            </w:pPr>
+            <w:r>
+              <w:rPr>
+                <w:rFonts w:hint="eastAsia" w:ascii="华文中宋" w:hAnsi="华文中宋" w:eastAsia="华文中宋" w:cs="华文中宋"/>
+                <w:b/>
+                <w:bCs/>
+                <w:color w:val="ED7D31"/>
+                <w:kern w:val="2"/>
+                <w:sz w:val="21"/>
+                <w:szCs w:val="21"/>
+                <w:lang w:val="en-US" w:eastAsia="zh-CN" w:bidi="ar-SA"/>
+              </w:rPr>
+              <w:t>实例属性</w:t>
+            </w:r>
+          </w:p>
+        </w:tc>
+        <w:tc>
+          <w:tcPr>
+            <w:tcW w:w="0" w:type="auto"/>
+            <w:shd w:val="clear"/>
+            <w:vAlign w:val="center"/>
+          </w:tcPr>
+          <w:p>
+            <w:pPr>
+              <w:pStyle w:val="12"/>
+              <w:bidi w:val="0"/>
+              <w:jc w:val="both"/>
+              <w:rPr>
+                <w:rFonts w:hint="eastAsia" w:ascii="华文中宋" w:hAnsi="华文中宋" w:eastAsia="华文中宋" w:cs="华文中宋"/>
+                <w:b/>
+                <w:bCs/>
+                <w:color w:val="FF0000"/>
+                <w:kern w:val="2"/>
+                <w:sz w:val="21"/>
+                <w:szCs w:val="21"/>
+                <w:lang w:val="en-US" w:eastAsia="zh-CN" w:bidi="ar-SA"/>
+              </w:rPr>
+            </w:pPr>
+            <w:r>
+              <w:rPr>
+                <w:rFonts w:hint="eastAsia"/>
+                <w:lang w:val="en-US" w:eastAsia="zh-CN"/>
+              </w:rPr>
+              <w:t>get_center()</w:t>
+            </w:r>
+          </w:p>
+        </w:tc>
+        <w:tc>
+          <w:tcPr>
+            <w:tcW w:w="0" w:type="auto"/>
+            <w:shd w:val="clear"/>
+            <w:vAlign w:val="center"/>
+          </w:tcPr>
+          <w:p>
+            <w:pPr>
+              <w:pStyle w:val="11"/>
+              <w:bidi w:val="0"/>
+              <w:jc w:val="both"/>
+              <w:rPr>
+                <w:rFonts w:hint="eastAsia" w:ascii="华文中宋" w:hAnsi="华文中宋" w:eastAsia="华文中宋" w:cs="华文中宋"/>
+                <w:b/>
+                <w:bCs/>
+                <w:color w:val="EA82E5"/>
+                <w:kern w:val="2"/>
+                <w:sz w:val="21"/>
+                <w:szCs w:val="21"/>
+                <w:lang w:val="en-US" w:eastAsia="zh-CN" w:bidi="ar-SA"/>
+              </w:rPr>
+            </w:pPr>
+            <w:r>
+              <w:rPr>
+                <w:rFonts w:hint="eastAsia"/>
+                <w:lang w:val="en-US" w:eastAsia="zh-CN"/>
+              </w:rPr>
+              <w:t>中心</w:t>
+            </w:r>
+          </w:p>
+        </w:tc>
+      </w:tr>
+      <w:tr>
+        <w:tblPrEx>
+          <w:tblBorders>
+            <w:top w:val="single" w:color="auto" w:sz="4" w:space="0"/>
+            <w:left w:val="single" w:color="auto" w:sz="4" w:space="0"/>
+            <w:bottom w:val="single" w:color="auto" w:sz="4" w:space="0"/>
+            <w:right w:val="single" w:color="auto" w:sz="4" w:space="0"/>
+            <w:insideH w:val="single" w:color="auto" w:sz="4" w:space="0"/>
+            <w:insideV w:val="single" w:color="auto" w:sz="4" w:space="0"/>
+          </w:tblBorders>
+          <w:tblCellMar>
+            <w:top w:w="0" w:type="dxa"/>
+            <w:left w:w="108" w:type="dxa"/>
+            <w:bottom w:w="0" w:type="dxa"/>
+            <w:right w:w="108" w:type="dxa"/>
+          </w:tblCellMar>
+        </w:tblPrEx>
+        <w:tc>
+          <w:tcPr>
+            <w:tcW w:w="0" w:type="auto"/>
+            <w:vMerge w:val="continue"/>
+            <w:tcBorders/>
+            <w:vAlign w:val="center"/>
+          </w:tcPr>
+          <w:p>
+            <w:pPr>
+              <w:pStyle w:val="12"/>
+              <w:bidi w:val="0"/>
+              <w:jc w:val="both"/>
+              <w:rPr>
+                <w:rFonts w:hint="eastAsia" w:ascii="华文中宋" w:hAnsi="华文中宋" w:eastAsia="华文中宋" w:cs="华文中宋"/>
+                <w:b/>
+                <w:bCs/>
+                <w:color w:val="ED7D31"/>
+                <w:kern w:val="2"/>
+                <w:sz w:val="21"/>
+                <w:szCs w:val="21"/>
+                <w:lang w:val="en-US" w:eastAsia="zh-CN" w:bidi="ar-SA"/>
+              </w:rPr>
+            </w:pPr>
+          </w:p>
+        </w:tc>
+        <w:tc>
+          <w:tcPr>
+            <w:tcW w:w="0" w:type="auto"/>
+            <w:shd w:val="clear"/>
+            <w:vAlign w:val="center"/>
+          </w:tcPr>
+          <w:p>
+            <w:pPr>
+              <w:pStyle w:val="12"/>
+              <w:bidi w:val="0"/>
+              <w:jc w:val="both"/>
+              <w:rPr>
+                <w:rFonts w:hint="eastAsia" w:ascii="华文中宋" w:hAnsi="华文中宋" w:eastAsia="华文中宋" w:cs="华文中宋"/>
+                <w:b/>
+                <w:bCs/>
+                <w:color w:val="FF0000"/>
+                <w:kern w:val="2"/>
+                <w:sz w:val="21"/>
+                <w:szCs w:val="21"/>
+                <w:lang w:val="en-US" w:eastAsia="zh-CN" w:bidi="ar-SA"/>
+              </w:rPr>
+            </w:pPr>
+            <w:r>
+              <w:rPr>
+                <w:rFonts w:hint="eastAsia"/>
+                <w:lang w:val="en-US" w:eastAsia="zh-CN"/>
+              </w:rPr>
+              <w:t>get_min_bound / get_max_bound()</w:t>
+            </w:r>
+          </w:p>
+        </w:tc>
+        <w:tc>
+          <w:tcPr>
+            <w:tcW w:w="0" w:type="auto"/>
+            <w:shd w:val="clear"/>
+            <w:vAlign w:val="center"/>
+          </w:tcPr>
+          <w:p>
+            <w:pPr>
+              <w:pStyle w:val="11"/>
+              <w:bidi w:val="0"/>
+              <w:jc w:val="both"/>
+              <w:rPr>
+                <w:rFonts w:hint="eastAsia" w:ascii="华文中宋" w:hAnsi="华文中宋" w:eastAsia="华文中宋" w:cs="华文中宋"/>
+                <w:b/>
+                <w:bCs/>
+                <w:color w:val="EA82E5"/>
+                <w:kern w:val="2"/>
+                <w:sz w:val="21"/>
+                <w:szCs w:val="21"/>
+                <w:lang w:val="en-US" w:eastAsia="zh-CN" w:bidi="ar-SA"/>
+              </w:rPr>
+            </w:pPr>
+            <w:r>
+              <w:rPr>
+                <w:rFonts w:hint="eastAsia"/>
+                <w:lang w:val="en-US" w:eastAsia="zh-CN"/>
+              </w:rPr>
+              <w:t>边界</w:t>
+            </w:r>
+          </w:p>
+        </w:tc>
+      </w:tr>
+      <w:tr>
+        <w:tblPrEx>
+          <w:tblBorders>
+            <w:top w:val="single" w:color="auto" w:sz="4" w:space="0"/>
+            <w:left w:val="single" w:color="auto" w:sz="4" w:space="0"/>
+            <w:bottom w:val="single" w:color="auto" w:sz="4" w:space="0"/>
+            <w:right w:val="single" w:color="auto" w:sz="4" w:space="0"/>
+            <w:insideH w:val="single" w:color="auto" w:sz="4" w:space="0"/>
+            <w:insideV w:val="single" w:color="auto" w:sz="4" w:space="0"/>
+          </w:tblBorders>
+          <w:tblCellMar>
+            <w:top w:w="0" w:type="dxa"/>
+            <w:left w:w="108" w:type="dxa"/>
+            <w:bottom w:w="0" w:type="dxa"/>
+            <w:right w:w="108" w:type="dxa"/>
+          </w:tblCellMar>
+        </w:tblPrEx>
+        <w:tc>
+          <w:tcPr>
+            <w:tcW w:w="0" w:type="auto"/>
+            <w:vMerge w:val="restart"/>
+            <w:vAlign w:val="center"/>
+          </w:tcPr>
+          <w:p>
+            <w:pPr>
+              <w:pStyle w:val="12"/>
+              <w:bidi w:val="0"/>
+              <w:jc w:val="both"/>
+              <w:rPr>
+                <w:rFonts w:hint="eastAsia" w:ascii="华文中宋" w:hAnsi="华文中宋" w:eastAsia="华文中宋" w:cs="华文中宋"/>
+                <w:b/>
+                <w:bCs/>
+                <w:color w:val="ED7D31"/>
+                <w:kern w:val="2"/>
+                <w:sz w:val="21"/>
+                <w:szCs w:val="21"/>
+                <w:lang w:val="en-US" w:eastAsia="zh-CN" w:bidi="ar-SA"/>
+              </w:rPr>
+            </w:pPr>
+            <w:r>
+              <w:rPr>
+                <w:rFonts w:hint="eastAsia" w:ascii="华文中宋" w:hAnsi="华文中宋" w:eastAsia="华文中宋" w:cs="华文中宋"/>
+                <w:b/>
+                <w:bCs/>
+                <w:color w:val="ED7D31"/>
+                <w:kern w:val="2"/>
+                <w:sz w:val="21"/>
+                <w:szCs w:val="21"/>
+                <w:lang w:val="en-US" w:eastAsia="zh-CN" w:bidi="ar-SA"/>
+              </w:rPr>
+              <w:t>实例</w:t>
+            </w:r>
+            <w:r>
+              <w:rPr>
+                <w:rFonts w:hint="eastAsia" w:cs="华文中宋"/>
+                <w:b/>
+                <w:bCs/>
+                <w:color w:val="ED7D31"/>
+                <w:kern w:val="2"/>
+                <w:sz w:val="21"/>
+                <w:szCs w:val="21"/>
+                <w:lang w:val="en-US" w:eastAsia="zh-CN" w:bidi="ar-SA"/>
+              </w:rPr>
+              <w:t>方法</w:t>
+            </w:r>
+          </w:p>
+        </w:tc>
+        <w:tc>
+          <w:tcPr>
+            <w:tcW w:w="0" w:type="auto"/>
+            <w:shd w:val="clear"/>
+            <w:vAlign w:val="center"/>
+          </w:tcPr>
+          <w:p>
+            <w:pPr>
+              <w:pStyle w:val="12"/>
+              <w:bidi w:val="0"/>
+              <w:jc w:val="both"/>
+              <w:rPr>
+                <w:rFonts w:hint="default"/>
+                <w:lang w:val="en-US" w:eastAsia="zh-CN"/>
+              </w:rPr>
+            </w:pPr>
+            <w:r>
+              <w:rPr>
+                <w:rFonts w:hint="eastAsia"/>
+                <w:lang w:val="en-US" w:eastAsia="zh-CN"/>
+              </w:rPr>
+              <w:t>rotate(R)</w:t>
+            </w:r>
+          </w:p>
+        </w:tc>
+        <w:tc>
+          <w:tcPr>
+            <w:tcW w:w="0" w:type="auto"/>
+            <w:shd w:val="clear"/>
+            <w:vAlign w:val="center"/>
+          </w:tcPr>
+          <w:p>
+            <w:pPr>
+              <w:pStyle w:val="11"/>
+              <w:bidi w:val="0"/>
+              <w:jc w:val="both"/>
+              <w:rPr>
+                <w:rFonts w:hint="default"/>
+                <w:lang w:val="en-US" w:eastAsia="zh-CN"/>
+              </w:rPr>
+            </w:pPr>
+            <w:r>
+              <w:rPr>
+                <w:rFonts w:hint="eastAsia"/>
+                <w:lang w:val="en-US" w:eastAsia="zh-CN"/>
+              </w:rPr>
+              <w:t>旋转</w:t>
+            </w:r>
+          </w:p>
+        </w:tc>
+      </w:tr>
+      <w:tr>
+        <w:tblPrEx>
+          <w:tblBorders>
+            <w:top w:val="single" w:color="auto" w:sz="4" w:space="0"/>
+            <w:left w:val="single" w:color="auto" w:sz="4" w:space="0"/>
+            <w:bottom w:val="single" w:color="auto" w:sz="4" w:space="0"/>
+            <w:right w:val="single" w:color="auto" w:sz="4" w:space="0"/>
+            <w:insideH w:val="single" w:color="auto" w:sz="4" w:space="0"/>
+            <w:insideV w:val="single" w:color="auto" w:sz="4" w:space="0"/>
+          </w:tblBorders>
+          <w:tblCellMar>
+            <w:top w:w="0" w:type="dxa"/>
+            <w:left w:w="108" w:type="dxa"/>
+            <w:bottom w:w="0" w:type="dxa"/>
+            <w:right w:w="108" w:type="dxa"/>
+          </w:tblCellMar>
+        </w:tblPrEx>
+        <w:tc>
+          <w:tcPr>
+            <w:tcW w:w="0" w:type="auto"/>
+            <w:vMerge w:val="continue"/>
+            <w:tcBorders/>
+            <w:vAlign w:val="center"/>
+          </w:tcPr>
+          <w:p>
+            <w:pPr>
+              <w:pStyle w:val="12"/>
+              <w:bidi w:val="0"/>
+              <w:jc w:val="both"/>
+              <w:rPr>
+                <w:rFonts w:hint="eastAsia" w:ascii="华文中宋" w:hAnsi="华文中宋" w:eastAsia="华文中宋" w:cs="华文中宋"/>
+                <w:b/>
+                <w:bCs/>
+                <w:color w:val="ED7D31"/>
+                <w:kern w:val="2"/>
+                <w:sz w:val="21"/>
+                <w:szCs w:val="21"/>
+                <w:lang w:val="en-US" w:eastAsia="zh-CN" w:bidi="ar-SA"/>
+              </w:rPr>
+            </w:pPr>
+          </w:p>
+        </w:tc>
+        <w:tc>
+          <w:tcPr>
+            <w:tcW w:w="0" w:type="auto"/>
+            <w:shd w:val="clear"/>
+            <w:vAlign w:val="center"/>
+          </w:tcPr>
+          <w:p>
+            <w:pPr>
+              <w:pStyle w:val="12"/>
+              <w:bidi w:val="0"/>
+              <w:jc w:val="both"/>
+              <w:rPr>
+                <w:rFonts w:hint="default"/>
+                <w:lang w:val="en-US" w:eastAsia="zh-CN"/>
+              </w:rPr>
+            </w:pPr>
+            <w:r>
+              <w:rPr>
+                <w:rFonts w:hint="eastAsia"/>
+                <w:lang w:val="en-US" w:eastAsia="zh-CN"/>
+              </w:rPr>
+              <w:t>scale(s, center)</w:t>
+            </w:r>
+          </w:p>
+        </w:tc>
+        <w:tc>
+          <w:tcPr>
+            <w:tcW w:w="0" w:type="auto"/>
+            <w:shd w:val="clear"/>
+            <w:vAlign w:val="center"/>
+          </w:tcPr>
+          <w:p>
+            <w:pPr>
+              <w:pStyle w:val="11"/>
+              <w:bidi w:val="0"/>
+              <w:jc w:val="both"/>
+              <w:rPr>
+                <w:rFonts w:hint="default"/>
+                <w:lang w:val="en-US" w:eastAsia="zh-CN"/>
+              </w:rPr>
+            </w:pPr>
+            <w:r>
+              <w:rPr>
+                <w:rFonts w:hint="eastAsia"/>
+                <w:lang w:val="en-US" w:eastAsia="zh-CN"/>
+              </w:rPr>
+              <w:t>缩放</w:t>
+            </w:r>
+          </w:p>
+        </w:tc>
+      </w:tr>
+      <w:tr>
+        <w:tblPrEx>
+          <w:tblBorders>
+            <w:top w:val="single" w:color="auto" w:sz="4" w:space="0"/>
+            <w:left w:val="single" w:color="auto" w:sz="4" w:space="0"/>
+            <w:bottom w:val="single" w:color="auto" w:sz="4" w:space="0"/>
+            <w:right w:val="single" w:color="auto" w:sz="4" w:space="0"/>
+            <w:insideH w:val="single" w:color="auto" w:sz="4" w:space="0"/>
+            <w:insideV w:val="single" w:color="auto" w:sz="4" w:space="0"/>
+          </w:tblBorders>
+          <w:tblCellMar>
+            <w:top w:w="0" w:type="dxa"/>
+            <w:left w:w="108" w:type="dxa"/>
+            <w:bottom w:w="0" w:type="dxa"/>
+            <w:right w:w="108" w:type="dxa"/>
+          </w:tblCellMar>
+        </w:tblPrEx>
+        <w:tc>
+          <w:tcPr>
+            <w:tcW w:w="0" w:type="auto"/>
+            <w:vMerge w:val="continue"/>
+            <w:tcBorders/>
+            <w:vAlign w:val="center"/>
+          </w:tcPr>
+          <w:p>
+            <w:pPr>
+              <w:pStyle w:val="12"/>
+              <w:bidi w:val="0"/>
+              <w:jc w:val="both"/>
+              <w:rPr>
+                <w:rFonts w:hint="eastAsia" w:ascii="华文中宋" w:hAnsi="华文中宋" w:eastAsia="华文中宋" w:cs="华文中宋"/>
+                <w:b/>
+                <w:bCs/>
+                <w:color w:val="ED7D31"/>
+                <w:kern w:val="2"/>
+                <w:sz w:val="21"/>
+                <w:szCs w:val="21"/>
+                <w:lang w:val="en-US" w:eastAsia="zh-CN" w:bidi="ar-SA"/>
+              </w:rPr>
+            </w:pPr>
+          </w:p>
+        </w:tc>
+        <w:tc>
+          <w:tcPr>
+            <w:tcW w:w="0" w:type="auto"/>
+            <w:shd w:val="clear"/>
+            <w:vAlign w:val="center"/>
+          </w:tcPr>
+          <w:p>
+            <w:pPr>
+              <w:pStyle w:val="12"/>
+              <w:bidi w:val="0"/>
+              <w:jc w:val="both"/>
+              <w:rPr>
+                <w:rFonts w:hint="default"/>
+                <w:lang w:val="en-US" w:eastAsia="zh-CN"/>
+              </w:rPr>
+            </w:pPr>
+            <w:r>
+              <w:rPr>
+                <w:rFonts w:hint="eastAsia"/>
+                <w:lang w:val="en-US" w:eastAsia="zh-CN"/>
+              </w:rPr>
+              <w:t>translate(vec, relative=True)</w:t>
+            </w:r>
+          </w:p>
+        </w:tc>
+        <w:tc>
+          <w:tcPr>
+            <w:tcW w:w="0" w:type="auto"/>
+            <w:shd w:val="clear"/>
+            <w:vAlign w:val="center"/>
+          </w:tcPr>
+          <w:p>
+            <w:pPr>
+              <w:pStyle w:val="11"/>
+              <w:bidi w:val="0"/>
+              <w:jc w:val="both"/>
+              <w:rPr>
+                <w:rFonts w:hint="default"/>
+                <w:lang w:val="en-US" w:eastAsia="zh-CN"/>
+              </w:rPr>
+            </w:pPr>
+            <w:r>
+              <w:rPr>
+                <w:rFonts w:hint="eastAsia"/>
+                <w:lang w:val="en-US" w:eastAsia="zh-CN"/>
+              </w:rPr>
+              <w:t>平移</w:t>
+            </w:r>
+          </w:p>
+        </w:tc>
+      </w:tr>
+      <w:tr>
+        <w:tblPrEx>
+          <w:tblBorders>
+            <w:top w:val="single" w:color="auto" w:sz="4" w:space="0"/>
+            <w:left w:val="single" w:color="auto" w:sz="4" w:space="0"/>
+            <w:bottom w:val="single" w:color="auto" w:sz="4" w:space="0"/>
+            <w:right w:val="single" w:color="auto" w:sz="4" w:space="0"/>
+            <w:insideH w:val="single" w:color="auto" w:sz="4" w:space="0"/>
+            <w:insideV w:val="single" w:color="auto" w:sz="4" w:space="0"/>
+          </w:tblBorders>
+          <w:tblCellMar>
+            <w:top w:w="0" w:type="dxa"/>
+            <w:left w:w="108" w:type="dxa"/>
+            <w:bottom w:w="0" w:type="dxa"/>
+            <w:right w:w="108" w:type="dxa"/>
+          </w:tblCellMar>
+        </w:tblPrEx>
+        <w:tc>
+          <w:tcPr>
+            <w:tcW w:w="0" w:type="auto"/>
+            <w:vMerge w:val="continue"/>
+            <w:tcBorders/>
+            <w:vAlign w:val="center"/>
+          </w:tcPr>
+          <w:p>
+            <w:pPr>
+              <w:pStyle w:val="12"/>
+              <w:bidi w:val="0"/>
+              <w:jc w:val="both"/>
+              <w:rPr>
+                <w:rFonts w:hint="eastAsia" w:ascii="华文中宋" w:hAnsi="华文中宋" w:eastAsia="华文中宋" w:cs="华文中宋"/>
+                <w:b/>
+                <w:bCs/>
+                <w:color w:val="ED7D31"/>
+                <w:kern w:val="2"/>
+                <w:sz w:val="21"/>
+                <w:szCs w:val="21"/>
+                <w:lang w:val="en-US" w:eastAsia="zh-CN" w:bidi="ar-SA"/>
+              </w:rPr>
+            </w:pPr>
+          </w:p>
+        </w:tc>
+        <w:tc>
+          <w:tcPr>
+            <w:tcW w:w="0" w:type="auto"/>
+            <w:shd w:val="clear"/>
+            <w:vAlign w:val="center"/>
+          </w:tcPr>
+          <w:p>
+            <w:pPr>
+              <w:pStyle w:val="12"/>
+              <w:bidi w:val="0"/>
+              <w:jc w:val="both"/>
+              <w:rPr>
+                <w:rFonts w:hint="default"/>
+                <w:lang w:val="en-US" w:eastAsia="zh-CN"/>
+              </w:rPr>
+            </w:pPr>
+            <w:r>
+              <w:rPr>
+                <w:rFonts w:hint="eastAsia"/>
+                <w:lang w:val="en-US" w:eastAsia="zh-CN"/>
+              </w:rPr>
+              <w:t>transform(T)</w:t>
+            </w:r>
+          </w:p>
+        </w:tc>
+        <w:tc>
+          <w:tcPr>
+            <w:tcW w:w="0" w:type="auto"/>
+            <w:shd w:val="clear"/>
+            <w:vAlign w:val="center"/>
+          </w:tcPr>
+          <w:p>
+            <w:pPr>
+              <w:pStyle w:val="11"/>
+              <w:bidi w:val="0"/>
+              <w:jc w:val="both"/>
+              <w:rPr>
+                <w:rFonts w:hint="default"/>
+                <w:lang w:val="en-US" w:eastAsia="zh-CN"/>
+              </w:rPr>
+            </w:pPr>
+            <w:r>
+              <w:rPr>
+                <w:rFonts w:hint="eastAsia"/>
+                <w:lang w:val="en-US" w:eastAsia="zh-CN"/>
+              </w:rPr>
+              <w:t>齐次变换</w:t>
+            </w:r>
+          </w:p>
+        </w:tc>
+      </w:tr>
+      <w:tr>
+        <w:tblPrEx>
+          <w:tblBorders>
+            <w:top w:val="single" w:color="auto" w:sz="4" w:space="0"/>
+            <w:left w:val="single" w:color="auto" w:sz="4" w:space="0"/>
+            <w:bottom w:val="single" w:color="auto" w:sz="4" w:space="0"/>
+            <w:right w:val="single" w:color="auto" w:sz="4" w:space="0"/>
+            <w:insideH w:val="single" w:color="auto" w:sz="4" w:space="0"/>
+            <w:insideV w:val="single" w:color="auto" w:sz="4" w:space="0"/>
+          </w:tblBorders>
+          <w:tblCellMar>
+            <w:top w:w="0" w:type="dxa"/>
+            <w:left w:w="108" w:type="dxa"/>
+            <w:bottom w:w="0" w:type="dxa"/>
+            <w:right w:w="108" w:type="dxa"/>
+          </w:tblCellMar>
+        </w:tblPrEx>
+        <w:tc>
+          <w:tcPr>
+            <w:tcW w:w="0" w:type="auto"/>
+            <w:vMerge w:val="continue"/>
+            <w:tcBorders/>
+            <w:vAlign w:val="center"/>
+          </w:tcPr>
+          <w:p>
+            <w:pPr>
+              <w:pStyle w:val="12"/>
+              <w:bidi w:val="0"/>
+              <w:jc w:val="both"/>
+              <w:rPr>
+                <w:rFonts w:hint="eastAsia" w:ascii="华文中宋" w:hAnsi="华文中宋" w:eastAsia="华文中宋" w:cs="华文中宋"/>
+                <w:b/>
+                <w:bCs/>
+                <w:color w:val="ED7D31"/>
+                <w:kern w:val="2"/>
+                <w:sz w:val="21"/>
+                <w:szCs w:val="21"/>
+                <w:lang w:val="en-US" w:eastAsia="zh-CN" w:bidi="ar-SA"/>
+              </w:rPr>
+            </w:pPr>
+          </w:p>
+        </w:tc>
+        <w:tc>
+          <w:tcPr>
+            <w:tcW w:w="0" w:type="auto"/>
+            <w:shd w:val="clear"/>
+            <w:vAlign w:val="center"/>
+          </w:tcPr>
+          <w:p>
+            <w:pPr>
+              <w:pStyle w:val="12"/>
+              <w:bidi w:val="0"/>
+              <w:jc w:val="both"/>
+              <w:rPr>
+                <w:rFonts w:hint="default"/>
+                <w:lang w:val="en-US" w:eastAsia="zh-CN"/>
+              </w:rPr>
+            </w:pPr>
+            <w:r>
+              <w:rPr>
+                <w:rFonts w:hint="eastAsia"/>
+                <w:lang w:val="en-US" w:eastAsia="zh-CN"/>
+              </w:rPr>
+              <w:t>get_rotation_matrix_from_*(rotation)</w:t>
+            </w:r>
+          </w:p>
+        </w:tc>
+        <w:tc>
+          <w:tcPr>
+            <w:tcW w:w="0" w:type="auto"/>
+            <w:shd w:val="clear"/>
+            <w:vAlign w:val="center"/>
+          </w:tcPr>
+          <w:p>
+            <w:pPr>
+              <w:pStyle w:val="11"/>
+              <w:bidi w:val="0"/>
+              <w:jc w:val="both"/>
+              <w:rPr>
+                <w:rFonts w:hint="default"/>
+                <w:lang w:val="en-US" w:eastAsia="zh-CN"/>
+              </w:rPr>
+            </w:pPr>
+            <w:r>
+              <w:rPr>
+                <w:rFonts w:hint="eastAsia" w:ascii="华文中宋" w:hAnsi="华文中宋" w:eastAsia="华文中宋" w:cs="华文中宋"/>
+                <w:b/>
+                <w:bCs/>
+                <w:color w:val="ED7D31"/>
+                <w:kern w:val="2"/>
+                <w:sz w:val="21"/>
+                <w:szCs w:val="21"/>
+                <w:vertAlign w:val="baseline"/>
+                <w:lang w:val="en-US" w:eastAsia="zh-CN" w:bidi="ar-SA"/>
+              </w:rPr>
+              <w:t>获取</w:t>
+            </w:r>
+            <w:r>
+              <w:rPr>
+                <w:rFonts w:hint="eastAsia"/>
+                <w:lang w:val="en-US" w:eastAsia="zh-CN"/>
+              </w:rPr>
+              <w:t>旋转矩阵</w:t>
+            </w:r>
+          </w:p>
+        </w:tc>
+      </w:tr>
+    </w:tbl>
+    <w:p>
+      <w:pPr>
+        <w:rPr>
+          <w:rFonts w:hint="eastAsia"/>
+          <w:lang w:val="en-US" w:eastAsia="zh-CN"/>
+        </w:rPr>
+      </w:pPr>
+    </w:p>
+    <w:p>
+      <w:pPr>
+        <w:rPr>
+          <w:rFonts w:hint="eastAsia"/>
+          <w:lang w:val="en-US" w:eastAsia="zh-CN"/>
+        </w:rPr>
+      </w:pPr>
+    </w:p>
+    <w:tbl>
+      <w:tblPr>
+        <w:tblStyle w:val="8"/>
+        <w:tblW w:w="0" w:type="auto"/>
+        <w:tblInd w:w="0" w:type="dxa"/>
+        <w:tblBorders>
+          <w:top w:val="single" w:color="auto" w:sz="4" w:space="0"/>
+          <w:left w:val="single" w:color="auto" w:sz="4" w:space="0"/>
+          <w:bottom w:val="single" w:color="auto" w:sz="4" w:space="0"/>
+          <w:right w:val="single" w:color="auto" w:sz="4" w:space="0"/>
+          <w:insideH w:val="single" w:color="auto" w:sz="4" w:space="0"/>
+          <w:insideV w:val="single" w:color="auto" w:sz="4" w:space="0"/>
+        </w:tblBorders>
+        <w:tblLayout w:type="autofit"/>
+        <w:tblCellMar>
+          <w:top w:w="0" w:type="dxa"/>
+          <w:left w:w="108" w:type="dxa"/>
+          <w:bottom w:w="0" w:type="dxa"/>
+          <w:right w:w="108" w:type="dxa"/>
+        </w:tblCellMar>
+      </w:tblPr>
+      <w:tblGrid>
+        <w:gridCol w:w="1057"/>
         <w:gridCol w:w="3239"/>
         <w:gridCol w:w="692"/>
       </w:tblGrid>
@@ -738,8 +1569,6 @@
           <w:lang w:val="en-US" w:eastAsia="zh-CN"/>
         </w:rPr>
       </w:pPr>
-      <w:bookmarkStart w:id="0" w:name="_GoBack"/>
-      <w:bookmarkEnd w:id="0"/>
     </w:p>
     <w:tbl>
       <w:tblPr>
@@ -1195,41 +2024,40 @@
           <w:tcPr>
             <w:tcW w:w="0" w:type="auto"/>
             <w:vMerge w:val="continue"/>
-            <w:tcBorders/>
-            <w:vAlign w:val="center"/>
-          </w:tcPr>
-          <w:p>
-            <w:pPr>
-              <w:bidi w:val="0"/>
-              <w:jc w:val="both"/>
-              <w:rPr>
-                <w:rFonts w:hint="eastAsia"/>
-                <w:lang w:val="en-US" w:eastAsia="zh-CN"/>
-              </w:rPr>
-            </w:pPr>
-          </w:p>
-        </w:tc>
-        <w:tc>
-          <w:tcPr>
-            <w:tcW w:w="0" w:type="auto"/>
-            <w:vAlign w:val="center"/>
-          </w:tcPr>
-          <w:p>
-            <w:pPr>
-              <w:pStyle w:val="12"/>
-              <w:bidi w:val="0"/>
-              <w:jc w:val="both"/>
-              <w:rPr>
-                <w:rFonts w:hint="default"/>
-                <w:lang w:val="en-US" w:eastAsia="zh-CN"/>
-              </w:rPr>
-            </w:pPr>
-            <w:r>
-              <w:rPr>
-                <w:rFonts w:hint="eastAsia"/>
-                <w:lang w:val="en-US" w:eastAsia="zh-CN"/>
-              </w:rPr>
-              <w:t>transform(T)</w:t>
+            <w:vAlign w:val="center"/>
+          </w:tcPr>
+          <w:p>
+            <w:pPr>
+              <w:bidi w:val="0"/>
+              <w:jc w:val="both"/>
+              <w:rPr>
+                <w:rFonts w:hint="eastAsia"/>
+                <w:lang w:val="en-US" w:eastAsia="zh-CN"/>
+              </w:rPr>
+            </w:pPr>
+          </w:p>
+        </w:tc>
+        <w:tc>
+          <w:tcPr>
+            <w:tcW w:w="0" w:type="auto"/>
+            <w:vAlign w:val="center"/>
+          </w:tcPr>
+          <w:p>
+            <w:pPr>
+              <w:pStyle w:val="12"/>
+              <w:bidi w:val="0"/>
+              <w:jc w:val="both"/>
+              <w:rPr>
+                <w:rFonts w:hint="default"/>
+                <w:lang w:val="en-US" w:eastAsia="zh-CN"/>
+              </w:rPr>
+            </w:pPr>
+            <w:r>
+              <w:rPr>
+                <w:rFonts w:hint="eastAsia"/>
+                <w:lang w:val="en-US" w:eastAsia="zh-CN"/>
+              </w:rPr>
+              <w:t>estimate_normals()</w:t>
             </w:r>
           </w:p>
         </w:tc>
@@ -1244,37 +2072,16 @@
               <w:bidi w:val="0"/>
               <w:jc w:val="both"/>
               <w:rPr>
-                <w:rFonts w:hint="default" w:ascii="华文中宋" w:hAnsi="华文中宋" w:eastAsia="华文中宋" w:cs="华文中宋"/>
-                <w:b/>
-                <w:bCs/>
-                <w:color w:val="ED7D31"/>
-                <w:kern w:val="2"/>
-                <w:sz w:val="21"/>
-                <w:szCs w:val="21"/>
-                <w:vertAlign w:val="baseline"/>
-                <w:lang w:val="en-US" w:eastAsia="zh-CN" w:bidi="ar-SA"/>
-              </w:rPr>
-            </w:pPr>
-            <w:r>
-              <w:rPr>
-                <w:rFonts w:hint="eastAsia" w:cs="华文中宋"/>
-                <w:b/>
-                <w:bCs/>
-                <w:color w:val="ED7D31"/>
-                <w:kern w:val="2"/>
-                <w:sz w:val="21"/>
-                <w:szCs w:val="21"/>
-                <w:vertAlign w:val="baseline"/>
-                <w:lang w:val="en-US" w:eastAsia="zh-CN" w:bidi="ar-SA"/>
-              </w:rPr>
-              <w:t>返回</w:t>
-            </w:r>
-            <w:r>
-              <w:rPr>
-                <w:rFonts w:hint="eastAsia"/>
-                <w:lang w:val="en-US" w:eastAsia="zh-CN"/>
-              </w:rPr>
-              <w:t>变换点云</w:t>
+                <w:rFonts w:hint="default"/>
+                <w:lang w:val="en-US" w:eastAsia="zh-CN"/>
+              </w:rPr>
+            </w:pPr>
+            <w:r>
+              <w:rPr>
+                <w:rFonts w:hint="eastAsia"/>
+                <w:lang w:val="en-US" w:eastAsia="zh-CN"/>
+              </w:rPr>
+              <w:t>估计法向量</w:t>
             </w:r>
           </w:p>
         </w:tc>
@@ -1300,41 +2107,40 @@
           <w:tcPr>
             <w:tcW w:w="0" w:type="auto"/>
             <w:vMerge w:val="continue"/>
-            <w:tcBorders/>
-            <w:vAlign w:val="center"/>
-          </w:tcPr>
-          <w:p>
-            <w:pPr>
-              <w:bidi w:val="0"/>
-              <w:jc w:val="both"/>
-              <w:rPr>
-                <w:rFonts w:hint="eastAsia"/>
-                <w:lang w:val="en-US" w:eastAsia="zh-CN"/>
-              </w:rPr>
-            </w:pPr>
-          </w:p>
-        </w:tc>
-        <w:tc>
-          <w:tcPr>
-            <w:tcW w:w="0" w:type="auto"/>
-            <w:vAlign w:val="center"/>
-          </w:tcPr>
-          <w:p>
-            <w:pPr>
-              <w:pStyle w:val="12"/>
-              <w:bidi w:val="0"/>
-              <w:jc w:val="both"/>
-              <w:rPr>
-                <w:rFonts w:hint="default"/>
-                <w:lang w:val="en-US" w:eastAsia="zh-CN"/>
-              </w:rPr>
-            </w:pPr>
-            <w:r>
-              <w:rPr>
-                <w:rFonts w:hint="eastAsia"/>
-                <w:lang w:val="en-US" w:eastAsia="zh-CN"/>
-              </w:rPr>
-              <w:t>estimate_normals()</w:t>
+            <w:vAlign w:val="center"/>
+          </w:tcPr>
+          <w:p>
+            <w:pPr>
+              <w:bidi w:val="0"/>
+              <w:jc w:val="both"/>
+              <w:rPr>
+                <w:rFonts w:hint="eastAsia"/>
+                <w:lang w:val="en-US" w:eastAsia="zh-CN"/>
+              </w:rPr>
+            </w:pPr>
+          </w:p>
+        </w:tc>
+        <w:tc>
+          <w:tcPr>
+            <w:tcW w:w="0" w:type="auto"/>
+            <w:vAlign w:val="center"/>
+          </w:tcPr>
+          <w:p>
+            <w:pPr>
+              <w:pStyle w:val="12"/>
+              <w:bidi w:val="0"/>
+              <w:jc w:val="both"/>
+              <w:rPr>
+                <w:rFonts w:hint="default"/>
+                <w:lang w:val="en-US" w:eastAsia="zh-CN"/>
+              </w:rPr>
+            </w:pPr>
+            <w:r>
+              <w:rPr>
+                <w:rFonts w:hint="eastAsia"/>
+                <w:lang w:val="en-US" w:eastAsia="zh-CN"/>
+              </w:rPr>
+              <w:t>orient_normals_towards_camera_location(loc)</w:t>
             </w:r>
           </w:p>
         </w:tc>
@@ -1358,7 +2164,7 @@
                 <w:rFonts w:hint="eastAsia"/>
                 <w:lang w:val="en-US" w:eastAsia="zh-CN"/>
               </w:rPr>
-              <w:t>估计法向量</w:t>
+              <w:t>调整法向量</w:t>
             </w:r>
           </w:p>
         </w:tc>
@@ -1384,41 +2190,40 @@
           <w:tcPr>
             <w:tcW w:w="0" w:type="auto"/>
             <w:vMerge w:val="continue"/>
-            <w:tcBorders/>
-            <w:vAlign w:val="center"/>
-          </w:tcPr>
-          <w:p>
-            <w:pPr>
-              <w:bidi w:val="0"/>
-              <w:jc w:val="both"/>
-              <w:rPr>
-                <w:rFonts w:hint="eastAsia"/>
-                <w:lang w:val="en-US" w:eastAsia="zh-CN"/>
-              </w:rPr>
-            </w:pPr>
-          </w:p>
-        </w:tc>
-        <w:tc>
-          <w:tcPr>
-            <w:tcW w:w="0" w:type="auto"/>
-            <w:vAlign w:val="center"/>
-          </w:tcPr>
-          <w:p>
-            <w:pPr>
-              <w:pStyle w:val="12"/>
-              <w:bidi w:val="0"/>
-              <w:jc w:val="both"/>
-              <w:rPr>
-                <w:rFonts w:hint="default"/>
-                <w:lang w:val="en-US" w:eastAsia="zh-CN"/>
-              </w:rPr>
-            </w:pPr>
-            <w:r>
-              <w:rPr>
-                <w:rFonts w:hint="eastAsia"/>
-                <w:lang w:val="en-US" w:eastAsia="zh-CN"/>
-              </w:rPr>
-              <w:t>orient_normals_towards_camera_location(loc)</w:t>
+            <w:vAlign w:val="center"/>
+          </w:tcPr>
+          <w:p>
+            <w:pPr>
+              <w:bidi w:val="0"/>
+              <w:jc w:val="both"/>
+              <w:rPr>
+                <w:rFonts w:hint="eastAsia"/>
+                <w:lang w:val="en-US" w:eastAsia="zh-CN"/>
+              </w:rPr>
+            </w:pPr>
+          </w:p>
+        </w:tc>
+        <w:tc>
+          <w:tcPr>
+            <w:tcW w:w="0" w:type="auto"/>
+            <w:vAlign w:val="center"/>
+          </w:tcPr>
+          <w:p>
+            <w:pPr>
+              <w:pStyle w:val="12"/>
+              <w:bidi w:val="0"/>
+              <w:jc w:val="both"/>
+              <w:rPr>
+                <w:rFonts w:hint="default"/>
+                <w:lang w:val="en-US" w:eastAsia="zh-CN"/>
+              </w:rPr>
+            </w:pPr>
+            <w:r>
+              <w:rPr>
+                <w:rFonts w:hint="eastAsia"/>
+                <w:lang w:val="en-US" w:eastAsia="zh-CN"/>
+              </w:rPr>
+              <w:t>paint_uniform_color(rgb)</w:t>
             </w:r>
           </w:p>
         </w:tc>
@@ -1433,16 +2238,16 @@
               <w:bidi w:val="0"/>
               <w:jc w:val="both"/>
               <w:rPr>
-                <w:rFonts w:hint="default"/>
-                <w:lang w:val="en-US" w:eastAsia="zh-CN"/>
-              </w:rPr>
-            </w:pPr>
-            <w:r>
-              <w:rPr>
-                <w:rFonts w:hint="eastAsia"/>
-                <w:lang w:val="en-US" w:eastAsia="zh-CN"/>
-              </w:rPr>
-              <w:t>调整法向量</w:t>
+                <w:rFonts w:hint="eastAsia"/>
+                <w:lang w:val="en-US" w:eastAsia="zh-CN"/>
+              </w:rPr>
+            </w:pPr>
+            <w:r>
+              <w:rPr>
+                <w:rFonts w:hint="eastAsia"/>
+                <w:lang w:val="en-US" w:eastAsia="zh-CN"/>
+              </w:rPr>
+              <w:t>染色</w:t>
             </w:r>
           </w:p>
         </w:tc>
@@ -1468,91 +2273,6 @@
           <w:tcPr>
             <w:tcW w:w="0" w:type="auto"/>
             <w:vMerge w:val="continue"/>
-            <w:tcBorders/>
-            <w:vAlign w:val="center"/>
-          </w:tcPr>
-          <w:p>
-            <w:pPr>
-              <w:bidi w:val="0"/>
-              <w:jc w:val="both"/>
-              <w:rPr>
-                <w:rFonts w:hint="eastAsia"/>
-                <w:lang w:val="en-US" w:eastAsia="zh-CN"/>
-              </w:rPr>
-            </w:pPr>
-          </w:p>
-        </w:tc>
-        <w:tc>
-          <w:tcPr>
-            <w:tcW w:w="0" w:type="auto"/>
-            <w:vAlign w:val="center"/>
-          </w:tcPr>
-          <w:p>
-            <w:pPr>
-              <w:pStyle w:val="12"/>
-              <w:bidi w:val="0"/>
-              <w:jc w:val="both"/>
-              <w:rPr>
-                <w:rFonts w:hint="default"/>
-                <w:lang w:val="en-US" w:eastAsia="zh-CN"/>
-              </w:rPr>
-            </w:pPr>
-            <w:r>
-              <w:rPr>
-                <w:rFonts w:hint="eastAsia"/>
-                <w:lang w:val="en-US" w:eastAsia="zh-CN"/>
-              </w:rPr>
-              <w:t>paint_uniform_color(rgb)</w:t>
-            </w:r>
-          </w:p>
-        </w:tc>
-        <w:tc>
-          <w:tcPr>
-            <w:tcW w:w="0" w:type="auto"/>
-            <w:vAlign w:val="center"/>
-          </w:tcPr>
-          <w:p>
-            <w:pPr>
-              <w:pStyle w:val="11"/>
-              <w:bidi w:val="0"/>
-              <w:jc w:val="both"/>
-              <w:rPr>
-                <w:rFonts w:hint="eastAsia"/>
-                <w:lang w:val="en-US" w:eastAsia="zh-CN"/>
-              </w:rPr>
-            </w:pPr>
-            <w:r>
-              <w:rPr>
-                <w:rFonts w:hint="eastAsia"/>
-                <w:lang w:val="en-US" w:eastAsia="zh-CN"/>
-              </w:rPr>
-              <w:t>染色</w:t>
-            </w:r>
-          </w:p>
-        </w:tc>
-      </w:tr>
-      <w:tr>
-        <w:tblPrEx>
-          <w:tblBorders>
-            <w:top w:val="single" w:color="auto" w:sz="4" w:space="0"/>
-            <w:left w:val="single" w:color="auto" w:sz="4" w:space="0"/>
-            <w:bottom w:val="single" w:color="auto" w:sz="4" w:space="0"/>
-            <w:right w:val="single" w:color="auto" w:sz="4" w:space="0"/>
-            <w:insideH w:val="single" w:color="auto" w:sz="4" w:space="0"/>
-            <w:insideV w:val="single" w:color="auto" w:sz="4" w:space="0"/>
-          </w:tblBorders>
-          <w:tblCellMar>
-            <w:top w:w="0" w:type="dxa"/>
-            <w:left w:w="108" w:type="dxa"/>
-            <w:bottom w:w="0" w:type="dxa"/>
-            <w:right w:w="108" w:type="dxa"/>
-          </w:tblCellMar>
-        </w:tblPrEx>
-        <w:tc>
-          <w:tcPr>
-            <w:tcW w:w="0" w:type="auto"/>
-            <w:vMerge w:val="continue"/>
-            <w:tcBorders/>
             <w:vAlign w:val="center"/>
           </w:tcPr>
           <w:p>
@@ -2186,7 +2906,7 @@
         </w:tblCellMar>
       </w:tblPr>
       <w:tblGrid>
-        <w:gridCol w:w="1057"/>
+        <w:gridCol w:w="847"/>
         <w:gridCol w:w="4362"/>
         <w:gridCol w:w="1268"/>
       </w:tblGrid>
@@ -2371,193 +3091,6 @@
                 <w:lang w:val="en-US" w:eastAsia="zh-CN" w:bidi="ar-SA"/>
               </w:rPr>
               <w:t>构建</w:t>
-            </w:r>
-          </w:p>
-        </w:tc>
-      </w:tr>
-      <w:tr>
-        <w:tblPrEx>
-          <w:tblBorders>
-            <w:top w:val="single" w:color="auto" w:sz="4" w:space="0"/>
-            <w:left w:val="single" w:color="auto" w:sz="4" w:space="0"/>
-            <w:bottom w:val="single" w:color="auto" w:sz="4" w:space="0"/>
-            <w:right w:val="single" w:color="auto" w:sz="4" w:space="0"/>
-            <w:insideH w:val="single" w:color="auto" w:sz="4" w:space="0"/>
-            <w:insideV w:val="single" w:color="auto" w:sz="4" w:space="0"/>
-          </w:tblBorders>
-          <w:tblCellMar>
-            <w:top w:w="0" w:type="dxa"/>
-            <w:left w:w="108" w:type="dxa"/>
-            <w:bottom w:w="0" w:type="dxa"/>
-            <w:right w:w="108" w:type="dxa"/>
-          </w:tblCellMar>
-        </w:tblPrEx>
-        <w:tc>
-          <w:tcPr>
-            <w:tcW w:w="0" w:type="auto"/>
-            <w:vMerge w:val="restart"/>
-            <w:vAlign w:val="center"/>
-          </w:tcPr>
-          <w:p>
-            <w:pPr>
-              <w:pStyle w:val="12"/>
-              <w:bidi w:val="0"/>
-              <w:jc w:val="both"/>
-              <w:rPr>
-                <w:rFonts w:hint="eastAsia" w:ascii="华文中宋" w:hAnsi="华文中宋" w:eastAsia="华文中宋" w:cs="华文中宋"/>
-                <w:b/>
-                <w:bCs/>
-                <w:color w:val="ED7D31"/>
-                <w:kern w:val="2"/>
-                <w:sz w:val="21"/>
-                <w:szCs w:val="21"/>
-                <w:lang w:val="en-US" w:eastAsia="zh-CN" w:bidi="ar-SA"/>
-              </w:rPr>
-            </w:pPr>
-            <w:r>
-              <w:rPr>
-                <w:rFonts w:hint="eastAsia" w:cs="华文中宋"/>
-                <w:b/>
-                <w:bCs/>
-                <w:color w:val="ED7D31"/>
-                <w:kern w:val="2"/>
-                <w:sz w:val="21"/>
-                <w:szCs w:val="21"/>
-                <w:lang w:val="en-US" w:eastAsia="zh-CN" w:bidi="ar-SA"/>
-              </w:rPr>
-              <w:t>实例属性</w:t>
-            </w:r>
-          </w:p>
-        </w:tc>
-        <w:tc>
-          <w:tcPr>
-            <w:tcW w:w="0" w:type="auto"/>
-            <w:vAlign w:val="center"/>
-          </w:tcPr>
-          <w:p>
-            <w:pPr>
-              <w:pStyle w:val="12"/>
-              <w:bidi w:val="0"/>
-              <w:jc w:val="both"/>
-              <w:rPr>
-                <w:rFonts w:hint="default"/>
-                <w:lang w:val="en-US" w:eastAsia="zh-CN"/>
-              </w:rPr>
-            </w:pPr>
-            <w:r>
-              <w:rPr>
-                <w:rFonts w:hint="eastAsia"/>
-                <w:lang w:val="en-US" w:eastAsia="zh-CN"/>
-              </w:rPr>
-              <w:t>get_center()</w:t>
-            </w:r>
-          </w:p>
-        </w:tc>
-        <w:tc>
-          <w:tcPr>
-            <w:tcW w:w="0" w:type="auto"/>
-            <w:vAlign w:val="center"/>
-          </w:tcPr>
-          <w:p>
-            <w:pPr>
-              <w:pStyle w:val="11"/>
-              <w:bidi w:val="0"/>
-              <w:jc w:val="both"/>
-              <w:rPr>
-                <w:rFonts w:hint="default"/>
-                <w:lang w:val="en-US" w:eastAsia="zh-CN"/>
-              </w:rPr>
-            </w:pPr>
-            <w:r>
-              <w:rPr>
-                <w:rFonts w:hint="eastAsia"/>
-                <w:lang w:val="en-US" w:eastAsia="zh-CN"/>
-              </w:rPr>
-              <w:t>中心</w:t>
-            </w:r>
-          </w:p>
-        </w:tc>
-      </w:tr>
-      <w:tr>
-        <w:tblPrEx>
-          <w:tblBorders>
-            <w:top w:val="single" w:color="auto" w:sz="4" w:space="0"/>
-            <w:left w:val="single" w:color="auto" w:sz="4" w:space="0"/>
-            <w:bottom w:val="single" w:color="auto" w:sz="4" w:space="0"/>
-            <w:right w:val="single" w:color="auto" w:sz="4" w:space="0"/>
-            <w:insideH w:val="single" w:color="auto" w:sz="4" w:space="0"/>
-            <w:insideV w:val="single" w:color="auto" w:sz="4" w:space="0"/>
-          </w:tblBorders>
-        </w:tblPrEx>
-        <w:tc>
-          <w:tcPr>
-            <w:tcW w:w="0" w:type="auto"/>
-            <w:vMerge w:val="continue"/>
-            <w:vAlign w:val="center"/>
-          </w:tcPr>
-          <w:p>
-            <w:pPr>
-              <w:pStyle w:val="12"/>
-              <w:bidi w:val="0"/>
-              <w:jc w:val="both"/>
-              <w:rPr>
-                <w:rFonts w:hint="eastAsia" w:ascii="华文中宋" w:hAnsi="华文中宋" w:eastAsia="华文中宋" w:cs="华文中宋"/>
-                <w:b/>
-                <w:bCs/>
-                <w:color w:val="ED7D31"/>
-                <w:kern w:val="2"/>
-                <w:sz w:val="21"/>
-                <w:szCs w:val="21"/>
-                <w:lang w:val="en-US" w:eastAsia="zh-CN" w:bidi="ar-SA"/>
-              </w:rPr>
-            </w:pPr>
-          </w:p>
-        </w:tc>
-        <w:tc>
-          <w:tcPr>
-            <w:tcW w:w="0" w:type="auto"/>
-            <w:vAlign w:val="center"/>
-          </w:tcPr>
-          <w:p>
-            <w:pPr>
-              <w:pStyle w:val="12"/>
-              <w:bidi w:val="0"/>
-              <w:jc w:val="both"/>
-              <w:rPr>
-                <w:rFonts w:hint="default"/>
-                <w:lang w:val="en-US" w:eastAsia="zh-CN"/>
-              </w:rPr>
-            </w:pPr>
-            <w:r>
-              <w:rPr>
-                <w:rFonts w:hint="eastAsia"/>
-                <w:lang w:val="en-US" w:eastAsia="zh-CN"/>
-              </w:rPr>
-              <w:t>get_min_bound / get_max_bound()</w:t>
-            </w:r>
-          </w:p>
-        </w:tc>
-        <w:tc>
-          <w:tcPr>
-            <w:tcW w:w="0" w:type="auto"/>
-            <w:vAlign w:val="center"/>
-          </w:tcPr>
-          <w:p>
-            <w:pPr>
-              <w:pStyle w:val="11"/>
-              <w:bidi w:val="0"/>
-              <w:jc w:val="both"/>
-              <w:rPr>
-                <w:rFonts w:hint="default"/>
-                <w:lang w:val="en-US" w:eastAsia="zh-CN"/>
-              </w:rPr>
-            </w:pPr>
-            <w:r>
-              <w:rPr>
-                <w:rFonts w:hint="eastAsia"/>
-                <w:lang w:val="en-US" w:eastAsia="zh-CN"/>
-              </w:rPr>
-              <w:t>边界</w:t>
             </w:r>
           </w:p>
         </w:tc>
@@ -3117,6 +3650,12 @@
             <w:insideH w:val="single" w:color="auto" w:sz="4" w:space="0"/>
             <w:insideV w:val="single" w:color="auto" w:sz="4" w:space="0"/>
           </w:tblBorders>
+          <w:tblCellMar>
+            <w:top w:w="0" w:type="dxa"/>
+            <w:left w:w="108" w:type="dxa"/>
+            <w:bottom w:w="0" w:type="dxa"/>
+            <w:right w:w="108" w:type="dxa"/>
+          </w:tblCellMar>
         </w:tblPrEx>
         <w:tc>
           <w:tcPr>
@@ -3763,6 +4302,12 @@
             <w:insideH w:val="single" w:color="auto" w:sz="4" w:space="0"/>
             <w:insideV w:val="single" w:color="auto" w:sz="4" w:space="0"/>
           </w:tblBorders>
+          <w:tblCellMar>
+            <w:top w:w="0" w:type="dxa"/>
+            <w:left w:w="108" w:type="dxa"/>
+            <w:bottom w:w="0" w:type="dxa"/>
+            <w:right w:w="108" w:type="dxa"/>
+          </w:tblCellMar>
         </w:tblPrEx>
         <w:tc>
           <w:tcPr>
@@ -4015,6 +4560,952 @@
                 <w:lang w:val="en-US" w:eastAsia="zh-CN"/>
               </w:rPr>
               <w:t>渲染</w:t>
+            </w:r>
+          </w:p>
+        </w:tc>
+      </w:tr>
+    </w:tbl>
+    <w:p>
+      <w:pPr>
+        <w:rPr>
+          <w:rFonts w:hint="default" w:ascii="华文中宋" w:hAnsi="华文中宋" w:eastAsia="华文中宋" w:cs="华文中宋"/>
+          <w:b/>
+          <w:bCs/>
+          <w:color w:val="FF0000"/>
+          <w:kern w:val="2"/>
+          <w:sz w:val="21"/>
+          <w:szCs w:val="21"/>
+          <w:lang w:val="en-US" w:eastAsia="zh-CN" w:bidi="ar-SA"/>
+        </w:rPr>
+      </w:pPr>
+    </w:p>
+    <w:p>
+      <w:pPr>
+        <w:rPr>
+          <w:rFonts w:hint="default" w:ascii="华文中宋" w:hAnsi="华文中宋" w:eastAsia="华文中宋" w:cs="华文中宋"/>
+          <w:b/>
+          <w:bCs/>
+          <w:color w:val="FF0000"/>
+          <w:kern w:val="2"/>
+          <w:sz w:val="21"/>
+          <w:szCs w:val="21"/>
+          <w:lang w:val="en-US" w:eastAsia="zh-CN" w:bidi="ar-SA"/>
+        </w:rPr>
+      </w:pPr>
+    </w:p>
+    <w:p>
+      <w:pPr>
+        <w:rPr>
+          <w:rFonts w:hint="default" w:ascii="华文中宋" w:hAnsi="华文中宋" w:eastAsia="华文中宋" w:cs="华文中宋"/>
+          <w:b/>
+          <w:bCs/>
+          <w:color w:val="FF0000"/>
+          <w:kern w:val="2"/>
+          <w:sz w:val="21"/>
+          <w:szCs w:val="21"/>
+          <w:lang w:val="en-US" w:eastAsia="zh-CN" w:bidi="ar-SA"/>
+        </w:rPr>
+      </w:pPr>
+    </w:p>
+    <w:p>
+      <w:pPr>
+        <w:pStyle w:val="2"/>
+        <w:bidi w:val="0"/>
+        <w:rPr>
+          <w:rFonts w:hint="default" w:ascii="华文中宋" w:hAnsi="华文中宋" w:eastAsia="华文中宋" w:cs="华文中宋"/>
+          <w:b/>
+          <w:bCs/>
+          <w:color w:val="FF0000"/>
+          <w:kern w:val="2"/>
+          <w:sz w:val="21"/>
+          <w:szCs w:val="21"/>
+          <w:lang w:val="en-US" w:eastAsia="zh-CN" w:bidi="ar-SA"/>
+        </w:rPr>
+      </w:pPr>
+      <w:r>
+        <w:rPr>
+          <w:rFonts w:hint="eastAsia"/>
+          <w:lang w:val="en-US" w:eastAsia="zh-CN"/>
+        </w:rPr>
+        <w:t>网格trimesh：</w:t>
+      </w:r>
+    </w:p>
+    <w:tbl>
+      <w:tblPr>
+        <w:tblStyle w:val="8"/>
+        <w:tblW w:w="0" w:type="auto"/>
+        <w:tblInd w:w="0" w:type="dxa"/>
+        <w:tblBorders>
+          <w:top w:val="single" w:color="auto" w:sz="4" w:space="0"/>
+          <w:left w:val="single" w:color="auto" w:sz="4" w:space="0"/>
+          <w:bottom w:val="single" w:color="auto" w:sz="4" w:space="0"/>
+          <w:right w:val="single" w:color="auto" w:sz="4" w:space="0"/>
+          <w:insideH w:val="single" w:color="auto" w:sz="4" w:space="0"/>
+          <w:insideV w:val="single" w:color="auto" w:sz="4" w:space="0"/>
+        </w:tblBorders>
+        <w:tblLayout w:type="autofit"/>
+        <w:tblCellMar>
+          <w:top w:w="0" w:type="dxa"/>
+          <w:left w:w="108" w:type="dxa"/>
+          <w:bottom w:w="0" w:type="dxa"/>
+          <w:right w:w="108" w:type="dxa"/>
+        </w:tblCellMar>
+      </w:tblPr>
+      <w:tblGrid>
+        <w:gridCol w:w="1080"/>
+        <w:gridCol w:w="637"/>
+      </w:tblGrid>
+      <w:tr>
+        <w:tblPrEx>
+          <w:tblBorders>
+            <w:top w:val="single" w:color="auto" w:sz="4" w:space="0"/>
+            <w:left w:val="single" w:color="auto" w:sz="4" w:space="0"/>
+            <w:bottom w:val="single" w:color="auto" w:sz="4" w:space="0"/>
+            <w:right w:val="single" w:color="auto" w:sz="4" w:space="0"/>
+            <w:insideH w:val="single" w:color="auto" w:sz="4" w:space="0"/>
+            <w:insideV w:val="single" w:color="auto" w:sz="4" w:space="0"/>
+          </w:tblBorders>
+          <w:tblCellMar>
+            <w:top w:w="0" w:type="dxa"/>
+            <w:left w:w="108" w:type="dxa"/>
+            <w:bottom w:w="0" w:type="dxa"/>
+            <w:right w:w="108" w:type="dxa"/>
+          </w:tblCellMar>
+        </w:tblPrEx>
+        <w:tc>
+          <w:tcPr>
+            <w:tcW w:w="0" w:type="auto"/>
+          </w:tcPr>
+          <w:p>
+            <w:pPr>
+              <w:pStyle w:val="12"/>
+              <w:bidi w:val="0"/>
+              <w:rPr>
+                <w:rFonts w:hint="default"/>
+                <w:lang w:val="en-US" w:eastAsia="zh-CN"/>
+              </w:rPr>
+            </w:pPr>
+            <w:r>
+              <w:rPr>
+                <w:rFonts w:hint="eastAsia"/>
+                <w:lang w:val="en-US" w:eastAsia="zh-CN"/>
+              </w:rPr>
+              <w:t>load(file)</w:t>
+            </w:r>
+          </w:p>
+        </w:tc>
+        <w:tc>
+          <w:tcPr>
+            <w:tcW w:w="0" w:type="auto"/>
+          </w:tcPr>
+          <w:p>
+            <w:pPr>
+              <w:pStyle w:val="11"/>
+              <w:bidi w:val="0"/>
+              <w:rPr>
+                <w:rFonts w:hint="default"/>
+                <w:lang w:val="en-US" w:eastAsia="zh-CN"/>
+              </w:rPr>
+            </w:pPr>
+            <w:r>
+              <w:rPr>
+                <w:rFonts w:hint="eastAsia"/>
+                <w:lang w:val="en-US" w:eastAsia="zh-CN"/>
+              </w:rPr>
+              <w:t>加载</w:t>
+            </w:r>
+          </w:p>
+        </w:tc>
+      </w:tr>
+    </w:tbl>
+    <w:p>
+      <w:pPr>
+        <w:rPr>
+          <w:rFonts w:hint="default" w:ascii="华文中宋" w:hAnsi="华文中宋" w:eastAsia="华文中宋" w:cs="华文中宋"/>
+          <w:b/>
+          <w:bCs/>
+          <w:color w:val="FF0000"/>
+          <w:kern w:val="2"/>
+          <w:sz w:val="21"/>
+          <w:szCs w:val="21"/>
+          <w:lang w:val="en-US" w:eastAsia="zh-CN" w:bidi="ar-SA"/>
+        </w:rPr>
+      </w:pPr>
+    </w:p>
+    <w:tbl>
+      <w:tblPr>
+        <w:tblStyle w:val="8"/>
+        <w:tblW w:w="0" w:type="auto"/>
+        <w:tblInd w:w="0" w:type="dxa"/>
+        <w:tblBorders>
+          <w:top w:val="single" w:color="auto" w:sz="4" w:space="0"/>
+          <w:left w:val="single" w:color="auto" w:sz="4" w:space="0"/>
+          <w:bottom w:val="single" w:color="auto" w:sz="4" w:space="0"/>
+          <w:right w:val="single" w:color="auto" w:sz="4" w:space="0"/>
+          <w:insideH w:val="single" w:color="auto" w:sz="4" w:space="0"/>
+          <w:insideV w:val="single" w:color="auto" w:sz="4" w:space="0"/>
+        </w:tblBorders>
+        <w:tblLayout w:type="autofit"/>
+        <w:tblCellMar>
+          <w:top w:w="0" w:type="dxa"/>
+          <w:left w:w="108" w:type="dxa"/>
+          <w:bottom w:w="0" w:type="dxa"/>
+          <w:right w:w="108" w:type="dxa"/>
+        </w:tblCellMar>
+      </w:tblPr>
+      <w:tblGrid>
+        <w:gridCol w:w="1057"/>
+        <w:gridCol w:w="2821"/>
+        <w:gridCol w:w="1057"/>
+      </w:tblGrid>
+      <w:tr>
+        <w:tblPrEx>
+          <w:tblBorders>
+            <w:top w:val="single" w:color="auto" w:sz="4" w:space="0"/>
+            <w:left w:val="single" w:color="auto" w:sz="4" w:space="0"/>
+            <w:bottom w:val="single" w:color="auto" w:sz="4" w:space="0"/>
+            <w:right w:val="single" w:color="auto" w:sz="4" w:space="0"/>
+            <w:insideH w:val="single" w:color="auto" w:sz="4" w:space="0"/>
+            <w:insideV w:val="single" w:color="auto" w:sz="4" w:space="0"/>
+          </w:tblBorders>
+          <w:tblCellMar>
+            <w:top w:w="0" w:type="dxa"/>
+            <w:left w:w="108" w:type="dxa"/>
+            <w:bottom w:w="0" w:type="dxa"/>
+            <w:right w:w="108" w:type="dxa"/>
+          </w:tblCellMar>
+        </w:tblPrEx>
+        <w:tc>
+          <w:tcPr>
+            <w:tcW w:w="0" w:type="auto"/>
+            <w:gridSpan w:val="2"/>
+            <w:vAlign w:val="center"/>
+          </w:tcPr>
+          <w:p>
+            <w:pPr>
+              <w:pStyle w:val="12"/>
+              <w:bidi w:val="0"/>
+              <w:jc w:val="both"/>
+              <w:rPr>
+                <w:rFonts w:hint="default"/>
+                <w:lang w:val="en-US" w:eastAsia="zh-CN"/>
+              </w:rPr>
+            </w:pPr>
+            <w:r>
+              <w:rPr>
+                <w:rFonts w:hint="eastAsia"/>
+                <w:lang w:val="en-US" w:eastAsia="zh-CN"/>
+              </w:rPr>
+              <w:t>Geometry</w:t>
+            </w:r>
+          </w:p>
+        </w:tc>
+        <w:tc>
+          <w:tcPr>
+            <w:tcW w:w="0" w:type="auto"/>
+            <w:vAlign w:val="center"/>
+          </w:tcPr>
+          <w:p>
+            <w:pPr>
+              <w:pStyle w:val="11"/>
+              <w:bidi w:val="0"/>
+              <w:jc w:val="both"/>
+              <w:rPr>
+                <w:rFonts w:hint="default"/>
+                <w:vertAlign w:val="baseline"/>
+                <w:lang w:val="en-US" w:eastAsia="zh-CN"/>
+              </w:rPr>
+            </w:pPr>
+            <w:r>
+              <w:rPr>
+                <w:rFonts w:hint="eastAsia"/>
+                <w:lang w:val="en-US" w:eastAsia="zh-CN"/>
+              </w:rPr>
+              <w:t>几何</w:t>
+            </w:r>
+          </w:p>
+        </w:tc>
+      </w:tr>
+      <w:tr>
+        <w:tblPrEx>
+          <w:tblBorders>
+            <w:top w:val="single" w:color="auto" w:sz="4" w:space="0"/>
+            <w:left w:val="single" w:color="auto" w:sz="4" w:space="0"/>
+            <w:bottom w:val="single" w:color="auto" w:sz="4" w:space="0"/>
+            <w:right w:val="single" w:color="auto" w:sz="4" w:space="0"/>
+            <w:insideH w:val="single" w:color="auto" w:sz="4" w:space="0"/>
+            <w:insideV w:val="single" w:color="auto" w:sz="4" w:space="0"/>
+          </w:tblBorders>
+          <w:tblCellMar>
+            <w:top w:w="0" w:type="dxa"/>
+            <w:left w:w="108" w:type="dxa"/>
+            <w:bottom w:w="0" w:type="dxa"/>
+            <w:right w:w="108" w:type="dxa"/>
+          </w:tblCellMar>
+        </w:tblPrEx>
+        <w:tc>
+          <w:tcPr>
+            <w:tcW w:w="0" w:type="auto"/>
+            <w:vMerge w:val="restart"/>
+            <w:vAlign w:val="center"/>
+          </w:tcPr>
+          <w:p>
+            <w:pPr>
+              <w:pStyle w:val="12"/>
+              <w:bidi w:val="0"/>
+              <w:jc w:val="both"/>
+              <w:rPr>
+                <w:rFonts w:hint="default"/>
+                <w:lang w:val="en-US" w:eastAsia="zh-CN"/>
+              </w:rPr>
+            </w:pPr>
+            <w:r>
+              <w:rPr>
+                <w:rFonts w:hint="eastAsia" w:ascii="华文中宋" w:hAnsi="华文中宋" w:eastAsia="华文中宋" w:cs="华文中宋"/>
+                <w:b/>
+                <w:bCs/>
+                <w:color w:val="ED7D31"/>
+                <w:kern w:val="2"/>
+                <w:sz w:val="21"/>
+                <w:szCs w:val="21"/>
+                <w:lang w:val="en-US" w:eastAsia="zh-CN" w:bidi="ar-SA"/>
+              </w:rPr>
+              <w:t>实例</w:t>
+            </w:r>
+            <w:r>
+              <w:rPr>
+                <w:rFonts w:hint="eastAsia" w:cs="华文中宋"/>
+                <w:b/>
+                <w:bCs/>
+                <w:color w:val="ED7D31"/>
+                <w:kern w:val="2"/>
+                <w:sz w:val="21"/>
+                <w:szCs w:val="21"/>
+                <w:lang w:val="en-US" w:eastAsia="zh-CN" w:bidi="ar-SA"/>
+              </w:rPr>
+              <w:t>属性</w:t>
+            </w:r>
+          </w:p>
+        </w:tc>
+        <w:tc>
+          <w:tcPr>
+            <w:tcW w:w="0" w:type="auto"/>
+            <w:vAlign w:val="center"/>
+          </w:tcPr>
+          <w:p>
+            <w:pPr>
+              <w:pStyle w:val="12"/>
+              <w:bidi w:val="0"/>
+              <w:jc w:val="both"/>
+              <w:rPr>
+                <w:rFonts w:hint="default"/>
+                <w:lang w:val="en-US" w:eastAsia="zh-CN"/>
+              </w:rPr>
+            </w:pPr>
+            <w:r>
+              <w:rPr>
+                <w:rFonts w:hint="eastAsia"/>
+                <w:lang w:val="en-US" w:eastAsia="zh-CN"/>
+              </w:rPr>
+              <w:t>source</w:t>
+            </w:r>
+          </w:p>
+        </w:tc>
+        <w:tc>
+          <w:tcPr>
+            <w:tcW w:w="0" w:type="auto"/>
+            <w:vAlign w:val="center"/>
+          </w:tcPr>
+          <w:p>
+            <w:pPr>
+              <w:pStyle w:val="11"/>
+              <w:bidi w:val="0"/>
+              <w:jc w:val="both"/>
+              <w:rPr>
+                <w:rFonts w:hint="default"/>
+                <w:lang w:val="en-US" w:eastAsia="zh-CN"/>
+              </w:rPr>
+            </w:pPr>
+            <w:r>
+              <w:rPr>
+                <w:rFonts w:hint="eastAsia"/>
+                <w:lang w:val="en-US" w:eastAsia="zh-CN"/>
+              </w:rPr>
+              <w:t>数据源</w:t>
+            </w:r>
+          </w:p>
+        </w:tc>
+      </w:tr>
+      <w:tr>
+        <w:tblPrEx>
+          <w:tblBorders>
+            <w:top w:val="single" w:color="auto" w:sz="4" w:space="0"/>
+            <w:left w:val="single" w:color="auto" w:sz="4" w:space="0"/>
+            <w:bottom w:val="single" w:color="auto" w:sz="4" w:space="0"/>
+            <w:right w:val="single" w:color="auto" w:sz="4" w:space="0"/>
+            <w:insideH w:val="single" w:color="auto" w:sz="4" w:space="0"/>
+            <w:insideV w:val="single" w:color="auto" w:sz="4" w:space="0"/>
+          </w:tblBorders>
+          <w:tblCellMar>
+            <w:top w:w="0" w:type="dxa"/>
+            <w:left w:w="108" w:type="dxa"/>
+            <w:bottom w:w="0" w:type="dxa"/>
+            <w:right w:w="108" w:type="dxa"/>
+          </w:tblCellMar>
+        </w:tblPrEx>
+        <w:tc>
+          <w:tcPr>
+            <w:tcW w:w="0" w:type="auto"/>
+            <w:vMerge w:val="continue"/>
+            <w:tcBorders/>
+            <w:vAlign w:val="center"/>
+          </w:tcPr>
+          <w:p>
+            <w:pPr>
+              <w:pStyle w:val="12"/>
+              <w:bidi w:val="0"/>
+              <w:jc w:val="both"/>
+              <w:rPr>
+                <w:rFonts w:hint="default"/>
+                <w:lang w:val="en-US" w:eastAsia="zh-CN"/>
+              </w:rPr>
+            </w:pPr>
+          </w:p>
+        </w:tc>
+        <w:tc>
+          <w:tcPr>
+            <w:tcW w:w="0" w:type="auto"/>
+            <w:vAlign w:val="center"/>
+          </w:tcPr>
+          <w:p>
+            <w:pPr>
+              <w:pStyle w:val="12"/>
+              <w:bidi w:val="0"/>
+              <w:jc w:val="both"/>
+              <w:rPr>
+                <w:rFonts w:hint="default"/>
+                <w:lang w:val="en-US" w:eastAsia="zh-CN"/>
+              </w:rPr>
+            </w:pPr>
+            <w:r>
+              <w:rPr>
+                <w:rFonts w:hint="eastAsia"/>
+                <w:lang w:val="en-US" w:eastAsia="zh-CN"/>
+              </w:rPr>
+              <w:t>bounds</w:t>
+            </w:r>
+          </w:p>
+        </w:tc>
+        <w:tc>
+          <w:tcPr>
+            <w:tcW w:w="0" w:type="auto"/>
+            <w:vAlign w:val="center"/>
+          </w:tcPr>
+          <w:p>
+            <w:pPr>
+              <w:pStyle w:val="11"/>
+              <w:bidi w:val="0"/>
+              <w:jc w:val="both"/>
+              <w:rPr>
+                <w:rFonts w:hint="default"/>
+                <w:lang w:val="en-US" w:eastAsia="zh-CN"/>
+              </w:rPr>
+            </w:pPr>
+            <w:r>
+              <w:rPr>
+                <w:rFonts w:hint="eastAsia"/>
+                <w:lang w:val="en-US" w:eastAsia="zh-CN"/>
+              </w:rPr>
+              <w:t>边界</w:t>
+            </w:r>
+          </w:p>
+        </w:tc>
+      </w:tr>
+      <w:tr>
+        <w:tblPrEx>
+          <w:tblBorders>
+            <w:top w:val="single" w:color="auto" w:sz="4" w:space="0"/>
+            <w:left w:val="single" w:color="auto" w:sz="4" w:space="0"/>
+            <w:bottom w:val="single" w:color="auto" w:sz="4" w:space="0"/>
+            <w:right w:val="single" w:color="auto" w:sz="4" w:space="0"/>
+            <w:insideH w:val="single" w:color="auto" w:sz="4" w:space="0"/>
+            <w:insideV w:val="single" w:color="auto" w:sz="4" w:space="0"/>
+          </w:tblBorders>
+          <w:tblCellMar>
+            <w:top w:w="0" w:type="dxa"/>
+            <w:left w:w="108" w:type="dxa"/>
+            <w:bottom w:w="0" w:type="dxa"/>
+            <w:right w:w="108" w:type="dxa"/>
+          </w:tblCellMar>
+        </w:tblPrEx>
+        <w:tc>
+          <w:tcPr>
+            <w:tcW w:w="0" w:type="auto"/>
+            <w:vMerge w:val="continue"/>
+            <w:tcBorders/>
+            <w:vAlign w:val="center"/>
+          </w:tcPr>
+          <w:p>
+            <w:pPr>
+              <w:pStyle w:val="12"/>
+              <w:bidi w:val="0"/>
+              <w:jc w:val="both"/>
+              <w:rPr>
+                <w:rFonts w:hint="eastAsia" w:ascii="华文中宋" w:hAnsi="华文中宋" w:eastAsia="华文中宋" w:cs="华文中宋"/>
+                <w:b/>
+                <w:bCs/>
+                <w:color w:val="ED7D31"/>
+                <w:kern w:val="2"/>
+                <w:sz w:val="21"/>
+                <w:szCs w:val="21"/>
+                <w:lang w:val="en-US" w:eastAsia="zh-CN" w:bidi="ar-SA"/>
+              </w:rPr>
+            </w:pPr>
+          </w:p>
+        </w:tc>
+        <w:tc>
+          <w:tcPr>
+            <w:tcW w:w="0" w:type="auto"/>
+            <w:vAlign w:val="center"/>
+          </w:tcPr>
+          <w:p>
+            <w:pPr>
+              <w:pStyle w:val="12"/>
+              <w:bidi w:val="0"/>
+              <w:jc w:val="both"/>
+              <w:rPr>
+                <w:rFonts w:hint="default"/>
+                <w:lang w:val="en-US" w:eastAsia="zh-CN"/>
+              </w:rPr>
+            </w:pPr>
+            <w:r>
+              <w:rPr>
+                <w:rFonts w:hint="eastAsia"/>
+                <w:lang w:val="en-US" w:eastAsia="zh-CN"/>
+              </w:rPr>
+              <w:t>extents</w:t>
+            </w:r>
+          </w:p>
+        </w:tc>
+        <w:tc>
+          <w:tcPr>
+            <w:tcW w:w="0" w:type="auto"/>
+            <w:vAlign w:val="center"/>
+          </w:tcPr>
+          <w:p>
+            <w:pPr>
+              <w:pStyle w:val="11"/>
+              <w:bidi w:val="0"/>
+              <w:jc w:val="both"/>
+              <w:rPr>
+                <w:rFonts w:hint="default"/>
+                <w:lang w:val="en-US" w:eastAsia="zh-CN"/>
+              </w:rPr>
+            </w:pPr>
+            <w:r>
+              <w:rPr>
+                <w:rFonts w:hint="eastAsia"/>
+                <w:lang w:val="en-US" w:eastAsia="zh-CN"/>
+              </w:rPr>
+              <w:t>尺度</w:t>
+            </w:r>
+          </w:p>
+        </w:tc>
+      </w:tr>
+      <w:tr>
+        <w:tblPrEx>
+          <w:tblBorders>
+            <w:top w:val="single" w:color="auto" w:sz="4" w:space="0"/>
+            <w:left w:val="single" w:color="auto" w:sz="4" w:space="0"/>
+            <w:bottom w:val="single" w:color="auto" w:sz="4" w:space="0"/>
+            <w:right w:val="single" w:color="auto" w:sz="4" w:space="0"/>
+            <w:insideH w:val="single" w:color="auto" w:sz="4" w:space="0"/>
+            <w:insideV w:val="single" w:color="auto" w:sz="4" w:space="0"/>
+          </w:tblBorders>
+          <w:tblCellMar>
+            <w:top w:w="0" w:type="dxa"/>
+            <w:left w:w="108" w:type="dxa"/>
+            <w:bottom w:w="0" w:type="dxa"/>
+            <w:right w:w="108" w:type="dxa"/>
+          </w:tblCellMar>
+        </w:tblPrEx>
+        <w:tc>
+          <w:tcPr>
+            <w:tcW w:w="0" w:type="auto"/>
+            <w:vMerge w:val="restart"/>
+            <w:vAlign w:val="center"/>
+          </w:tcPr>
+          <w:p>
+            <w:pPr>
+              <w:pStyle w:val="12"/>
+              <w:bidi w:val="0"/>
+              <w:jc w:val="both"/>
+              <w:rPr>
+                <w:rFonts w:hint="eastAsia" w:ascii="华文中宋" w:hAnsi="华文中宋" w:eastAsia="华文中宋" w:cs="华文中宋"/>
+                <w:b/>
+                <w:bCs/>
+                <w:color w:val="ED7D31"/>
+                <w:kern w:val="2"/>
+                <w:sz w:val="21"/>
+                <w:szCs w:val="21"/>
+                <w:lang w:val="en-US" w:eastAsia="zh-CN" w:bidi="ar-SA"/>
+              </w:rPr>
+            </w:pPr>
+            <w:r>
+              <w:rPr>
+                <w:rFonts w:hint="eastAsia" w:ascii="华文中宋" w:hAnsi="华文中宋" w:eastAsia="华文中宋" w:cs="华文中宋"/>
+                <w:b/>
+                <w:bCs/>
+                <w:color w:val="ED7D31"/>
+                <w:kern w:val="2"/>
+                <w:sz w:val="21"/>
+                <w:szCs w:val="21"/>
+                <w:lang w:val="en-US" w:eastAsia="zh-CN" w:bidi="ar-SA"/>
+              </w:rPr>
+              <w:t>实例</w:t>
+            </w:r>
+            <w:r>
+              <w:rPr>
+                <w:rFonts w:hint="eastAsia" w:cs="华文中宋"/>
+                <w:b/>
+                <w:bCs/>
+                <w:color w:val="ED7D31"/>
+                <w:kern w:val="2"/>
+                <w:sz w:val="21"/>
+                <w:szCs w:val="21"/>
+                <w:lang w:val="en-US" w:eastAsia="zh-CN" w:bidi="ar-SA"/>
+              </w:rPr>
+              <w:t>方法</w:t>
+            </w:r>
+          </w:p>
+        </w:tc>
+        <w:tc>
+          <w:tcPr>
+            <w:tcW w:w="0" w:type="auto"/>
+            <w:vAlign w:val="center"/>
+          </w:tcPr>
+          <w:p>
+            <w:pPr>
+              <w:pStyle w:val="12"/>
+              <w:bidi w:val="0"/>
+              <w:jc w:val="both"/>
+              <w:rPr>
+                <w:rFonts w:hint="default"/>
+                <w:lang w:val="en-US" w:eastAsia="zh-CN"/>
+              </w:rPr>
+            </w:pPr>
+            <w:r>
+              <w:rPr>
+                <w:rFonts w:hint="eastAsia"/>
+                <w:lang w:val="en-US" w:eastAsia="zh-CN"/>
+              </w:rPr>
+              <w:t>show(background={RGB}</w:t>
+            </w:r>
+            <w:bookmarkStart w:id="0" w:name="_GoBack"/>
+            <w:bookmarkEnd w:id="0"/>
+            <w:r>
+              <w:rPr>
+                <w:rFonts w:hint="eastAsia"/>
+                <w:lang w:val="en-US" w:eastAsia="zh-CN"/>
+              </w:rPr>
+              <w:t>)</w:t>
+            </w:r>
+          </w:p>
+        </w:tc>
+        <w:tc>
+          <w:tcPr>
+            <w:tcW w:w="0" w:type="auto"/>
+            <w:vAlign w:val="center"/>
+          </w:tcPr>
+          <w:p>
+            <w:pPr>
+              <w:pStyle w:val="11"/>
+              <w:bidi w:val="0"/>
+              <w:jc w:val="both"/>
+              <w:rPr>
+                <w:rFonts w:hint="default"/>
+                <w:lang w:val="en-US" w:eastAsia="zh-CN"/>
+              </w:rPr>
+            </w:pPr>
+            <w:r>
+              <w:rPr>
+                <w:rFonts w:hint="eastAsia"/>
+                <w:lang w:val="en-US" w:eastAsia="zh-CN"/>
+              </w:rPr>
+              <w:t>可视化</w:t>
+            </w:r>
+          </w:p>
+        </w:tc>
+      </w:tr>
+      <w:tr>
+        <w:tblPrEx>
+          <w:tblBorders>
+            <w:top w:val="single" w:color="auto" w:sz="4" w:space="0"/>
+            <w:left w:val="single" w:color="auto" w:sz="4" w:space="0"/>
+            <w:bottom w:val="single" w:color="auto" w:sz="4" w:space="0"/>
+            <w:right w:val="single" w:color="auto" w:sz="4" w:space="0"/>
+            <w:insideH w:val="single" w:color="auto" w:sz="4" w:space="0"/>
+            <w:insideV w:val="single" w:color="auto" w:sz="4" w:space="0"/>
+          </w:tblBorders>
+          <w:tblCellMar>
+            <w:top w:w="0" w:type="dxa"/>
+            <w:left w:w="108" w:type="dxa"/>
+            <w:bottom w:w="0" w:type="dxa"/>
+            <w:right w:w="108" w:type="dxa"/>
+          </w:tblCellMar>
+        </w:tblPrEx>
+        <w:tc>
+          <w:tcPr>
+            <w:tcW w:w="0" w:type="auto"/>
+            <w:vMerge w:val="continue"/>
+            <w:tcBorders/>
+            <w:vAlign w:val="center"/>
+          </w:tcPr>
+          <w:p>
+            <w:pPr>
+              <w:pStyle w:val="12"/>
+              <w:bidi w:val="0"/>
+              <w:jc w:val="both"/>
+              <w:rPr>
+                <w:rFonts w:hint="eastAsia" w:ascii="华文中宋" w:hAnsi="华文中宋" w:eastAsia="华文中宋" w:cs="华文中宋"/>
+                <w:b/>
+                <w:bCs/>
+                <w:color w:val="ED7D31"/>
+                <w:kern w:val="2"/>
+                <w:sz w:val="21"/>
+                <w:szCs w:val="21"/>
+                <w:lang w:val="en-US" w:eastAsia="zh-CN" w:bidi="ar-SA"/>
+              </w:rPr>
+            </w:pPr>
+          </w:p>
+        </w:tc>
+        <w:tc>
+          <w:tcPr>
+            <w:tcW w:w="0" w:type="auto"/>
+            <w:vAlign w:val="center"/>
+          </w:tcPr>
+          <w:p>
+            <w:pPr>
+              <w:pStyle w:val="12"/>
+              <w:bidi w:val="0"/>
+              <w:jc w:val="both"/>
+              <w:rPr>
+                <w:rFonts w:hint="default"/>
+                <w:lang w:val="en-US" w:eastAsia="zh-CN"/>
+              </w:rPr>
+            </w:pPr>
+            <w:r>
+              <w:rPr>
+                <w:rFonts w:hint="eastAsia"/>
+                <w:lang w:val="en-US" w:eastAsia="zh-CN"/>
+              </w:rPr>
+              <w:t>apply_scale(s)</w:t>
+            </w:r>
+          </w:p>
+        </w:tc>
+        <w:tc>
+          <w:tcPr>
+            <w:tcW w:w="0" w:type="auto"/>
+            <w:vAlign w:val="center"/>
+          </w:tcPr>
+          <w:p>
+            <w:pPr>
+              <w:pStyle w:val="11"/>
+              <w:bidi w:val="0"/>
+              <w:jc w:val="both"/>
+              <w:rPr>
+                <w:rFonts w:hint="default"/>
+                <w:lang w:val="en-US" w:eastAsia="zh-CN"/>
+              </w:rPr>
+            </w:pPr>
+            <w:r>
+              <w:rPr>
+                <w:rFonts w:hint="eastAsia"/>
+                <w:lang w:val="en-US" w:eastAsia="zh-CN"/>
+              </w:rPr>
+              <w:t>缩放</w:t>
+            </w:r>
+          </w:p>
+        </w:tc>
+      </w:tr>
+      <w:tr>
+        <w:tblPrEx>
+          <w:tblBorders>
+            <w:top w:val="single" w:color="auto" w:sz="4" w:space="0"/>
+            <w:left w:val="single" w:color="auto" w:sz="4" w:space="0"/>
+            <w:bottom w:val="single" w:color="auto" w:sz="4" w:space="0"/>
+            <w:right w:val="single" w:color="auto" w:sz="4" w:space="0"/>
+            <w:insideH w:val="single" w:color="auto" w:sz="4" w:space="0"/>
+            <w:insideV w:val="single" w:color="auto" w:sz="4" w:space="0"/>
+          </w:tblBorders>
+          <w:tblCellMar>
+            <w:top w:w="0" w:type="dxa"/>
+            <w:left w:w="108" w:type="dxa"/>
+            <w:bottom w:w="0" w:type="dxa"/>
+            <w:right w:w="108" w:type="dxa"/>
+          </w:tblCellMar>
+        </w:tblPrEx>
+        <w:tc>
+          <w:tcPr>
+            <w:tcW w:w="0" w:type="auto"/>
+            <w:vMerge w:val="continue"/>
+            <w:tcBorders/>
+            <w:vAlign w:val="center"/>
+          </w:tcPr>
+          <w:p>
+            <w:pPr>
+              <w:pStyle w:val="12"/>
+              <w:bidi w:val="0"/>
+              <w:jc w:val="both"/>
+              <w:rPr>
+                <w:rFonts w:hint="eastAsia" w:ascii="华文中宋" w:hAnsi="华文中宋" w:eastAsia="华文中宋" w:cs="华文中宋"/>
+                <w:b/>
+                <w:bCs/>
+                <w:color w:val="ED7D31"/>
+                <w:kern w:val="2"/>
+                <w:sz w:val="21"/>
+                <w:szCs w:val="21"/>
+                <w:lang w:val="en-US" w:eastAsia="zh-CN" w:bidi="ar-SA"/>
+              </w:rPr>
+            </w:pPr>
+          </w:p>
+        </w:tc>
+        <w:tc>
+          <w:tcPr>
+            <w:tcW w:w="0" w:type="auto"/>
+            <w:vAlign w:val="center"/>
+          </w:tcPr>
+          <w:p>
+            <w:pPr>
+              <w:pStyle w:val="12"/>
+              <w:bidi w:val="0"/>
+              <w:jc w:val="both"/>
+              <w:rPr>
+                <w:rFonts w:hint="default"/>
+                <w:lang w:val="en-US" w:eastAsia="zh-CN"/>
+              </w:rPr>
+            </w:pPr>
+            <w:r>
+              <w:rPr>
+                <w:rFonts w:hint="eastAsia"/>
+                <w:lang w:val="en-US" w:eastAsia="zh-CN"/>
+              </w:rPr>
+              <w:t>apply_translation(vec)</w:t>
+            </w:r>
+          </w:p>
+        </w:tc>
+        <w:tc>
+          <w:tcPr>
+            <w:tcW w:w="0" w:type="auto"/>
+            <w:vAlign w:val="center"/>
+          </w:tcPr>
+          <w:p>
+            <w:pPr>
+              <w:pStyle w:val="11"/>
+              <w:bidi w:val="0"/>
+              <w:jc w:val="both"/>
+              <w:rPr>
+                <w:rFonts w:hint="default"/>
+                <w:lang w:val="en-US" w:eastAsia="zh-CN"/>
+              </w:rPr>
+            </w:pPr>
+            <w:r>
+              <w:rPr>
+                <w:rFonts w:hint="eastAsia"/>
+                <w:lang w:val="en-US" w:eastAsia="zh-CN"/>
+              </w:rPr>
+              <w:t>平移</w:t>
+            </w:r>
+          </w:p>
+        </w:tc>
+      </w:tr>
+      <w:tr>
+        <w:tblPrEx>
+          <w:tblBorders>
+            <w:top w:val="single" w:color="auto" w:sz="4" w:space="0"/>
+            <w:left w:val="single" w:color="auto" w:sz="4" w:space="0"/>
+            <w:bottom w:val="single" w:color="auto" w:sz="4" w:space="0"/>
+            <w:right w:val="single" w:color="auto" w:sz="4" w:space="0"/>
+            <w:insideH w:val="single" w:color="auto" w:sz="4" w:space="0"/>
+            <w:insideV w:val="single" w:color="auto" w:sz="4" w:space="0"/>
+          </w:tblBorders>
+          <w:tblCellMar>
+            <w:top w:w="0" w:type="dxa"/>
+            <w:left w:w="108" w:type="dxa"/>
+            <w:bottom w:w="0" w:type="dxa"/>
+            <w:right w:w="108" w:type="dxa"/>
+          </w:tblCellMar>
+        </w:tblPrEx>
+        <w:tc>
+          <w:tcPr>
+            <w:tcW w:w="0" w:type="auto"/>
+            <w:vMerge w:val="continue"/>
+            <w:tcBorders/>
+            <w:vAlign w:val="center"/>
+          </w:tcPr>
+          <w:p>
+            <w:pPr>
+              <w:pStyle w:val="12"/>
+              <w:bidi w:val="0"/>
+              <w:jc w:val="both"/>
+              <w:rPr>
+                <w:rFonts w:hint="eastAsia" w:ascii="华文中宋" w:hAnsi="华文中宋" w:eastAsia="华文中宋" w:cs="华文中宋"/>
+                <w:b/>
+                <w:bCs/>
+                <w:color w:val="ED7D31"/>
+                <w:kern w:val="2"/>
+                <w:sz w:val="21"/>
+                <w:szCs w:val="21"/>
+                <w:lang w:val="en-US" w:eastAsia="zh-CN" w:bidi="ar-SA"/>
+              </w:rPr>
+            </w:pPr>
+          </w:p>
+        </w:tc>
+        <w:tc>
+          <w:tcPr>
+            <w:tcW w:w="0" w:type="auto"/>
+            <w:vAlign w:val="center"/>
+          </w:tcPr>
+          <w:p>
+            <w:pPr>
+              <w:pStyle w:val="12"/>
+              <w:bidi w:val="0"/>
+              <w:jc w:val="both"/>
+              <w:rPr>
+                <w:rFonts w:hint="default"/>
+                <w:lang w:val="en-US" w:eastAsia="zh-CN"/>
+              </w:rPr>
+            </w:pPr>
+            <w:r>
+              <w:rPr>
+                <w:rFonts w:hint="eastAsia"/>
+                <w:lang w:val="en-US" w:eastAsia="zh-CN"/>
+              </w:rPr>
+              <w:t>apply_transform(T)</w:t>
+            </w:r>
+          </w:p>
+        </w:tc>
+        <w:tc>
+          <w:tcPr>
+            <w:tcW w:w="0" w:type="auto"/>
+            <w:vAlign w:val="center"/>
+          </w:tcPr>
+          <w:p>
+            <w:pPr>
+              <w:pStyle w:val="11"/>
+              <w:bidi w:val="0"/>
+              <w:jc w:val="both"/>
+              <w:rPr>
+                <w:rFonts w:hint="default"/>
+                <w:lang w:val="en-US" w:eastAsia="zh-CN"/>
+              </w:rPr>
+            </w:pPr>
+            <w:r>
+              <w:rPr>
+                <w:rFonts w:hint="eastAsia"/>
+                <w:lang w:val="en-US" w:eastAsia="zh-CN"/>
+              </w:rPr>
+              <w:t>齐次变换</w:t>
             </w:r>
           </w:p>
         </w:tc>

--- a/py 空间几何.docx
+++ b/py 空间几何.docx
@@ -436,7 +436,7 @@
         <w:tc>
           <w:tcPr>
             <w:tcW w:w="0" w:type="auto"/>
-            <w:shd w:val="clear"/>
+            <w:shd w:val="clear" w:color="auto" w:fill="auto"/>
             <w:vAlign w:val="center"/>
           </w:tcPr>
           <w:p>
@@ -467,7 +467,7 @@
         <w:tc>
           <w:tcPr>
             <w:tcW w:w="0" w:type="auto"/>
-            <w:shd w:val="clear"/>
+            <w:shd w:val="clear" w:color="auto" w:fill="auto"/>
             <w:vAlign w:val="center"/>
           </w:tcPr>
           <w:p>
@@ -517,7 +517,6 @@
           <w:tcPr>
             <w:tcW w:w="0" w:type="auto"/>
             <w:vMerge w:val="continue"/>
-            <w:tcBorders/>
             <w:vAlign w:val="center"/>
           </w:tcPr>
           <w:p>
@@ -541,7 +540,7 @@
         <w:tc>
           <w:tcPr>
             <w:tcW w:w="0" w:type="auto"/>
-            <w:shd w:val="clear"/>
+            <w:shd w:val="clear" w:color="auto" w:fill="auto"/>
             <w:vAlign w:val="center"/>
           </w:tcPr>
           <w:p>
@@ -572,7 +571,7 @@
         <w:tc>
           <w:tcPr>
             <w:tcW w:w="0" w:type="auto"/>
-            <w:shd w:val="clear"/>
+            <w:shd w:val="clear" w:color="auto" w:fill="auto"/>
             <w:vAlign w:val="center"/>
           </w:tcPr>
           <w:p>
@@ -597,6 +596,118 @@
                 <w:lang w:val="en-US" w:eastAsia="zh-CN"/>
               </w:rPr>
               <w:t>边界</w:t>
+            </w:r>
+          </w:p>
+        </w:tc>
+      </w:tr>
+      <w:tr>
+        <w:tblPrEx>
+          <w:tblBorders>
+            <w:top w:val="single" w:color="auto" w:sz="4" w:space="0"/>
+            <w:left w:val="single" w:color="auto" w:sz="4" w:space="0"/>
+            <w:bottom w:val="single" w:color="auto" w:sz="4" w:space="0"/>
+            <w:right w:val="single" w:color="auto" w:sz="4" w:space="0"/>
+            <w:insideH w:val="single" w:color="auto" w:sz="4" w:space="0"/>
+            <w:insideV w:val="single" w:color="auto" w:sz="4" w:space="0"/>
+          </w:tblBorders>
+        </w:tblPrEx>
+        <w:tc>
+          <w:tcPr>
+            <w:tcW w:w="0" w:type="auto"/>
+            <w:vMerge w:val="restart"/>
+            <w:vAlign w:val="center"/>
+          </w:tcPr>
+          <w:p>
+            <w:pPr>
+              <w:pStyle w:val="12"/>
+              <w:bidi w:val="0"/>
+              <w:jc w:val="both"/>
+              <w:rPr>
+                <w:rFonts w:hint="eastAsia" w:ascii="华文中宋" w:hAnsi="华文中宋" w:eastAsia="华文中宋" w:cs="华文中宋"/>
+                <w:b/>
+                <w:bCs/>
+                <w:color w:val="ED7D31"/>
+                <w:kern w:val="2"/>
+                <w:sz w:val="21"/>
+                <w:szCs w:val="21"/>
+                <w:lang w:val="en-US" w:eastAsia="zh-CN" w:bidi="ar-SA"/>
+              </w:rPr>
+            </w:pPr>
+            <w:r>
+              <w:rPr>
+                <w:rFonts w:hint="eastAsia" w:ascii="华文中宋" w:hAnsi="华文中宋" w:eastAsia="华文中宋" w:cs="华文中宋"/>
+                <w:b/>
+                <w:bCs/>
+                <w:color w:val="ED7D31"/>
+                <w:kern w:val="2"/>
+                <w:sz w:val="21"/>
+                <w:szCs w:val="21"/>
+                <w:lang w:val="en-US" w:eastAsia="zh-CN" w:bidi="ar-SA"/>
+              </w:rPr>
+              <w:t>实例</w:t>
+            </w:r>
+            <w:r>
+              <w:rPr>
+                <w:rFonts w:hint="eastAsia" w:cs="华文中宋"/>
+                <w:b/>
+                <w:bCs/>
+                <w:color w:val="ED7D31"/>
+                <w:kern w:val="2"/>
+                <w:sz w:val="21"/>
+                <w:szCs w:val="21"/>
+                <w:lang w:val="en-US" w:eastAsia="zh-CN" w:bidi="ar-SA"/>
+              </w:rPr>
+              <w:t>方法</w:t>
+            </w:r>
+          </w:p>
+        </w:tc>
+        <w:tc>
+          <w:tcPr>
+            <w:tcW w:w="0" w:type="auto"/>
+            <w:shd w:val="clear" w:color="auto" w:fill="auto"/>
+            <w:vAlign w:val="center"/>
+          </w:tcPr>
+          <w:p>
+            <w:pPr>
+              <w:pStyle w:val="12"/>
+              <w:bidi w:val="0"/>
+              <w:jc w:val="both"/>
+              <w:rPr>
+                <w:rFonts w:hint="default"/>
+                <w:lang w:val="en-US" w:eastAsia="zh-CN"/>
+              </w:rPr>
+            </w:pPr>
+            <w:r>
+              <w:rPr>
+                <w:rFonts w:hint="eastAsia"/>
+                <w:lang w:val="en-US" w:eastAsia="zh-CN"/>
+              </w:rPr>
+              <w:t>rotate(R)</w:t>
+            </w:r>
+          </w:p>
+        </w:tc>
+        <w:tc>
+          <w:tcPr>
+            <w:tcW w:w="0" w:type="auto"/>
+            <w:shd w:val="clear" w:color="auto" w:fill="auto"/>
+            <w:vAlign w:val="center"/>
+          </w:tcPr>
+          <w:p>
+            <w:pPr>
+              <w:pStyle w:val="11"/>
+              <w:bidi w:val="0"/>
+              <w:jc w:val="both"/>
+              <w:rPr>
+                <w:rFonts w:hint="default"/>
+                <w:lang w:val="en-US" w:eastAsia="zh-CN"/>
+              </w:rPr>
+            </w:pPr>
+            <w:r>
+              <w:rPr>
+                <w:rFonts w:hint="eastAsia"/>
+                <w:lang w:val="en-US" w:eastAsia="zh-CN"/>
+              </w:rPr>
+              <w:t>旋转</w:t>
             </w:r>
           </w:p>
         </w:tc>
@@ -621,7 +732,7 @@
         <w:tc>
           <w:tcPr>
             <w:tcW w:w="0" w:type="auto"/>
-            <w:vMerge w:val="restart"/>
+            <w:vMerge w:val="continue"/>
             <w:vAlign w:val="center"/>
           </w:tcPr>
           <w:p>
@@ -640,63 +751,37 @@
                 <w:lang w:val="en-US" w:eastAsia="zh-CN" w:bidi="ar-SA"/>
               </w:rPr>
             </w:pPr>
-            <w:r>
-              <w:rPr>
-                <w:rFonts w:hint="eastAsia" w:ascii="华文中宋" w:hAnsi="华文中宋" w:eastAsia="华文中宋" w:cs="华文中宋"/>
-                <w:b/>
-                <w:bCs/>
-                <w:color w:val="ED7D31"/>
-                <w:kern w:val="2"/>
-                <w:sz w:val="21"/>
-                <w:szCs w:val="21"/>
-                <w:lang w:val="en-US" w:eastAsia="zh-CN" w:bidi="ar-SA"/>
-              </w:rPr>
-              <w:t>实例</w:t>
-            </w:r>
-            <w:r>
-              <w:rPr>
-                <w:rFonts w:hint="eastAsia" w:cs="华文中宋"/>
-                <w:b/>
-                <w:bCs/>
-                <w:color w:val="ED7D31"/>
-                <w:kern w:val="2"/>
-                <w:sz w:val="21"/>
-                <w:szCs w:val="21"/>
-                <w:lang w:val="en-US" w:eastAsia="zh-CN" w:bidi="ar-SA"/>
-              </w:rPr>
-              <w:t>方法</w:t>
-            </w:r>
-          </w:p>
-        </w:tc>
-        <w:tc>
-          <w:tcPr>
-            <w:tcW w:w="0" w:type="auto"/>
-            <w:shd w:val="clear"/>
-            <w:vAlign w:val="center"/>
-          </w:tcPr>
-          <w:p>
-            <w:pPr>
-              <w:pStyle w:val="12"/>
-              <w:bidi w:val="0"/>
-              <w:jc w:val="both"/>
-              <w:rPr>
-                <w:rFonts w:hint="default"/>
-                <w:lang w:val="en-US" w:eastAsia="zh-CN"/>
-              </w:rPr>
-            </w:pPr>
-            <w:r>
-              <w:rPr>
-                <w:rFonts w:hint="eastAsia"/>
-                <w:lang w:val="en-US" w:eastAsia="zh-CN"/>
-              </w:rPr>
-              <w:t>rotate(R)</w:t>
-            </w:r>
-          </w:p>
-        </w:tc>
-        <w:tc>
-          <w:tcPr>
-            <w:tcW w:w="0" w:type="auto"/>
-            <w:shd w:val="clear"/>
+          </w:p>
+        </w:tc>
+        <w:tc>
+          <w:tcPr>
+            <w:tcW w:w="0" w:type="auto"/>
+            <w:shd w:val="clear" w:color="auto" w:fill="auto"/>
+            <w:vAlign w:val="center"/>
+          </w:tcPr>
+          <w:p>
+            <w:pPr>
+              <w:pStyle w:val="12"/>
+              <w:bidi w:val="0"/>
+              <w:jc w:val="both"/>
+              <w:rPr>
+                <w:rFonts w:hint="default"/>
+                <w:lang w:val="en-US" w:eastAsia="zh-CN"/>
+              </w:rPr>
+            </w:pPr>
+            <w:r>
+              <w:rPr>
+                <w:rFonts w:hint="eastAsia"/>
+                <w:lang w:val="en-US" w:eastAsia="zh-CN"/>
+              </w:rPr>
+              <w:t>scale(s, center)</w:t>
+            </w:r>
+          </w:p>
+        </w:tc>
+        <w:tc>
+          <w:tcPr>
+            <w:tcW w:w="0" w:type="auto"/>
+            <w:shd w:val="clear" w:color="auto" w:fill="auto"/>
             <w:vAlign w:val="center"/>
           </w:tcPr>
           <w:p>
@@ -714,7 +799,7 @@
                 <w:rFonts w:hint="eastAsia"/>
                 <w:lang w:val="en-US" w:eastAsia="zh-CN"/>
               </w:rPr>
-              <w:t>旋转</w:t>
+              <w:t>缩放</w:t>
             </w:r>
           </w:p>
         </w:tc>
@@ -740,7 +825,6 @@
           <w:tcPr>
             <w:tcW w:w="0" w:type="auto"/>
             <w:vMerge w:val="continue"/>
-            <w:tcBorders/>
             <w:vAlign w:val="center"/>
           </w:tcPr>
           <w:p>
@@ -764,32 +848,32 @@
         <w:tc>
           <w:tcPr>
             <w:tcW w:w="0" w:type="auto"/>
-            <w:shd w:val="clear"/>
-            <w:vAlign w:val="center"/>
-          </w:tcPr>
-          <w:p>
-            <w:pPr>
-              <w:pStyle w:val="12"/>
-              <w:bidi w:val="0"/>
-              <w:jc w:val="both"/>
-              <w:rPr>
-                <w:rFonts w:hint="default"/>
-                <w:lang w:val="en-US" w:eastAsia="zh-CN"/>
-              </w:rPr>
-            </w:pPr>
-            <w:r>
-              <w:rPr>
-                <w:rFonts w:hint="eastAsia"/>
-                <w:lang w:val="en-US" w:eastAsia="zh-CN"/>
-              </w:rPr>
-              <w:t>scale(s, center)</w:t>
-            </w:r>
-          </w:p>
-        </w:tc>
-        <w:tc>
-          <w:tcPr>
-            <w:tcW w:w="0" w:type="auto"/>
-            <w:shd w:val="clear"/>
+            <w:shd w:val="clear" w:color="auto" w:fill="auto"/>
+            <w:vAlign w:val="center"/>
+          </w:tcPr>
+          <w:p>
+            <w:pPr>
+              <w:pStyle w:val="12"/>
+              <w:bidi w:val="0"/>
+              <w:jc w:val="both"/>
+              <w:rPr>
+                <w:rFonts w:hint="default"/>
+                <w:lang w:val="en-US" w:eastAsia="zh-CN"/>
+              </w:rPr>
+            </w:pPr>
+            <w:r>
+              <w:rPr>
+                <w:rFonts w:hint="eastAsia"/>
+                <w:lang w:val="en-US" w:eastAsia="zh-CN"/>
+              </w:rPr>
+              <w:t>translate(vec, relative=True)</w:t>
+            </w:r>
+          </w:p>
+        </w:tc>
+        <w:tc>
+          <w:tcPr>
+            <w:tcW w:w="0" w:type="auto"/>
+            <w:shd w:val="clear" w:color="auto" w:fill="auto"/>
             <w:vAlign w:val="center"/>
           </w:tcPr>
           <w:p>
@@ -807,7 +891,7 @@
                 <w:rFonts w:hint="eastAsia"/>
                 <w:lang w:val="en-US" w:eastAsia="zh-CN"/>
               </w:rPr>
-              <w:t>缩放</w:t>
+              <w:t>平移</w:t>
             </w:r>
           </w:p>
         </w:tc>
@@ -833,7 +917,6 @@
           <w:tcPr>
             <w:tcW w:w="0" w:type="auto"/>
             <w:vMerge w:val="continue"/>
-            <w:tcBorders/>
             <w:vAlign w:val="center"/>
           </w:tcPr>
           <w:p>
@@ -857,32 +940,32 @@
         <w:tc>
           <w:tcPr>
             <w:tcW w:w="0" w:type="auto"/>
-            <w:shd w:val="clear"/>
-            <w:vAlign w:val="center"/>
-          </w:tcPr>
-          <w:p>
-            <w:pPr>
-              <w:pStyle w:val="12"/>
-              <w:bidi w:val="0"/>
-              <w:jc w:val="both"/>
-              <w:rPr>
-                <w:rFonts w:hint="default"/>
-                <w:lang w:val="en-US" w:eastAsia="zh-CN"/>
-              </w:rPr>
-            </w:pPr>
-            <w:r>
-              <w:rPr>
-                <w:rFonts w:hint="eastAsia"/>
-                <w:lang w:val="en-US" w:eastAsia="zh-CN"/>
-              </w:rPr>
-              <w:t>translate(vec, relative=True)</w:t>
-            </w:r>
-          </w:p>
-        </w:tc>
-        <w:tc>
-          <w:tcPr>
-            <w:tcW w:w="0" w:type="auto"/>
-            <w:shd w:val="clear"/>
+            <w:shd w:val="clear" w:color="auto" w:fill="auto"/>
+            <w:vAlign w:val="center"/>
+          </w:tcPr>
+          <w:p>
+            <w:pPr>
+              <w:pStyle w:val="12"/>
+              <w:bidi w:val="0"/>
+              <w:jc w:val="both"/>
+              <w:rPr>
+                <w:rFonts w:hint="default"/>
+                <w:lang w:val="en-US" w:eastAsia="zh-CN"/>
+              </w:rPr>
+            </w:pPr>
+            <w:r>
+              <w:rPr>
+                <w:rFonts w:hint="eastAsia"/>
+                <w:lang w:val="en-US" w:eastAsia="zh-CN"/>
+              </w:rPr>
+              <w:t>transform(T)</w:t>
+            </w:r>
+          </w:p>
+        </w:tc>
+        <w:tc>
+          <w:tcPr>
+            <w:tcW w:w="0" w:type="auto"/>
+            <w:shd w:val="clear" w:color="auto" w:fill="auto"/>
             <w:vAlign w:val="center"/>
           </w:tcPr>
           <w:p>
@@ -900,7 +983,7 @@
                 <w:rFonts w:hint="eastAsia"/>
                 <w:lang w:val="en-US" w:eastAsia="zh-CN"/>
               </w:rPr>
-              <w:t>平移</w:t>
+              <w:t>齐次变换</w:t>
             </w:r>
           </w:p>
         </w:tc>
@@ -915,18 +998,11 @@
             <w:insideH w:val="single" w:color="auto" w:sz="4" w:space="0"/>
             <w:insideV w:val="single" w:color="auto" w:sz="4" w:space="0"/>
           </w:tblBorders>
-          <w:tblCellMar>
-            <w:top w:w="0" w:type="dxa"/>
-            <w:left w:w="108" w:type="dxa"/>
-            <w:bottom w:w="0" w:type="dxa"/>
-            <w:right w:w="108" w:type="dxa"/>
-          </w:tblCellMar>
         </w:tblPrEx>
         <w:tc>
           <w:tcPr>
             <w:tcW w:w="0" w:type="auto"/>
             <w:vMerge w:val="continue"/>
-            <w:tcBorders/>
             <w:vAlign w:val="center"/>
           </w:tcPr>
           <w:p>
@@ -950,100 +1026,7 @@
         <w:tc>
           <w:tcPr>
             <w:tcW w:w="0" w:type="auto"/>
-            <w:shd w:val="clear"/>
-            <w:vAlign w:val="center"/>
-          </w:tcPr>
-          <w:p>
-            <w:pPr>
-              <w:pStyle w:val="12"/>
-              <w:bidi w:val="0"/>
-              <w:jc w:val="both"/>
-              <w:rPr>
-                <w:rFonts w:hint="default"/>
-                <w:lang w:val="en-US" w:eastAsia="zh-CN"/>
-              </w:rPr>
-            </w:pPr>
-            <w:r>
-              <w:rPr>
-                <w:rFonts w:hint="eastAsia"/>
-                <w:lang w:val="en-US" w:eastAsia="zh-CN"/>
-              </w:rPr>
-              <w:t>transform(T)</w:t>
-            </w:r>
-          </w:p>
-        </w:tc>
-        <w:tc>
-          <w:tcPr>
-            <w:tcW w:w="0" w:type="auto"/>
-            <w:shd w:val="clear"/>
-            <w:vAlign w:val="center"/>
-          </w:tcPr>
-          <w:p>
-            <w:pPr>
-              <w:pStyle w:val="11"/>
-              <w:bidi w:val="0"/>
-              <w:jc w:val="both"/>
-              <w:rPr>
-                <w:rFonts w:hint="default"/>
-                <w:lang w:val="en-US" w:eastAsia="zh-CN"/>
-              </w:rPr>
-            </w:pPr>
-            <w:r>
-              <w:rPr>
-                <w:rFonts w:hint="eastAsia"/>
-                <w:lang w:val="en-US" w:eastAsia="zh-CN"/>
-              </w:rPr>
-              <w:t>齐次变换</w:t>
-            </w:r>
-          </w:p>
-        </w:tc>
-      </w:tr>
-      <w:tr>
-        <w:tblPrEx>
-          <w:tblBorders>
-            <w:top w:val="single" w:color="auto" w:sz="4" w:space="0"/>
-            <w:left w:val="single" w:color="auto" w:sz="4" w:space="0"/>
-            <w:bottom w:val="single" w:color="auto" w:sz="4" w:space="0"/>
-            <w:right w:val="single" w:color="auto" w:sz="4" w:space="0"/>
-            <w:insideH w:val="single" w:color="auto" w:sz="4" w:space="0"/>
-            <w:insideV w:val="single" w:color="auto" w:sz="4" w:space="0"/>
-          </w:tblBorders>
-          <w:tblCellMar>
-            <w:top w:w="0" w:type="dxa"/>
-            <w:left w:w="108" w:type="dxa"/>
-            <w:bottom w:w="0" w:type="dxa"/>
-            <w:right w:w="108" w:type="dxa"/>
-          </w:tblCellMar>
-        </w:tblPrEx>
-        <w:tc>
-          <w:tcPr>
-            <w:tcW w:w="0" w:type="auto"/>
-            <w:vMerge w:val="continue"/>
-            <w:tcBorders/>
-            <w:vAlign w:val="center"/>
-          </w:tcPr>
-          <w:p>
-            <w:pPr>
-              <w:pStyle w:val="12"/>
-              <w:bidi w:val="0"/>
-              <w:jc w:val="both"/>
-              <w:rPr>
-                <w:rFonts w:hint="eastAsia" w:ascii="华文中宋" w:hAnsi="华文中宋" w:eastAsia="华文中宋" w:cs="华文中宋"/>
-                <w:b/>
-                <w:bCs/>
-                <w:color w:val="ED7D31"/>
-                <w:kern w:val="2"/>
-                <w:sz w:val="21"/>
-                <w:szCs w:val="21"/>
-                <w:lang w:val="en-US" w:eastAsia="zh-CN" w:bidi="ar-SA"/>
-              </w:rPr>
-            </w:pPr>
-          </w:p>
-        </w:tc>
-        <w:tc>
-          <w:tcPr>
-            <w:tcW w:w="0" w:type="auto"/>
-            <w:shd w:val="clear"/>
+            <w:shd w:val="clear" w:color="auto" w:fill="auto"/>
             <w:vAlign w:val="center"/>
           </w:tcPr>
           <w:p>
@@ -1068,7 +1051,7 @@
         <w:tc>
           <w:tcPr>
             <w:tcW w:w="0" w:type="auto"/>
-            <w:shd w:val="clear"/>
+            <w:shd w:val="clear" w:color="auto" w:fill="auto"/>
             <w:vAlign w:val="center"/>
           </w:tcPr>
           <w:p>
@@ -3650,12 +3633,6 @@
             <w:insideH w:val="single" w:color="auto" w:sz="4" w:space="0"/>
             <w:insideV w:val="single" w:color="auto" w:sz="4" w:space="0"/>
           </w:tblBorders>
-          <w:tblCellMar>
-            <w:top w:w="0" w:type="dxa"/>
-            <w:left w:w="108" w:type="dxa"/>
-            <w:bottom w:w="0" w:type="dxa"/>
-            <w:right w:w="108" w:type="dxa"/>
-          </w:tblCellMar>
         </w:tblPrEx>
         <w:tc>
           <w:tcPr>
@@ -4302,12 +4279,6 @@
             <w:insideH w:val="single" w:color="auto" w:sz="4" w:space="0"/>
             <w:insideV w:val="single" w:color="auto" w:sz="4" w:space="0"/>
           </w:tblBorders>
-          <w:tblCellMar>
-            <w:top w:w="0" w:type="dxa"/>
-            <w:left w:w="108" w:type="dxa"/>
-            <w:bottom w:w="0" w:type="dxa"/>
-            <w:right w:w="108" w:type="dxa"/>
-          </w:tblCellMar>
         </w:tblPrEx>
         <w:tc>
           <w:tcPr>
@@ -4652,8 +4623,8 @@
         </w:tblCellMar>
       </w:tblPr>
       <w:tblGrid>
-        <w:gridCol w:w="1080"/>
-        <w:gridCol w:w="637"/>
+        <w:gridCol w:w="3032"/>
+        <w:gridCol w:w="1057"/>
       </w:tblGrid>
       <w:tr>
         <w:tblPrEx>
@@ -4714,6 +4685,70 @@
               </w:rPr>
               <w:t>加载</w:t>
             </w:r>
+          </w:p>
+        </w:tc>
+      </w:tr>
+      <w:tr>
+        <w:tblPrEx>
+          <w:tblBorders>
+            <w:top w:val="single" w:color="auto" w:sz="4" w:space="0"/>
+            <w:left w:val="single" w:color="auto" w:sz="4" w:space="0"/>
+            <w:bottom w:val="single" w:color="auto" w:sz="4" w:space="0"/>
+            <w:right w:val="single" w:color="auto" w:sz="4" w:space="0"/>
+            <w:insideH w:val="single" w:color="auto" w:sz="4" w:space="0"/>
+            <w:insideV w:val="single" w:color="auto" w:sz="4" w:space="0"/>
+          </w:tblBorders>
+          <w:tblCellMar>
+            <w:top w:w="0" w:type="dxa"/>
+            <w:left w:w="108" w:type="dxa"/>
+            <w:bottom w:w="0" w:type="dxa"/>
+            <w:right w:w="108" w:type="dxa"/>
+          </w:tblCellMar>
+        </w:tblPrEx>
+        <w:tc>
+          <w:tcPr>
+            <w:tcW w:w="0" w:type="auto"/>
+          </w:tcPr>
+          <w:p>
+            <w:pPr>
+              <w:pStyle w:val="12"/>
+              <w:bidi w:val="0"/>
+              <w:rPr>
+                <w:rFonts w:hint="default"/>
+                <w:lang w:val="en-US" w:eastAsia="zh-CN"/>
+              </w:rPr>
+            </w:pPr>
+            <w:r>
+              <w:rPr>
+                <w:rFonts w:hint="eastAsia"/>
+                <w:lang w:val="en-US" w:eastAsia="zh-CN"/>
+              </w:rPr>
+              <w:t>util.concatenate(a, b=None)</w:t>
+            </w:r>
+          </w:p>
+        </w:tc>
+        <w:tc>
+          <w:tcPr>
+            <w:tcW w:w="0" w:type="auto"/>
+          </w:tcPr>
+          <w:p>
+            <w:pPr>
+              <w:pStyle w:val="11"/>
+              <w:bidi w:val="0"/>
+              <w:rPr>
+                <w:rFonts w:hint="eastAsia"/>
+                <w:lang w:val="en-US" w:eastAsia="zh-CN"/>
+              </w:rPr>
+            </w:pPr>
+            <w:r>
+              <w:rPr>
+                <w:rFonts w:hint="eastAsia"/>
+                <w:lang w:val="en-US" w:eastAsia="zh-CN"/>
+              </w:rPr>
+              <w:t>合并场景</w:t>
+            </w:r>
+            <w:bookmarkStart w:id="0" w:name="_GoBack"/>
+            <w:bookmarkEnd w:id="0"/>
           </w:p>
         </w:tc>
       </w:tr>
@@ -4957,7 +4992,6 @@
           <w:tcPr>
             <w:tcW w:w="0" w:type="auto"/>
             <w:vMerge w:val="continue"/>
-            <w:tcBorders/>
             <w:vAlign w:val="center"/>
           </w:tcPr>
           <w:p>
@@ -5017,6 +5051,90 @@
                 <w:lang w:val="en-US" w:eastAsia="zh-CN"/>
               </w:rPr>
               <w:t>边界</w:t>
+            </w:r>
+          </w:p>
+        </w:tc>
+      </w:tr>
+      <w:tr>
+        <w:tblPrEx>
+          <w:tblBorders>
+            <w:top w:val="single" w:color="auto" w:sz="4" w:space="0"/>
+            <w:left w:val="single" w:color="auto" w:sz="4" w:space="0"/>
+            <w:bottom w:val="single" w:color="auto" w:sz="4" w:space="0"/>
+            <w:right w:val="single" w:color="auto" w:sz="4" w:space="0"/>
+            <w:insideH w:val="single" w:color="auto" w:sz="4" w:space="0"/>
+            <w:insideV w:val="single" w:color="auto" w:sz="4" w:space="0"/>
+          </w:tblBorders>
+        </w:tblPrEx>
+        <w:tc>
+          <w:tcPr>
+            <w:tcW w:w="0" w:type="auto"/>
+            <w:vMerge w:val="continue"/>
+            <w:vAlign w:val="center"/>
+          </w:tcPr>
+          <w:p>
+            <w:pPr>
+              <w:pStyle w:val="12"/>
+              <w:bidi w:val="0"/>
+              <w:jc w:val="both"/>
+              <w:rPr>
+                <w:rFonts w:hint="eastAsia" w:ascii="华文中宋" w:hAnsi="华文中宋" w:eastAsia="华文中宋" w:cs="华文中宋"/>
+                <w:b/>
+                <w:bCs/>
+                <w:color w:val="ED7D31"/>
+                <w:kern w:val="2"/>
+                <w:sz w:val="21"/>
+                <w:szCs w:val="21"/>
+                <w:lang w:val="en-US" w:eastAsia="zh-CN" w:bidi="ar-SA"/>
+              </w:rPr>
+            </w:pPr>
+          </w:p>
+        </w:tc>
+        <w:tc>
+          <w:tcPr>
+            <w:tcW w:w="0" w:type="auto"/>
+            <w:vAlign w:val="center"/>
+          </w:tcPr>
+          <w:p>
+            <w:pPr>
+              <w:pStyle w:val="12"/>
+              <w:bidi w:val="0"/>
+              <w:jc w:val="both"/>
+              <w:rPr>
+                <w:rFonts w:hint="default"/>
+                <w:lang w:val="en-US" w:eastAsia="zh-CN"/>
+              </w:rPr>
+            </w:pPr>
+            <w:r>
+              <w:rPr>
+                <w:rFonts w:hint="eastAsia"/>
+                <w:lang w:val="en-US" w:eastAsia="zh-CN"/>
+              </w:rPr>
+              <w:t>extents</w:t>
+            </w:r>
+          </w:p>
+        </w:tc>
+        <w:tc>
+          <w:tcPr>
+            <w:tcW w:w="0" w:type="auto"/>
+            <w:vAlign w:val="center"/>
+          </w:tcPr>
+          <w:p>
+            <w:pPr>
+              <w:pStyle w:val="11"/>
+              <w:bidi w:val="0"/>
+              <w:jc w:val="both"/>
+              <w:rPr>
+                <w:rFonts w:hint="default"/>
+                <w:lang w:val="en-US" w:eastAsia="zh-CN"/>
+              </w:rPr>
+            </w:pPr>
+            <w:r>
+              <w:rPr>
+                <w:rFonts w:hint="eastAsia"/>
+                <w:lang w:val="en-US" w:eastAsia="zh-CN"/>
+              </w:rPr>
+              <w:t>尺度</w:t>
             </w:r>
           </w:p>
         </w:tc>
@@ -5041,8 +5159,7 @@
         <w:tc>
           <w:tcPr>
             <w:tcW w:w="0" w:type="auto"/>
-            <w:vMerge w:val="continue"/>
-            <w:tcBorders/>
+            <w:vMerge w:val="restart"/>
             <w:vAlign w:val="center"/>
           </w:tcPr>
           <w:p>
@@ -5061,29 +5178,55 @@
                 <w:lang w:val="en-US" w:eastAsia="zh-CN" w:bidi="ar-SA"/>
               </w:rPr>
             </w:pPr>
-          </w:p>
-        </w:tc>
-        <w:tc>
-          <w:tcPr>
-            <w:tcW w:w="0" w:type="auto"/>
-            <w:vAlign w:val="center"/>
-          </w:tcPr>
-          <w:p>
-            <w:pPr>
-              <w:pStyle w:val="12"/>
-              <w:bidi w:val="0"/>
-              <w:jc w:val="both"/>
-              <w:rPr>
-                <w:rFonts w:hint="default"/>
-                <w:lang w:val="en-US" w:eastAsia="zh-CN"/>
-              </w:rPr>
-            </w:pPr>
-            <w:r>
-              <w:rPr>
-                <w:rFonts w:hint="eastAsia"/>
-                <w:lang w:val="en-US" w:eastAsia="zh-CN"/>
-              </w:rPr>
-              <w:t>extents</w:t>
+            <w:r>
+              <w:rPr>
+                <w:rFonts w:hint="eastAsia" w:ascii="华文中宋" w:hAnsi="华文中宋" w:eastAsia="华文中宋" w:cs="华文中宋"/>
+                <w:b/>
+                <w:bCs/>
+                <w:color w:val="ED7D31"/>
+                <w:kern w:val="2"/>
+                <w:sz w:val="21"/>
+                <w:szCs w:val="21"/>
+                <w:lang w:val="en-US" w:eastAsia="zh-CN" w:bidi="ar-SA"/>
+              </w:rPr>
+              <w:t>实例</w:t>
+            </w:r>
+            <w:r>
+              <w:rPr>
+                <w:rFonts w:hint="eastAsia" w:cs="华文中宋"/>
+                <w:b/>
+                <w:bCs/>
+                <w:color w:val="ED7D31"/>
+                <w:kern w:val="2"/>
+                <w:sz w:val="21"/>
+                <w:szCs w:val="21"/>
+                <w:lang w:val="en-US" w:eastAsia="zh-CN" w:bidi="ar-SA"/>
+              </w:rPr>
+              <w:t>方法</w:t>
+            </w:r>
+          </w:p>
+        </w:tc>
+        <w:tc>
+          <w:tcPr>
+            <w:tcW w:w="0" w:type="auto"/>
+            <w:vAlign w:val="center"/>
+          </w:tcPr>
+          <w:p>
+            <w:pPr>
+              <w:pStyle w:val="12"/>
+              <w:bidi w:val="0"/>
+              <w:jc w:val="both"/>
+              <w:rPr>
+                <w:rFonts w:hint="default"/>
+                <w:lang w:val="en-US" w:eastAsia="zh-CN"/>
+              </w:rPr>
+            </w:pPr>
+            <w:r>
+              <w:rPr>
+                <w:rFonts w:hint="eastAsia"/>
+                <w:lang w:val="en-US" w:eastAsia="zh-CN"/>
+              </w:rPr>
+              <w:t>show(background={RGB})</w:t>
             </w:r>
           </w:p>
         </w:tc>
@@ -5107,7 +5250,7 @@
                 <w:rFonts w:hint="eastAsia"/>
                 <w:lang w:val="en-US" w:eastAsia="zh-CN"/>
               </w:rPr>
-              <w:t>尺度</w:t>
+              <w:t>可视化</w:t>
             </w:r>
           </w:p>
         </w:tc>
@@ -5132,7 +5275,7 @@
         <w:tc>
           <w:tcPr>
             <w:tcW w:w="0" w:type="auto"/>
-            <w:vMerge w:val="restart"/>
+            <w:vMerge w:val="continue"/>
             <w:vAlign w:val="center"/>
           </w:tcPr>
           <w:p>
@@ -5151,64 +5294,29 @@
                 <w:lang w:val="en-US" w:eastAsia="zh-CN" w:bidi="ar-SA"/>
               </w:rPr>
             </w:pPr>
-            <w:r>
-              <w:rPr>
-                <w:rFonts w:hint="eastAsia" w:ascii="华文中宋" w:hAnsi="华文中宋" w:eastAsia="华文中宋" w:cs="华文中宋"/>
-                <w:b/>
-                <w:bCs/>
-                <w:color w:val="ED7D31"/>
-                <w:kern w:val="2"/>
-                <w:sz w:val="21"/>
-                <w:szCs w:val="21"/>
-                <w:lang w:val="en-US" w:eastAsia="zh-CN" w:bidi="ar-SA"/>
-              </w:rPr>
-              <w:t>实例</w:t>
-            </w:r>
-            <w:r>
-              <w:rPr>
-                <w:rFonts w:hint="eastAsia" w:cs="华文中宋"/>
-                <w:b/>
-                <w:bCs/>
-                <w:color w:val="ED7D31"/>
-                <w:kern w:val="2"/>
-                <w:sz w:val="21"/>
-                <w:szCs w:val="21"/>
-                <w:lang w:val="en-US" w:eastAsia="zh-CN" w:bidi="ar-SA"/>
-              </w:rPr>
-              <w:t>方法</w:t>
-            </w:r>
-          </w:p>
-        </w:tc>
-        <w:tc>
-          <w:tcPr>
-            <w:tcW w:w="0" w:type="auto"/>
-            <w:vAlign w:val="center"/>
-          </w:tcPr>
-          <w:p>
-            <w:pPr>
-              <w:pStyle w:val="12"/>
-              <w:bidi w:val="0"/>
-              <w:jc w:val="both"/>
-              <w:rPr>
-                <w:rFonts w:hint="default"/>
-                <w:lang w:val="en-US" w:eastAsia="zh-CN"/>
-              </w:rPr>
-            </w:pPr>
-            <w:r>
-              <w:rPr>
-                <w:rFonts w:hint="eastAsia"/>
-                <w:lang w:val="en-US" w:eastAsia="zh-CN"/>
-              </w:rPr>
-              <w:t>show(background={RGB}</w:t>
-            </w:r>
-            <w:bookmarkStart w:id="0" w:name="_GoBack"/>
-            <w:bookmarkEnd w:id="0"/>
-            <w:r>
-              <w:rPr>
-                <w:rFonts w:hint="eastAsia"/>
-                <w:lang w:val="en-US" w:eastAsia="zh-CN"/>
-              </w:rPr>
-              <w:t>)</w:t>
+          </w:p>
+        </w:tc>
+        <w:tc>
+          <w:tcPr>
+            <w:tcW w:w="0" w:type="auto"/>
+            <w:vAlign w:val="center"/>
+          </w:tcPr>
+          <w:p>
+            <w:pPr>
+              <w:pStyle w:val="12"/>
+              <w:bidi w:val="0"/>
+              <w:jc w:val="both"/>
+              <w:rPr>
+                <w:rFonts w:hint="default"/>
+                <w:lang w:val="en-US" w:eastAsia="zh-CN"/>
+              </w:rPr>
+            </w:pPr>
+            <w:r>
+              <w:rPr>
+                <w:rFonts w:hint="eastAsia"/>
+                <w:lang w:val="en-US" w:eastAsia="zh-CN"/>
+              </w:rPr>
+              <w:t>apply_scale(s)</w:t>
             </w:r>
           </w:p>
         </w:tc>
@@ -5232,7 +5340,7 @@
                 <w:rFonts w:hint="eastAsia"/>
                 <w:lang w:val="en-US" w:eastAsia="zh-CN"/>
               </w:rPr>
-              <w:t>可视化</w:t>
+              <w:t>缩放</w:t>
             </w:r>
           </w:p>
         </w:tc>
@@ -5258,7 +5366,6 @@
           <w:tcPr>
             <w:tcW w:w="0" w:type="auto"/>
             <w:vMerge w:val="continue"/>
-            <w:tcBorders/>
             <w:vAlign w:val="center"/>
           </w:tcPr>
           <w:p>
@@ -5299,7 +5406,7 @@
                 <w:rFonts w:hint="eastAsia"/>
                 <w:lang w:val="en-US" w:eastAsia="zh-CN"/>
               </w:rPr>
-              <w:t>apply_scale(s)</w:t>
+              <w:t>apply_translation(vec)</w:t>
             </w:r>
           </w:p>
         </w:tc>
@@ -5323,7 +5430,7 @@
                 <w:rFonts w:hint="eastAsia"/>
                 <w:lang w:val="en-US" w:eastAsia="zh-CN"/>
               </w:rPr>
-              <w:t>缩放</w:t>
+              <w:t>平移</w:t>
             </w:r>
           </w:p>
         </w:tc>
@@ -5338,109 +5445,11 @@
             <w:insideH w:val="single" w:color="auto" w:sz="4" w:space="0"/>
             <w:insideV w:val="single" w:color="auto" w:sz="4" w:space="0"/>
           </w:tblBorders>
-          <w:tblCellMar>
-            <w:top w:w="0" w:type="dxa"/>
-            <w:left w:w="108" w:type="dxa"/>
-            <w:bottom w:w="0" w:type="dxa"/>
-            <w:right w:w="108" w:type="dxa"/>
-          </w:tblCellMar>
         </w:tblPrEx>
         <w:tc>
           <w:tcPr>
             <w:tcW w:w="0" w:type="auto"/>
             <w:vMerge w:val="continue"/>
-            <w:tcBorders/>
-            <w:vAlign w:val="center"/>
-          </w:tcPr>
-          <w:p>
-            <w:pPr>
-              <w:pStyle w:val="12"/>
-              <w:bidi w:val="0"/>
-              <w:jc w:val="both"/>
-              <w:rPr>
-                <w:rFonts w:hint="eastAsia" w:ascii="华文中宋" w:hAnsi="华文中宋" w:eastAsia="华文中宋" w:cs="华文中宋"/>
-                <w:b/>
-                <w:bCs/>
-                <w:color w:val="ED7D31"/>
-                <w:kern w:val="2"/>
-                <w:sz w:val="21"/>
-                <w:szCs w:val="21"/>
-                <w:lang w:val="en-US" w:eastAsia="zh-CN" w:bidi="ar-SA"/>
-              </w:rPr>
-            </w:pPr>
-          </w:p>
-        </w:tc>
-        <w:tc>
-          <w:tcPr>
-            <w:tcW w:w="0" w:type="auto"/>
-            <w:vAlign w:val="center"/>
-          </w:tcPr>
-          <w:p>
-            <w:pPr>
-              <w:pStyle w:val="12"/>
-              <w:bidi w:val="0"/>
-              <w:jc w:val="both"/>
-              <w:rPr>
-                <w:rFonts w:hint="default"/>
-                <w:lang w:val="en-US" w:eastAsia="zh-CN"/>
-              </w:rPr>
-            </w:pPr>
-            <w:r>
-              <w:rPr>
-                <w:rFonts w:hint="eastAsia"/>
-                <w:lang w:val="en-US" w:eastAsia="zh-CN"/>
-              </w:rPr>
-              <w:t>apply_translation(vec)</w:t>
-            </w:r>
-          </w:p>
-        </w:tc>
-        <w:tc>
-          <w:tcPr>
-            <w:tcW w:w="0" w:type="auto"/>
-            <w:vAlign w:val="center"/>
-          </w:tcPr>
-          <w:p>
-            <w:pPr>
-              <w:pStyle w:val="11"/>
-              <w:bidi w:val="0"/>
-              <w:jc w:val="both"/>
-              <w:rPr>
-                <w:rFonts w:hint="default"/>
-                <w:lang w:val="en-US" w:eastAsia="zh-CN"/>
-              </w:rPr>
-            </w:pPr>
-            <w:r>
-              <w:rPr>
-                <w:rFonts w:hint="eastAsia"/>
-                <w:lang w:val="en-US" w:eastAsia="zh-CN"/>
-              </w:rPr>
-              <w:t>平移</w:t>
-            </w:r>
-          </w:p>
-        </w:tc>
-      </w:tr>
-      <w:tr>
-        <w:tblPrEx>
-          <w:tblBorders>
-            <w:top w:val="single" w:color="auto" w:sz="4" w:space="0"/>
-            <w:left w:val="single" w:color="auto" w:sz="4" w:space="0"/>
-            <w:bottom w:val="single" w:color="auto" w:sz="4" w:space="0"/>
-            <w:right w:val="single" w:color="auto" w:sz="4" w:space="0"/>
-            <w:insideH w:val="single" w:color="auto" w:sz="4" w:space="0"/>
-            <w:insideV w:val="single" w:color="auto" w:sz="4" w:space="0"/>
-          </w:tblBorders>
-          <w:tblCellMar>
-            <w:top w:w="0" w:type="dxa"/>
-            <w:left w:w="108" w:type="dxa"/>
-            <w:bottom w:w="0" w:type="dxa"/>
-            <w:right w:w="108" w:type="dxa"/>
-          </w:tblCellMar>
-        </w:tblPrEx>
-        <w:tc>
-          <w:tcPr>
-            <w:tcW w:w="0" w:type="auto"/>
-            <w:vMerge w:val="continue"/>
-            <w:tcBorders/>
             <w:vAlign w:val="center"/>
           </w:tcPr>
           <w:p>

--- a/py 空间几何.docx
+++ b/py 空间几何.docx
@@ -2,6 +2,2825 @@
 <file path=word/document.xml><?xml version="1.0" encoding="utf-8"?>
 <w:document xmlns:wpc="http://schemas.microsoft.com/office/word/2010/wordprocessingCanvas" xmlns:mc="http://schemas.openxmlformats.org/markup-compatibility/2006" xmlns:o="urn:schemas-microsoft-com:office:office" xmlns:r="http://schemas.openxmlformats.org/officeDocument/2006/relationships" xmlns:m="http://schemas.openxmlformats.org/officeDocument/2006/math" xmlns:v="urn:schemas-microsoft-com:vml" xmlns:wp14="http://schemas.microsoft.com/office/word/2010/wordprocessingDrawing" xmlns:wp="http://schemas.openxmlformats.org/drawingml/2006/wordprocessingDrawing" xmlns:w="http://schemas.openxmlformats.org/wordprocessingml/2006/main" xmlns:w14="http://schemas.microsoft.com/office/word/2010/wordml" xmlns:w10="urn:schemas-microsoft-com:office:word" xmlns:w15="http://schemas.microsoft.com/office/word/2012/wordml" xmlns:wpg="http://schemas.microsoft.com/office/word/2010/wordprocessingGroup" xmlns:wpi="http://schemas.microsoft.com/office/word/2010/wordprocessingInk" xmlns:wne="http://schemas.microsoft.com/office/word/2006/wordml" xmlns:wps="http://schemas.microsoft.com/office/word/2010/wordprocessingShape" xmlns:wpsCustomData="http://www.wps.cn/officeDocument/2013/wpsCustomData" mc:Ignorable="w14 w15 wp14">
   <w:body>
+    <w:p>
+      <w:pPr>
+        <w:bidi w:val="0"/>
+        <w:outlineLvl w:val="9"/>
+        <w:rPr>
+          <w:rFonts w:hint="eastAsia"/>
+          <w:lang w:val="en-US" w:eastAsia="zh-CN"/>
+        </w:rPr>
+      </w:pPr>
+    </w:p>
+    <w:p>
+      <w:pPr>
+        <w:outlineLvl w:val="0"/>
+        <w:rPr>
+          <w:rFonts w:hint="eastAsia" w:ascii="华文中宋" w:hAnsi="华文中宋" w:eastAsia="华文中宋" w:cs="华文中宋"/>
+          <w:b/>
+          <w:bCs/>
+          <w:color w:val="70AD47"/>
+          <w:kern w:val="44"/>
+          <w:sz w:val="21"/>
+          <w:szCs w:val="21"/>
+          <w:lang w:val="en-US" w:eastAsia="zh-CN" w:bidi="ar-SA"/>
+        </w:rPr>
+      </w:pPr>
+      <w:r>
+        <w:rPr>
+          <w:rFonts w:hint="eastAsia" w:ascii="华文中宋" w:hAnsi="华文中宋" w:eastAsia="华文中宋" w:cs="华文中宋"/>
+          <w:b/>
+          <w:bCs/>
+          <w:color w:val="70AD47"/>
+          <w:kern w:val="44"/>
+          <w:sz w:val="21"/>
+          <w:szCs w:val="21"/>
+          <w:lang w:val="en-US" w:eastAsia="zh-CN" w:bidi="ar-SA"/>
+        </w:rPr>
+        <w:t>机械臂curobo：</w:t>
+      </w:r>
+    </w:p>
+    <w:tbl>
+      <w:tblPr>
+        <w:tblStyle w:val="8"/>
+        <w:tblW w:w="0" w:type="auto"/>
+        <w:tblInd w:w="0" w:type="dxa"/>
+        <w:tblBorders>
+          <w:top w:val="single" w:color="auto" w:sz="4" w:space="0"/>
+          <w:left w:val="single" w:color="auto" w:sz="4" w:space="0"/>
+          <w:bottom w:val="single" w:color="auto" w:sz="4" w:space="0"/>
+          <w:right w:val="single" w:color="auto" w:sz="4" w:space="0"/>
+          <w:insideH w:val="single" w:color="auto" w:sz="4" w:space="0"/>
+          <w:insideV w:val="single" w:color="auto" w:sz="4" w:space="0"/>
+        </w:tblBorders>
+        <w:tblLayout w:type="autofit"/>
+        <w:tblCellMar>
+          <w:top w:w="0" w:type="dxa"/>
+          <w:left w:w="108" w:type="dxa"/>
+          <w:bottom w:w="0" w:type="dxa"/>
+          <w:right w:w="108" w:type="dxa"/>
+        </w:tblCellMar>
+      </w:tblPr>
+      <w:tblGrid>
+        <w:gridCol w:w="1057"/>
+        <w:gridCol w:w="5160"/>
+        <w:gridCol w:w="1688"/>
+      </w:tblGrid>
+      <w:tr>
+        <w:tblPrEx>
+          <w:tblBorders>
+            <w:top w:val="single" w:color="auto" w:sz="4" w:space="0"/>
+            <w:left w:val="single" w:color="auto" w:sz="4" w:space="0"/>
+            <w:bottom w:val="single" w:color="auto" w:sz="4" w:space="0"/>
+            <w:right w:val="single" w:color="auto" w:sz="4" w:space="0"/>
+            <w:insideH w:val="single" w:color="auto" w:sz="4" w:space="0"/>
+            <w:insideV w:val="single" w:color="auto" w:sz="4" w:space="0"/>
+          </w:tblBorders>
+          <w:tblCellMar>
+            <w:top w:w="0" w:type="dxa"/>
+            <w:left w:w="108" w:type="dxa"/>
+            <w:bottom w:w="0" w:type="dxa"/>
+            <w:right w:w="108" w:type="dxa"/>
+          </w:tblCellMar>
+        </w:tblPrEx>
+        <w:tc>
+          <w:tcPr>
+            <w:tcW w:w="0" w:type="auto"/>
+            <w:gridSpan w:val="3"/>
+            <w:vAlign w:val="center"/>
+          </w:tcPr>
+          <w:p>
+            <w:pPr>
+              <w:rPr>
+                <w:rFonts w:hint="default" w:eastAsia="华文中宋" w:cs="华文中宋"/>
+                <w:bCs/>
+                <w:color w:val="C0504D" w:themeColor="accent2"/>
+                <w:spacing w:val="7"/>
+                <w:lang w:val="en-US" w:eastAsia="zh-CN"/>
+                <w14:textFill>
+                  <w14:solidFill>
+                    <w14:schemeClr w14:val="accent2"/>
+                  </w14:solidFill>
+                </w14:textFill>
+              </w:rPr>
+            </w:pPr>
+            <w:r>
+              <w:rPr>
+                <w:rFonts w:hint="eastAsia"/>
+                <w:lang w:val="en-US" w:eastAsia="zh-CN"/>
+              </w:rPr>
+              <w:t>cuda_robot_model.cuda_robot_model：</w:t>
+            </w:r>
+          </w:p>
+        </w:tc>
+      </w:tr>
+      <w:tr>
+        <w:tblPrEx>
+          <w:tblBorders>
+            <w:top w:val="single" w:color="auto" w:sz="4" w:space="0"/>
+            <w:left w:val="single" w:color="auto" w:sz="4" w:space="0"/>
+            <w:bottom w:val="single" w:color="auto" w:sz="4" w:space="0"/>
+            <w:right w:val="single" w:color="auto" w:sz="4" w:space="0"/>
+            <w:insideH w:val="single" w:color="auto" w:sz="4" w:space="0"/>
+            <w:insideV w:val="single" w:color="auto" w:sz="4" w:space="0"/>
+          </w:tblBorders>
+          <w:tblCellMar>
+            <w:top w:w="0" w:type="dxa"/>
+            <w:left w:w="108" w:type="dxa"/>
+            <w:bottom w:w="0" w:type="dxa"/>
+            <w:right w:w="108" w:type="dxa"/>
+          </w:tblCellMar>
+        </w:tblPrEx>
+        <w:trPr>
+          <w:trHeight w:val="90" w:hRule="atLeast"/>
+        </w:trPr>
+        <w:tc>
+          <w:tcPr>
+            <w:tcW w:w="0" w:type="auto"/>
+            <w:gridSpan w:val="2"/>
+            <w:vAlign w:val="center"/>
+          </w:tcPr>
+          <w:p>
+            <w:pPr>
+              <w:rPr>
+                <w:rFonts w:hint="default" w:eastAsia="华文中宋" w:cs="华文中宋"/>
+                <w:bCs/>
+                <w:color w:val="FF0000"/>
+                <w:spacing w:val="7"/>
+                <w:lang w:val="en-US" w:eastAsia="zh-CN"/>
+              </w:rPr>
+            </w:pPr>
+            <w:r>
+              <w:rPr>
+                <w:rFonts w:hint="eastAsia" w:cs="华文中宋"/>
+                <w:bCs/>
+                <w:color w:val="FF0000"/>
+                <w:spacing w:val="7"/>
+                <w:lang w:val="en-US" w:eastAsia="zh-CN"/>
+              </w:rPr>
+              <w:t>CudaRobotModel(config)</w:t>
+            </w:r>
+          </w:p>
+        </w:tc>
+        <w:tc>
+          <w:tcPr>
+            <w:tcW w:w="0" w:type="auto"/>
+            <w:vAlign w:val="center"/>
+          </w:tcPr>
+          <w:p>
+            <w:pPr>
+              <w:rPr>
+                <w:rFonts w:hint="eastAsia" w:eastAsia="华文中宋" w:cs="华文中宋"/>
+                <w:bCs/>
+                <w:color w:val="C0504D" w:themeColor="accent2"/>
+                <w:spacing w:val="7"/>
+                <w:lang w:eastAsia="zh-CN"/>
+                <w14:textFill>
+                  <w14:solidFill>
+                    <w14:schemeClr w14:val="accent2"/>
+                  </w14:solidFill>
+                </w14:textFill>
+              </w:rPr>
+            </w:pPr>
+            <w:r>
+              <w:rPr>
+                <w:rFonts w:hint="eastAsia" w:cs="华文中宋"/>
+                <w:bCs/>
+                <w:color w:val="EA82F1"/>
+                <w:szCs w:val="24"/>
+                <w:lang w:eastAsia="zh-CN"/>
+              </w:rPr>
+              <w:t>逆运动学</w:t>
+            </w:r>
+            <w:r>
+              <w:rPr>
+                <w:rFonts w:hint="eastAsia"/>
+                <w:lang w:val="en-US" w:eastAsia="zh-CN"/>
+              </w:rPr>
+              <w:t>求解器</w:t>
+            </w:r>
+          </w:p>
+        </w:tc>
+      </w:tr>
+      <w:tr>
+        <w:tblPrEx>
+          <w:tblBorders>
+            <w:top w:val="single" w:color="auto" w:sz="4" w:space="0"/>
+            <w:left w:val="single" w:color="auto" w:sz="4" w:space="0"/>
+            <w:bottom w:val="single" w:color="auto" w:sz="4" w:space="0"/>
+            <w:right w:val="single" w:color="auto" w:sz="4" w:space="0"/>
+            <w:insideH w:val="single" w:color="auto" w:sz="4" w:space="0"/>
+            <w:insideV w:val="single" w:color="auto" w:sz="4" w:space="0"/>
+          </w:tblBorders>
+          <w:tblCellMar>
+            <w:top w:w="0" w:type="dxa"/>
+            <w:left w:w="108" w:type="dxa"/>
+            <w:bottom w:w="0" w:type="dxa"/>
+            <w:right w:w="108" w:type="dxa"/>
+          </w:tblCellMar>
+        </w:tblPrEx>
+        <w:tc>
+          <w:tcPr>
+            <w:tcW w:w="0" w:type="auto"/>
+            <w:vAlign w:val="center"/>
+          </w:tcPr>
+          <w:p>
+            <w:pPr>
+              <w:rPr>
+                <w:rFonts w:hint="eastAsia"/>
+                <w:lang w:val="en-US" w:eastAsia="zh-CN"/>
+              </w:rPr>
+            </w:pPr>
+            <w:r>
+              <w:rPr>
+                <w:rFonts w:hint="eastAsia"/>
+                <w:lang w:val="en-US" w:eastAsia="zh-CN"/>
+              </w:rPr>
+              <w:t>实例属性</w:t>
+            </w:r>
+          </w:p>
+        </w:tc>
+        <w:tc>
+          <w:tcPr>
+            <w:tcW w:w="0" w:type="auto"/>
+            <w:vAlign w:val="center"/>
+          </w:tcPr>
+          <w:p>
+            <w:pPr>
+              <w:rPr>
+                <w:rFonts w:hint="default" w:eastAsia="华文中宋" w:cs="华文中宋"/>
+                <w:bCs/>
+                <w:color w:val="FF0000"/>
+                <w:spacing w:val="7"/>
+                <w:lang w:val="en-US" w:eastAsia="zh-CN"/>
+              </w:rPr>
+            </w:pPr>
+            <w:r>
+              <w:rPr>
+                <w:rFonts w:hint="eastAsia" w:cs="华文中宋"/>
+                <w:bCs/>
+                <w:color w:val="FF0000"/>
+                <w:spacing w:val="7"/>
+                <w:lang w:val="en-US" w:eastAsia="zh-CN"/>
+              </w:rPr>
+              <w:t>base_link / ee_link / joint_names</w:t>
+            </w:r>
+          </w:p>
+        </w:tc>
+        <w:tc>
+          <w:tcPr>
+            <w:tcW w:w="0" w:type="auto"/>
+            <w:vAlign w:val="center"/>
+          </w:tcPr>
+          <w:p>
+            <w:pPr>
+              <w:rPr>
+                <w:rFonts w:hint="default" w:eastAsia="华文中宋" w:cs="华文中宋"/>
+                <w:bCs/>
+                <w:color w:val="C0504D" w:themeColor="accent2"/>
+                <w:spacing w:val="7"/>
+                <w:lang w:val="en-US" w:eastAsia="zh-CN"/>
+                <w14:textFill>
+                  <w14:solidFill>
+                    <w14:schemeClr w14:val="accent2"/>
+                  </w14:solidFill>
+                </w14:textFill>
+              </w:rPr>
+            </w:pPr>
+            <w:r>
+              <w:rPr>
+                <w:rFonts w:hint="eastAsia" w:cs="华文中宋"/>
+                <w:bCs/>
+                <w:color w:val="EA82F1"/>
+                <w:szCs w:val="24"/>
+                <w:lang w:val="en-US" w:eastAsia="zh-CN"/>
+              </w:rPr>
+              <w:t>坐标系名称</w:t>
+            </w:r>
+          </w:p>
+        </w:tc>
+      </w:tr>
+      <w:tr>
+        <w:tblPrEx>
+          <w:tblBorders>
+            <w:top w:val="single" w:color="auto" w:sz="4" w:space="0"/>
+            <w:left w:val="single" w:color="auto" w:sz="4" w:space="0"/>
+            <w:bottom w:val="single" w:color="auto" w:sz="4" w:space="0"/>
+            <w:right w:val="single" w:color="auto" w:sz="4" w:space="0"/>
+            <w:insideH w:val="single" w:color="auto" w:sz="4" w:space="0"/>
+            <w:insideV w:val="single" w:color="auto" w:sz="4" w:space="0"/>
+          </w:tblBorders>
+          <w:tblCellMar>
+            <w:top w:w="0" w:type="dxa"/>
+            <w:left w:w="108" w:type="dxa"/>
+            <w:bottom w:w="0" w:type="dxa"/>
+            <w:right w:w="108" w:type="dxa"/>
+          </w:tblCellMar>
+        </w:tblPrEx>
+        <w:tc>
+          <w:tcPr>
+            <w:tcW w:w="0" w:type="auto"/>
+            <w:vAlign w:val="center"/>
+          </w:tcPr>
+          <w:p>
+            <w:pPr>
+              <w:rPr>
+                <w:rFonts w:hint="eastAsia"/>
+                <w:lang w:val="en-US" w:eastAsia="zh-CN"/>
+              </w:rPr>
+            </w:pPr>
+            <w:r>
+              <w:rPr>
+                <w:rFonts w:hint="eastAsia"/>
+                <w:lang w:val="en-US" w:eastAsia="zh-CN"/>
+              </w:rPr>
+              <w:t>实例方法</w:t>
+            </w:r>
+          </w:p>
+        </w:tc>
+        <w:tc>
+          <w:tcPr>
+            <w:tcW w:w="0" w:type="auto"/>
+            <w:vAlign w:val="center"/>
+          </w:tcPr>
+          <w:p>
+            <w:pPr>
+              <w:rPr>
+                <w:rFonts w:hint="default" w:cs="华文中宋"/>
+                <w:bCs/>
+                <w:color w:val="FF0000"/>
+                <w:spacing w:val="7"/>
+                <w:lang w:val="en-US" w:eastAsia="zh-CN"/>
+              </w:rPr>
+            </w:pPr>
+            <w:r>
+              <w:rPr>
+                <w:rFonts w:hint="eastAsia" w:cs="华文中宋"/>
+                <w:bCs/>
+                <w:color w:val="FF0000"/>
+                <w:spacing w:val="7"/>
+                <w:lang w:val="en-US" w:eastAsia="zh-CN"/>
+              </w:rPr>
+              <w:t>get_robot_as_mesh / get_robot_as_spheres(q)</w:t>
+            </w:r>
+          </w:p>
+        </w:tc>
+        <w:tc>
+          <w:tcPr>
+            <w:tcW w:w="0" w:type="auto"/>
+            <w:vAlign w:val="center"/>
+          </w:tcPr>
+          <w:p>
+            <w:pPr>
+              <w:rPr>
+                <w:rFonts w:hint="eastAsia" w:cs="华文中宋"/>
+                <w:bCs/>
+                <w:color w:val="EA82F1"/>
+                <w:szCs w:val="24"/>
+                <w:lang w:val="en-US" w:eastAsia="zh-CN"/>
+              </w:rPr>
+            </w:pPr>
+            <w:r>
+              <w:rPr>
+                <w:rFonts w:hint="eastAsia"/>
+                <w:lang w:val="en-US" w:eastAsia="zh-CN"/>
+              </w:rPr>
+              <w:t>输出</w:t>
+            </w:r>
+            <w:r>
+              <w:rPr>
+                <w:rFonts w:hint="eastAsia" w:cs="华文中宋"/>
+                <w:bCs/>
+                <w:color w:val="EA82F1"/>
+                <w:szCs w:val="24"/>
+                <w:lang w:val="en-US" w:eastAsia="zh-CN"/>
+              </w:rPr>
+              <w:t>几何体</w:t>
+            </w:r>
+          </w:p>
+        </w:tc>
+      </w:tr>
+    </w:tbl>
+    <w:p>
+      <w:pPr>
+        <w:outlineLvl w:val="9"/>
+        <w:rPr>
+          <w:rFonts w:hint="eastAsia" w:cs="华文中宋"/>
+          <w:bCs/>
+          <w:color w:val="F79646" w:themeColor="accent6"/>
+          <w:spacing w:val="7"/>
+          <w14:textFill>
+            <w14:solidFill>
+              <w14:schemeClr w14:val="accent6"/>
+            </w14:solidFill>
+          </w14:textFill>
+        </w:rPr>
+      </w:pPr>
+    </w:p>
+    <w:tbl>
+      <w:tblPr>
+        <w:tblStyle w:val="8"/>
+        <w:tblW w:w="0" w:type="auto"/>
+        <w:tblInd w:w="0" w:type="dxa"/>
+        <w:tblBorders>
+          <w:top w:val="single" w:color="auto" w:sz="4" w:space="0"/>
+          <w:left w:val="single" w:color="auto" w:sz="4" w:space="0"/>
+          <w:bottom w:val="single" w:color="auto" w:sz="4" w:space="0"/>
+          <w:right w:val="single" w:color="auto" w:sz="4" w:space="0"/>
+          <w:insideH w:val="single" w:color="auto" w:sz="4" w:space="0"/>
+          <w:insideV w:val="single" w:color="auto" w:sz="4" w:space="0"/>
+        </w:tblBorders>
+        <w:tblLayout w:type="autofit"/>
+        <w:tblCellMar>
+          <w:top w:w="0" w:type="dxa"/>
+          <w:left w:w="108" w:type="dxa"/>
+          <w:bottom w:w="0" w:type="dxa"/>
+          <w:right w:w="108" w:type="dxa"/>
+        </w:tblCellMar>
+      </w:tblPr>
+      <w:tblGrid>
+        <w:gridCol w:w="1634"/>
+        <w:gridCol w:w="6340"/>
+        <w:gridCol w:w="1268"/>
+      </w:tblGrid>
+      <w:tr>
+        <w:tblPrEx>
+          <w:tblBorders>
+            <w:top w:val="single" w:color="auto" w:sz="4" w:space="0"/>
+            <w:left w:val="single" w:color="auto" w:sz="4" w:space="0"/>
+            <w:bottom w:val="single" w:color="auto" w:sz="4" w:space="0"/>
+            <w:right w:val="single" w:color="auto" w:sz="4" w:space="0"/>
+            <w:insideH w:val="single" w:color="auto" w:sz="4" w:space="0"/>
+            <w:insideV w:val="single" w:color="auto" w:sz="4" w:space="0"/>
+          </w:tblBorders>
+          <w:tblCellMar>
+            <w:top w:w="0" w:type="dxa"/>
+            <w:left w:w="108" w:type="dxa"/>
+            <w:bottom w:w="0" w:type="dxa"/>
+            <w:right w:w="108" w:type="dxa"/>
+          </w:tblCellMar>
+        </w:tblPrEx>
+        <w:tc>
+          <w:tcPr>
+            <w:tcW w:w="0" w:type="auto"/>
+            <w:gridSpan w:val="3"/>
+            <w:vAlign w:val="center"/>
+          </w:tcPr>
+          <w:p>
+            <w:pPr>
+              <w:rPr>
+                <w:rFonts w:hint="default" w:eastAsia="华文中宋" w:cs="华文中宋"/>
+                <w:bCs/>
+                <w:color w:val="C0504D" w:themeColor="accent2"/>
+                <w:spacing w:val="7"/>
+                <w:lang w:val="en-US" w:eastAsia="zh-CN"/>
+                <w14:textFill>
+                  <w14:solidFill>
+                    <w14:schemeClr w14:val="accent2"/>
+                  </w14:solidFill>
+                </w14:textFill>
+              </w:rPr>
+            </w:pPr>
+            <w:r>
+              <w:rPr>
+                <w:rFonts w:hint="eastAsia"/>
+                <w:lang w:val="en-US" w:eastAsia="zh-CN"/>
+              </w:rPr>
+              <w:t>geom.types：</w:t>
+            </w:r>
+          </w:p>
+        </w:tc>
+      </w:tr>
+      <w:tr>
+        <w:tblPrEx>
+          <w:tblBorders>
+            <w:top w:val="single" w:color="auto" w:sz="4" w:space="0"/>
+            <w:left w:val="single" w:color="auto" w:sz="4" w:space="0"/>
+            <w:bottom w:val="single" w:color="auto" w:sz="4" w:space="0"/>
+            <w:right w:val="single" w:color="auto" w:sz="4" w:space="0"/>
+            <w:insideH w:val="single" w:color="auto" w:sz="4" w:space="0"/>
+            <w:insideV w:val="single" w:color="auto" w:sz="4" w:space="0"/>
+          </w:tblBorders>
+          <w:tblCellMar>
+            <w:top w:w="0" w:type="dxa"/>
+            <w:left w:w="108" w:type="dxa"/>
+            <w:bottom w:w="0" w:type="dxa"/>
+            <w:right w:w="108" w:type="dxa"/>
+          </w:tblCellMar>
+        </w:tblPrEx>
+        <w:trPr>
+          <w:trHeight w:val="90" w:hRule="atLeast"/>
+        </w:trPr>
+        <w:tc>
+          <w:tcPr>
+            <w:tcW w:w="0" w:type="auto"/>
+            <w:gridSpan w:val="2"/>
+            <w:vAlign w:val="center"/>
+          </w:tcPr>
+          <w:p>
+            <w:pPr>
+              <w:rPr>
+                <w:rFonts w:hint="default" w:cs="华文中宋"/>
+                <w:bCs/>
+                <w:color w:val="FF0000"/>
+                <w:spacing w:val="7"/>
+                <w:lang w:val="en-US" w:eastAsia="zh-CN"/>
+              </w:rPr>
+            </w:pPr>
+            <w:r>
+              <w:rPr>
+                <w:rFonts w:hint="eastAsia" w:cs="华文中宋"/>
+                <w:bCs/>
+                <w:color w:val="FF0000"/>
+                <w:spacing w:val="7"/>
+                <w:lang w:val="en-US" w:eastAsia="zh-CN"/>
+              </w:rPr>
+              <w:t>Obstacle(name, pose, scale, color) /</w:t>
+            </w:r>
+          </w:p>
+          <w:p>
+            <w:pPr>
+              <w:rPr>
+                <w:rFonts w:hint="eastAsia" w:cs="华文中宋"/>
+                <w:bCs/>
+                <w:color w:val="FF0000"/>
+                <w:spacing w:val="7"/>
+                <w:lang w:val="en-US" w:eastAsia="zh-CN"/>
+              </w:rPr>
+            </w:pPr>
+            <w:r>
+              <w:rPr>
+                <w:rFonts w:hint="eastAsia" w:cs="华文中宋"/>
+                <w:bCs/>
+                <w:color w:val="FF0000"/>
+                <w:spacing w:val="7"/>
+                <w:lang w:val="en-US" w:eastAsia="zh-CN"/>
+              </w:rPr>
+              <w:t xml:space="preserve">Cuboid(..., dims) / Capsule(..., radius, base, tip) / </w:t>
+            </w:r>
+          </w:p>
+          <w:p>
+            <w:pPr>
+              <w:rPr>
+                <w:rFonts w:hint="eastAsia" w:cs="华文中宋"/>
+                <w:bCs/>
+                <w:color w:val="FF0000"/>
+                <w:spacing w:val="7"/>
+                <w:lang w:val="en-US" w:eastAsia="zh-CN"/>
+              </w:rPr>
+            </w:pPr>
+            <w:r>
+              <w:rPr>
+                <w:rFonts w:hint="eastAsia" w:cs="华文中宋"/>
+                <w:bCs/>
+                <w:color w:val="FF0000"/>
+                <w:spacing w:val="7"/>
+                <w:lang w:val="en-US" w:eastAsia="zh-CN"/>
+              </w:rPr>
+              <w:t xml:space="preserve">Cylinder(..., radius, height) / Sphere(..., radius) / Mesh(..., file_path) / </w:t>
+            </w:r>
+          </w:p>
+          <w:p>
+            <w:pPr>
+              <w:rPr>
+                <w:rFonts w:hint="default" w:cs="华文中宋"/>
+                <w:bCs/>
+                <w:color w:val="FF0000"/>
+                <w:spacing w:val="7"/>
+                <w:lang w:val="en-US" w:eastAsia="zh-CN"/>
+              </w:rPr>
+            </w:pPr>
+            <w:r>
+              <w:rPr>
+                <w:rFonts w:hint="eastAsia" w:cs="华文中宋"/>
+                <w:bCs/>
+                <w:color w:val="FF0000"/>
+                <w:spacing w:val="7"/>
+                <w:lang w:val="en-US" w:eastAsia="zh-CN"/>
+              </w:rPr>
+              <w:t>BloxMap / PointCloud(..., points) / VoxelGrid(..., dims, voxel_size)</w:t>
+            </w:r>
+          </w:p>
+        </w:tc>
+        <w:tc>
+          <w:tcPr>
+            <w:tcW w:w="0" w:type="auto"/>
+            <w:vAlign w:val="center"/>
+          </w:tcPr>
+          <w:p>
+            <w:pPr>
+              <w:rPr>
+                <w:rFonts w:hint="eastAsia" w:cs="华文中宋"/>
+                <w:bCs/>
+                <w:color w:val="EA82F1"/>
+                <w:szCs w:val="24"/>
+                <w:lang w:val="en-US" w:eastAsia="zh-CN"/>
+              </w:rPr>
+            </w:pPr>
+            <w:r>
+              <w:rPr>
+                <w:rFonts w:hint="eastAsia" w:cs="华文中宋"/>
+                <w:bCs/>
+                <w:color w:val="EA82F1"/>
+                <w:szCs w:val="24"/>
+                <w:lang w:val="en-US" w:eastAsia="zh-CN"/>
+              </w:rPr>
+              <w:t>障碍物</w:t>
+            </w:r>
+          </w:p>
+        </w:tc>
+      </w:tr>
+      <w:tr>
+        <w:tblPrEx>
+          <w:tblBorders>
+            <w:top w:val="single" w:color="auto" w:sz="4" w:space="0"/>
+            <w:left w:val="single" w:color="auto" w:sz="4" w:space="0"/>
+            <w:bottom w:val="single" w:color="auto" w:sz="4" w:space="0"/>
+            <w:right w:val="single" w:color="auto" w:sz="4" w:space="0"/>
+            <w:insideH w:val="single" w:color="auto" w:sz="4" w:space="0"/>
+            <w:insideV w:val="single" w:color="auto" w:sz="4" w:space="0"/>
+          </w:tblBorders>
+          <w:tblCellMar>
+            <w:top w:w="0" w:type="dxa"/>
+            <w:left w:w="108" w:type="dxa"/>
+            <w:bottom w:w="0" w:type="dxa"/>
+            <w:right w:w="108" w:type="dxa"/>
+          </w:tblCellMar>
+        </w:tblPrEx>
+        <w:trPr>
+          <w:trHeight w:val="290" w:hRule="atLeast"/>
+        </w:trPr>
+        <w:tc>
+          <w:tcPr>
+            <w:tcW w:w="0" w:type="auto"/>
+            <w:vMerge w:val="restart"/>
+            <w:vAlign w:val="center"/>
+          </w:tcPr>
+          <w:p>
+            <w:pPr>
+              <w:rPr>
+                <w:rFonts w:hint="eastAsia" w:cs="华文中宋"/>
+                <w:bCs/>
+                <w:color w:val="FF0000"/>
+                <w:spacing w:val="7"/>
+                <w:lang w:val="en-US" w:eastAsia="zh-CN"/>
+              </w:rPr>
+            </w:pPr>
+            <w:r>
+              <w:rPr>
+                <w:rFonts w:hint="eastAsia"/>
+                <w:lang w:val="en-US" w:eastAsia="zh-CN"/>
+              </w:rPr>
+              <w:t>实例方法</w:t>
+            </w:r>
+          </w:p>
+        </w:tc>
+        <w:tc>
+          <w:tcPr>
+            <w:tcW w:w="0" w:type="auto"/>
+            <w:vAlign w:val="center"/>
+          </w:tcPr>
+          <w:p>
+            <w:pPr>
+              <w:rPr>
+                <w:rFonts w:hint="default" w:cs="华文中宋"/>
+                <w:bCs/>
+                <w:color w:val="FF0000"/>
+                <w:spacing w:val="7"/>
+                <w:lang w:val="en-US" w:eastAsia="zh-CN"/>
+              </w:rPr>
+            </w:pPr>
+            <w:r>
+              <w:rPr>
+                <w:rFonts w:hint="eastAsia" w:cs="华文中宋"/>
+                <w:bCs/>
+                <w:color w:val="FF0000"/>
+                <w:spacing w:val="7"/>
+                <w:lang w:val="en-US" w:eastAsia="zh-CN"/>
+              </w:rPr>
+              <w:t>get_trimesh_mesh()</w:t>
+            </w:r>
+          </w:p>
+        </w:tc>
+        <w:tc>
+          <w:tcPr>
+            <w:tcW w:w="0" w:type="auto"/>
+            <w:vAlign w:val="center"/>
+          </w:tcPr>
+          <w:p>
+            <w:pPr>
+              <w:rPr>
+                <w:rFonts w:hint="default" w:cs="华文中宋"/>
+                <w:bCs/>
+                <w:color w:val="EA82F1"/>
+                <w:szCs w:val="24"/>
+                <w:lang w:val="en-US" w:eastAsia="zh-CN"/>
+              </w:rPr>
+            </w:pPr>
+            <w:r>
+              <w:rPr>
+                <w:rFonts w:hint="eastAsia" w:cs="华文中宋"/>
+                <w:bCs/>
+                <w:color w:val="EA82F1"/>
+                <w:szCs w:val="24"/>
+                <w:lang w:val="en-US" w:eastAsia="zh-CN"/>
+              </w:rPr>
+              <w:t>生成mesh</w:t>
+            </w:r>
+          </w:p>
+        </w:tc>
+      </w:tr>
+      <w:tr>
+        <w:tblPrEx>
+          <w:tblBorders>
+            <w:top w:val="single" w:color="auto" w:sz="4" w:space="0"/>
+            <w:left w:val="single" w:color="auto" w:sz="4" w:space="0"/>
+            <w:bottom w:val="single" w:color="auto" w:sz="4" w:space="0"/>
+            <w:right w:val="single" w:color="auto" w:sz="4" w:space="0"/>
+            <w:insideH w:val="single" w:color="auto" w:sz="4" w:space="0"/>
+            <w:insideV w:val="single" w:color="auto" w:sz="4" w:space="0"/>
+          </w:tblBorders>
+          <w:tblCellMar>
+            <w:top w:w="0" w:type="dxa"/>
+            <w:left w:w="108" w:type="dxa"/>
+            <w:bottom w:w="0" w:type="dxa"/>
+            <w:right w:w="108" w:type="dxa"/>
+          </w:tblCellMar>
+        </w:tblPrEx>
+        <w:trPr>
+          <w:trHeight w:val="290" w:hRule="atLeast"/>
+        </w:trPr>
+        <w:tc>
+          <w:tcPr>
+            <w:tcW w:w="0" w:type="auto"/>
+            <w:vMerge w:val="continue"/>
+            <w:vAlign w:val="center"/>
+          </w:tcPr>
+          <w:p>
+            <w:pPr>
+              <w:rPr>
+                <w:rFonts w:hint="eastAsia"/>
+                <w:lang w:val="en-US" w:eastAsia="zh-CN"/>
+              </w:rPr>
+            </w:pPr>
+          </w:p>
+        </w:tc>
+        <w:tc>
+          <w:tcPr>
+            <w:tcW w:w="0" w:type="auto"/>
+            <w:vAlign w:val="center"/>
+          </w:tcPr>
+          <w:p>
+            <w:pPr>
+              <w:rPr>
+                <w:rFonts w:hint="default" w:cs="华文中宋"/>
+                <w:bCs/>
+                <w:color w:val="FF0000"/>
+                <w:spacing w:val="7"/>
+                <w:lang w:val="en-US" w:eastAsia="zh-CN"/>
+              </w:rPr>
+            </w:pPr>
+            <w:r>
+              <w:rPr>
+                <w:rFonts w:hint="eastAsia" w:cs="华文中宋"/>
+                <w:bCs/>
+                <w:color w:val="FF0000"/>
+                <w:spacing w:val="7"/>
+                <w:lang w:val="en-US" w:eastAsia="zh-CN"/>
+              </w:rPr>
+              <w:t>get_transform_matrix()</w:t>
+            </w:r>
+          </w:p>
+        </w:tc>
+        <w:tc>
+          <w:tcPr>
+            <w:tcW w:w="0" w:type="auto"/>
+            <w:vAlign w:val="center"/>
+          </w:tcPr>
+          <w:p>
+            <w:pPr>
+              <w:rPr>
+                <w:rFonts w:hint="eastAsia" w:cs="华文中宋"/>
+                <w:bCs/>
+                <w:color w:val="EA82F1"/>
+                <w:szCs w:val="24"/>
+                <w:lang w:val="en-US" w:eastAsia="zh-CN"/>
+              </w:rPr>
+            </w:pPr>
+            <w:r>
+              <w:rPr>
+                <w:rFonts w:hint="eastAsia" w:cs="华文中宋"/>
+                <w:bCs/>
+                <w:color w:val="EA82F1"/>
+                <w:szCs w:val="24"/>
+                <w:lang w:val="en-US" w:eastAsia="zh-CN"/>
+              </w:rPr>
+              <w:t>变换矩阵</w:t>
+            </w:r>
+          </w:p>
+        </w:tc>
+      </w:tr>
+      <w:tr>
+        <w:tblPrEx>
+          <w:tblBorders>
+            <w:top w:val="single" w:color="auto" w:sz="4" w:space="0"/>
+            <w:left w:val="single" w:color="auto" w:sz="4" w:space="0"/>
+            <w:bottom w:val="single" w:color="auto" w:sz="4" w:space="0"/>
+            <w:right w:val="single" w:color="auto" w:sz="4" w:space="0"/>
+            <w:insideH w:val="single" w:color="auto" w:sz="4" w:space="0"/>
+            <w:insideV w:val="single" w:color="auto" w:sz="4" w:space="0"/>
+          </w:tblBorders>
+          <w:tblCellMar>
+            <w:top w:w="0" w:type="dxa"/>
+            <w:left w:w="108" w:type="dxa"/>
+            <w:bottom w:w="0" w:type="dxa"/>
+            <w:right w:w="108" w:type="dxa"/>
+          </w:tblCellMar>
+        </w:tblPrEx>
+        <w:trPr>
+          <w:trHeight w:val="90" w:hRule="atLeast"/>
+        </w:trPr>
+        <w:tc>
+          <w:tcPr>
+            <w:tcW w:w="0" w:type="auto"/>
+            <w:gridSpan w:val="3"/>
+            <w:vAlign w:val="center"/>
+          </w:tcPr>
+          <w:p>
+            <w:pPr>
+              <w:rPr>
+                <w:rFonts w:hint="eastAsia" w:cs="华文中宋"/>
+                <w:bCs/>
+                <w:color w:val="EA82F1"/>
+                <w:szCs w:val="24"/>
+                <w:lang w:val="en-US" w:eastAsia="zh-CN"/>
+              </w:rPr>
+            </w:pPr>
+          </w:p>
+        </w:tc>
+      </w:tr>
+      <w:tr>
+        <w:tblPrEx>
+          <w:tblBorders>
+            <w:top w:val="single" w:color="auto" w:sz="4" w:space="0"/>
+            <w:left w:val="single" w:color="auto" w:sz="4" w:space="0"/>
+            <w:bottom w:val="single" w:color="auto" w:sz="4" w:space="0"/>
+            <w:right w:val="single" w:color="auto" w:sz="4" w:space="0"/>
+            <w:insideH w:val="single" w:color="auto" w:sz="4" w:space="0"/>
+            <w:insideV w:val="single" w:color="auto" w:sz="4" w:space="0"/>
+          </w:tblBorders>
+          <w:tblCellMar>
+            <w:top w:w="0" w:type="dxa"/>
+            <w:left w:w="108" w:type="dxa"/>
+            <w:bottom w:w="0" w:type="dxa"/>
+            <w:right w:w="108" w:type="dxa"/>
+          </w:tblCellMar>
+        </w:tblPrEx>
+        <w:trPr>
+          <w:trHeight w:val="90" w:hRule="atLeast"/>
+        </w:trPr>
+        <w:tc>
+          <w:tcPr>
+            <w:tcW w:w="0" w:type="auto"/>
+            <w:gridSpan w:val="2"/>
+            <w:vAlign w:val="center"/>
+          </w:tcPr>
+          <w:p>
+            <w:pPr>
+              <w:rPr>
+                <w:rFonts w:hint="default" w:eastAsia="华文中宋" w:cs="华文中宋"/>
+                <w:bCs/>
+                <w:color w:val="FF0000"/>
+                <w:spacing w:val="7"/>
+                <w:lang w:val="en-US" w:eastAsia="zh-CN"/>
+              </w:rPr>
+            </w:pPr>
+            <w:r>
+              <w:rPr>
+                <w:rFonts w:hint="eastAsia" w:cs="华文中宋"/>
+                <w:bCs/>
+                <w:color w:val="FF0000"/>
+                <w:spacing w:val="7"/>
+                <w:lang w:val="en-US" w:eastAsia="zh-CN"/>
+              </w:rPr>
+              <w:t>WorldConfig</w:t>
+            </w:r>
+          </w:p>
+        </w:tc>
+        <w:tc>
+          <w:tcPr>
+            <w:tcW w:w="0" w:type="auto"/>
+            <w:vAlign w:val="center"/>
+          </w:tcPr>
+          <w:p>
+            <w:pPr>
+              <w:rPr>
+                <w:rFonts w:hint="eastAsia" w:eastAsia="华文中宋" w:cs="华文中宋"/>
+                <w:bCs/>
+                <w:color w:val="C0504D" w:themeColor="accent2"/>
+                <w:spacing w:val="7"/>
+                <w:lang w:eastAsia="zh-CN"/>
+                <w14:textFill>
+                  <w14:solidFill>
+                    <w14:schemeClr w14:val="accent2"/>
+                  </w14:solidFill>
+                </w14:textFill>
+              </w:rPr>
+            </w:pPr>
+            <w:r>
+              <w:rPr>
+                <w:rFonts w:hint="eastAsia" w:cs="华文中宋"/>
+                <w:bCs/>
+                <w:color w:val="EA82F1"/>
+                <w:szCs w:val="24"/>
+                <w:lang w:val="en-US" w:eastAsia="zh-CN"/>
+              </w:rPr>
+              <w:t>场景</w:t>
+            </w:r>
+            <w:r>
+              <w:rPr>
+                <w:rFonts w:hint="eastAsia"/>
+                <w:lang w:val="en-US" w:eastAsia="zh-CN"/>
+              </w:rPr>
+              <w:t>配置</w:t>
+            </w:r>
+          </w:p>
+        </w:tc>
+      </w:tr>
+      <w:tr>
+        <w:tblPrEx>
+          <w:tblBorders>
+            <w:top w:val="single" w:color="auto" w:sz="4" w:space="0"/>
+            <w:left w:val="single" w:color="auto" w:sz="4" w:space="0"/>
+            <w:bottom w:val="single" w:color="auto" w:sz="4" w:space="0"/>
+            <w:right w:val="single" w:color="auto" w:sz="4" w:space="0"/>
+            <w:insideH w:val="single" w:color="auto" w:sz="4" w:space="0"/>
+            <w:insideV w:val="single" w:color="auto" w:sz="4" w:space="0"/>
+          </w:tblBorders>
+          <w:tblCellMar>
+            <w:top w:w="0" w:type="dxa"/>
+            <w:left w:w="108" w:type="dxa"/>
+            <w:bottom w:w="0" w:type="dxa"/>
+            <w:right w:w="108" w:type="dxa"/>
+          </w:tblCellMar>
+        </w:tblPrEx>
+        <w:trPr>
+          <w:trHeight w:val="245" w:hRule="atLeast"/>
+        </w:trPr>
+        <w:tc>
+          <w:tcPr>
+            <w:tcW w:w="0" w:type="auto"/>
+            <w:vAlign w:val="center"/>
+          </w:tcPr>
+          <w:p>
+            <w:pPr>
+              <w:rPr>
+                <w:rFonts w:cs="华文中宋"/>
+                <w:bCs/>
+                <w:color w:val="FF0000"/>
+                <w:spacing w:val="7"/>
+              </w:rPr>
+            </w:pPr>
+            <w:r>
+              <w:rPr>
+                <w:rFonts w:hint="eastAsia"/>
+                <w:lang w:val="en-US" w:eastAsia="zh-CN"/>
+              </w:rPr>
+              <w:t>静态方法</w:t>
+            </w:r>
+          </w:p>
+        </w:tc>
+        <w:tc>
+          <w:tcPr>
+            <w:tcW w:w="0" w:type="auto"/>
+            <w:vAlign w:val="center"/>
+          </w:tcPr>
+          <w:p>
+            <w:pPr>
+              <w:rPr>
+                <w:rFonts w:hint="default" w:eastAsia="华文中宋" w:cs="华文中宋"/>
+                <w:bCs/>
+                <w:color w:val="FF0000"/>
+                <w:spacing w:val="7"/>
+                <w:lang w:val="en-US" w:eastAsia="zh-CN"/>
+              </w:rPr>
+            </w:pPr>
+            <w:r>
+              <w:rPr>
+                <w:rFonts w:hint="eastAsia" w:cs="华文中宋"/>
+                <w:bCs/>
+                <w:color w:val="FF0000"/>
+                <w:spacing w:val="7"/>
+                <w:lang w:val="en-US" w:eastAsia="zh-CN"/>
+              </w:rPr>
+              <w:t>get_scene_graph(cfg)</w:t>
+            </w:r>
+          </w:p>
+        </w:tc>
+        <w:tc>
+          <w:tcPr>
+            <w:tcW w:w="0" w:type="auto"/>
+            <w:vAlign w:val="center"/>
+          </w:tcPr>
+          <w:p>
+            <w:pPr>
+              <w:rPr>
+                <w:rFonts w:hint="default" w:eastAsia="华文中宋" w:cs="华文中宋"/>
+                <w:bCs/>
+                <w:color w:val="C0504D" w:themeColor="accent2"/>
+                <w:spacing w:val="7"/>
+                <w:lang w:val="en-US" w:eastAsia="zh-CN"/>
+                <w14:textFill>
+                  <w14:solidFill>
+                    <w14:schemeClr w14:val="accent2"/>
+                  </w14:solidFill>
+                </w14:textFill>
+              </w:rPr>
+            </w:pPr>
+            <w:r>
+              <w:rPr>
+                <w:rFonts w:hint="eastAsia"/>
+                <w:lang w:val="en-US" w:eastAsia="zh-CN"/>
+              </w:rPr>
+              <w:t>输出</w:t>
+            </w:r>
+            <w:r>
+              <w:rPr>
+                <w:rFonts w:hint="eastAsia" w:cs="华文中宋"/>
+                <w:bCs/>
+                <w:color w:val="EA82F1"/>
+                <w:szCs w:val="24"/>
+                <w:lang w:val="en-US" w:eastAsia="zh-CN"/>
+              </w:rPr>
+              <w:t>mesh</w:t>
+            </w:r>
+          </w:p>
+        </w:tc>
+      </w:tr>
+      <w:tr>
+        <w:tblPrEx>
+          <w:tblBorders>
+            <w:top w:val="single" w:color="auto" w:sz="4" w:space="0"/>
+            <w:left w:val="single" w:color="auto" w:sz="4" w:space="0"/>
+            <w:bottom w:val="single" w:color="auto" w:sz="4" w:space="0"/>
+            <w:right w:val="single" w:color="auto" w:sz="4" w:space="0"/>
+            <w:insideH w:val="single" w:color="auto" w:sz="4" w:space="0"/>
+            <w:insideV w:val="single" w:color="auto" w:sz="4" w:space="0"/>
+          </w:tblBorders>
+          <w:tblCellMar>
+            <w:top w:w="0" w:type="dxa"/>
+            <w:left w:w="108" w:type="dxa"/>
+            <w:bottom w:w="0" w:type="dxa"/>
+            <w:right w:w="108" w:type="dxa"/>
+          </w:tblCellMar>
+        </w:tblPrEx>
+        <w:tc>
+          <w:tcPr>
+            <w:tcW w:w="0" w:type="auto"/>
+            <w:vMerge w:val="restart"/>
+            <w:vAlign w:val="center"/>
+          </w:tcPr>
+          <w:p>
+            <w:pPr>
+              <w:rPr>
+                <w:rFonts w:hint="eastAsia" w:cs="华文中宋"/>
+                <w:bCs/>
+                <w:color w:val="C0504D" w:themeColor="accent2"/>
+                <w:spacing w:val="7"/>
+                <w:lang w:eastAsia="zh-CN"/>
+                <w14:textFill>
+                  <w14:solidFill>
+                    <w14:schemeClr w14:val="accent2"/>
+                  </w14:solidFill>
+                </w14:textFill>
+              </w:rPr>
+            </w:pPr>
+            <w:r>
+              <w:rPr>
+                <w:rFonts w:hint="eastAsia"/>
+                <w:lang w:val="en-US" w:eastAsia="zh-CN"/>
+              </w:rPr>
+              <w:t>实例方法</w:t>
+            </w:r>
+          </w:p>
+        </w:tc>
+        <w:tc>
+          <w:tcPr>
+            <w:tcW w:w="0" w:type="auto"/>
+            <w:vAlign w:val="center"/>
+          </w:tcPr>
+          <w:p>
+            <w:pPr>
+              <w:rPr>
+                <w:rFonts w:hint="default" w:cs="华文中宋"/>
+                <w:bCs/>
+                <w:color w:val="FF0000"/>
+                <w:spacing w:val="7"/>
+                <w:lang w:val="en-US" w:eastAsia="zh-CN"/>
+              </w:rPr>
+            </w:pPr>
+            <w:r>
+              <w:rPr>
+                <w:rFonts w:hint="eastAsia" w:cs="华文中宋"/>
+                <w:bCs/>
+                <w:color w:val="FF0000"/>
+                <w:spacing w:val="7"/>
+                <w:lang w:val="en-US" w:eastAsia="zh-CN"/>
+              </w:rPr>
+              <w:t>save_world_as_mesh(file)</w:t>
+            </w:r>
+          </w:p>
+        </w:tc>
+        <w:tc>
+          <w:tcPr>
+            <w:tcW w:w="0" w:type="auto"/>
+            <w:vAlign w:val="center"/>
+          </w:tcPr>
+          <w:p>
+            <w:pPr>
+              <w:rPr>
+                <w:rFonts w:hint="eastAsia" w:cs="华文中宋"/>
+                <w:bCs/>
+                <w:color w:val="EA82F1"/>
+                <w:szCs w:val="24"/>
+                <w:lang w:val="en-US" w:eastAsia="zh-CN"/>
+              </w:rPr>
+            </w:pPr>
+            <w:r>
+              <w:rPr>
+                <w:rFonts w:hint="eastAsia" w:cs="华文中宋"/>
+                <w:bCs/>
+                <w:color w:val="EA82F1"/>
+                <w:szCs w:val="24"/>
+                <w:lang w:val="en-US" w:eastAsia="zh-CN"/>
+              </w:rPr>
+              <w:t>保存</w:t>
+            </w:r>
+          </w:p>
+        </w:tc>
+      </w:tr>
+      <w:tr>
+        <w:tblPrEx>
+          <w:tblBorders>
+            <w:top w:val="single" w:color="auto" w:sz="4" w:space="0"/>
+            <w:left w:val="single" w:color="auto" w:sz="4" w:space="0"/>
+            <w:bottom w:val="single" w:color="auto" w:sz="4" w:space="0"/>
+            <w:right w:val="single" w:color="auto" w:sz="4" w:space="0"/>
+            <w:insideH w:val="single" w:color="auto" w:sz="4" w:space="0"/>
+            <w:insideV w:val="single" w:color="auto" w:sz="4" w:space="0"/>
+          </w:tblBorders>
+          <w:tblCellMar>
+            <w:top w:w="0" w:type="dxa"/>
+            <w:left w:w="108" w:type="dxa"/>
+            <w:bottom w:w="0" w:type="dxa"/>
+            <w:right w:w="108" w:type="dxa"/>
+          </w:tblCellMar>
+        </w:tblPrEx>
+        <w:tc>
+          <w:tcPr>
+            <w:tcW w:w="0" w:type="auto"/>
+            <w:vMerge w:val="continue"/>
+            <w:vAlign w:val="center"/>
+          </w:tcPr>
+          <w:p>
+            <w:pPr>
+              <w:rPr>
+                <w:rFonts w:hint="eastAsia" w:cs="华文中宋"/>
+                <w:bCs/>
+                <w:color w:val="C0504D" w:themeColor="accent2"/>
+                <w:spacing w:val="7"/>
+                <w14:textFill>
+                  <w14:solidFill>
+                    <w14:schemeClr w14:val="accent2"/>
+                  </w14:solidFill>
+                </w14:textFill>
+              </w:rPr>
+            </w:pPr>
+          </w:p>
+        </w:tc>
+        <w:tc>
+          <w:tcPr>
+            <w:tcW w:w="0" w:type="auto"/>
+            <w:vAlign w:val="center"/>
+          </w:tcPr>
+          <w:p>
+            <w:pPr>
+              <w:rPr>
+                <w:rFonts w:hint="default" w:cs="华文中宋"/>
+                <w:bCs/>
+                <w:color w:val="FF0000"/>
+                <w:spacing w:val="7"/>
+                <w:lang w:val="en-US" w:eastAsia="zh-CN"/>
+              </w:rPr>
+            </w:pPr>
+            <w:r>
+              <w:rPr>
+                <w:rFonts w:hint="eastAsia" w:cs="华文中宋"/>
+                <w:bCs/>
+                <w:color w:val="FF0000"/>
+                <w:spacing w:val="7"/>
+                <w:lang w:val="en-US" w:eastAsia="zh-CN"/>
+              </w:rPr>
+              <w:t>add_obstacle(</w:t>
+            </w:r>
+            <w:r>
+              <w:rPr>
+                <w:rFonts w:hint="eastAsia"/>
+                <w:lang w:val="en-US" w:eastAsia="zh-CN"/>
+              </w:rPr>
+              <w:t>Obstacle</w:t>
+            </w:r>
+            <w:r>
+              <w:rPr>
+                <w:rFonts w:hint="eastAsia" w:cs="华文中宋"/>
+                <w:bCs/>
+                <w:color w:val="FF0000"/>
+                <w:spacing w:val="7"/>
+                <w:lang w:val="en-US" w:eastAsia="zh-CN"/>
+              </w:rPr>
+              <w:t>)</w:t>
+            </w:r>
+          </w:p>
+        </w:tc>
+        <w:tc>
+          <w:tcPr>
+            <w:tcW w:w="0" w:type="auto"/>
+            <w:vAlign w:val="center"/>
+          </w:tcPr>
+          <w:p>
+            <w:pPr>
+              <w:rPr>
+                <w:rFonts w:hint="eastAsia" w:cs="华文中宋"/>
+                <w:bCs/>
+                <w:color w:val="EA82F1"/>
+                <w:szCs w:val="24"/>
+                <w:lang w:val="en-US" w:eastAsia="zh-CN"/>
+              </w:rPr>
+            </w:pPr>
+            <w:r>
+              <w:rPr>
+                <w:rFonts w:hint="eastAsia" w:cs="华文中宋"/>
+                <w:bCs/>
+                <w:color w:val="EA82F1"/>
+                <w:szCs w:val="24"/>
+                <w:lang w:val="en-US" w:eastAsia="zh-CN"/>
+              </w:rPr>
+              <w:t>添加</w:t>
+            </w:r>
+            <w:r>
+              <w:rPr>
+                <w:rFonts w:hint="eastAsia"/>
+                <w:lang w:val="en-US" w:eastAsia="zh-CN"/>
+              </w:rPr>
+              <w:t>障碍物</w:t>
+            </w:r>
+          </w:p>
+        </w:tc>
+      </w:tr>
+      <w:tr>
+        <w:tblPrEx>
+          <w:tblBorders>
+            <w:top w:val="single" w:color="auto" w:sz="4" w:space="0"/>
+            <w:left w:val="single" w:color="auto" w:sz="4" w:space="0"/>
+            <w:bottom w:val="single" w:color="auto" w:sz="4" w:space="0"/>
+            <w:right w:val="single" w:color="auto" w:sz="4" w:space="0"/>
+            <w:insideH w:val="single" w:color="auto" w:sz="4" w:space="0"/>
+            <w:insideV w:val="single" w:color="auto" w:sz="4" w:space="0"/>
+          </w:tblBorders>
+          <w:tblCellMar>
+            <w:top w:w="0" w:type="dxa"/>
+            <w:left w:w="108" w:type="dxa"/>
+            <w:bottom w:w="0" w:type="dxa"/>
+            <w:right w:w="108" w:type="dxa"/>
+          </w:tblCellMar>
+        </w:tblPrEx>
+        <w:tc>
+          <w:tcPr>
+            <w:tcW w:w="0" w:type="auto"/>
+            <w:vMerge w:val="continue"/>
+            <w:vAlign w:val="center"/>
+          </w:tcPr>
+          <w:p>
+            <w:pPr>
+              <w:rPr>
+                <w:rFonts w:hint="eastAsia" w:cs="华文中宋"/>
+                <w:bCs/>
+                <w:color w:val="C0504D" w:themeColor="accent2"/>
+                <w:spacing w:val="7"/>
+                <w14:textFill>
+                  <w14:solidFill>
+                    <w14:schemeClr w14:val="accent2"/>
+                  </w14:solidFill>
+                </w14:textFill>
+              </w:rPr>
+            </w:pPr>
+          </w:p>
+        </w:tc>
+        <w:tc>
+          <w:tcPr>
+            <w:tcW w:w="0" w:type="auto"/>
+            <w:vAlign w:val="center"/>
+          </w:tcPr>
+          <w:p>
+            <w:pPr>
+              <w:rPr>
+                <w:rFonts w:hint="default" w:cs="华文中宋"/>
+                <w:bCs/>
+                <w:color w:val="FF0000"/>
+                <w:spacing w:val="7"/>
+                <w:lang w:val="en-US" w:eastAsia="zh-CN"/>
+              </w:rPr>
+            </w:pPr>
+            <w:r>
+              <w:rPr>
+                <w:rFonts w:hint="eastAsia" w:cs="华文中宋"/>
+                <w:bCs/>
+                <w:color w:val="FF0000"/>
+                <w:spacing w:val="7"/>
+                <w:lang w:val="en-US" w:eastAsia="zh-CN"/>
+              </w:rPr>
+              <w:t>randomize_color() / add_color(rgba)</w:t>
+            </w:r>
+          </w:p>
+        </w:tc>
+        <w:tc>
+          <w:tcPr>
+            <w:tcW w:w="0" w:type="auto"/>
+            <w:vAlign w:val="center"/>
+          </w:tcPr>
+          <w:p>
+            <w:pPr>
+              <w:rPr>
+                <w:rFonts w:hint="eastAsia" w:cs="华文中宋"/>
+                <w:bCs/>
+                <w:color w:val="EA82F1"/>
+                <w:szCs w:val="24"/>
+                <w:lang w:val="en-US" w:eastAsia="zh-CN"/>
+              </w:rPr>
+            </w:pPr>
+            <w:r>
+              <w:rPr>
+                <w:rFonts w:hint="eastAsia" w:cs="华文中宋"/>
+                <w:bCs/>
+                <w:color w:val="EA82F1"/>
+                <w:szCs w:val="24"/>
+                <w:lang w:val="en-US" w:eastAsia="zh-CN"/>
+              </w:rPr>
+              <w:t>染色</w:t>
+            </w:r>
+          </w:p>
+        </w:tc>
+      </w:tr>
+    </w:tbl>
+    <w:p>
+      <w:pPr>
+        <w:rPr>
+          <w:rFonts w:hint="eastAsia" w:cs="华文中宋"/>
+          <w:bCs/>
+          <w:color w:val="FF0000"/>
+          <w:spacing w:val="7"/>
+          <w:lang w:val="en-US" w:eastAsia="zh-CN"/>
+        </w:rPr>
+      </w:pPr>
+    </w:p>
+    <w:tbl>
+      <w:tblPr>
+        <w:tblStyle w:val="8"/>
+        <w:tblW w:w="0" w:type="auto"/>
+        <w:tblInd w:w="0" w:type="dxa"/>
+        <w:tblBorders>
+          <w:top w:val="single" w:color="auto" w:sz="4" w:space="0"/>
+          <w:left w:val="single" w:color="auto" w:sz="4" w:space="0"/>
+          <w:bottom w:val="single" w:color="auto" w:sz="4" w:space="0"/>
+          <w:right w:val="single" w:color="auto" w:sz="4" w:space="0"/>
+          <w:insideH w:val="single" w:color="auto" w:sz="4" w:space="0"/>
+          <w:insideV w:val="single" w:color="auto" w:sz="4" w:space="0"/>
+        </w:tblBorders>
+        <w:tblLayout w:type="autofit"/>
+        <w:tblCellMar>
+          <w:top w:w="0" w:type="dxa"/>
+          <w:left w:w="108" w:type="dxa"/>
+          <w:bottom w:w="0" w:type="dxa"/>
+          <w:right w:w="108" w:type="dxa"/>
+        </w:tblCellMar>
+      </w:tblPr>
+      <w:tblGrid>
+        <w:gridCol w:w="934"/>
+        <w:gridCol w:w="2141"/>
+        <w:gridCol w:w="1268"/>
+      </w:tblGrid>
+      <w:tr>
+        <w:tblPrEx>
+          <w:tblBorders>
+            <w:top w:val="single" w:color="auto" w:sz="4" w:space="0"/>
+            <w:left w:val="single" w:color="auto" w:sz="4" w:space="0"/>
+            <w:bottom w:val="single" w:color="auto" w:sz="4" w:space="0"/>
+            <w:right w:val="single" w:color="auto" w:sz="4" w:space="0"/>
+            <w:insideH w:val="single" w:color="auto" w:sz="4" w:space="0"/>
+            <w:insideV w:val="single" w:color="auto" w:sz="4" w:space="0"/>
+          </w:tblBorders>
+          <w:tblCellMar>
+            <w:top w:w="0" w:type="dxa"/>
+            <w:left w:w="108" w:type="dxa"/>
+            <w:bottom w:w="0" w:type="dxa"/>
+            <w:right w:w="108" w:type="dxa"/>
+          </w:tblCellMar>
+        </w:tblPrEx>
+        <w:tc>
+          <w:tcPr>
+            <w:tcW w:w="0" w:type="auto"/>
+            <w:gridSpan w:val="3"/>
+            <w:vAlign w:val="center"/>
+          </w:tcPr>
+          <w:p>
+            <w:pPr>
+              <w:rPr>
+                <w:rFonts w:hint="default" w:eastAsia="华文中宋" w:cs="华文中宋"/>
+                <w:bCs/>
+                <w:color w:val="C0504D" w:themeColor="accent2"/>
+                <w:spacing w:val="7"/>
+                <w:lang w:val="en-US" w:eastAsia="zh-CN"/>
+                <w14:textFill>
+                  <w14:solidFill>
+                    <w14:schemeClr w14:val="accent2"/>
+                  </w14:solidFill>
+                </w14:textFill>
+              </w:rPr>
+            </w:pPr>
+            <w:r>
+              <w:rPr>
+                <w:rFonts w:hint="eastAsia"/>
+                <w:lang w:val="en-US" w:eastAsia="zh-CN"/>
+              </w:rPr>
+              <w:t>types.math：</w:t>
+            </w:r>
+          </w:p>
+        </w:tc>
+      </w:tr>
+      <w:tr>
+        <w:tblPrEx>
+          <w:tblBorders>
+            <w:top w:val="single" w:color="auto" w:sz="4" w:space="0"/>
+            <w:left w:val="single" w:color="auto" w:sz="4" w:space="0"/>
+            <w:bottom w:val="single" w:color="auto" w:sz="4" w:space="0"/>
+            <w:right w:val="single" w:color="auto" w:sz="4" w:space="0"/>
+            <w:insideH w:val="single" w:color="auto" w:sz="4" w:space="0"/>
+            <w:insideV w:val="single" w:color="auto" w:sz="4" w:space="0"/>
+          </w:tblBorders>
+          <w:tblCellMar>
+            <w:top w:w="0" w:type="dxa"/>
+            <w:left w:w="108" w:type="dxa"/>
+            <w:bottom w:w="0" w:type="dxa"/>
+            <w:right w:w="108" w:type="dxa"/>
+          </w:tblCellMar>
+        </w:tblPrEx>
+        <w:trPr>
+          <w:trHeight w:val="90" w:hRule="atLeast"/>
+        </w:trPr>
+        <w:tc>
+          <w:tcPr>
+            <w:tcW w:w="0" w:type="auto"/>
+            <w:gridSpan w:val="2"/>
+            <w:vAlign w:val="center"/>
+          </w:tcPr>
+          <w:p>
+            <w:pPr>
+              <w:rPr>
+                <w:rFonts w:hint="default" w:eastAsia="华文中宋" w:cs="华文中宋"/>
+                <w:bCs/>
+                <w:color w:val="FF0000"/>
+                <w:spacing w:val="7"/>
+                <w:lang w:val="en-US" w:eastAsia="zh-CN"/>
+              </w:rPr>
+            </w:pPr>
+            <w:r>
+              <w:rPr>
+                <w:rFonts w:hint="eastAsia" w:cs="华文中宋"/>
+                <w:bCs/>
+                <w:color w:val="FF0000"/>
+                <w:spacing w:val="7"/>
+                <w:lang w:val="en-US" w:eastAsia="zh-CN"/>
+              </w:rPr>
+              <w:t>Pose(position, quaternion)</w:t>
+            </w:r>
+          </w:p>
+        </w:tc>
+        <w:tc>
+          <w:tcPr>
+            <w:tcW w:w="0" w:type="auto"/>
+            <w:vAlign w:val="center"/>
+          </w:tcPr>
+          <w:p>
+            <w:pPr>
+              <w:rPr>
+                <w:rFonts w:hint="default" w:eastAsia="华文中宋" w:cs="华文中宋"/>
+                <w:bCs/>
+                <w:color w:val="C0504D" w:themeColor="accent2"/>
+                <w:spacing w:val="7"/>
+                <w:lang w:val="en-US" w:eastAsia="zh-CN"/>
+                <w14:textFill>
+                  <w14:solidFill>
+                    <w14:schemeClr w14:val="accent2"/>
+                  </w14:solidFill>
+                </w14:textFill>
+              </w:rPr>
+            </w:pPr>
+            <w:r>
+              <w:rPr>
+                <w:rFonts w:hint="eastAsia" w:cs="华文中宋"/>
+                <w:bCs/>
+                <w:color w:val="EA82F1"/>
+                <w:szCs w:val="24"/>
+                <w:lang w:val="en-US" w:eastAsia="zh-CN"/>
+              </w:rPr>
+              <w:t>位姿</w:t>
+            </w:r>
+          </w:p>
+        </w:tc>
+      </w:tr>
+      <w:tr>
+        <w:tblPrEx>
+          <w:tblBorders>
+            <w:top w:val="single" w:color="auto" w:sz="4" w:space="0"/>
+            <w:left w:val="single" w:color="auto" w:sz="4" w:space="0"/>
+            <w:bottom w:val="single" w:color="auto" w:sz="4" w:space="0"/>
+            <w:right w:val="single" w:color="auto" w:sz="4" w:space="0"/>
+            <w:insideH w:val="single" w:color="auto" w:sz="4" w:space="0"/>
+            <w:insideV w:val="single" w:color="auto" w:sz="4" w:space="0"/>
+          </w:tblBorders>
+          <w:tblCellMar>
+            <w:top w:w="0" w:type="dxa"/>
+            <w:left w:w="108" w:type="dxa"/>
+            <w:bottom w:w="0" w:type="dxa"/>
+            <w:right w:w="108" w:type="dxa"/>
+          </w:tblCellMar>
+        </w:tblPrEx>
+        <w:trPr>
+          <w:trHeight w:val="90" w:hRule="atLeast"/>
+        </w:trPr>
+        <w:tc>
+          <w:tcPr>
+            <w:tcW w:w="0" w:type="auto"/>
+            <w:vAlign w:val="center"/>
+          </w:tcPr>
+          <w:p>
+            <w:pPr>
+              <w:rPr>
+                <w:rFonts w:hint="eastAsia" w:cs="华文中宋"/>
+                <w:bCs/>
+                <w:color w:val="FF0000"/>
+                <w:spacing w:val="7"/>
+                <w:lang w:val="en-US" w:eastAsia="zh-CN"/>
+              </w:rPr>
+            </w:pPr>
+            <w:r>
+              <w:rPr>
+                <w:rFonts w:hint="eastAsia"/>
+                <w:lang w:val="en-US" w:eastAsia="zh-CN"/>
+              </w:rPr>
+              <w:t>类方法</w:t>
+            </w:r>
+          </w:p>
+        </w:tc>
+        <w:tc>
+          <w:tcPr>
+            <w:tcW w:w="0" w:type="auto"/>
+            <w:vAlign w:val="center"/>
+          </w:tcPr>
+          <w:p>
+            <w:pPr>
+              <w:rPr>
+                <w:rFonts w:hint="default" w:cs="华文中宋"/>
+                <w:bCs/>
+                <w:color w:val="FF0000"/>
+                <w:spacing w:val="7"/>
+                <w:lang w:val="en-US" w:eastAsia="zh-CN"/>
+              </w:rPr>
+            </w:pPr>
+            <w:r>
+              <w:rPr>
+                <w:rFonts w:hint="eastAsia" w:cs="华文中宋"/>
+                <w:bCs/>
+                <w:color w:val="FF0000"/>
+                <w:spacing w:val="7"/>
+                <w:lang w:val="en-US" w:eastAsia="zh-CN"/>
+              </w:rPr>
+              <w:t>from_matrix(Ts)</w:t>
+            </w:r>
+          </w:p>
+        </w:tc>
+        <w:tc>
+          <w:tcPr>
+            <w:tcW w:w="0" w:type="auto"/>
+            <w:vAlign w:val="center"/>
+          </w:tcPr>
+          <w:p>
+            <w:pPr>
+              <w:rPr>
+                <w:rFonts w:hint="eastAsia" w:cs="华文中宋"/>
+                <w:bCs/>
+                <w:color w:val="EA82F1"/>
+                <w:szCs w:val="24"/>
+                <w:lang w:val="en-US" w:eastAsia="zh-CN"/>
+              </w:rPr>
+            </w:pPr>
+            <w:r>
+              <w:rPr>
+                <w:rFonts w:hint="eastAsia" w:cs="华文中宋"/>
+                <w:bCs/>
+                <w:color w:val="EA82F1"/>
+                <w:szCs w:val="24"/>
+                <w:lang w:val="en-US" w:eastAsia="zh-CN"/>
+              </w:rPr>
+              <w:t>从矩阵构建</w:t>
+            </w:r>
+          </w:p>
+        </w:tc>
+      </w:tr>
+    </w:tbl>
+    <w:p>
+      <w:pPr>
+        <w:rPr>
+          <w:rFonts w:hint="eastAsia" w:cs="华文中宋"/>
+          <w:bCs/>
+          <w:color w:val="FF0000"/>
+          <w:spacing w:val="7"/>
+          <w:lang w:val="en-US" w:eastAsia="zh-CN"/>
+        </w:rPr>
+      </w:pPr>
+    </w:p>
+    <w:tbl>
+      <w:tblPr>
+        <w:tblStyle w:val="8"/>
+        <w:tblW w:w="0" w:type="auto"/>
+        <w:tblInd w:w="0" w:type="dxa"/>
+        <w:tblBorders>
+          <w:top w:val="single" w:color="auto" w:sz="4" w:space="0"/>
+          <w:left w:val="single" w:color="auto" w:sz="4" w:space="0"/>
+          <w:bottom w:val="single" w:color="auto" w:sz="4" w:space="0"/>
+          <w:right w:val="single" w:color="auto" w:sz="4" w:space="0"/>
+          <w:insideH w:val="single" w:color="auto" w:sz="4" w:space="0"/>
+          <w:insideV w:val="single" w:color="auto" w:sz="4" w:space="0"/>
+        </w:tblBorders>
+        <w:tblLayout w:type="autofit"/>
+        <w:tblCellMar>
+          <w:top w:w="0" w:type="dxa"/>
+          <w:left w:w="108" w:type="dxa"/>
+          <w:bottom w:w="0" w:type="dxa"/>
+          <w:right w:w="108" w:type="dxa"/>
+        </w:tblCellMar>
+      </w:tblPr>
+      <w:tblGrid>
+        <w:gridCol w:w="1069"/>
+        <w:gridCol w:w="4003"/>
+        <w:gridCol w:w="1506"/>
+      </w:tblGrid>
+      <w:tr>
+        <w:tblPrEx>
+          <w:tblBorders>
+            <w:top w:val="single" w:color="auto" w:sz="4" w:space="0"/>
+            <w:left w:val="single" w:color="auto" w:sz="4" w:space="0"/>
+            <w:bottom w:val="single" w:color="auto" w:sz="4" w:space="0"/>
+            <w:right w:val="single" w:color="auto" w:sz="4" w:space="0"/>
+            <w:insideH w:val="single" w:color="auto" w:sz="4" w:space="0"/>
+            <w:insideV w:val="single" w:color="auto" w:sz="4" w:space="0"/>
+          </w:tblBorders>
+          <w:tblCellMar>
+            <w:top w:w="0" w:type="dxa"/>
+            <w:left w:w="108" w:type="dxa"/>
+            <w:bottom w:w="0" w:type="dxa"/>
+            <w:right w:w="108" w:type="dxa"/>
+          </w:tblCellMar>
+        </w:tblPrEx>
+        <w:tc>
+          <w:tcPr>
+            <w:tcW w:w="0" w:type="auto"/>
+            <w:gridSpan w:val="3"/>
+            <w:vAlign w:val="center"/>
+          </w:tcPr>
+          <w:p>
+            <w:pPr>
+              <w:rPr>
+                <w:rFonts w:hint="default" w:eastAsia="华文中宋" w:cs="华文中宋"/>
+                <w:bCs/>
+                <w:color w:val="C0504D" w:themeColor="accent2"/>
+                <w:spacing w:val="7"/>
+                <w:lang w:val="en-US" w:eastAsia="zh-CN"/>
+                <w14:textFill>
+                  <w14:solidFill>
+                    <w14:schemeClr w14:val="accent2"/>
+                  </w14:solidFill>
+                </w14:textFill>
+              </w:rPr>
+            </w:pPr>
+            <w:r>
+              <w:rPr>
+                <w:rFonts w:hint="eastAsia"/>
+                <w:lang w:val="en-US" w:eastAsia="zh-CN"/>
+              </w:rPr>
+              <w:t>wrap.reacher.motion_gen：</w:t>
+            </w:r>
+          </w:p>
+        </w:tc>
+      </w:tr>
+      <w:tr>
+        <w:tblPrEx>
+          <w:tblBorders>
+            <w:top w:val="single" w:color="auto" w:sz="4" w:space="0"/>
+            <w:left w:val="single" w:color="auto" w:sz="4" w:space="0"/>
+            <w:bottom w:val="single" w:color="auto" w:sz="4" w:space="0"/>
+            <w:right w:val="single" w:color="auto" w:sz="4" w:space="0"/>
+            <w:insideH w:val="single" w:color="auto" w:sz="4" w:space="0"/>
+            <w:insideV w:val="single" w:color="auto" w:sz="4" w:space="0"/>
+          </w:tblBorders>
+          <w:tblCellMar>
+            <w:top w:w="0" w:type="dxa"/>
+            <w:left w:w="108" w:type="dxa"/>
+            <w:bottom w:w="0" w:type="dxa"/>
+            <w:right w:w="108" w:type="dxa"/>
+          </w:tblCellMar>
+        </w:tblPrEx>
+        <w:trPr>
+          <w:trHeight w:val="90" w:hRule="atLeast"/>
+        </w:trPr>
+        <w:tc>
+          <w:tcPr>
+            <w:tcW w:w="5072" w:type="dxa"/>
+            <w:gridSpan w:val="2"/>
+            <w:vAlign w:val="center"/>
+          </w:tcPr>
+          <w:p>
+            <w:pPr>
+              <w:rPr>
+                <w:rFonts w:hint="default" w:eastAsia="华文中宋" w:cs="华文中宋"/>
+                <w:bCs/>
+                <w:color w:val="FF0000"/>
+                <w:spacing w:val="7"/>
+                <w:lang w:val="en-US" w:eastAsia="zh-CN"/>
+              </w:rPr>
+            </w:pPr>
+            <w:r>
+              <w:rPr>
+                <w:rFonts w:hint="eastAsia" w:cs="华文中宋"/>
+                <w:bCs/>
+                <w:color w:val="FF0000"/>
+                <w:spacing w:val="7"/>
+                <w:lang w:val="en-US" w:eastAsia="zh-CN"/>
+              </w:rPr>
+              <w:t>MotionGen(config)</w:t>
+            </w:r>
+          </w:p>
+        </w:tc>
+        <w:tc>
+          <w:tcPr>
+            <w:tcW w:w="1506" w:type="dxa"/>
+            <w:vAlign w:val="center"/>
+          </w:tcPr>
+          <w:p>
+            <w:pPr>
+              <w:rPr>
+                <w:rFonts w:hint="eastAsia" w:eastAsia="华文中宋" w:cs="华文中宋"/>
+                <w:bCs/>
+                <w:color w:val="C0504D" w:themeColor="accent2"/>
+                <w:spacing w:val="7"/>
+                <w:lang w:eastAsia="zh-CN"/>
+                <w14:textFill>
+                  <w14:solidFill>
+                    <w14:schemeClr w14:val="accent2"/>
+                  </w14:solidFill>
+                </w14:textFill>
+              </w:rPr>
+            </w:pPr>
+            <w:r>
+              <w:rPr>
+                <w:rFonts w:hint="eastAsia" w:cs="华文中宋"/>
+                <w:bCs/>
+                <w:color w:val="EA82F1"/>
+                <w:szCs w:val="24"/>
+                <w:lang w:eastAsia="zh-CN"/>
+              </w:rPr>
+              <w:t>运动生成</w:t>
+            </w:r>
+            <w:r>
+              <w:rPr>
+                <w:rFonts w:hint="eastAsia"/>
+                <w:lang w:val="en-US" w:eastAsia="zh-CN"/>
+              </w:rPr>
+              <w:t>模块</w:t>
+            </w:r>
+          </w:p>
+        </w:tc>
+      </w:tr>
+      <w:tr>
+        <w:tblPrEx>
+          <w:tblBorders>
+            <w:top w:val="single" w:color="auto" w:sz="4" w:space="0"/>
+            <w:left w:val="single" w:color="auto" w:sz="4" w:space="0"/>
+            <w:bottom w:val="single" w:color="auto" w:sz="4" w:space="0"/>
+            <w:right w:val="single" w:color="auto" w:sz="4" w:space="0"/>
+            <w:insideH w:val="single" w:color="auto" w:sz="4" w:space="0"/>
+            <w:insideV w:val="single" w:color="auto" w:sz="4" w:space="0"/>
+          </w:tblBorders>
+          <w:tblCellMar>
+            <w:top w:w="0" w:type="dxa"/>
+            <w:left w:w="108" w:type="dxa"/>
+            <w:bottom w:w="0" w:type="dxa"/>
+            <w:right w:w="108" w:type="dxa"/>
+          </w:tblCellMar>
+        </w:tblPrEx>
+        <w:tc>
+          <w:tcPr>
+            <w:tcW w:w="0" w:type="auto"/>
+            <w:vAlign w:val="center"/>
+          </w:tcPr>
+          <w:p>
+            <w:pPr>
+              <w:rPr>
+                <w:rFonts w:hint="default" w:eastAsia="华文中宋" w:cs="华文中宋"/>
+                <w:bCs/>
+                <w:color w:val="FF0000"/>
+                <w:spacing w:val="7"/>
+                <w:lang w:val="en-US" w:eastAsia="zh-CN"/>
+              </w:rPr>
+            </w:pPr>
+            <w:r>
+              <w:rPr>
+                <w:rFonts w:hint="eastAsia"/>
+                <w:lang w:val="en-US" w:eastAsia="zh-CN"/>
+              </w:rPr>
+              <w:t>实例方法</w:t>
+            </w:r>
+          </w:p>
+        </w:tc>
+        <w:tc>
+          <w:tcPr>
+            <w:tcW w:w="3959" w:type="dxa"/>
+            <w:vAlign w:val="center"/>
+          </w:tcPr>
+          <w:p>
+            <w:pPr>
+              <w:rPr>
+                <w:rFonts w:hint="default" w:eastAsia="华文中宋" w:cs="华文中宋"/>
+                <w:bCs/>
+                <w:color w:val="FF0000"/>
+                <w:spacing w:val="7"/>
+                <w:lang w:val="en-US" w:eastAsia="zh-CN"/>
+              </w:rPr>
+            </w:pPr>
+            <w:r>
+              <w:rPr>
+                <w:rFonts w:hint="eastAsia" w:cs="华文中宋"/>
+                <w:bCs/>
+                <w:color w:val="FF0000"/>
+                <w:spacing w:val="7"/>
+                <w:lang w:val="en-US" w:eastAsia="zh-CN"/>
+              </w:rPr>
+              <w:t>plan_single(start_state, goal_pose)</w:t>
+            </w:r>
+          </w:p>
+        </w:tc>
+        <w:tc>
+          <w:tcPr>
+            <w:tcW w:w="1506" w:type="dxa"/>
+            <w:vAlign w:val="center"/>
+          </w:tcPr>
+          <w:p>
+            <w:pPr>
+              <w:rPr>
+                <w:rFonts w:hint="default" w:eastAsia="华文中宋" w:cs="华文中宋"/>
+                <w:bCs/>
+                <w:color w:val="C0504D" w:themeColor="accent2"/>
+                <w:spacing w:val="7"/>
+                <w:lang w:val="en-US" w:eastAsia="zh-CN"/>
+                <w14:textFill>
+                  <w14:solidFill>
+                    <w14:schemeClr w14:val="accent2"/>
+                  </w14:solidFill>
+                </w14:textFill>
+              </w:rPr>
+            </w:pPr>
+            <w:r>
+              <w:rPr>
+                <w:rFonts w:hint="eastAsia" w:cs="华文中宋"/>
+                <w:bCs/>
+                <w:color w:val="EA82F1"/>
+                <w:szCs w:val="24"/>
+                <w:lang w:val="en-US" w:eastAsia="zh-CN"/>
+              </w:rPr>
+              <w:t>运动规划</w:t>
+            </w:r>
+          </w:p>
+        </w:tc>
+      </w:tr>
+      <w:tr>
+        <w:tblPrEx>
+          <w:tblBorders>
+            <w:top w:val="single" w:color="auto" w:sz="4" w:space="0"/>
+            <w:left w:val="single" w:color="auto" w:sz="4" w:space="0"/>
+            <w:bottom w:val="single" w:color="auto" w:sz="4" w:space="0"/>
+            <w:right w:val="single" w:color="auto" w:sz="4" w:space="0"/>
+            <w:insideH w:val="single" w:color="auto" w:sz="4" w:space="0"/>
+            <w:insideV w:val="single" w:color="auto" w:sz="4" w:space="0"/>
+          </w:tblBorders>
+          <w:tblCellMar>
+            <w:top w:w="0" w:type="dxa"/>
+            <w:left w:w="108" w:type="dxa"/>
+            <w:bottom w:w="0" w:type="dxa"/>
+            <w:right w:w="108" w:type="dxa"/>
+          </w:tblCellMar>
+        </w:tblPrEx>
+        <w:tc>
+          <w:tcPr>
+            <w:tcW w:w="0" w:type="auto"/>
+            <w:gridSpan w:val="3"/>
+            <w:vAlign w:val="center"/>
+          </w:tcPr>
+          <w:p>
+            <w:pPr>
+              <w:rPr>
+                <w:rFonts w:hint="eastAsia" w:cs="华文中宋"/>
+                <w:bCs/>
+                <w:color w:val="EA82F1"/>
+                <w:szCs w:val="24"/>
+                <w:lang w:val="en-US" w:eastAsia="zh-CN"/>
+              </w:rPr>
+            </w:pPr>
+          </w:p>
+        </w:tc>
+      </w:tr>
+      <w:tr>
+        <w:tblPrEx>
+          <w:tblBorders>
+            <w:top w:val="single" w:color="auto" w:sz="4" w:space="0"/>
+            <w:left w:val="single" w:color="auto" w:sz="4" w:space="0"/>
+            <w:bottom w:val="single" w:color="auto" w:sz="4" w:space="0"/>
+            <w:right w:val="single" w:color="auto" w:sz="4" w:space="0"/>
+            <w:insideH w:val="single" w:color="auto" w:sz="4" w:space="0"/>
+            <w:insideV w:val="single" w:color="auto" w:sz="4" w:space="0"/>
+          </w:tblBorders>
+          <w:tblCellMar>
+            <w:top w:w="0" w:type="dxa"/>
+            <w:left w:w="108" w:type="dxa"/>
+            <w:bottom w:w="0" w:type="dxa"/>
+            <w:right w:w="108" w:type="dxa"/>
+          </w:tblCellMar>
+        </w:tblPrEx>
+        <w:tc>
+          <w:tcPr>
+            <w:tcW w:w="5072" w:type="dxa"/>
+            <w:gridSpan w:val="2"/>
+            <w:shd w:val="clear" w:color="auto" w:fill="auto"/>
+            <w:vAlign w:val="center"/>
+          </w:tcPr>
+          <w:p>
+            <w:pPr>
+              <w:rPr>
+                <w:rFonts w:hint="eastAsia" w:ascii="华文中宋" w:hAnsi="华文中宋" w:eastAsia="华文中宋" w:cs="华文中宋"/>
+                <w:b/>
+                <w:bCs/>
+                <w:color w:val="FF0000"/>
+                <w:spacing w:val="7"/>
+                <w:kern w:val="2"/>
+                <w:sz w:val="21"/>
+                <w:szCs w:val="21"/>
+                <w:lang w:val="en-US" w:eastAsia="zh-CN" w:bidi="ar-SA"/>
+              </w:rPr>
+            </w:pPr>
+            <w:r>
+              <w:rPr>
+                <w:rFonts w:hint="eastAsia" w:cs="华文中宋"/>
+                <w:bCs/>
+                <w:color w:val="FF0000"/>
+                <w:spacing w:val="7"/>
+                <w:lang w:val="en-US" w:eastAsia="zh-CN"/>
+              </w:rPr>
+              <w:t>MotionGenResult</w:t>
+            </w:r>
+          </w:p>
+        </w:tc>
+        <w:tc>
+          <w:tcPr>
+            <w:tcW w:w="1506" w:type="dxa"/>
+            <w:shd w:val="clear" w:color="auto" w:fill="auto"/>
+            <w:vAlign w:val="center"/>
+          </w:tcPr>
+          <w:p>
+            <w:pPr>
+              <w:rPr>
+                <w:rFonts w:hint="eastAsia" w:ascii="华文中宋" w:hAnsi="华文中宋" w:eastAsia="华文中宋" w:cs="华文中宋"/>
+                <w:b/>
+                <w:bCs/>
+                <w:color w:val="C0504D" w:themeColor="accent2"/>
+                <w:spacing w:val="7"/>
+                <w:kern w:val="2"/>
+                <w:sz w:val="21"/>
+                <w:szCs w:val="21"/>
+                <w:lang w:val="en-US" w:eastAsia="zh-CN" w:bidi="ar-SA"/>
+                <w14:textFill>
+                  <w14:solidFill>
+                    <w14:schemeClr w14:val="accent2"/>
+                  </w14:solidFill>
+                </w14:textFill>
+              </w:rPr>
+            </w:pPr>
+            <w:r>
+              <w:rPr>
+                <w:rFonts w:hint="eastAsia" w:cs="华文中宋"/>
+                <w:bCs/>
+                <w:color w:val="EA82F1"/>
+                <w:szCs w:val="24"/>
+                <w:lang w:val="en-US" w:eastAsia="zh-CN"/>
+              </w:rPr>
+              <w:t>运动生成</w:t>
+            </w:r>
+            <w:r>
+              <w:rPr>
+                <w:rFonts w:hint="eastAsia"/>
+                <w:lang w:val="en-US" w:eastAsia="zh-CN"/>
+              </w:rPr>
+              <w:t>结果</w:t>
+            </w:r>
+          </w:p>
+        </w:tc>
+      </w:tr>
+      <w:tr>
+        <w:tblPrEx>
+          <w:tblBorders>
+            <w:top w:val="single" w:color="auto" w:sz="4" w:space="0"/>
+            <w:left w:val="single" w:color="auto" w:sz="4" w:space="0"/>
+            <w:bottom w:val="single" w:color="auto" w:sz="4" w:space="0"/>
+            <w:right w:val="single" w:color="auto" w:sz="4" w:space="0"/>
+            <w:insideH w:val="single" w:color="auto" w:sz="4" w:space="0"/>
+            <w:insideV w:val="single" w:color="auto" w:sz="4" w:space="0"/>
+          </w:tblBorders>
+          <w:tblCellMar>
+            <w:top w:w="0" w:type="dxa"/>
+            <w:left w:w="108" w:type="dxa"/>
+            <w:bottom w:w="0" w:type="dxa"/>
+            <w:right w:w="108" w:type="dxa"/>
+          </w:tblCellMar>
+        </w:tblPrEx>
+        <w:tc>
+          <w:tcPr>
+            <w:tcW w:w="0" w:type="auto"/>
+            <w:shd w:val="clear" w:color="auto" w:fill="auto"/>
+            <w:vAlign w:val="center"/>
+          </w:tcPr>
+          <w:p>
+            <w:pPr>
+              <w:rPr>
+                <w:rFonts w:hint="eastAsia" w:ascii="华文中宋" w:hAnsi="华文中宋" w:eastAsia="华文中宋" w:cs="华文中宋"/>
+                <w:b/>
+                <w:bCs/>
+                <w:color w:val="FF0000"/>
+                <w:spacing w:val="7"/>
+                <w:kern w:val="2"/>
+                <w:sz w:val="21"/>
+                <w:szCs w:val="21"/>
+                <w:lang w:val="en-US" w:eastAsia="zh-CN" w:bidi="ar-SA"/>
+              </w:rPr>
+            </w:pPr>
+            <w:r>
+              <w:rPr>
+                <w:rFonts w:hint="eastAsia"/>
+                <w:lang w:val="en-US" w:eastAsia="zh-CN"/>
+              </w:rPr>
+              <w:t>实例方法</w:t>
+            </w:r>
+          </w:p>
+        </w:tc>
+        <w:tc>
+          <w:tcPr>
+            <w:tcW w:w="3959" w:type="dxa"/>
+            <w:shd w:val="clear" w:color="auto" w:fill="auto"/>
+            <w:vAlign w:val="center"/>
+          </w:tcPr>
+          <w:p>
+            <w:pPr>
+              <w:rPr>
+                <w:rFonts w:hint="default" w:ascii="华文中宋" w:hAnsi="华文中宋" w:eastAsia="华文中宋" w:cs="华文中宋"/>
+                <w:b/>
+                <w:bCs/>
+                <w:color w:val="FF0000"/>
+                <w:spacing w:val="7"/>
+                <w:kern w:val="2"/>
+                <w:sz w:val="21"/>
+                <w:szCs w:val="21"/>
+                <w:lang w:val="en-US" w:eastAsia="zh-CN" w:bidi="ar-SA"/>
+              </w:rPr>
+            </w:pPr>
+            <w:r>
+              <w:rPr>
+                <w:rFonts w:hint="eastAsia" w:cs="华文中宋"/>
+                <w:b/>
+                <w:bCs/>
+                <w:color w:val="FF0000"/>
+                <w:spacing w:val="7"/>
+                <w:kern w:val="2"/>
+                <w:sz w:val="21"/>
+                <w:szCs w:val="21"/>
+                <w:lang w:val="en-US" w:eastAsia="zh-CN" w:bidi="ar-SA"/>
+              </w:rPr>
+              <w:t>get_interpolated_plan()</w:t>
+            </w:r>
+          </w:p>
+        </w:tc>
+        <w:tc>
+          <w:tcPr>
+            <w:tcW w:w="1506" w:type="dxa"/>
+            <w:shd w:val="clear" w:color="auto" w:fill="auto"/>
+            <w:vAlign w:val="center"/>
+          </w:tcPr>
+          <w:p>
+            <w:pPr>
+              <w:rPr>
+                <w:rFonts w:hint="eastAsia" w:ascii="华文中宋" w:hAnsi="华文中宋" w:eastAsia="华文中宋" w:cs="华文中宋"/>
+                <w:b/>
+                <w:bCs/>
+                <w:color w:val="C0504D" w:themeColor="accent2"/>
+                <w:spacing w:val="7"/>
+                <w:kern w:val="2"/>
+                <w:sz w:val="21"/>
+                <w:szCs w:val="21"/>
+                <w:lang w:val="en-US" w:eastAsia="zh-CN" w:bidi="ar-SA"/>
+                <w14:textFill>
+                  <w14:solidFill>
+                    <w14:schemeClr w14:val="accent2"/>
+                  </w14:solidFill>
+                </w14:textFill>
+              </w:rPr>
+            </w:pPr>
+            <w:r>
+              <w:rPr>
+                <w:rFonts w:hint="eastAsia" w:cs="华文中宋"/>
+                <w:bCs/>
+                <w:color w:val="EA82F1"/>
+                <w:szCs w:val="24"/>
+                <w:lang w:val="en-US" w:eastAsia="zh-CN"/>
+              </w:rPr>
+              <w:t>稠密轨迹</w:t>
+            </w:r>
+          </w:p>
+        </w:tc>
+      </w:tr>
+    </w:tbl>
+    <w:p>
+      <w:pPr>
+        <w:rPr>
+          <w:rFonts w:hint="eastAsia" w:cs="华文中宋"/>
+          <w:bCs/>
+          <w:color w:val="FF0000"/>
+          <w:spacing w:val="7"/>
+          <w:lang w:val="en-US" w:eastAsia="zh-CN"/>
+        </w:rPr>
+      </w:pPr>
+    </w:p>
+    <w:tbl>
+      <w:tblPr>
+        <w:tblStyle w:val="8"/>
+        <w:tblW w:w="0" w:type="auto"/>
+        <w:tblInd w:w="0" w:type="dxa"/>
+        <w:tblBorders>
+          <w:top w:val="single" w:color="auto" w:sz="4" w:space="0"/>
+          <w:left w:val="single" w:color="auto" w:sz="4" w:space="0"/>
+          <w:bottom w:val="single" w:color="auto" w:sz="4" w:space="0"/>
+          <w:right w:val="single" w:color="auto" w:sz="4" w:space="0"/>
+          <w:insideH w:val="single" w:color="auto" w:sz="4" w:space="0"/>
+          <w:insideV w:val="single" w:color="auto" w:sz="4" w:space="0"/>
+        </w:tblBorders>
+        <w:tblLayout w:type="autofit"/>
+        <w:tblCellMar>
+          <w:top w:w="0" w:type="dxa"/>
+          <w:left w:w="108" w:type="dxa"/>
+          <w:bottom w:w="0" w:type="dxa"/>
+          <w:right w:w="108" w:type="dxa"/>
+        </w:tblCellMar>
+      </w:tblPr>
+      <w:tblGrid>
+        <w:gridCol w:w="1057"/>
+        <w:gridCol w:w="5831"/>
+        <w:gridCol w:w="1688"/>
+      </w:tblGrid>
+      <w:tr>
+        <w:tblPrEx>
+          <w:tblBorders>
+            <w:top w:val="single" w:color="auto" w:sz="4" w:space="0"/>
+            <w:left w:val="single" w:color="auto" w:sz="4" w:space="0"/>
+            <w:bottom w:val="single" w:color="auto" w:sz="4" w:space="0"/>
+            <w:right w:val="single" w:color="auto" w:sz="4" w:space="0"/>
+            <w:insideH w:val="single" w:color="auto" w:sz="4" w:space="0"/>
+            <w:insideV w:val="single" w:color="auto" w:sz="4" w:space="0"/>
+          </w:tblBorders>
+          <w:tblCellMar>
+            <w:top w:w="0" w:type="dxa"/>
+            <w:left w:w="108" w:type="dxa"/>
+            <w:bottom w:w="0" w:type="dxa"/>
+            <w:right w:w="108" w:type="dxa"/>
+          </w:tblCellMar>
+        </w:tblPrEx>
+        <w:tc>
+          <w:tcPr>
+            <w:tcW w:w="0" w:type="auto"/>
+            <w:gridSpan w:val="3"/>
+            <w:vAlign w:val="center"/>
+          </w:tcPr>
+          <w:p>
+            <w:pPr>
+              <w:rPr>
+                <w:rFonts w:hint="default" w:eastAsia="华文中宋" w:cs="华文中宋"/>
+                <w:bCs/>
+                <w:color w:val="C0504D" w:themeColor="accent2"/>
+                <w:spacing w:val="7"/>
+                <w:lang w:val="en-US" w:eastAsia="zh-CN"/>
+                <w14:textFill>
+                  <w14:solidFill>
+                    <w14:schemeClr w14:val="accent2"/>
+                  </w14:solidFill>
+                </w14:textFill>
+              </w:rPr>
+            </w:pPr>
+            <w:r>
+              <w:rPr>
+                <w:rFonts w:hint="eastAsia"/>
+                <w:lang w:val="en-US" w:eastAsia="zh-CN"/>
+              </w:rPr>
+              <w:t>wrap.reacher.ik_solver：</w:t>
+            </w:r>
+          </w:p>
+        </w:tc>
+      </w:tr>
+      <w:tr>
+        <w:tblPrEx>
+          <w:tblBorders>
+            <w:top w:val="single" w:color="auto" w:sz="4" w:space="0"/>
+            <w:left w:val="single" w:color="auto" w:sz="4" w:space="0"/>
+            <w:bottom w:val="single" w:color="auto" w:sz="4" w:space="0"/>
+            <w:right w:val="single" w:color="auto" w:sz="4" w:space="0"/>
+            <w:insideH w:val="single" w:color="auto" w:sz="4" w:space="0"/>
+            <w:insideV w:val="single" w:color="auto" w:sz="4" w:space="0"/>
+          </w:tblBorders>
+          <w:tblCellMar>
+            <w:top w:w="0" w:type="dxa"/>
+            <w:left w:w="108" w:type="dxa"/>
+            <w:bottom w:w="0" w:type="dxa"/>
+            <w:right w:w="108" w:type="dxa"/>
+          </w:tblCellMar>
+        </w:tblPrEx>
+        <w:trPr>
+          <w:trHeight w:val="90" w:hRule="atLeast"/>
+        </w:trPr>
+        <w:tc>
+          <w:tcPr>
+            <w:tcW w:w="0" w:type="auto"/>
+            <w:gridSpan w:val="2"/>
+            <w:vAlign w:val="center"/>
+          </w:tcPr>
+          <w:p>
+            <w:pPr>
+              <w:rPr>
+                <w:rFonts w:hint="default" w:eastAsia="华文中宋" w:cs="华文中宋"/>
+                <w:bCs/>
+                <w:color w:val="FF0000"/>
+                <w:spacing w:val="7"/>
+                <w:lang w:val="en-US" w:eastAsia="zh-CN"/>
+              </w:rPr>
+            </w:pPr>
+            <w:r>
+              <w:rPr>
+                <w:rFonts w:hint="eastAsia" w:cs="华文中宋"/>
+                <w:bCs/>
+                <w:color w:val="FF0000"/>
+                <w:spacing w:val="7"/>
+                <w:lang w:val="en-US" w:eastAsia="zh-CN"/>
+              </w:rPr>
+              <w:t>IKSolver(config)</w:t>
+            </w:r>
+          </w:p>
+        </w:tc>
+        <w:tc>
+          <w:tcPr>
+            <w:tcW w:w="0" w:type="auto"/>
+            <w:vAlign w:val="center"/>
+          </w:tcPr>
+          <w:p>
+            <w:pPr>
+              <w:rPr>
+                <w:rFonts w:hint="eastAsia" w:eastAsia="华文中宋" w:cs="华文中宋"/>
+                <w:bCs/>
+                <w:color w:val="C0504D" w:themeColor="accent2"/>
+                <w:spacing w:val="7"/>
+                <w:lang w:eastAsia="zh-CN"/>
+                <w14:textFill>
+                  <w14:solidFill>
+                    <w14:schemeClr w14:val="accent2"/>
+                  </w14:solidFill>
+                </w14:textFill>
+              </w:rPr>
+            </w:pPr>
+            <w:r>
+              <w:rPr>
+                <w:rFonts w:hint="eastAsia" w:cs="华文中宋"/>
+                <w:bCs/>
+                <w:color w:val="EA82F1"/>
+                <w:szCs w:val="24"/>
+                <w:lang w:eastAsia="zh-CN"/>
+              </w:rPr>
+              <w:t>逆运动学</w:t>
+            </w:r>
+            <w:r>
+              <w:rPr>
+                <w:rFonts w:hint="eastAsia"/>
+                <w:lang w:val="en-US" w:eastAsia="zh-CN"/>
+              </w:rPr>
+              <w:t>求解器</w:t>
+            </w:r>
+          </w:p>
+        </w:tc>
+      </w:tr>
+      <w:tr>
+        <w:tblPrEx>
+          <w:tblBorders>
+            <w:top w:val="single" w:color="auto" w:sz="4" w:space="0"/>
+            <w:left w:val="single" w:color="auto" w:sz="4" w:space="0"/>
+            <w:bottom w:val="single" w:color="auto" w:sz="4" w:space="0"/>
+            <w:right w:val="single" w:color="auto" w:sz="4" w:space="0"/>
+            <w:insideH w:val="single" w:color="auto" w:sz="4" w:space="0"/>
+            <w:insideV w:val="single" w:color="auto" w:sz="4" w:space="0"/>
+          </w:tblBorders>
+          <w:tblCellMar>
+            <w:top w:w="0" w:type="dxa"/>
+            <w:left w:w="108" w:type="dxa"/>
+            <w:bottom w:w="0" w:type="dxa"/>
+            <w:right w:w="108" w:type="dxa"/>
+          </w:tblCellMar>
+        </w:tblPrEx>
+        <w:tc>
+          <w:tcPr>
+            <w:tcW w:w="0" w:type="auto"/>
+            <w:vAlign w:val="center"/>
+          </w:tcPr>
+          <w:p>
+            <w:pPr>
+              <w:rPr>
+                <w:rFonts w:hint="eastAsia"/>
+                <w:lang w:val="en-US" w:eastAsia="zh-CN"/>
+              </w:rPr>
+            </w:pPr>
+            <w:r>
+              <w:rPr>
+                <w:rFonts w:hint="eastAsia"/>
+                <w:lang w:val="en-US" w:eastAsia="zh-CN"/>
+              </w:rPr>
+              <w:t>实例属性</w:t>
+            </w:r>
+          </w:p>
+        </w:tc>
+        <w:tc>
+          <w:tcPr>
+            <w:tcW w:w="0" w:type="auto"/>
+            <w:vAlign w:val="center"/>
+          </w:tcPr>
+          <w:p>
+            <w:pPr>
+              <w:rPr>
+                <w:rFonts w:hint="default" w:eastAsia="华文中宋" w:cs="华文中宋"/>
+                <w:bCs/>
+                <w:color w:val="FF0000"/>
+                <w:spacing w:val="7"/>
+                <w:lang w:val="en-US" w:eastAsia="zh-CN"/>
+              </w:rPr>
+            </w:pPr>
+            <w:r>
+              <w:rPr>
+                <w:rFonts w:hint="eastAsia" w:cs="华文中宋"/>
+                <w:bCs/>
+                <w:color w:val="FF0000"/>
+                <w:spacing w:val="7"/>
+              </w:rPr>
+              <w:t>kinematics</w:t>
+            </w:r>
+            <w:r>
+              <w:rPr>
+                <w:rFonts w:hint="eastAsia" w:cs="华文中宋"/>
+                <w:bCs/>
+                <w:color w:val="C0504D" w:themeColor="accent2"/>
+                <w:spacing w:val="7"/>
+                <w:lang w:val="en-US" w:eastAsia="zh-CN"/>
+                <w14:textFill>
+                  <w14:solidFill>
+                    <w14:schemeClr w14:val="accent2"/>
+                  </w14:solidFill>
+                </w14:textFill>
+              </w:rPr>
+              <w:t xml:space="preserve">: </w:t>
+            </w:r>
+            <w:r>
+              <w:rPr>
+                <w:rFonts w:hint="eastAsia"/>
+                <w:lang w:val="en-US" w:eastAsia="zh-CN"/>
+              </w:rPr>
+              <w:t>CudaRobotModel</w:t>
+            </w:r>
+          </w:p>
+        </w:tc>
+        <w:tc>
+          <w:tcPr>
+            <w:tcW w:w="0" w:type="auto"/>
+            <w:vAlign w:val="center"/>
+          </w:tcPr>
+          <w:p>
+            <w:pPr>
+              <w:rPr>
+                <w:rFonts w:hint="default" w:eastAsia="华文中宋" w:cs="华文中宋"/>
+                <w:bCs/>
+                <w:color w:val="C0504D" w:themeColor="accent2"/>
+                <w:spacing w:val="7"/>
+                <w:lang w:val="en-US" w:eastAsia="zh-CN"/>
+                <w14:textFill>
+                  <w14:solidFill>
+                    <w14:schemeClr w14:val="accent2"/>
+                  </w14:solidFill>
+                </w14:textFill>
+              </w:rPr>
+            </w:pPr>
+            <w:r>
+              <w:rPr>
+                <w:rFonts w:hint="eastAsia" w:cs="华文中宋"/>
+                <w:bCs/>
+                <w:color w:val="EA82F1"/>
+                <w:szCs w:val="24"/>
+                <w:lang w:val="en-US" w:eastAsia="zh-CN"/>
+              </w:rPr>
+              <w:t>运动学模型</w:t>
+            </w:r>
+          </w:p>
+        </w:tc>
+      </w:tr>
+      <w:tr>
+        <w:tblPrEx>
+          <w:tblBorders>
+            <w:top w:val="single" w:color="auto" w:sz="4" w:space="0"/>
+            <w:left w:val="single" w:color="auto" w:sz="4" w:space="0"/>
+            <w:bottom w:val="single" w:color="auto" w:sz="4" w:space="0"/>
+            <w:right w:val="single" w:color="auto" w:sz="4" w:space="0"/>
+            <w:insideH w:val="single" w:color="auto" w:sz="4" w:space="0"/>
+            <w:insideV w:val="single" w:color="auto" w:sz="4" w:space="0"/>
+          </w:tblBorders>
+          <w:tblCellMar>
+            <w:top w:w="0" w:type="dxa"/>
+            <w:left w:w="108" w:type="dxa"/>
+            <w:bottom w:w="0" w:type="dxa"/>
+            <w:right w:w="108" w:type="dxa"/>
+          </w:tblCellMar>
+        </w:tblPrEx>
+        <w:tc>
+          <w:tcPr>
+            <w:tcW w:w="0" w:type="auto"/>
+            <w:vMerge w:val="restart"/>
+            <w:vAlign w:val="center"/>
+          </w:tcPr>
+          <w:p>
+            <w:pPr>
+              <w:rPr>
+                <w:rFonts w:hint="eastAsia"/>
+                <w:lang w:val="en-US" w:eastAsia="zh-CN"/>
+              </w:rPr>
+            </w:pPr>
+            <w:r>
+              <w:rPr>
+                <w:rFonts w:hint="eastAsia"/>
+                <w:lang w:val="en-US" w:eastAsia="zh-CN"/>
+              </w:rPr>
+              <w:t>实例方法</w:t>
+            </w:r>
+          </w:p>
+        </w:tc>
+        <w:tc>
+          <w:tcPr>
+            <w:tcW w:w="0" w:type="auto"/>
+            <w:vAlign w:val="center"/>
+          </w:tcPr>
+          <w:p>
+            <w:pPr>
+              <w:rPr>
+                <w:rFonts w:hint="default" w:eastAsia="华文中宋" w:cs="华文中宋"/>
+                <w:bCs/>
+                <w:color w:val="FF0000"/>
+                <w:spacing w:val="7"/>
+                <w:lang w:val="en-US" w:eastAsia="zh-CN"/>
+              </w:rPr>
+            </w:pPr>
+            <w:r>
+              <w:rPr>
+                <w:rFonts w:hint="eastAsia" w:cs="华文中宋"/>
+                <w:bCs/>
+                <w:color w:val="FF0000"/>
+                <w:spacing w:val="7"/>
+              </w:rPr>
+              <w:t>sample_configs</w:t>
+            </w:r>
+            <w:r>
+              <w:rPr>
+                <w:rFonts w:hint="eastAsia" w:cs="华文中宋"/>
+                <w:bCs/>
+                <w:color w:val="FF0000"/>
+                <w:spacing w:val="7"/>
+                <w:lang w:val="en-US" w:eastAsia="zh-CN"/>
+              </w:rPr>
+              <w:t>(n)</w:t>
+            </w:r>
+          </w:p>
+        </w:tc>
+        <w:tc>
+          <w:tcPr>
+            <w:tcW w:w="0" w:type="auto"/>
+            <w:vAlign w:val="center"/>
+          </w:tcPr>
+          <w:p>
+            <w:pPr>
+              <w:rPr>
+                <w:rFonts w:hint="eastAsia" w:cs="华文中宋"/>
+                <w:bCs/>
+                <w:color w:val="EA82F1"/>
+                <w:szCs w:val="24"/>
+                <w:lang w:val="en-US" w:eastAsia="zh-CN"/>
+              </w:rPr>
+            </w:pPr>
+            <w:r>
+              <w:rPr>
+                <w:rFonts w:hint="eastAsia" w:cs="华文中宋"/>
+                <w:bCs/>
+                <w:color w:val="EA82F1"/>
+                <w:szCs w:val="24"/>
+                <w:lang w:val="en-US" w:eastAsia="zh-CN"/>
+              </w:rPr>
+              <w:t>采样</w:t>
+            </w:r>
+            <w:r>
+              <w:rPr>
+                <w:rFonts w:hint="eastAsia"/>
+                <w:lang w:val="en-US" w:eastAsia="zh-CN"/>
+              </w:rPr>
+              <w:t>关节状态</w:t>
+            </w:r>
+          </w:p>
+        </w:tc>
+      </w:tr>
+      <w:tr>
+        <w:tblPrEx>
+          <w:tblBorders>
+            <w:top w:val="single" w:color="auto" w:sz="4" w:space="0"/>
+            <w:left w:val="single" w:color="auto" w:sz="4" w:space="0"/>
+            <w:bottom w:val="single" w:color="auto" w:sz="4" w:space="0"/>
+            <w:right w:val="single" w:color="auto" w:sz="4" w:space="0"/>
+            <w:insideH w:val="single" w:color="auto" w:sz="4" w:space="0"/>
+            <w:insideV w:val="single" w:color="auto" w:sz="4" w:space="0"/>
+          </w:tblBorders>
+          <w:tblCellMar>
+            <w:top w:w="0" w:type="dxa"/>
+            <w:left w:w="108" w:type="dxa"/>
+            <w:bottom w:w="0" w:type="dxa"/>
+            <w:right w:w="108" w:type="dxa"/>
+          </w:tblCellMar>
+        </w:tblPrEx>
+        <w:tc>
+          <w:tcPr>
+            <w:tcW w:w="0" w:type="auto"/>
+            <w:vMerge w:val="continue"/>
+            <w:vAlign w:val="center"/>
+          </w:tcPr>
+          <w:p>
+            <w:pPr>
+              <w:rPr>
+                <w:rFonts w:hint="eastAsia" w:cs="华文中宋"/>
+                <w:bCs/>
+                <w:color w:val="C0504D" w:themeColor="accent2"/>
+                <w:spacing w:val="7"/>
+                <w14:textFill>
+                  <w14:solidFill>
+                    <w14:schemeClr w14:val="accent2"/>
+                  </w14:solidFill>
+                </w14:textFill>
+              </w:rPr>
+            </w:pPr>
+          </w:p>
+        </w:tc>
+        <w:tc>
+          <w:tcPr>
+            <w:tcW w:w="0" w:type="auto"/>
+            <w:vAlign w:val="center"/>
+          </w:tcPr>
+          <w:p>
+            <w:pPr>
+              <w:rPr>
+                <w:rFonts w:hint="default" w:eastAsia="华文中宋" w:cs="华文中宋"/>
+                <w:bCs/>
+                <w:color w:val="FF0000"/>
+                <w:spacing w:val="7"/>
+                <w:lang w:val="en-US" w:eastAsia="zh-CN"/>
+              </w:rPr>
+            </w:pPr>
+            <w:r>
+              <w:rPr>
+                <w:rFonts w:hint="eastAsia" w:cs="华文中宋"/>
+                <w:bCs/>
+                <w:color w:val="FF0000"/>
+                <w:spacing w:val="7"/>
+                <w:lang w:val="en-US" w:eastAsia="zh-CN"/>
+              </w:rPr>
+              <w:t>fk(q)</w:t>
+            </w:r>
+          </w:p>
+        </w:tc>
+        <w:tc>
+          <w:tcPr>
+            <w:tcW w:w="0" w:type="auto"/>
+            <w:vAlign w:val="center"/>
+          </w:tcPr>
+          <w:p>
+            <w:pPr>
+              <w:rPr>
+                <w:rFonts w:hint="eastAsia" w:cs="华文中宋"/>
+                <w:bCs/>
+                <w:color w:val="EA82F1"/>
+                <w:szCs w:val="24"/>
+                <w:lang w:val="en-US" w:eastAsia="zh-CN"/>
+              </w:rPr>
+            </w:pPr>
+            <w:r>
+              <w:rPr>
+                <w:rFonts w:hint="eastAsia" w:cs="华文中宋"/>
+                <w:bCs/>
+                <w:color w:val="EA82F1"/>
+                <w:szCs w:val="24"/>
+                <w:lang w:val="en-US" w:eastAsia="zh-CN"/>
+              </w:rPr>
+              <w:t>正运动学</w:t>
+            </w:r>
+          </w:p>
+        </w:tc>
+      </w:tr>
+      <w:tr>
+        <w:tblPrEx>
+          <w:tblBorders>
+            <w:top w:val="single" w:color="auto" w:sz="4" w:space="0"/>
+            <w:left w:val="single" w:color="auto" w:sz="4" w:space="0"/>
+            <w:bottom w:val="single" w:color="auto" w:sz="4" w:space="0"/>
+            <w:right w:val="single" w:color="auto" w:sz="4" w:space="0"/>
+            <w:insideH w:val="single" w:color="auto" w:sz="4" w:space="0"/>
+            <w:insideV w:val="single" w:color="auto" w:sz="4" w:space="0"/>
+          </w:tblBorders>
+          <w:tblCellMar>
+            <w:top w:w="0" w:type="dxa"/>
+            <w:left w:w="108" w:type="dxa"/>
+            <w:bottom w:w="0" w:type="dxa"/>
+            <w:right w:w="108" w:type="dxa"/>
+          </w:tblCellMar>
+        </w:tblPrEx>
+        <w:tc>
+          <w:tcPr>
+            <w:tcW w:w="0" w:type="auto"/>
+            <w:vMerge w:val="continue"/>
+            <w:vAlign w:val="center"/>
+          </w:tcPr>
+          <w:p>
+            <w:pPr>
+              <w:rPr>
+                <w:rFonts w:hint="eastAsia" w:cs="华文中宋"/>
+                <w:bCs/>
+                <w:color w:val="C0504D" w:themeColor="accent2"/>
+                <w:spacing w:val="7"/>
+                <w14:textFill>
+                  <w14:solidFill>
+                    <w14:schemeClr w14:val="accent2"/>
+                  </w14:solidFill>
+                </w14:textFill>
+              </w:rPr>
+            </w:pPr>
+          </w:p>
+        </w:tc>
+        <w:tc>
+          <w:tcPr>
+            <w:tcW w:w="0" w:type="auto"/>
+            <w:vAlign w:val="center"/>
+          </w:tcPr>
+          <w:p>
+            <w:pPr>
+              <w:rPr>
+                <w:rFonts w:hint="eastAsia" w:cs="华文中宋"/>
+                <w:bCs/>
+                <w:color w:val="FF0000"/>
+                <w:spacing w:val="7"/>
+                <w:lang w:val="en-US" w:eastAsia="zh-CN"/>
+              </w:rPr>
+            </w:pPr>
+            <w:r>
+              <w:rPr>
+                <w:rFonts w:hint="eastAsia" w:cs="华文中宋"/>
+                <w:bCs/>
+                <w:color w:val="FF0000"/>
+                <w:spacing w:val="7"/>
+                <w:lang w:val="en-US" w:eastAsia="zh-CN"/>
+              </w:rPr>
+              <w:t xml:space="preserve">solve_batch / solve_goalset / solve_batch_goalset / </w:t>
+            </w:r>
+          </w:p>
+          <w:p>
+            <w:pPr>
+              <w:rPr>
+                <w:rFonts w:hint="default" w:cs="华文中宋"/>
+                <w:bCs/>
+                <w:color w:val="FF0000"/>
+                <w:spacing w:val="7"/>
+                <w:lang w:val="en-US" w:eastAsia="zh-CN"/>
+              </w:rPr>
+            </w:pPr>
+            <w:r>
+              <w:rPr>
+                <w:rFonts w:hint="eastAsia" w:cs="华文中宋"/>
+                <w:bCs/>
+                <w:color w:val="FF0000"/>
+                <w:spacing w:val="7"/>
+                <w:lang w:val="en-US" w:eastAsia="zh-CN"/>
+              </w:rPr>
+              <w:t>solve_batch_env / solve_batch_env_goalset(</w:t>
+            </w:r>
+            <w:r>
+              <w:rPr>
+                <w:rFonts w:hint="eastAsia" w:cs="华文中宋"/>
+                <w:bCs/>
+                <w:color w:val="C0504D" w:themeColor="accent2"/>
+                <w:spacing w:val="7"/>
+                <w:lang w:val="en-US" w:eastAsia="zh-CN"/>
+                <w14:textFill>
+                  <w14:solidFill>
+                    <w14:schemeClr w14:val="accent2"/>
+                  </w14:solidFill>
+                </w14:textFill>
+              </w:rPr>
+              <w:t>Pose</w:t>
+            </w:r>
+            <w:r>
+              <w:rPr>
+                <w:rFonts w:hint="eastAsia" w:cs="华文中宋"/>
+                <w:bCs/>
+                <w:color w:val="FF0000"/>
+                <w:spacing w:val="7"/>
+                <w:lang w:val="en-US" w:eastAsia="zh-CN"/>
+              </w:rPr>
+              <w:t>)</w:t>
+            </w:r>
+          </w:p>
+        </w:tc>
+        <w:tc>
+          <w:tcPr>
+            <w:tcW w:w="0" w:type="auto"/>
+            <w:vAlign w:val="center"/>
+          </w:tcPr>
+          <w:p>
+            <w:pPr>
+              <w:rPr>
+                <w:rFonts w:hint="default" w:cs="华文中宋"/>
+                <w:bCs/>
+                <w:color w:val="EA82F1"/>
+                <w:szCs w:val="24"/>
+                <w:lang w:val="en-US" w:eastAsia="zh-CN"/>
+              </w:rPr>
+            </w:pPr>
+            <w:r>
+              <w:rPr>
+                <w:rFonts w:hint="eastAsia" w:cs="华文中宋"/>
+                <w:bCs/>
+                <w:color w:val="EA82F1"/>
+                <w:szCs w:val="24"/>
+                <w:lang w:val="en-US" w:eastAsia="zh-CN"/>
+              </w:rPr>
+              <w:t>求解逆运动学</w:t>
+            </w:r>
+          </w:p>
+        </w:tc>
+      </w:tr>
+    </w:tbl>
+    <w:p>
+      <w:pPr>
+        <w:bidi w:val="0"/>
+        <w:outlineLvl w:val="9"/>
+        <w:rPr>
+          <w:rFonts w:hint="eastAsia"/>
+          <w:lang w:val="en-US" w:eastAsia="zh-CN"/>
+        </w:rPr>
+      </w:pPr>
+    </w:p>
+    <w:p>
+      <w:pPr>
+        <w:bidi w:val="0"/>
+        <w:outlineLvl w:val="9"/>
+        <w:rPr>
+          <w:rFonts w:hint="eastAsia"/>
+          <w:lang w:val="en-US" w:eastAsia="zh-CN"/>
+        </w:rPr>
+      </w:pPr>
+    </w:p>
     <w:p>
       <w:pPr>
         <w:pStyle w:val="2"/>
@@ -380,7 +3199,7 @@
                 <w:rFonts w:hint="eastAsia"/>
                 <w:lang w:val="en-US" w:eastAsia="zh-CN"/>
               </w:rPr>
-              <w:t>立体</w:t>
+              <w:t>几何</w:t>
             </w:r>
           </w:p>
         </w:tc>
@@ -3996,7 +6815,1069 @@
       </w:tblPr>
       <w:tblGrid>
         <w:gridCol w:w="1057"/>
-        <w:gridCol w:w="5380"/>
+        <w:gridCol w:w="6529"/>
+        <w:gridCol w:w="1268"/>
+      </w:tblGrid>
+      <w:tr>
+        <w:tblPrEx>
+          <w:tblBorders>
+            <w:top w:val="single" w:color="auto" w:sz="4" w:space="0"/>
+            <w:left w:val="single" w:color="auto" w:sz="4" w:space="0"/>
+            <w:bottom w:val="single" w:color="auto" w:sz="4" w:space="0"/>
+            <w:right w:val="single" w:color="auto" w:sz="4" w:space="0"/>
+            <w:insideH w:val="single" w:color="auto" w:sz="4" w:space="0"/>
+            <w:insideV w:val="single" w:color="auto" w:sz="4" w:space="0"/>
+          </w:tblBorders>
+          <w:tblCellMar>
+            <w:top w:w="0" w:type="dxa"/>
+            <w:left w:w="108" w:type="dxa"/>
+            <w:bottom w:w="0" w:type="dxa"/>
+            <w:right w:w="108" w:type="dxa"/>
+          </w:tblCellMar>
+        </w:tblPrEx>
+        <w:tc>
+          <w:tcPr>
+            <w:tcW w:w="0" w:type="auto"/>
+            <w:gridSpan w:val="2"/>
+          </w:tcPr>
+          <w:p>
+            <w:pPr>
+              <w:pStyle w:val="12"/>
+              <w:bidi w:val="0"/>
+              <w:rPr>
+                <w:rFonts w:hint="default"/>
+                <w:lang w:val="en-US" w:eastAsia="zh-CN"/>
+              </w:rPr>
+            </w:pPr>
+            <w:r>
+              <w:rPr>
+                <w:rFonts w:hint="eastAsia"/>
+                <w:lang w:val="en-US" w:eastAsia="zh-CN"/>
+              </w:rPr>
+              <w:t>ViewControl</w:t>
+            </w:r>
+          </w:p>
+        </w:tc>
+        <w:tc>
+          <w:tcPr>
+            <w:tcW w:w="0" w:type="auto"/>
+          </w:tcPr>
+          <w:p>
+            <w:pPr>
+              <w:pStyle w:val="11"/>
+              <w:bidi w:val="0"/>
+              <w:rPr>
+                <w:rFonts w:hint="default"/>
+                <w:vertAlign w:val="baseline"/>
+                <w:lang w:val="en-US" w:eastAsia="zh-CN"/>
+              </w:rPr>
+            </w:pPr>
+            <w:r>
+              <w:rPr>
+                <w:rFonts w:hint="eastAsia"/>
+                <w:lang w:val="en-US" w:eastAsia="zh-CN"/>
+              </w:rPr>
+              <w:t>视图控制器</w:t>
+            </w:r>
+          </w:p>
+        </w:tc>
+      </w:tr>
+      <w:tr>
+        <w:tblPrEx>
+          <w:tblBorders>
+            <w:top w:val="single" w:color="auto" w:sz="4" w:space="0"/>
+            <w:left w:val="single" w:color="auto" w:sz="4" w:space="0"/>
+            <w:bottom w:val="single" w:color="auto" w:sz="4" w:space="0"/>
+            <w:right w:val="single" w:color="auto" w:sz="4" w:space="0"/>
+            <w:insideH w:val="single" w:color="auto" w:sz="4" w:space="0"/>
+            <w:insideV w:val="single" w:color="auto" w:sz="4" w:space="0"/>
+          </w:tblBorders>
+          <w:tblCellMar>
+            <w:top w:w="0" w:type="dxa"/>
+            <w:left w:w="108" w:type="dxa"/>
+            <w:bottom w:w="0" w:type="dxa"/>
+            <w:right w:w="108" w:type="dxa"/>
+          </w:tblCellMar>
+        </w:tblPrEx>
+        <w:tc>
+          <w:tcPr>
+            <w:tcW w:w="0" w:type="auto"/>
+            <w:shd w:val="clear" w:color="auto" w:fill="auto"/>
+            <w:vAlign w:val="center"/>
+          </w:tcPr>
+          <w:p>
+            <w:pPr>
+              <w:bidi w:val="0"/>
+              <w:jc w:val="both"/>
+              <w:rPr>
+                <w:rFonts w:hint="eastAsia" w:ascii="华文中宋" w:hAnsi="华文中宋" w:eastAsia="华文中宋" w:cs="华文中宋"/>
+                <w:b/>
+                <w:bCs/>
+                <w:color w:val="ED7D31"/>
+                <w:kern w:val="2"/>
+                <w:sz w:val="21"/>
+                <w:szCs w:val="21"/>
+                <w:lang w:val="en-US" w:eastAsia="zh-CN" w:bidi="ar-SA"/>
+              </w:rPr>
+            </w:pPr>
+            <w:r>
+              <w:rPr>
+                <w:rFonts w:hint="eastAsia"/>
+                <w:lang w:val="en-US" w:eastAsia="zh-CN"/>
+              </w:rPr>
+              <w:t>实例方法</w:t>
+            </w:r>
+          </w:p>
+        </w:tc>
+        <w:tc>
+          <w:tcPr>
+            <w:tcW w:w="0" w:type="auto"/>
+            <w:shd w:val="clear" w:color="auto" w:fill="auto"/>
+            <w:vAlign w:val="center"/>
+          </w:tcPr>
+          <w:p>
+            <w:pPr>
+              <w:pStyle w:val="12"/>
+              <w:bidi w:val="0"/>
+              <w:jc w:val="both"/>
+              <w:rPr>
+                <w:rFonts w:hint="eastAsia"/>
+                <w:lang w:val="en-US" w:eastAsia="zh-CN"/>
+              </w:rPr>
+            </w:pPr>
+            <w:r>
+              <w:rPr>
+                <w:rFonts w:hint="eastAsia"/>
+                <w:lang w:val="en-US" w:eastAsia="zh-CN"/>
+              </w:rPr>
+              <w:t>convert_from_pinhole_camera_parameters(</w:t>
+            </w:r>
+          </w:p>
+          <w:p>
+            <w:pPr>
+              <w:pStyle w:val="12"/>
+              <w:bidi w:val="0"/>
+              <w:jc w:val="both"/>
+              <w:rPr>
+                <w:rFonts w:hint="default"/>
+                <w:lang w:val="en-US" w:eastAsia="zh-CN"/>
+              </w:rPr>
+            </w:pPr>
+            <w:r>
+              <w:rPr>
+                <w:rFonts w:hint="eastAsia"/>
+                <w:lang w:val="en-US" w:eastAsia="zh-CN"/>
+              </w:rPr>
+              <w:t xml:space="preserve">    </w:t>
+            </w:r>
+            <w:r>
+              <w:rPr>
+                <w:rFonts w:hint="eastAsia" w:ascii="华文中宋" w:hAnsi="华文中宋" w:eastAsia="华文中宋" w:cs="华文中宋"/>
+                <w:b/>
+                <w:bCs/>
+                <w:color w:val="ED7D31"/>
+                <w:kern w:val="2"/>
+                <w:sz w:val="21"/>
+                <w:szCs w:val="21"/>
+                <w:lang w:val="en-US" w:eastAsia="zh-CN" w:bidi="ar-SA"/>
+              </w:rPr>
+              <w:t>camera.PinholeCameraParameters</w:t>
+            </w:r>
+            <w:r>
+              <w:rPr>
+                <w:rFonts w:hint="eastAsia"/>
+                <w:lang w:val="en-US" w:eastAsia="zh-CN"/>
+              </w:rPr>
+              <w:t>, allow_arbitrary=True)</w:t>
+            </w:r>
+          </w:p>
+        </w:tc>
+        <w:tc>
+          <w:tcPr>
+            <w:tcW w:w="0" w:type="auto"/>
+            <w:shd w:val="clear" w:color="auto" w:fill="auto"/>
+            <w:vAlign w:val="center"/>
+          </w:tcPr>
+          <w:p>
+            <w:pPr>
+              <w:pStyle w:val="11"/>
+              <w:bidi w:val="0"/>
+              <w:jc w:val="both"/>
+              <w:rPr>
+                <w:rFonts w:hint="default" w:ascii="华文中宋" w:hAnsi="华文中宋" w:eastAsia="华文中宋" w:cs="华文中宋"/>
+                <w:b/>
+                <w:bCs/>
+                <w:color w:val="ED7D31"/>
+                <w:kern w:val="2"/>
+                <w:sz w:val="21"/>
+                <w:szCs w:val="21"/>
+                <w:vertAlign w:val="baseline"/>
+                <w:lang w:val="en-US" w:eastAsia="zh-CN" w:bidi="ar-SA"/>
+              </w:rPr>
+            </w:pPr>
+            <w:r>
+              <w:rPr>
+                <w:rFonts w:hint="eastAsia"/>
+                <w:lang w:val="en-US" w:eastAsia="zh-CN"/>
+              </w:rPr>
+              <w:t>初始化</w:t>
+            </w:r>
+          </w:p>
+        </w:tc>
+      </w:tr>
+    </w:tbl>
+    <w:p>
+      <w:pPr>
+        <w:rPr>
+          <w:rFonts w:hint="default" w:ascii="华文中宋" w:hAnsi="华文中宋" w:eastAsia="华文中宋" w:cs="华文中宋"/>
+          <w:b/>
+          <w:bCs/>
+          <w:color w:val="FF0000"/>
+          <w:kern w:val="2"/>
+          <w:sz w:val="21"/>
+          <w:szCs w:val="21"/>
+          <w:lang w:val="en-US" w:eastAsia="zh-CN" w:bidi="ar-SA"/>
+        </w:rPr>
+      </w:pPr>
+    </w:p>
+    <w:tbl>
+      <w:tblPr>
+        <w:tblStyle w:val="8"/>
+        <w:tblW w:w="0" w:type="auto"/>
+        <w:tblInd w:w="0" w:type="dxa"/>
+        <w:tblBorders>
+          <w:top w:val="single" w:color="auto" w:sz="4" w:space="0"/>
+          <w:left w:val="single" w:color="auto" w:sz="4" w:space="0"/>
+          <w:bottom w:val="single" w:color="auto" w:sz="4" w:space="0"/>
+          <w:right w:val="single" w:color="auto" w:sz="4" w:space="0"/>
+          <w:insideH w:val="single" w:color="auto" w:sz="4" w:space="0"/>
+          <w:insideV w:val="single" w:color="auto" w:sz="4" w:space="0"/>
+        </w:tblBorders>
+        <w:tblLayout w:type="autofit"/>
+        <w:tblCellMar>
+          <w:top w:w="0" w:type="dxa"/>
+          <w:left w:w="108" w:type="dxa"/>
+          <w:bottom w:w="0" w:type="dxa"/>
+          <w:right w:w="108" w:type="dxa"/>
+        </w:tblCellMar>
+      </w:tblPr>
+      <w:tblGrid>
+        <w:gridCol w:w="1057"/>
+        <w:gridCol w:w="6189"/>
+        <w:gridCol w:w="2305"/>
+      </w:tblGrid>
+      <w:tr>
+        <w:tblPrEx>
+          <w:tblBorders>
+            <w:top w:val="single" w:color="auto" w:sz="4" w:space="0"/>
+            <w:left w:val="single" w:color="auto" w:sz="4" w:space="0"/>
+            <w:bottom w:val="single" w:color="auto" w:sz="4" w:space="0"/>
+            <w:right w:val="single" w:color="auto" w:sz="4" w:space="0"/>
+            <w:insideH w:val="single" w:color="auto" w:sz="4" w:space="0"/>
+            <w:insideV w:val="single" w:color="auto" w:sz="4" w:space="0"/>
+          </w:tblBorders>
+          <w:tblCellMar>
+            <w:top w:w="0" w:type="dxa"/>
+            <w:left w:w="108" w:type="dxa"/>
+            <w:bottom w:w="0" w:type="dxa"/>
+            <w:right w:w="108" w:type="dxa"/>
+          </w:tblCellMar>
+        </w:tblPrEx>
+        <w:tc>
+          <w:tcPr>
+            <w:tcW w:w="0" w:type="auto"/>
+            <w:gridSpan w:val="2"/>
+          </w:tcPr>
+          <w:p>
+            <w:pPr>
+              <w:pStyle w:val="12"/>
+              <w:bidi w:val="0"/>
+              <w:rPr>
+                <w:rFonts w:hint="default"/>
+                <w:lang w:val="en-US" w:eastAsia="zh-CN"/>
+              </w:rPr>
+            </w:pPr>
+            <w:r>
+              <w:rPr>
+                <w:rFonts w:hint="eastAsia"/>
+                <w:lang w:val="en-US" w:eastAsia="zh-CN"/>
+              </w:rPr>
+              <w:t>Visualizer()</w:t>
+            </w:r>
+          </w:p>
+        </w:tc>
+        <w:tc>
+          <w:tcPr>
+            <w:tcW w:w="0" w:type="auto"/>
+          </w:tcPr>
+          <w:p>
+            <w:pPr>
+              <w:pStyle w:val="11"/>
+              <w:bidi w:val="0"/>
+              <w:rPr>
+                <w:rFonts w:hint="default"/>
+                <w:vertAlign w:val="baseline"/>
+                <w:lang w:val="en-US" w:eastAsia="zh-CN"/>
+              </w:rPr>
+            </w:pPr>
+            <w:r>
+              <w:rPr>
+                <w:rFonts w:hint="eastAsia"/>
+                <w:lang w:val="en-US" w:eastAsia="zh-CN"/>
+              </w:rPr>
+              <w:t>可视化器</w:t>
+            </w:r>
+          </w:p>
+        </w:tc>
+      </w:tr>
+      <w:tr>
+        <w:tblPrEx>
+          <w:tblBorders>
+            <w:top w:val="single" w:color="auto" w:sz="4" w:space="0"/>
+            <w:left w:val="single" w:color="auto" w:sz="4" w:space="0"/>
+            <w:bottom w:val="single" w:color="auto" w:sz="4" w:space="0"/>
+            <w:right w:val="single" w:color="auto" w:sz="4" w:space="0"/>
+            <w:insideH w:val="single" w:color="auto" w:sz="4" w:space="0"/>
+            <w:insideV w:val="single" w:color="auto" w:sz="4" w:space="0"/>
+          </w:tblBorders>
+          <w:tblCellMar>
+            <w:top w:w="0" w:type="dxa"/>
+            <w:left w:w="108" w:type="dxa"/>
+            <w:bottom w:w="0" w:type="dxa"/>
+            <w:right w:w="108" w:type="dxa"/>
+          </w:tblCellMar>
+        </w:tblPrEx>
+        <w:tc>
+          <w:tcPr>
+            <w:tcW w:w="0" w:type="auto"/>
+            <w:shd w:val="clear" w:color="auto" w:fill="auto"/>
+            <w:vAlign w:val="center"/>
+          </w:tcPr>
+          <w:p>
+            <w:pPr>
+              <w:bidi w:val="0"/>
+              <w:jc w:val="both"/>
+              <w:rPr>
+                <w:rFonts w:hint="default"/>
+                <w:lang w:val="en-US" w:eastAsia="zh-CN"/>
+              </w:rPr>
+            </w:pPr>
+            <w:r>
+              <w:rPr>
+                <w:rFonts w:hint="eastAsia"/>
+                <w:lang w:val="en-US" w:eastAsia="zh-CN"/>
+              </w:rPr>
+              <w:t>实例属性</w:t>
+            </w:r>
+          </w:p>
+        </w:tc>
+        <w:tc>
+          <w:tcPr>
+            <w:tcW w:w="0" w:type="auto"/>
+            <w:shd w:val="clear" w:color="auto" w:fill="auto"/>
+            <w:vAlign w:val="center"/>
+          </w:tcPr>
+          <w:p>
+            <w:pPr>
+              <w:pStyle w:val="12"/>
+              <w:bidi w:val="0"/>
+              <w:jc w:val="both"/>
+              <w:rPr>
+                <w:rFonts w:hint="default"/>
+                <w:lang w:val="en-US" w:eastAsia="zh-CN"/>
+              </w:rPr>
+            </w:pPr>
+            <w:r>
+              <w:rPr>
+                <w:rFonts w:hint="eastAsia"/>
+                <w:lang w:val="en-US" w:eastAsia="zh-CN"/>
+              </w:rPr>
+              <w:t>get_view_control()</w:t>
+            </w:r>
+            <w:r>
+              <w:rPr>
+                <w:rFonts w:hint="eastAsia" w:ascii="华文中宋" w:hAnsi="华文中宋" w:eastAsia="华文中宋" w:cs="华文中宋"/>
+                <w:b/>
+                <w:bCs/>
+                <w:color w:val="ED7D31"/>
+                <w:kern w:val="2"/>
+                <w:sz w:val="21"/>
+                <w:szCs w:val="21"/>
+                <w:lang w:val="en-US" w:eastAsia="zh-CN" w:bidi="ar-SA"/>
+              </w:rPr>
+              <w:t xml:space="preserve"> -&gt; ViewControl</w:t>
+            </w:r>
+          </w:p>
+        </w:tc>
+        <w:tc>
+          <w:tcPr>
+            <w:tcW w:w="0" w:type="auto"/>
+            <w:shd w:val="clear" w:color="auto" w:fill="auto"/>
+            <w:vAlign w:val="center"/>
+          </w:tcPr>
+          <w:p>
+            <w:pPr>
+              <w:pStyle w:val="11"/>
+              <w:bidi w:val="0"/>
+              <w:jc w:val="both"/>
+              <w:rPr>
+                <w:rFonts w:hint="eastAsia"/>
+                <w:lang w:val="en-US" w:eastAsia="zh-CN"/>
+              </w:rPr>
+            </w:pPr>
+            <w:r>
+              <w:rPr>
+                <w:rFonts w:hint="eastAsia"/>
+                <w:lang w:val="en-US" w:eastAsia="zh-CN"/>
+              </w:rPr>
+              <w:t>视图控制器</w:t>
+            </w:r>
+          </w:p>
+        </w:tc>
+      </w:tr>
+      <w:tr>
+        <w:tblPrEx>
+          <w:tblBorders>
+            <w:top w:val="single" w:color="auto" w:sz="4" w:space="0"/>
+            <w:left w:val="single" w:color="auto" w:sz="4" w:space="0"/>
+            <w:bottom w:val="single" w:color="auto" w:sz="4" w:space="0"/>
+            <w:right w:val="single" w:color="auto" w:sz="4" w:space="0"/>
+            <w:insideH w:val="single" w:color="auto" w:sz="4" w:space="0"/>
+            <w:insideV w:val="single" w:color="auto" w:sz="4" w:space="0"/>
+          </w:tblBorders>
+          <w:tblCellMar>
+            <w:top w:w="0" w:type="dxa"/>
+            <w:left w:w="108" w:type="dxa"/>
+            <w:bottom w:w="0" w:type="dxa"/>
+            <w:right w:w="108" w:type="dxa"/>
+          </w:tblCellMar>
+        </w:tblPrEx>
+        <w:tc>
+          <w:tcPr>
+            <w:tcW w:w="0" w:type="auto"/>
+            <w:vMerge w:val="restart"/>
+            <w:shd w:val="clear" w:color="auto" w:fill="auto"/>
+            <w:vAlign w:val="center"/>
+          </w:tcPr>
+          <w:p>
+            <w:pPr>
+              <w:bidi w:val="0"/>
+              <w:jc w:val="both"/>
+              <w:rPr>
+                <w:rFonts w:hint="eastAsia" w:ascii="华文中宋" w:hAnsi="华文中宋" w:eastAsia="华文中宋" w:cs="华文中宋"/>
+                <w:b/>
+                <w:bCs/>
+                <w:color w:val="ED7D31"/>
+                <w:kern w:val="2"/>
+                <w:sz w:val="21"/>
+                <w:szCs w:val="21"/>
+                <w:lang w:val="en-US" w:eastAsia="zh-CN" w:bidi="ar-SA"/>
+              </w:rPr>
+            </w:pPr>
+            <w:r>
+              <w:rPr>
+                <w:rFonts w:hint="eastAsia"/>
+                <w:lang w:val="en-US" w:eastAsia="zh-CN"/>
+              </w:rPr>
+              <w:t>实例方法</w:t>
+            </w:r>
+          </w:p>
+        </w:tc>
+        <w:tc>
+          <w:tcPr>
+            <w:tcW w:w="0" w:type="auto"/>
+            <w:shd w:val="clear" w:color="auto" w:fill="auto"/>
+            <w:vAlign w:val="center"/>
+          </w:tcPr>
+          <w:p>
+            <w:pPr>
+              <w:pStyle w:val="12"/>
+              <w:bidi w:val="0"/>
+              <w:jc w:val="both"/>
+              <w:rPr>
+                <w:rFonts w:hint="default"/>
+                <w:lang w:val="en-US" w:eastAsia="zh-CN"/>
+              </w:rPr>
+            </w:pPr>
+            <w:r>
+              <w:rPr>
+                <w:rFonts w:hint="eastAsia"/>
+                <w:lang w:val="en-US" w:eastAsia="zh-CN"/>
+              </w:rPr>
+              <w:t>create_window(width, height) / destroy_window()</w:t>
+            </w:r>
+          </w:p>
+        </w:tc>
+        <w:tc>
+          <w:tcPr>
+            <w:tcW w:w="0" w:type="auto"/>
+            <w:shd w:val="clear" w:color="auto" w:fill="auto"/>
+            <w:vAlign w:val="center"/>
+          </w:tcPr>
+          <w:p>
+            <w:pPr>
+              <w:pStyle w:val="11"/>
+              <w:bidi w:val="0"/>
+              <w:jc w:val="both"/>
+              <w:rPr>
+                <w:rFonts w:hint="default" w:ascii="华文中宋" w:hAnsi="华文中宋" w:eastAsia="华文中宋" w:cs="华文中宋"/>
+                <w:b/>
+                <w:bCs/>
+                <w:color w:val="ED7D31"/>
+                <w:kern w:val="2"/>
+                <w:sz w:val="21"/>
+                <w:szCs w:val="21"/>
+                <w:vertAlign w:val="baseline"/>
+                <w:lang w:val="en-US" w:eastAsia="zh-CN" w:bidi="ar-SA"/>
+              </w:rPr>
+            </w:pPr>
+            <w:r>
+              <w:rPr>
+                <w:rFonts w:hint="eastAsia"/>
+                <w:lang w:val="en-US" w:eastAsia="zh-CN"/>
+              </w:rPr>
+              <w:t>创建 / 关闭窗口</w:t>
+            </w:r>
+          </w:p>
+        </w:tc>
+      </w:tr>
+      <w:tr>
+        <w:tblPrEx>
+          <w:tblBorders>
+            <w:top w:val="single" w:color="auto" w:sz="4" w:space="0"/>
+            <w:left w:val="single" w:color="auto" w:sz="4" w:space="0"/>
+            <w:bottom w:val="single" w:color="auto" w:sz="4" w:space="0"/>
+            <w:right w:val="single" w:color="auto" w:sz="4" w:space="0"/>
+            <w:insideH w:val="single" w:color="auto" w:sz="4" w:space="0"/>
+            <w:insideV w:val="single" w:color="auto" w:sz="4" w:space="0"/>
+          </w:tblBorders>
+        </w:tblPrEx>
+        <w:tc>
+          <w:tcPr>
+            <w:tcW w:w="0" w:type="auto"/>
+            <w:vMerge w:val="continue"/>
+            <w:tcBorders/>
+            <w:shd w:val="clear" w:color="auto" w:fill="auto"/>
+            <w:vAlign w:val="center"/>
+          </w:tcPr>
+          <w:p>
+            <w:pPr>
+              <w:bidi w:val="0"/>
+              <w:jc w:val="both"/>
+              <w:rPr>
+                <w:rFonts w:hint="eastAsia"/>
+                <w:lang w:val="en-US" w:eastAsia="zh-CN"/>
+              </w:rPr>
+            </w:pPr>
+          </w:p>
+        </w:tc>
+        <w:tc>
+          <w:tcPr>
+            <w:tcW w:w="0" w:type="auto"/>
+            <w:shd w:val="clear" w:color="auto" w:fill="auto"/>
+            <w:vAlign w:val="center"/>
+          </w:tcPr>
+          <w:p>
+            <w:pPr>
+              <w:pStyle w:val="12"/>
+              <w:bidi w:val="0"/>
+              <w:jc w:val="both"/>
+              <w:rPr>
+                <w:rFonts w:hint="default"/>
+                <w:lang w:val="en-US" w:eastAsia="zh-CN"/>
+              </w:rPr>
+            </w:pPr>
+            <w:r>
+              <w:rPr>
+                <w:rFonts w:hint="eastAsia"/>
+                <w:lang w:val="en-US" w:eastAsia="zh-CN"/>
+              </w:rPr>
+              <w:t>add_gemotry(geometry, reset_bounding_box=True)</w:t>
+            </w:r>
+          </w:p>
+        </w:tc>
+        <w:tc>
+          <w:tcPr>
+            <w:tcW w:w="0" w:type="auto"/>
+            <w:shd w:val="clear" w:color="auto" w:fill="auto"/>
+            <w:vAlign w:val="center"/>
+          </w:tcPr>
+          <w:p>
+            <w:pPr>
+              <w:pStyle w:val="11"/>
+              <w:bidi w:val="0"/>
+              <w:jc w:val="both"/>
+              <w:rPr>
+                <w:rFonts w:hint="default"/>
+                <w:lang w:val="en-US" w:eastAsia="zh-CN"/>
+              </w:rPr>
+            </w:pPr>
+            <w:r>
+              <w:rPr>
+                <w:rFonts w:hint="eastAsia"/>
+                <w:lang w:val="en-US" w:eastAsia="zh-CN"/>
+              </w:rPr>
+              <w:t>添加</w:t>
+            </w:r>
+            <w:r>
+              <w:rPr>
+                <w:rFonts w:hint="eastAsia" w:cs="华文中宋"/>
+                <w:b/>
+                <w:bCs/>
+                <w:color w:val="ED7D31"/>
+                <w:kern w:val="2"/>
+                <w:sz w:val="21"/>
+                <w:szCs w:val="21"/>
+                <w:vertAlign w:val="baseline"/>
+                <w:lang w:val="en-US" w:eastAsia="zh-CN" w:bidi="ar-SA"/>
+              </w:rPr>
+              <w:t>几何</w:t>
+            </w:r>
+          </w:p>
+        </w:tc>
+      </w:tr>
+      <w:tr>
+        <w:tblPrEx>
+          <w:tblBorders>
+            <w:top w:val="single" w:color="auto" w:sz="4" w:space="0"/>
+            <w:left w:val="single" w:color="auto" w:sz="4" w:space="0"/>
+            <w:bottom w:val="single" w:color="auto" w:sz="4" w:space="0"/>
+            <w:right w:val="single" w:color="auto" w:sz="4" w:space="0"/>
+            <w:insideH w:val="single" w:color="auto" w:sz="4" w:space="0"/>
+            <w:insideV w:val="single" w:color="auto" w:sz="4" w:space="0"/>
+          </w:tblBorders>
+          <w:tblCellMar>
+            <w:top w:w="0" w:type="dxa"/>
+            <w:left w:w="108" w:type="dxa"/>
+            <w:bottom w:w="0" w:type="dxa"/>
+            <w:right w:w="108" w:type="dxa"/>
+          </w:tblCellMar>
+        </w:tblPrEx>
+        <w:tc>
+          <w:tcPr>
+            <w:tcW w:w="0" w:type="auto"/>
+            <w:vMerge w:val="continue"/>
+            <w:tcBorders/>
+            <w:shd w:val="clear" w:color="auto" w:fill="auto"/>
+            <w:vAlign w:val="center"/>
+          </w:tcPr>
+          <w:p>
+            <w:pPr>
+              <w:bidi w:val="0"/>
+              <w:jc w:val="both"/>
+              <w:rPr>
+                <w:rFonts w:hint="eastAsia"/>
+                <w:lang w:val="en-US" w:eastAsia="zh-CN"/>
+              </w:rPr>
+            </w:pPr>
+          </w:p>
+        </w:tc>
+        <w:tc>
+          <w:tcPr>
+            <w:tcW w:w="0" w:type="auto"/>
+            <w:shd w:val="clear" w:color="auto" w:fill="auto"/>
+            <w:vAlign w:val="center"/>
+          </w:tcPr>
+          <w:p>
+            <w:pPr>
+              <w:pStyle w:val="12"/>
+              <w:bidi w:val="0"/>
+              <w:jc w:val="both"/>
+              <w:rPr>
+                <w:rFonts w:hint="default"/>
+                <w:lang w:val="en-US" w:eastAsia="zh-CN"/>
+              </w:rPr>
+            </w:pPr>
+            <w:r>
+              <w:rPr>
+                <w:rFonts w:hint="eastAsia"/>
+                <w:lang w:val="en-US" w:eastAsia="zh-CN"/>
+              </w:rPr>
+              <w:t>clear_gemotries()</w:t>
+            </w:r>
+          </w:p>
+        </w:tc>
+        <w:tc>
+          <w:tcPr>
+            <w:tcW w:w="0" w:type="auto"/>
+            <w:shd w:val="clear" w:color="auto" w:fill="auto"/>
+            <w:vAlign w:val="center"/>
+          </w:tcPr>
+          <w:p>
+            <w:pPr>
+              <w:pStyle w:val="11"/>
+              <w:bidi w:val="0"/>
+              <w:jc w:val="both"/>
+              <w:rPr>
+                <w:rFonts w:hint="eastAsia"/>
+                <w:lang w:val="en-US" w:eastAsia="zh-CN"/>
+              </w:rPr>
+            </w:pPr>
+            <w:r>
+              <w:rPr>
+                <w:rFonts w:hint="eastAsia"/>
+                <w:lang w:val="en-US" w:eastAsia="zh-CN"/>
+              </w:rPr>
+              <w:t>清空</w:t>
+            </w:r>
+            <w:r>
+              <w:rPr>
+                <w:rFonts w:hint="eastAsia" w:cs="华文中宋"/>
+                <w:b/>
+                <w:bCs/>
+                <w:color w:val="ED7D31"/>
+                <w:kern w:val="2"/>
+                <w:sz w:val="21"/>
+                <w:szCs w:val="21"/>
+                <w:vertAlign w:val="baseline"/>
+                <w:lang w:val="en-US" w:eastAsia="zh-CN" w:bidi="ar-SA"/>
+              </w:rPr>
+              <w:t>几何</w:t>
+            </w:r>
+          </w:p>
+        </w:tc>
+      </w:tr>
+      <w:tr>
+        <w:tblPrEx>
+          <w:tblBorders>
+            <w:top w:val="single" w:color="auto" w:sz="4" w:space="0"/>
+            <w:left w:val="single" w:color="auto" w:sz="4" w:space="0"/>
+            <w:bottom w:val="single" w:color="auto" w:sz="4" w:space="0"/>
+            <w:right w:val="single" w:color="auto" w:sz="4" w:space="0"/>
+            <w:insideH w:val="single" w:color="auto" w:sz="4" w:space="0"/>
+            <w:insideV w:val="single" w:color="auto" w:sz="4" w:space="0"/>
+          </w:tblBorders>
+          <w:tblCellMar>
+            <w:top w:w="0" w:type="dxa"/>
+            <w:left w:w="108" w:type="dxa"/>
+            <w:bottom w:w="0" w:type="dxa"/>
+            <w:right w:w="108" w:type="dxa"/>
+          </w:tblCellMar>
+        </w:tblPrEx>
+        <w:tc>
+          <w:tcPr>
+            <w:tcW w:w="0" w:type="auto"/>
+            <w:vMerge w:val="continue"/>
+            <w:tcBorders/>
+            <w:shd w:val="clear" w:color="auto" w:fill="auto"/>
+            <w:vAlign w:val="center"/>
+          </w:tcPr>
+          <w:p>
+            <w:pPr>
+              <w:bidi w:val="0"/>
+              <w:jc w:val="both"/>
+              <w:rPr>
+                <w:rFonts w:hint="eastAsia"/>
+                <w:lang w:val="en-US" w:eastAsia="zh-CN"/>
+              </w:rPr>
+            </w:pPr>
+          </w:p>
+        </w:tc>
+        <w:tc>
+          <w:tcPr>
+            <w:tcW w:w="0" w:type="auto"/>
+            <w:shd w:val="clear" w:color="auto" w:fill="auto"/>
+            <w:vAlign w:val="center"/>
+          </w:tcPr>
+          <w:p>
+            <w:pPr>
+              <w:pStyle w:val="12"/>
+              <w:bidi w:val="0"/>
+              <w:jc w:val="both"/>
+              <w:rPr>
+                <w:rFonts w:hint="default"/>
+                <w:lang w:val="en-US" w:eastAsia="zh-CN"/>
+              </w:rPr>
+            </w:pPr>
+            <w:r>
+              <w:rPr>
+                <w:rFonts w:hint="eastAsia"/>
+                <w:lang w:val="en-US" w:eastAsia="zh-CN"/>
+              </w:rPr>
+              <w:t>run()</w:t>
+            </w:r>
+          </w:p>
+        </w:tc>
+        <w:tc>
+          <w:tcPr>
+            <w:tcW w:w="0" w:type="auto"/>
+            <w:shd w:val="clear" w:color="auto" w:fill="auto"/>
+            <w:vAlign w:val="center"/>
+          </w:tcPr>
+          <w:p>
+            <w:pPr>
+              <w:pStyle w:val="11"/>
+              <w:bidi w:val="0"/>
+              <w:jc w:val="both"/>
+              <w:rPr>
+                <w:rFonts w:hint="eastAsia"/>
+                <w:lang w:val="en-US" w:eastAsia="zh-CN"/>
+              </w:rPr>
+            </w:pPr>
+            <w:r>
+              <w:rPr>
+                <w:rFonts w:hint="eastAsia"/>
+                <w:lang w:val="en-US" w:eastAsia="zh-CN"/>
+              </w:rPr>
+              <w:t>执行</w:t>
+            </w:r>
+          </w:p>
+        </w:tc>
+      </w:tr>
+      <w:tr>
+        <w:tblPrEx>
+          <w:tblBorders>
+            <w:top w:val="single" w:color="auto" w:sz="4" w:space="0"/>
+            <w:left w:val="single" w:color="auto" w:sz="4" w:space="0"/>
+            <w:bottom w:val="single" w:color="auto" w:sz="4" w:space="0"/>
+            <w:right w:val="single" w:color="auto" w:sz="4" w:space="0"/>
+            <w:insideH w:val="single" w:color="auto" w:sz="4" w:space="0"/>
+            <w:insideV w:val="single" w:color="auto" w:sz="4" w:space="0"/>
+          </w:tblBorders>
+          <w:tblCellMar>
+            <w:top w:w="0" w:type="dxa"/>
+            <w:left w:w="108" w:type="dxa"/>
+            <w:bottom w:w="0" w:type="dxa"/>
+            <w:right w:w="108" w:type="dxa"/>
+          </w:tblCellMar>
+        </w:tblPrEx>
+        <w:tc>
+          <w:tcPr>
+            <w:tcW w:w="0" w:type="auto"/>
+            <w:vMerge w:val="continue"/>
+            <w:tcBorders/>
+            <w:shd w:val="clear" w:color="auto" w:fill="auto"/>
+            <w:vAlign w:val="center"/>
+          </w:tcPr>
+          <w:p>
+            <w:pPr>
+              <w:bidi w:val="0"/>
+              <w:jc w:val="both"/>
+              <w:rPr>
+                <w:rFonts w:hint="eastAsia"/>
+                <w:lang w:val="en-US" w:eastAsia="zh-CN"/>
+              </w:rPr>
+            </w:pPr>
+          </w:p>
+        </w:tc>
+        <w:tc>
+          <w:tcPr>
+            <w:tcW w:w="0" w:type="auto"/>
+            <w:shd w:val="clear" w:color="auto" w:fill="auto"/>
+            <w:vAlign w:val="center"/>
+          </w:tcPr>
+          <w:p>
+            <w:pPr>
+              <w:pStyle w:val="12"/>
+              <w:bidi w:val="0"/>
+              <w:jc w:val="both"/>
+              <w:rPr>
+                <w:rFonts w:hint="default"/>
+                <w:b w:val="0"/>
+                <w:bCs w:val="0"/>
+                <w:lang w:val="en-US" w:eastAsia="zh-CN"/>
+              </w:rPr>
+            </w:pPr>
+            <w:r>
+              <w:rPr>
+                <w:rFonts w:hint="eastAsia"/>
+                <w:lang w:val="en-US" w:eastAsia="zh-CN"/>
+              </w:rPr>
+              <w:t>poll_events(), update_renderer()</w:t>
+            </w:r>
+          </w:p>
+        </w:tc>
+        <w:tc>
+          <w:tcPr>
+            <w:tcW w:w="0" w:type="auto"/>
+            <w:shd w:val="clear" w:color="auto" w:fill="auto"/>
+            <w:vAlign w:val="center"/>
+          </w:tcPr>
+          <w:p>
+            <w:pPr>
+              <w:pStyle w:val="11"/>
+              <w:bidi w:val="0"/>
+              <w:jc w:val="both"/>
+              <w:rPr>
+                <w:rFonts w:hint="default"/>
+                <w:lang w:val="en-US" w:eastAsia="zh-CN"/>
+              </w:rPr>
+            </w:pPr>
+            <w:r>
+              <w:rPr>
+                <w:rFonts w:hint="eastAsia"/>
+                <w:lang w:val="en-US" w:eastAsia="zh-CN"/>
+              </w:rPr>
+              <w:t>轮询事件, 渲染</w:t>
+            </w:r>
+          </w:p>
+        </w:tc>
+      </w:tr>
+      <w:tr>
+        <w:tblPrEx>
+          <w:tblBorders>
+            <w:top w:val="single" w:color="auto" w:sz="4" w:space="0"/>
+            <w:left w:val="single" w:color="auto" w:sz="4" w:space="0"/>
+            <w:bottom w:val="single" w:color="auto" w:sz="4" w:space="0"/>
+            <w:right w:val="single" w:color="auto" w:sz="4" w:space="0"/>
+            <w:insideH w:val="single" w:color="auto" w:sz="4" w:space="0"/>
+            <w:insideV w:val="single" w:color="auto" w:sz="4" w:space="0"/>
+          </w:tblBorders>
+        </w:tblPrEx>
+        <w:tc>
+          <w:tcPr>
+            <w:tcW w:w="0" w:type="auto"/>
+            <w:vMerge w:val="continue"/>
+            <w:tcBorders/>
+            <w:shd w:val="clear" w:color="auto" w:fill="auto"/>
+            <w:vAlign w:val="center"/>
+          </w:tcPr>
+          <w:p>
+            <w:pPr>
+              <w:bidi w:val="0"/>
+              <w:jc w:val="both"/>
+              <w:rPr>
+                <w:rFonts w:hint="eastAsia"/>
+                <w:lang w:val="en-US" w:eastAsia="zh-CN"/>
+              </w:rPr>
+            </w:pPr>
+          </w:p>
+        </w:tc>
+        <w:tc>
+          <w:tcPr>
+            <w:tcW w:w="0" w:type="auto"/>
+            <w:shd w:val="clear" w:color="auto" w:fill="auto"/>
+            <w:vAlign w:val="center"/>
+          </w:tcPr>
+          <w:p>
+            <w:pPr>
+              <w:pStyle w:val="12"/>
+              <w:bidi w:val="0"/>
+              <w:jc w:val="both"/>
+              <w:rPr>
+                <w:rFonts w:hint="default"/>
+                <w:lang w:val="en-US" w:eastAsia="zh-CN"/>
+              </w:rPr>
+            </w:pPr>
+            <w:r>
+              <w:rPr>
+                <w:rFonts w:hint="eastAsia"/>
+                <w:lang w:val="en-US" w:eastAsia="zh-CN"/>
+              </w:rPr>
+              <w:t>capture_screen_float_buffer / capture_depth_float_buffer()</w:t>
+            </w:r>
+          </w:p>
+        </w:tc>
+        <w:tc>
+          <w:tcPr>
+            <w:tcW w:w="0" w:type="auto"/>
+            <w:shd w:val="clear" w:color="auto" w:fill="auto"/>
+            <w:vAlign w:val="center"/>
+          </w:tcPr>
+          <w:p>
+            <w:pPr>
+              <w:pStyle w:val="11"/>
+              <w:bidi w:val="0"/>
+              <w:jc w:val="both"/>
+              <w:rPr>
+                <w:rFonts w:hint="default"/>
+                <w:lang w:val="en-US" w:eastAsia="zh-CN"/>
+              </w:rPr>
+            </w:pPr>
+            <w:r>
+              <w:rPr>
+                <w:rFonts w:hint="eastAsia" w:ascii="华文中宋" w:hAnsi="华文中宋" w:eastAsia="华文中宋" w:cs="华文中宋"/>
+                <w:b/>
+                <w:bCs/>
+                <w:color w:val="ED7D31"/>
+                <w:kern w:val="2"/>
+                <w:sz w:val="21"/>
+                <w:szCs w:val="21"/>
+                <w:vertAlign w:val="baseline"/>
+                <w:lang w:val="en-US" w:eastAsia="zh-CN" w:bidi="ar-SA"/>
+              </w:rPr>
+              <w:t>捕获</w:t>
+            </w:r>
+            <w:r>
+              <w:rPr>
+                <w:rFonts w:hint="eastAsia"/>
+                <w:lang w:val="en-US" w:eastAsia="zh-CN"/>
+              </w:rPr>
+              <w:t>屏幕RGB / 深度</w:t>
+            </w:r>
+          </w:p>
+        </w:tc>
+      </w:tr>
+    </w:tbl>
+    <w:p>
+      <w:pPr>
+        <w:rPr>
+          <w:rFonts w:hint="default" w:ascii="华文中宋" w:hAnsi="华文中宋" w:eastAsia="华文中宋" w:cs="华文中宋"/>
+          <w:b/>
+          <w:bCs/>
+          <w:color w:val="FF0000"/>
+          <w:kern w:val="2"/>
+          <w:sz w:val="21"/>
+          <w:szCs w:val="21"/>
+          <w:lang w:val="en-US" w:eastAsia="zh-CN" w:bidi="ar-SA"/>
+        </w:rPr>
+      </w:pPr>
+    </w:p>
+    <w:p>
+      <w:pPr>
+        <w:rPr>
+          <w:rFonts w:hint="default" w:ascii="华文中宋" w:hAnsi="华文中宋" w:eastAsia="华文中宋" w:cs="华文中宋"/>
+          <w:b/>
+          <w:bCs/>
+          <w:color w:val="FF0000"/>
+          <w:kern w:val="2"/>
+          <w:sz w:val="21"/>
+          <w:szCs w:val="21"/>
+          <w:lang w:val="en-US" w:eastAsia="zh-CN" w:bidi="ar-SA"/>
+        </w:rPr>
+      </w:pPr>
+    </w:p>
+    <w:p>
+      <w:pPr>
+        <w:pStyle w:val="4"/>
+        <w:bidi w:val="0"/>
+        <w:rPr>
+          <w:rFonts w:hint="default"/>
+          <w:lang w:val="en-US" w:eastAsia="zh-CN"/>
+        </w:rPr>
+      </w:pPr>
+      <w:r>
+        <w:rPr>
+          <w:rFonts w:hint="eastAsia"/>
+          <w:lang w:val="en-US" w:eastAsia="zh-CN"/>
+        </w:rPr>
+        <w:t>渲染rendering：</w:t>
+      </w:r>
+    </w:p>
+    <w:tbl>
+      <w:tblPr>
+        <w:tblStyle w:val="8"/>
+        <w:tblW w:w="0" w:type="auto"/>
+        <w:tblInd w:w="0" w:type="dxa"/>
+        <w:tblBorders>
+          <w:top w:val="single" w:color="auto" w:sz="4" w:space="0"/>
+          <w:left w:val="single" w:color="auto" w:sz="4" w:space="0"/>
+          <w:bottom w:val="single" w:color="auto" w:sz="4" w:space="0"/>
+          <w:right w:val="single" w:color="auto" w:sz="4" w:space="0"/>
+          <w:insideH w:val="single" w:color="auto" w:sz="4" w:space="0"/>
+          <w:insideV w:val="single" w:color="auto" w:sz="4" w:space="0"/>
+        </w:tblBorders>
+        <w:tblLayout w:type="autofit"/>
+        <w:tblCellMar>
+          <w:top w:w="0" w:type="dxa"/>
+          <w:left w:w="108" w:type="dxa"/>
+          <w:bottom w:w="0" w:type="dxa"/>
+          <w:right w:w="108" w:type="dxa"/>
+        </w:tblCellMar>
+      </w:tblPr>
+      <w:tblGrid>
+        <w:gridCol w:w="1057"/>
+        <w:gridCol w:w="7118"/>
         <w:gridCol w:w="1815"/>
       </w:tblGrid>
       <w:tr>
@@ -4035,7 +7916,7 @@
                 <w:rFonts w:hint="eastAsia"/>
                 <w:lang w:val="en-US" w:eastAsia="zh-CN"/>
               </w:rPr>
-              <w:t>Visualizer()</w:t>
+              <w:t>Open3DScene</w:t>
             </w:r>
           </w:p>
         </w:tc>
@@ -4058,7 +7939,7 @@
                 <w:rFonts w:hint="eastAsia"/>
                 <w:lang w:val="en-US" w:eastAsia="zh-CN"/>
               </w:rPr>
-              <w:t>可视化器</w:t>
+              <w:t>场景</w:t>
             </w:r>
           </w:p>
         </w:tc>
@@ -4083,7 +7964,6 @@
         <w:tc>
           <w:tcPr>
             <w:tcW w:w="0" w:type="auto"/>
-            <w:vMerge w:val="restart"/>
             <w:shd w:val="clear" w:color="auto" w:fill="auto"/>
             <w:vAlign w:val="center"/>
           </w:tcPr>
@@ -4092,22 +7972,16 @@
               <w:bidi w:val="0"/>
               <w:jc w:val="both"/>
               <w:rPr>
-                <w:rFonts w:hint="eastAsia" w:ascii="华文中宋" w:hAnsi="华文中宋" w:eastAsia="华文中宋" w:cs="华文中宋"/>
-                <w:b/>
-                <w:bCs/>
-                <w:color w:val="ED7D31"/>
-                <w:kern w:val="2"/>
-                <w:sz w:val="21"/>
-                <w:szCs w:val="21"/>
-                <w:lang w:val="en-US" w:eastAsia="zh-CN" w:bidi="ar-SA"/>
-              </w:rPr>
-            </w:pPr>
-            <w:r>
-              <w:rPr>
-                <w:rFonts w:hint="eastAsia"/>
-                <w:lang w:val="en-US" w:eastAsia="zh-CN"/>
-              </w:rPr>
-              <w:t>实例方法</w:t>
+                <w:rFonts w:hint="eastAsia"/>
+                <w:lang w:val="en-US" w:eastAsia="zh-CN"/>
+              </w:rPr>
+            </w:pPr>
+            <w:r>
+              <w:rPr>
+                <w:rFonts w:hint="eastAsia"/>
+                <w:lang w:val="en-US" w:eastAsia="zh-CN"/>
+              </w:rPr>
+              <w:t>实例属性</w:t>
             </w:r>
           </w:p>
         </w:tc>
@@ -4132,7 +8006,7 @@
                 <w:rFonts w:hint="eastAsia"/>
                 <w:lang w:val="en-US" w:eastAsia="zh-CN"/>
               </w:rPr>
-              <w:t>create_window / destroy_window()</w:t>
+              <w:t>bounding_box</w:t>
             </w:r>
           </w:p>
         </w:tc>
@@ -4148,23 +8022,16 @@
               <w:bidi w:val="0"/>
               <w:jc w:val="both"/>
               <w:rPr>
-                <w:rFonts w:hint="default" w:ascii="华文中宋" w:hAnsi="华文中宋" w:eastAsia="华文中宋" w:cs="华文中宋"/>
-                <w:b/>
-                <w:bCs/>
-                <w:color w:val="ED7D31"/>
-                <w:kern w:val="2"/>
-                <w:sz w:val="21"/>
-                <w:szCs w:val="21"/>
-                <w:vertAlign w:val="baseline"/>
-                <w:lang w:val="en-US" w:eastAsia="zh-CN" w:bidi="ar-SA"/>
-              </w:rPr>
-            </w:pPr>
-            <w:r>
-              <w:rPr>
-                <w:rFonts w:hint="eastAsia"/>
-                <w:lang w:val="en-US" w:eastAsia="zh-CN"/>
-              </w:rPr>
-              <w:t>创建 / 关闭窗口</w:t>
+                <w:rFonts w:hint="eastAsia"/>
+                <w:lang w:val="en-US" w:eastAsia="zh-CN"/>
+              </w:rPr>
+            </w:pPr>
+            <w:r>
+              <w:rPr>
+                <w:rFonts w:hint="eastAsia"/>
+                <w:lang w:val="en-US" w:eastAsia="zh-CN"/>
+              </w:rPr>
+              <w:t>边界框</w:t>
             </w:r>
           </w:p>
         </w:tc>
@@ -4189,7 +8056,7 @@
         <w:tc>
           <w:tcPr>
             <w:tcW w:w="0" w:type="auto"/>
-            <w:vMerge w:val="continue"/>
+            <w:vMerge w:val="restart"/>
             <w:shd w:val="clear" w:color="auto" w:fill="auto"/>
             <w:vAlign w:val="center"/>
           </w:tcPr>
@@ -4198,10 +8065,23 @@
               <w:bidi w:val="0"/>
               <w:jc w:val="both"/>
               <w:rPr>
-                <w:rFonts w:hint="eastAsia"/>
-                <w:lang w:val="en-US" w:eastAsia="zh-CN"/>
-              </w:rPr>
-            </w:pPr>
+                <w:rFonts w:hint="eastAsia" w:ascii="华文中宋" w:hAnsi="华文中宋" w:eastAsia="华文中宋" w:cs="华文中宋"/>
+                <w:b/>
+                <w:bCs/>
+                <w:color w:val="ED7D31"/>
+                <w:kern w:val="2"/>
+                <w:sz w:val="21"/>
+                <w:szCs w:val="21"/>
+                <w:lang w:val="en-US" w:eastAsia="zh-CN" w:bidi="ar-SA"/>
+              </w:rPr>
+            </w:pPr>
+            <w:r>
+              <w:rPr>
+                <w:rFonts w:hint="eastAsia"/>
+                <w:lang w:val="en-US" w:eastAsia="zh-CN"/>
+              </w:rPr>
+              <w:t>实例方法</w:t>
+            </w:r>
           </w:p>
         </w:tc>
         <w:tc>
@@ -4225,7 +8105,16 @@
                 <w:rFonts w:hint="eastAsia"/>
                 <w:lang w:val="en-US" w:eastAsia="zh-CN"/>
               </w:rPr>
-              <w:t>add_gemotry(geometry, reset_bounding_box=True)</w:t>
+              <w:t>add_geometry(name, geometry, material</w:t>
+            </w:r>
+            <w:bookmarkStart w:id="0" w:name="_GoBack"/>
+            <w:bookmarkEnd w:id="0"/>
+            <w:r>
+              <w:rPr>
+                <w:rFonts w:hint="eastAsia"/>
+                <w:lang w:val="en-US" w:eastAsia="zh-CN"/>
+              </w:rPr>
+              <w:t>) / remove_geometry(name)</w:t>
             </w:r>
           </w:p>
         </w:tc>
@@ -4241,20 +8130,7 @@
               <w:bidi w:val="0"/>
               <w:jc w:val="both"/>
               <w:rPr>
-                <w:rFonts w:hint="default"/>
-                <w:lang w:val="en-US" w:eastAsia="zh-CN"/>
-              </w:rPr>
-            </w:pPr>
-            <w:r>
-              <w:rPr>
-                <w:rFonts w:hint="eastAsia"/>
-                <w:lang w:val="en-US" w:eastAsia="zh-CN"/>
-              </w:rPr>
-              <w:t>添加</w:t>
-            </w:r>
-            <w:r>
-              <w:rPr>
-                <w:rFonts w:hint="eastAsia" w:ascii="华文中宋" w:hAnsi="华文中宋" w:eastAsia="华文中宋" w:cs="华文中宋"/>
+                <w:rFonts w:hint="eastAsia" w:cs="华文中宋"/>
                 <w:b/>
                 <w:bCs/>
                 <w:color w:val="ED7D31"/>
@@ -4264,91 +8140,17 @@
                 <w:vertAlign w:val="baseline"/>
                 <w:lang w:val="en-US" w:eastAsia="zh-CN" w:bidi="ar-SA"/>
               </w:rPr>
-              <w:t>元素</w:t>
-            </w:r>
-          </w:p>
-        </w:tc>
-      </w:tr>
-      <w:tr>
-        <w:tblPrEx>
-          <w:tblBorders>
-            <w:top w:val="single" w:color="auto" w:sz="4" w:space="0"/>
-            <w:left w:val="single" w:color="auto" w:sz="4" w:space="0"/>
-            <w:bottom w:val="single" w:color="auto" w:sz="4" w:space="0"/>
-            <w:right w:val="single" w:color="auto" w:sz="4" w:space="0"/>
-            <w:insideH w:val="single" w:color="auto" w:sz="4" w:space="0"/>
-            <w:insideV w:val="single" w:color="auto" w:sz="4" w:space="0"/>
-          </w:tblBorders>
-        </w:tblPrEx>
-        <w:tc>
-          <w:tcPr>
-            <w:tcW w:w="0" w:type="auto"/>
-            <w:vMerge w:val="continue"/>
-            <w:shd w:val="clear" w:color="auto" w:fill="auto"/>
-            <w:vAlign w:val="center"/>
-          </w:tcPr>
-          <w:p>
-            <w:pPr>
-              <w:bidi w:val="0"/>
-              <w:jc w:val="both"/>
-              <w:rPr>
-                <w:rFonts w:hint="eastAsia"/>
-                <w:lang w:val="en-US" w:eastAsia="zh-CN"/>
-              </w:rPr>
-            </w:pPr>
-          </w:p>
-        </w:tc>
-        <w:tc>
-          <w:tcPr>
-            <w:tcW w:w="0" w:type="auto"/>
-            <w:shd w:val="clear" w:color="auto" w:fill="auto"/>
-            <w:vAlign w:val="center"/>
-          </w:tcPr>
-          <w:p>
-            <w:pPr>
-              <w:pStyle w:val="12"/>
-              <w:bidi w:val="0"/>
-              <w:jc w:val="both"/>
-              <w:rPr>
-                <w:rFonts w:hint="default"/>
-                <w:lang w:val="en-US" w:eastAsia="zh-CN"/>
-              </w:rPr>
-            </w:pPr>
-            <w:r>
-              <w:rPr>
-                <w:rFonts w:hint="eastAsia"/>
-                <w:lang w:val="en-US" w:eastAsia="zh-CN"/>
-              </w:rPr>
-              <w:t>clear_gemotries()</w:t>
-            </w:r>
-          </w:p>
-        </w:tc>
-        <w:tc>
-          <w:tcPr>
-            <w:tcW w:w="0" w:type="auto"/>
-            <w:shd w:val="clear" w:color="auto" w:fill="auto"/>
-            <w:vAlign w:val="center"/>
-          </w:tcPr>
-          <w:p>
-            <w:pPr>
-              <w:pStyle w:val="11"/>
-              <w:bidi w:val="0"/>
-              <w:jc w:val="both"/>
-              <w:rPr>
-                <w:rFonts w:hint="eastAsia"/>
-                <w:lang w:val="en-US" w:eastAsia="zh-CN"/>
-              </w:rPr>
-            </w:pPr>
-            <w:r>
-              <w:rPr>
-                <w:rFonts w:hint="eastAsia"/>
-                <w:lang w:val="en-US" w:eastAsia="zh-CN"/>
-              </w:rPr>
-              <w:t>清空</w:t>
-            </w:r>
-            <w:r>
-              <w:rPr>
-                <w:rFonts w:hint="eastAsia" w:ascii="华文中宋" w:hAnsi="华文中宋" w:eastAsia="华文中宋" w:cs="华文中宋"/>
+            </w:pPr>
+            <w:r>
+              <w:rPr>
+                <w:rFonts w:hint="eastAsia"/>
+                <w:lang w:val="en-US" w:eastAsia="zh-CN"/>
+              </w:rPr>
+              <w:t>添加 / 移除</w:t>
+            </w:r>
+            <w:r>
+              <w:rPr>
+                <w:rFonts w:hint="eastAsia" w:cs="华文中宋"/>
                 <w:b/>
                 <w:bCs/>
                 <w:color w:val="ED7D31"/>
@@ -4358,7 +8160,7 @@
                 <w:vertAlign w:val="baseline"/>
                 <w:lang w:val="en-US" w:eastAsia="zh-CN" w:bidi="ar-SA"/>
               </w:rPr>
-              <w:t>元素</w:t>
+              <w:t>几何</w:t>
             </w:r>
           </w:p>
         </w:tc>
@@ -4384,6 +8186,7 @@
           <w:tcPr>
             <w:tcW w:w="0" w:type="auto"/>
             <w:vMerge w:val="continue"/>
+            <w:tcBorders/>
             <w:shd w:val="clear" w:color="auto" w:fill="auto"/>
             <w:vAlign w:val="center"/>
           </w:tcPr>
@@ -4392,8 +8195,14 @@
               <w:bidi w:val="0"/>
               <w:jc w:val="both"/>
               <w:rPr>
-                <w:rFonts w:hint="eastAsia"/>
-                <w:lang w:val="en-US" w:eastAsia="zh-CN"/>
+                <w:rFonts w:hint="eastAsia" w:ascii="华文中宋" w:hAnsi="华文中宋" w:eastAsia="华文中宋" w:cs="华文中宋"/>
+                <w:b/>
+                <w:bCs/>
+                <w:color w:val="ED7D31"/>
+                <w:kern w:val="2"/>
+                <w:sz w:val="21"/>
+                <w:szCs w:val="21"/>
+                <w:lang w:val="en-US" w:eastAsia="zh-CN" w:bidi="ar-SA"/>
               </w:rPr>
             </w:pPr>
           </w:p>
@@ -4419,7 +8228,7 @@
                 <w:rFonts w:hint="eastAsia"/>
                 <w:lang w:val="en-US" w:eastAsia="zh-CN"/>
               </w:rPr>
-              <w:t>poll_events()</w:t>
+              <w:t>clear_gemotry()</w:t>
             </w:r>
           </w:p>
         </w:tc>
@@ -4435,16 +8244,37 @@
               <w:bidi w:val="0"/>
               <w:jc w:val="both"/>
               <w:rPr>
-                <w:rFonts w:hint="default"/>
-                <w:lang w:val="en-US" w:eastAsia="zh-CN"/>
-              </w:rPr>
-            </w:pPr>
-            <w:r>
-              <w:rPr>
-                <w:rFonts w:hint="eastAsia"/>
-                <w:lang w:val="en-US" w:eastAsia="zh-CN"/>
-              </w:rPr>
-              <w:t>轮询事件</w:t>
+                <w:rFonts w:hint="default" w:ascii="华文中宋" w:hAnsi="华文中宋" w:eastAsia="华文中宋" w:cs="华文中宋"/>
+                <w:b/>
+                <w:bCs/>
+                <w:color w:val="ED7D31"/>
+                <w:kern w:val="2"/>
+                <w:sz w:val="21"/>
+                <w:szCs w:val="21"/>
+                <w:vertAlign w:val="baseline"/>
+                <w:lang w:val="en-US" w:eastAsia="zh-CN" w:bidi="ar-SA"/>
+              </w:rPr>
+            </w:pPr>
+            <w:r>
+              <w:rPr>
+                <w:rFonts w:hint="eastAsia"/>
+                <w:lang w:val="en-US" w:eastAsia="zh-CN"/>
+              </w:rPr>
+              <w:t>清空</w:t>
+            </w:r>
+            <w:r>
+              <w:rPr>
+                <w:rFonts w:hint="eastAsia" w:cs="华文中宋"/>
+                <w:b/>
+                <w:bCs/>
+                <w:color w:val="ED7D31"/>
+                <w:kern w:val="2"/>
+                <w:sz w:val="21"/>
+                <w:szCs w:val="21"/>
+                <w:vertAlign w:val="baseline"/>
+                <w:lang w:val="en-US" w:eastAsia="zh-CN" w:bidi="ar-SA"/>
+              </w:rPr>
+              <w:t>几何</w:t>
             </w:r>
           </w:p>
         </w:tc>
@@ -4470,6 +8300,7 @@
           <w:tcPr>
             <w:tcW w:w="0" w:type="auto"/>
             <w:vMerge w:val="continue"/>
+            <w:tcBorders/>
             <w:shd w:val="clear" w:color="auto" w:fill="auto"/>
             <w:vAlign w:val="center"/>
           </w:tcPr>
@@ -4478,8 +8309,14 @@
               <w:bidi w:val="0"/>
               <w:jc w:val="both"/>
               <w:rPr>
-                <w:rFonts w:hint="eastAsia"/>
-                <w:lang w:val="en-US" w:eastAsia="zh-CN"/>
+                <w:rFonts w:hint="eastAsia" w:ascii="华文中宋" w:hAnsi="华文中宋" w:eastAsia="华文中宋" w:cs="华文中宋"/>
+                <w:b/>
+                <w:bCs/>
+                <w:color w:val="ED7D31"/>
+                <w:kern w:val="2"/>
+                <w:sz w:val="21"/>
+                <w:szCs w:val="21"/>
+                <w:lang w:val="en-US" w:eastAsia="zh-CN" w:bidi="ar-SA"/>
               </w:rPr>
             </w:pPr>
           </w:p>
@@ -4505,7 +8342,7 @@
                 <w:rFonts w:hint="eastAsia"/>
                 <w:lang w:val="en-US" w:eastAsia="zh-CN"/>
               </w:rPr>
-              <w:t>update_renderer()</w:t>
+              <w:t>geometry_is_visible(name)</w:t>
             </w:r>
           </w:p>
         </w:tc>
@@ -4521,16 +8358,593 @@
               <w:bidi w:val="0"/>
               <w:jc w:val="both"/>
               <w:rPr>
-                <w:rFonts w:hint="default"/>
-                <w:lang w:val="en-US" w:eastAsia="zh-CN"/>
-              </w:rPr>
-            </w:pPr>
-            <w:r>
-              <w:rPr>
-                <w:rFonts w:hint="eastAsia"/>
-                <w:lang w:val="en-US" w:eastAsia="zh-CN"/>
+                <w:rFonts w:hint="eastAsia"/>
+                <w:lang w:val="en-US" w:eastAsia="zh-CN"/>
+              </w:rPr>
+            </w:pPr>
+            <w:r>
+              <w:rPr>
+                <w:rFonts w:hint="eastAsia" w:cs="华文中宋"/>
+                <w:b/>
+                <w:bCs/>
+                <w:color w:val="ED7D31"/>
+                <w:kern w:val="2"/>
+                <w:sz w:val="21"/>
+                <w:szCs w:val="21"/>
+                <w:vertAlign w:val="baseline"/>
+                <w:lang w:val="en-US" w:eastAsia="zh-CN" w:bidi="ar-SA"/>
+              </w:rPr>
+              <w:t>几何</w:t>
+            </w:r>
+            <w:r>
+              <w:rPr>
+                <w:rFonts w:hint="eastAsia"/>
+                <w:lang w:val="en-US" w:eastAsia="zh-CN"/>
+              </w:rPr>
+              <w:t>能见度</w:t>
+            </w:r>
+          </w:p>
+        </w:tc>
+      </w:tr>
+      <w:tr>
+        <w:tblPrEx>
+          <w:tblBorders>
+            <w:top w:val="single" w:color="auto" w:sz="4" w:space="0"/>
+            <w:left w:val="single" w:color="auto" w:sz="4" w:space="0"/>
+            <w:bottom w:val="single" w:color="auto" w:sz="4" w:space="0"/>
+            <w:right w:val="single" w:color="auto" w:sz="4" w:space="0"/>
+            <w:insideH w:val="single" w:color="auto" w:sz="4" w:space="0"/>
+            <w:insideV w:val="single" w:color="auto" w:sz="4" w:space="0"/>
+          </w:tblBorders>
+          <w:tblCellMar>
+            <w:top w:w="0" w:type="dxa"/>
+            <w:left w:w="108" w:type="dxa"/>
+            <w:bottom w:w="0" w:type="dxa"/>
+            <w:right w:w="108" w:type="dxa"/>
+          </w:tblCellMar>
+        </w:tblPrEx>
+        <w:tc>
+          <w:tcPr>
+            <w:tcW w:w="0" w:type="auto"/>
+            <w:vMerge w:val="continue"/>
+            <w:tcBorders/>
+            <w:shd w:val="clear" w:color="auto" w:fill="auto"/>
+            <w:vAlign w:val="center"/>
+          </w:tcPr>
+          <w:p>
+            <w:pPr>
+              <w:bidi w:val="0"/>
+              <w:jc w:val="both"/>
+              <w:rPr>
+                <w:rFonts w:hint="eastAsia" w:ascii="华文中宋" w:hAnsi="华文中宋" w:eastAsia="华文中宋" w:cs="华文中宋"/>
+                <w:b/>
+                <w:bCs/>
+                <w:color w:val="ED7D31"/>
+                <w:kern w:val="2"/>
+                <w:sz w:val="21"/>
+                <w:szCs w:val="21"/>
+                <w:lang w:val="en-US" w:eastAsia="zh-CN" w:bidi="ar-SA"/>
+              </w:rPr>
+            </w:pPr>
+          </w:p>
+        </w:tc>
+        <w:tc>
+          <w:tcPr>
+            <w:tcW w:w="0" w:type="auto"/>
+            <w:shd w:val="clear" w:color="auto" w:fill="auto"/>
+            <w:vAlign w:val="center"/>
+          </w:tcPr>
+          <w:p>
+            <w:pPr>
+              <w:pStyle w:val="12"/>
+              <w:bidi w:val="0"/>
+              <w:jc w:val="both"/>
+              <w:rPr>
+                <w:rFonts w:hint="default"/>
+                <w:lang w:val="en-US" w:eastAsia="zh-CN"/>
+              </w:rPr>
+            </w:pPr>
+            <w:r>
+              <w:rPr>
+                <w:rFonts w:hint="eastAsia"/>
+                <w:lang w:val="en-US" w:eastAsia="zh-CN"/>
+              </w:rPr>
+              <w:t>set_background(rgba)</w:t>
+            </w:r>
+          </w:p>
+        </w:tc>
+        <w:tc>
+          <w:tcPr>
+            <w:tcW w:w="0" w:type="auto"/>
+            <w:shd w:val="clear" w:color="auto" w:fill="auto"/>
+            <w:vAlign w:val="center"/>
+          </w:tcPr>
+          <w:p>
+            <w:pPr>
+              <w:pStyle w:val="11"/>
+              <w:bidi w:val="0"/>
+              <w:jc w:val="both"/>
+              <w:rPr>
+                <w:rFonts w:hint="eastAsia" w:cs="华文中宋"/>
+                <w:b/>
+                <w:bCs/>
+                <w:color w:val="ED7D31"/>
+                <w:kern w:val="2"/>
+                <w:sz w:val="21"/>
+                <w:szCs w:val="21"/>
+                <w:vertAlign w:val="baseline"/>
+                <w:lang w:val="en-US" w:eastAsia="zh-CN" w:bidi="ar-SA"/>
+              </w:rPr>
+            </w:pPr>
+            <w:r>
+              <w:rPr>
+                <w:rFonts w:hint="eastAsia" w:cs="华文中宋"/>
+                <w:b/>
+                <w:bCs/>
+                <w:color w:val="ED7D31"/>
+                <w:kern w:val="2"/>
+                <w:sz w:val="21"/>
+                <w:szCs w:val="21"/>
+                <w:vertAlign w:val="baseline"/>
+                <w:lang w:val="en-US" w:eastAsia="zh-CN" w:bidi="ar-SA"/>
+              </w:rPr>
+              <w:t>设置</w:t>
+            </w:r>
+            <w:r>
+              <w:rPr>
+                <w:rFonts w:hint="eastAsia"/>
+                <w:lang w:val="en-US" w:eastAsia="zh-CN"/>
+              </w:rPr>
+              <w:t>背景</w:t>
+            </w:r>
+          </w:p>
+        </w:tc>
+      </w:tr>
+    </w:tbl>
+    <w:p>
+      <w:pPr>
+        <w:rPr>
+          <w:rFonts w:hint="default" w:ascii="华文中宋" w:hAnsi="华文中宋" w:eastAsia="华文中宋" w:cs="华文中宋"/>
+          <w:b/>
+          <w:bCs/>
+          <w:color w:val="FF0000"/>
+          <w:kern w:val="2"/>
+          <w:sz w:val="21"/>
+          <w:szCs w:val="21"/>
+          <w:lang w:val="en-US" w:eastAsia="zh-CN" w:bidi="ar-SA"/>
+        </w:rPr>
+      </w:pPr>
+    </w:p>
+    <w:tbl>
+      <w:tblPr>
+        <w:tblStyle w:val="8"/>
+        <w:tblW w:w="0" w:type="auto"/>
+        <w:tblInd w:w="0" w:type="dxa"/>
+        <w:tblBorders>
+          <w:top w:val="single" w:color="auto" w:sz="4" w:space="0"/>
+          <w:left w:val="single" w:color="auto" w:sz="4" w:space="0"/>
+          <w:bottom w:val="single" w:color="auto" w:sz="4" w:space="0"/>
+          <w:right w:val="single" w:color="auto" w:sz="4" w:space="0"/>
+          <w:insideH w:val="single" w:color="auto" w:sz="4" w:space="0"/>
+          <w:insideV w:val="single" w:color="auto" w:sz="4" w:space="0"/>
+        </w:tblBorders>
+        <w:tblLayout w:type="autofit"/>
+        <w:tblCellMar>
+          <w:top w:w="0" w:type="dxa"/>
+          <w:left w:w="108" w:type="dxa"/>
+          <w:bottom w:w="0" w:type="dxa"/>
+          <w:right w:w="108" w:type="dxa"/>
+        </w:tblCellMar>
+      </w:tblPr>
+      <w:tblGrid>
+        <w:gridCol w:w="1057"/>
+        <w:gridCol w:w="7047"/>
+        <w:gridCol w:w="2305"/>
+      </w:tblGrid>
+      <w:tr>
+        <w:tblPrEx>
+          <w:tblBorders>
+            <w:top w:val="single" w:color="auto" w:sz="4" w:space="0"/>
+            <w:left w:val="single" w:color="auto" w:sz="4" w:space="0"/>
+            <w:bottom w:val="single" w:color="auto" w:sz="4" w:space="0"/>
+            <w:right w:val="single" w:color="auto" w:sz="4" w:space="0"/>
+            <w:insideH w:val="single" w:color="auto" w:sz="4" w:space="0"/>
+            <w:insideV w:val="single" w:color="auto" w:sz="4" w:space="0"/>
+          </w:tblBorders>
+          <w:tblCellMar>
+            <w:top w:w="0" w:type="dxa"/>
+            <w:left w:w="108" w:type="dxa"/>
+            <w:bottom w:w="0" w:type="dxa"/>
+            <w:right w:w="108" w:type="dxa"/>
+          </w:tblCellMar>
+        </w:tblPrEx>
+        <w:tc>
+          <w:tcPr>
+            <w:tcW w:w="0" w:type="auto"/>
+            <w:gridSpan w:val="2"/>
+          </w:tcPr>
+          <w:p>
+            <w:pPr>
+              <w:pStyle w:val="12"/>
+              <w:bidi w:val="0"/>
+              <w:rPr>
+                <w:rFonts w:hint="default"/>
+                <w:lang w:val="en-US" w:eastAsia="zh-CN"/>
+              </w:rPr>
+            </w:pPr>
+            <w:r>
+              <w:rPr>
+                <w:rFonts w:hint="eastAsia"/>
+                <w:lang w:val="en-US" w:eastAsia="zh-CN"/>
+              </w:rPr>
+              <w:t>OffscreenRenderer(width, height)</w:t>
+            </w:r>
+          </w:p>
+        </w:tc>
+        <w:tc>
+          <w:tcPr>
+            <w:tcW w:w="0" w:type="auto"/>
+          </w:tcPr>
+          <w:p>
+            <w:pPr>
+              <w:pStyle w:val="11"/>
+              <w:bidi w:val="0"/>
+              <w:rPr>
+                <w:rFonts w:hint="default"/>
+                <w:vertAlign w:val="baseline"/>
+                <w:lang w:val="en-US" w:eastAsia="zh-CN"/>
+              </w:rPr>
+            </w:pPr>
+            <w:r>
+              <w:rPr>
+                <w:rFonts w:hint="eastAsia"/>
+                <w:lang w:val="en-US" w:eastAsia="zh-CN"/>
+              </w:rPr>
+              <w:t>可视化器</w:t>
+            </w:r>
+          </w:p>
+        </w:tc>
+      </w:tr>
+      <w:tr>
+        <w:tblPrEx>
+          <w:tblBorders>
+            <w:top w:val="single" w:color="auto" w:sz="4" w:space="0"/>
+            <w:left w:val="single" w:color="auto" w:sz="4" w:space="0"/>
+            <w:bottom w:val="single" w:color="auto" w:sz="4" w:space="0"/>
+            <w:right w:val="single" w:color="auto" w:sz="4" w:space="0"/>
+            <w:insideH w:val="single" w:color="auto" w:sz="4" w:space="0"/>
+            <w:insideV w:val="single" w:color="auto" w:sz="4" w:space="0"/>
+          </w:tblBorders>
+          <w:tblCellMar>
+            <w:top w:w="0" w:type="dxa"/>
+            <w:left w:w="108" w:type="dxa"/>
+            <w:bottom w:w="0" w:type="dxa"/>
+            <w:right w:w="108" w:type="dxa"/>
+          </w:tblCellMar>
+        </w:tblPrEx>
+        <w:tc>
+          <w:tcPr>
+            <w:tcW w:w="0" w:type="auto"/>
+            <w:shd w:val="clear" w:color="auto" w:fill="auto"/>
+            <w:vAlign w:val="center"/>
+          </w:tcPr>
+          <w:p>
+            <w:pPr>
+              <w:bidi w:val="0"/>
+              <w:jc w:val="both"/>
+              <w:rPr>
+                <w:rFonts w:hint="eastAsia"/>
+                <w:lang w:val="en-US" w:eastAsia="zh-CN"/>
+              </w:rPr>
+            </w:pPr>
+            <w:r>
+              <w:rPr>
+                <w:rFonts w:hint="eastAsia"/>
+                <w:lang w:val="en-US" w:eastAsia="zh-CN"/>
+              </w:rPr>
+              <w:t>实例属性</w:t>
+            </w:r>
+          </w:p>
+        </w:tc>
+        <w:tc>
+          <w:tcPr>
+            <w:tcW w:w="0" w:type="auto"/>
+            <w:shd w:val="clear" w:color="auto" w:fill="auto"/>
+            <w:vAlign w:val="center"/>
+          </w:tcPr>
+          <w:p>
+            <w:pPr>
+              <w:pStyle w:val="12"/>
+              <w:bidi w:val="0"/>
+              <w:jc w:val="both"/>
+              <w:rPr>
+                <w:rFonts w:hint="default"/>
+                <w:lang w:val="en-US" w:eastAsia="zh-CN"/>
+              </w:rPr>
+            </w:pPr>
+            <w:r>
+              <w:rPr>
+                <w:rFonts w:hint="eastAsia"/>
+                <w:lang w:val="en-US" w:eastAsia="zh-CN"/>
+              </w:rPr>
+              <w:t>scene</w:t>
+            </w:r>
+            <w:r>
+              <w:rPr>
+                <w:rFonts w:hint="eastAsia" w:ascii="华文中宋" w:hAnsi="华文中宋" w:eastAsia="华文中宋" w:cs="华文中宋"/>
+                <w:b/>
+                <w:bCs/>
+                <w:color w:val="ED7D31"/>
+                <w:kern w:val="2"/>
+                <w:sz w:val="21"/>
+                <w:szCs w:val="21"/>
+                <w:lang w:val="en-US" w:eastAsia="zh-CN" w:bidi="ar-SA"/>
+              </w:rPr>
+              <w:t>: Open3DScene</w:t>
+            </w:r>
+          </w:p>
+        </w:tc>
+        <w:tc>
+          <w:tcPr>
+            <w:tcW w:w="0" w:type="auto"/>
+            <w:shd w:val="clear" w:color="auto" w:fill="auto"/>
+            <w:vAlign w:val="center"/>
+          </w:tcPr>
+          <w:p>
+            <w:pPr>
+              <w:pStyle w:val="11"/>
+              <w:bidi w:val="0"/>
+              <w:jc w:val="both"/>
+              <w:rPr>
+                <w:rFonts w:hint="eastAsia" w:cs="华文中宋"/>
+                <w:b/>
+                <w:bCs/>
+                <w:color w:val="ED7D31"/>
+                <w:kern w:val="2"/>
+                <w:sz w:val="21"/>
+                <w:szCs w:val="21"/>
+                <w:vertAlign w:val="baseline"/>
+                <w:lang w:val="en-US" w:eastAsia="zh-CN" w:bidi="ar-SA"/>
+              </w:rPr>
+            </w:pPr>
+          </w:p>
+        </w:tc>
+      </w:tr>
+      <w:tr>
+        <w:tblPrEx>
+          <w:tblBorders>
+            <w:top w:val="single" w:color="auto" w:sz="4" w:space="0"/>
+            <w:left w:val="single" w:color="auto" w:sz="4" w:space="0"/>
+            <w:bottom w:val="single" w:color="auto" w:sz="4" w:space="0"/>
+            <w:right w:val="single" w:color="auto" w:sz="4" w:space="0"/>
+            <w:insideH w:val="single" w:color="auto" w:sz="4" w:space="0"/>
+            <w:insideV w:val="single" w:color="auto" w:sz="4" w:space="0"/>
+          </w:tblBorders>
+          <w:tblCellMar>
+            <w:top w:w="0" w:type="dxa"/>
+            <w:left w:w="108" w:type="dxa"/>
+            <w:bottom w:w="0" w:type="dxa"/>
+            <w:right w:w="108" w:type="dxa"/>
+          </w:tblCellMar>
+        </w:tblPrEx>
+        <w:tc>
+          <w:tcPr>
+            <w:tcW w:w="0" w:type="auto"/>
+            <w:vMerge w:val="restart"/>
+            <w:shd w:val="clear" w:color="auto" w:fill="auto"/>
+            <w:vAlign w:val="center"/>
+          </w:tcPr>
+          <w:p>
+            <w:pPr>
+              <w:bidi w:val="0"/>
+              <w:jc w:val="both"/>
+              <w:rPr>
+                <w:rFonts w:hint="eastAsia" w:ascii="华文中宋" w:hAnsi="华文中宋" w:eastAsia="华文中宋" w:cs="华文中宋"/>
+                <w:b/>
+                <w:bCs/>
+                <w:color w:val="ED7D31"/>
+                <w:kern w:val="2"/>
+                <w:sz w:val="21"/>
+                <w:szCs w:val="21"/>
+                <w:lang w:val="en-US" w:eastAsia="zh-CN" w:bidi="ar-SA"/>
+              </w:rPr>
+            </w:pPr>
+            <w:r>
+              <w:rPr>
+                <w:rFonts w:hint="eastAsia"/>
+                <w:lang w:val="en-US" w:eastAsia="zh-CN"/>
+              </w:rPr>
+              <w:t>实例方法</w:t>
+            </w:r>
+          </w:p>
+        </w:tc>
+        <w:tc>
+          <w:tcPr>
+            <w:tcW w:w="0" w:type="auto"/>
+            <w:shd w:val="clear" w:color="auto" w:fill="auto"/>
+            <w:vAlign w:val="center"/>
+          </w:tcPr>
+          <w:p>
+            <w:pPr>
+              <w:pStyle w:val="12"/>
+              <w:bidi w:val="0"/>
+              <w:jc w:val="both"/>
+              <w:rPr>
+                <w:rFonts w:hint="default"/>
+                <w:lang w:val="en-US" w:eastAsia="zh-CN"/>
+              </w:rPr>
+            </w:pPr>
+            <w:r>
+              <w:rPr>
+                <w:rFonts w:hint="eastAsia"/>
+                <w:lang w:val="en-US" w:eastAsia="zh-CN"/>
+              </w:rPr>
+              <w:t>setup_camera(</w:t>
+            </w:r>
+            <w:r>
+              <w:rPr>
+                <w:rFonts w:hint="eastAsia" w:ascii="华文中宋" w:hAnsi="华文中宋" w:eastAsia="华文中宋" w:cs="华文中宋"/>
+                <w:b/>
+                <w:bCs/>
+                <w:color w:val="ED7D31"/>
+                <w:kern w:val="2"/>
+                <w:sz w:val="21"/>
+                <w:szCs w:val="21"/>
+                <w:lang w:val="en-US" w:eastAsia="zh-CN" w:bidi="ar-SA"/>
+              </w:rPr>
+              <w:t>camera.PinholeCamera</w:t>
+            </w:r>
+            <w:r>
+              <w:rPr>
+                <w:rFonts w:hint="eastAsia" w:cs="华文中宋"/>
+                <w:b/>
+                <w:bCs/>
+                <w:color w:val="ED7D31"/>
+                <w:kern w:val="2"/>
+                <w:sz w:val="21"/>
+                <w:szCs w:val="21"/>
+                <w:lang w:val="en-US" w:eastAsia="zh-CN" w:bidi="ar-SA"/>
+              </w:rPr>
+              <w:t>Intrinsic</w:t>
+            </w:r>
+            <w:r>
+              <w:rPr>
+                <w:rFonts w:hint="eastAsia"/>
+                <w:lang w:val="en-US" w:eastAsia="zh-CN"/>
+              </w:rPr>
+              <w:t>, Twc)</w:t>
+            </w:r>
+          </w:p>
+        </w:tc>
+        <w:tc>
+          <w:tcPr>
+            <w:tcW w:w="0" w:type="auto"/>
+            <w:shd w:val="clear" w:color="auto" w:fill="auto"/>
+            <w:vAlign w:val="center"/>
+          </w:tcPr>
+          <w:p>
+            <w:pPr>
+              <w:pStyle w:val="11"/>
+              <w:bidi w:val="0"/>
+              <w:jc w:val="both"/>
+              <w:rPr>
+                <w:rFonts w:hint="eastAsia" w:cs="华文中宋"/>
+                <w:b/>
+                <w:bCs/>
+                <w:color w:val="ED7D31"/>
+                <w:kern w:val="2"/>
+                <w:sz w:val="21"/>
+                <w:szCs w:val="21"/>
+                <w:vertAlign w:val="baseline"/>
+                <w:lang w:val="en-US" w:eastAsia="zh-CN" w:bidi="ar-SA"/>
+              </w:rPr>
+            </w:pPr>
+          </w:p>
+        </w:tc>
+      </w:tr>
+      <w:tr>
+        <w:tblPrEx>
+          <w:tblBorders>
+            <w:top w:val="single" w:color="auto" w:sz="4" w:space="0"/>
+            <w:left w:val="single" w:color="auto" w:sz="4" w:space="0"/>
+            <w:bottom w:val="single" w:color="auto" w:sz="4" w:space="0"/>
+            <w:right w:val="single" w:color="auto" w:sz="4" w:space="0"/>
+            <w:insideH w:val="single" w:color="auto" w:sz="4" w:space="0"/>
+            <w:insideV w:val="single" w:color="auto" w:sz="4" w:space="0"/>
+          </w:tblBorders>
+        </w:tblPrEx>
+        <w:tc>
+          <w:tcPr>
+            <w:tcW w:w="0" w:type="auto"/>
+            <w:vMerge w:val="continue"/>
+            <w:shd w:val="clear" w:color="auto" w:fill="auto"/>
+            <w:vAlign w:val="center"/>
+          </w:tcPr>
+          <w:p>
+            <w:pPr>
+              <w:bidi w:val="0"/>
+              <w:jc w:val="both"/>
+              <w:rPr>
+                <w:rFonts w:hint="eastAsia" w:ascii="华文中宋" w:hAnsi="华文中宋" w:eastAsia="华文中宋" w:cs="华文中宋"/>
+                <w:b/>
+                <w:bCs/>
+                <w:color w:val="ED7D31"/>
+                <w:kern w:val="2"/>
+                <w:sz w:val="21"/>
+                <w:szCs w:val="21"/>
+                <w:lang w:val="en-US" w:eastAsia="zh-CN" w:bidi="ar-SA"/>
+              </w:rPr>
+            </w:pPr>
+          </w:p>
+        </w:tc>
+        <w:tc>
+          <w:tcPr>
+            <w:tcW w:w="0" w:type="auto"/>
+            <w:shd w:val="clear" w:color="auto" w:fill="auto"/>
+            <w:vAlign w:val="center"/>
+          </w:tcPr>
+          <w:p>
+            <w:pPr>
+              <w:pStyle w:val="12"/>
+              <w:bidi w:val="0"/>
+              <w:jc w:val="both"/>
+              <w:rPr>
+                <w:rFonts w:hint="default"/>
+                <w:lang w:val="en-US" w:eastAsia="zh-CN"/>
+              </w:rPr>
+            </w:pPr>
+            <w:r>
+              <w:rPr>
+                <w:rFonts w:hint="eastAsia"/>
+                <w:lang w:val="en-US" w:eastAsia="zh-CN"/>
+              </w:rPr>
+              <w:t>render_to_image() / render_to_depth_image(z_in_view_space=True)</w:t>
+            </w:r>
+          </w:p>
+        </w:tc>
+        <w:tc>
+          <w:tcPr>
+            <w:tcW w:w="0" w:type="auto"/>
+            <w:shd w:val="clear" w:color="auto" w:fill="auto"/>
+            <w:vAlign w:val="center"/>
+          </w:tcPr>
+          <w:p>
+            <w:pPr>
+              <w:pStyle w:val="11"/>
+              <w:bidi w:val="0"/>
+              <w:jc w:val="both"/>
+              <w:rPr>
+                <w:rFonts w:hint="default" w:ascii="华文中宋" w:hAnsi="华文中宋" w:eastAsia="华文中宋" w:cs="华文中宋"/>
+                <w:b/>
+                <w:bCs/>
+                <w:color w:val="ED7D31"/>
+                <w:kern w:val="2"/>
+                <w:sz w:val="21"/>
+                <w:szCs w:val="21"/>
+                <w:vertAlign w:val="baseline"/>
+                <w:lang w:val="en-US" w:eastAsia="zh-CN" w:bidi="ar-SA"/>
+              </w:rPr>
+            </w:pPr>
+            <w:r>
+              <w:rPr>
+                <w:rFonts w:hint="eastAsia" w:cs="华文中宋"/>
+                <w:b/>
+                <w:bCs/>
+                <w:color w:val="ED7D31"/>
+                <w:kern w:val="2"/>
+                <w:sz w:val="21"/>
+                <w:szCs w:val="21"/>
+                <w:vertAlign w:val="baseline"/>
+                <w:lang w:val="en-US" w:eastAsia="zh-CN" w:bidi="ar-SA"/>
               </w:rPr>
               <w:t>渲染</w:t>
+            </w:r>
+            <w:r>
+              <w:rPr>
+                <w:rFonts w:hint="eastAsia"/>
+                <w:lang w:val="en-US" w:eastAsia="zh-CN"/>
+              </w:rPr>
+              <w:t>屏幕RGB / 深度</w:t>
             </w:r>
           </w:p>
         </w:tc>
@@ -4623,7 +9037,7 @@
         </w:tblCellMar>
       </w:tblPr>
       <w:tblGrid>
-        <w:gridCol w:w="3032"/>
+        <w:gridCol w:w="4219"/>
         <w:gridCol w:w="1057"/>
       </w:tblGrid>
       <w:tr>
@@ -4725,6 +9139,19 @@
               </w:rPr>
               <w:t>util.concatenate(a, b=None)</w:t>
             </w:r>
+            <w:r>
+              <w:rPr>
+                <w:rFonts w:hint="eastAsia" w:cs="华文中宋"/>
+                <w:b/>
+                <w:bCs/>
+                <w:color w:val="ED7D31"/>
+                <w:kern w:val="2"/>
+                <w:sz w:val="21"/>
+                <w:szCs w:val="21"/>
+                <w:lang w:val="en-US" w:eastAsia="zh-CN" w:bidi="ar-SA"/>
+              </w:rPr>
+              <w:t xml:space="preserve"> -&gt; Trimesh</w:t>
+            </w:r>
           </w:p>
         </w:tc>
         <w:tc>
@@ -4747,8 +9174,6 @@
               </w:rPr>
               <w:t>合并场景</w:t>
             </w:r>
-            <w:bookmarkStart w:id="0" w:name="_GoBack"/>
-            <w:bookmarkEnd w:id="0"/>
           </w:p>
         </w:tc>
       </w:tr>
@@ -5515,6 +9940,231 @@
                 <w:lang w:val="en-US" w:eastAsia="zh-CN"/>
               </w:rPr>
               <w:t>齐次变换</w:t>
+            </w:r>
+          </w:p>
+        </w:tc>
+      </w:tr>
+    </w:tbl>
+    <w:p>
+      <w:pPr>
+        <w:rPr>
+          <w:rFonts w:hint="default" w:ascii="华文中宋" w:hAnsi="华文中宋" w:eastAsia="华文中宋" w:cs="华文中宋"/>
+          <w:b/>
+          <w:bCs/>
+          <w:color w:val="FF0000"/>
+          <w:kern w:val="2"/>
+          <w:sz w:val="21"/>
+          <w:szCs w:val="21"/>
+          <w:lang w:val="en-US" w:eastAsia="zh-CN" w:bidi="ar-SA"/>
+        </w:rPr>
+      </w:pPr>
+    </w:p>
+    <w:tbl>
+      <w:tblPr>
+        <w:tblStyle w:val="8"/>
+        <w:tblW w:w="0" w:type="auto"/>
+        <w:tblInd w:w="0" w:type="dxa"/>
+        <w:tblBorders>
+          <w:top w:val="single" w:color="auto" w:sz="4" w:space="0"/>
+          <w:left w:val="single" w:color="auto" w:sz="4" w:space="0"/>
+          <w:bottom w:val="single" w:color="auto" w:sz="4" w:space="0"/>
+          <w:right w:val="single" w:color="auto" w:sz="4" w:space="0"/>
+          <w:insideH w:val="single" w:color="auto" w:sz="4" w:space="0"/>
+          <w:insideV w:val="single" w:color="auto" w:sz="4" w:space="0"/>
+        </w:tblBorders>
+        <w:tblLayout w:type="autofit"/>
+        <w:tblCellMar>
+          <w:top w:w="0" w:type="dxa"/>
+          <w:left w:w="108" w:type="dxa"/>
+          <w:bottom w:w="0" w:type="dxa"/>
+          <w:right w:w="108" w:type="dxa"/>
+        </w:tblCellMar>
+      </w:tblPr>
+      <w:tblGrid>
+        <w:gridCol w:w="1057"/>
+        <w:gridCol w:w="3120"/>
+        <w:gridCol w:w="1057"/>
+      </w:tblGrid>
+      <w:tr>
+        <w:tblPrEx>
+          <w:tblBorders>
+            <w:top w:val="single" w:color="auto" w:sz="4" w:space="0"/>
+            <w:left w:val="single" w:color="auto" w:sz="4" w:space="0"/>
+            <w:bottom w:val="single" w:color="auto" w:sz="4" w:space="0"/>
+            <w:right w:val="single" w:color="auto" w:sz="4" w:space="0"/>
+            <w:insideH w:val="single" w:color="auto" w:sz="4" w:space="0"/>
+            <w:insideV w:val="single" w:color="auto" w:sz="4" w:space="0"/>
+          </w:tblBorders>
+          <w:tblCellMar>
+            <w:top w:w="0" w:type="dxa"/>
+            <w:left w:w="108" w:type="dxa"/>
+            <w:bottom w:w="0" w:type="dxa"/>
+            <w:right w:w="108" w:type="dxa"/>
+          </w:tblCellMar>
+        </w:tblPrEx>
+        <w:tc>
+          <w:tcPr>
+            <w:tcW w:w="0" w:type="auto"/>
+            <w:gridSpan w:val="2"/>
+            <w:vAlign w:val="center"/>
+          </w:tcPr>
+          <w:p>
+            <w:pPr>
+              <w:pStyle w:val="12"/>
+              <w:bidi w:val="0"/>
+              <w:jc w:val="both"/>
+              <w:rPr>
+                <w:rFonts w:hint="default"/>
+                <w:lang w:val="en-US" w:eastAsia="zh-CN"/>
+              </w:rPr>
+            </w:pPr>
+            <w:r>
+              <w:rPr>
+                <w:rFonts w:hint="eastAsia"/>
+                <w:lang w:val="en-US" w:eastAsia="zh-CN"/>
+              </w:rPr>
+              <w:t>Trimesh</w:t>
+            </w:r>
+          </w:p>
+        </w:tc>
+        <w:tc>
+          <w:tcPr>
+            <w:tcW w:w="0" w:type="auto"/>
+            <w:vAlign w:val="center"/>
+          </w:tcPr>
+          <w:p>
+            <w:pPr>
+              <w:pStyle w:val="11"/>
+              <w:bidi w:val="0"/>
+              <w:jc w:val="both"/>
+              <w:rPr>
+                <w:rFonts w:hint="default"/>
+                <w:vertAlign w:val="baseline"/>
+                <w:lang w:val="en-US" w:eastAsia="zh-CN"/>
+              </w:rPr>
+            </w:pPr>
+            <w:r>
+              <w:rPr>
+                <w:rFonts w:hint="eastAsia"/>
+                <w:vertAlign w:val="baseline"/>
+                <w:lang w:val="en-US" w:eastAsia="zh-CN"/>
+              </w:rPr>
+              <w:t>mesh</w:t>
+            </w:r>
+          </w:p>
+        </w:tc>
+      </w:tr>
+      <w:tr>
+        <w:tblPrEx>
+          <w:tblBorders>
+            <w:top w:val="single" w:color="auto" w:sz="4" w:space="0"/>
+            <w:left w:val="single" w:color="auto" w:sz="4" w:space="0"/>
+            <w:bottom w:val="single" w:color="auto" w:sz="4" w:space="0"/>
+            <w:right w:val="single" w:color="auto" w:sz="4" w:space="0"/>
+            <w:insideH w:val="single" w:color="auto" w:sz="4" w:space="0"/>
+            <w:insideV w:val="single" w:color="auto" w:sz="4" w:space="0"/>
+          </w:tblBorders>
+          <w:tblCellMar>
+            <w:top w:w="0" w:type="dxa"/>
+            <w:left w:w="108" w:type="dxa"/>
+            <w:bottom w:w="0" w:type="dxa"/>
+            <w:right w:w="108" w:type="dxa"/>
+          </w:tblCellMar>
+        </w:tblPrEx>
+        <w:tc>
+          <w:tcPr>
+            <w:tcW w:w="0" w:type="auto"/>
+            <w:vAlign w:val="center"/>
+          </w:tcPr>
+          <w:p>
+            <w:pPr>
+              <w:pStyle w:val="12"/>
+              <w:bidi w:val="0"/>
+              <w:jc w:val="both"/>
+              <w:rPr>
+                <w:rFonts w:hint="eastAsia" w:ascii="华文中宋" w:hAnsi="华文中宋" w:eastAsia="华文中宋" w:cs="华文中宋"/>
+                <w:b/>
+                <w:bCs/>
+                <w:color w:val="ED7D31"/>
+                <w:kern w:val="2"/>
+                <w:sz w:val="21"/>
+                <w:szCs w:val="21"/>
+                <w:lang w:val="en-US" w:eastAsia="zh-CN" w:bidi="ar-SA"/>
+              </w:rPr>
+            </w:pPr>
+            <w:r>
+              <w:rPr>
+                <w:rFonts w:hint="eastAsia" w:ascii="华文中宋" w:hAnsi="华文中宋" w:eastAsia="华文中宋" w:cs="华文中宋"/>
+                <w:b/>
+                <w:bCs/>
+                <w:color w:val="ED7D31"/>
+                <w:kern w:val="2"/>
+                <w:sz w:val="21"/>
+                <w:szCs w:val="21"/>
+                <w:lang w:val="en-US" w:eastAsia="zh-CN" w:bidi="ar-SA"/>
+              </w:rPr>
+              <w:t>实例</w:t>
+            </w:r>
+            <w:r>
+              <w:rPr>
+                <w:rFonts w:hint="eastAsia" w:cs="华文中宋"/>
+                <w:b/>
+                <w:bCs/>
+                <w:color w:val="ED7D31"/>
+                <w:kern w:val="2"/>
+                <w:sz w:val="21"/>
+                <w:szCs w:val="21"/>
+                <w:lang w:val="en-US" w:eastAsia="zh-CN" w:bidi="ar-SA"/>
+              </w:rPr>
+              <w:t>方法</w:t>
+            </w:r>
+          </w:p>
+        </w:tc>
+        <w:tc>
+          <w:tcPr>
+            <w:tcW w:w="0" w:type="auto"/>
+            <w:vAlign w:val="center"/>
+          </w:tcPr>
+          <w:p>
+            <w:pPr>
+              <w:pStyle w:val="12"/>
+              <w:bidi w:val="0"/>
+              <w:jc w:val="both"/>
+              <w:rPr>
+                <w:rFonts w:hint="default"/>
+                <w:lang w:val="en-US" w:eastAsia="zh-CN"/>
+              </w:rPr>
+            </w:pPr>
+            <w:r>
+              <w:rPr>
+                <w:rFonts w:hint="eastAsia"/>
+                <w:lang w:val="en-US" w:eastAsia="zh-CN"/>
+              </w:rPr>
+              <w:t>sample(count, return_index)</w:t>
+            </w:r>
+          </w:p>
+        </w:tc>
+        <w:tc>
+          <w:tcPr>
+            <w:tcW w:w="0" w:type="auto"/>
+            <w:vAlign w:val="center"/>
+          </w:tcPr>
+          <w:p>
+            <w:pPr>
+              <w:pStyle w:val="11"/>
+              <w:bidi w:val="0"/>
+              <w:jc w:val="both"/>
+              <w:rPr>
+                <w:rFonts w:hint="default"/>
+                <w:lang w:val="en-US" w:eastAsia="zh-CN"/>
+              </w:rPr>
+            </w:pPr>
+            <w:r>
+              <w:rPr>
+                <w:rFonts w:hint="eastAsia"/>
+                <w:lang w:val="en-US" w:eastAsia="zh-CN"/>
+              </w:rPr>
+              <w:t>采样点云</w:t>
             </w:r>
           </w:p>
         </w:tc>

--- a/py 空间几何.docx
+++ b/py 空间几何.docx
@@ -38,6 +38,39 @@
           <w:lang w:val="en-US" w:eastAsia="zh-CN" w:bidi="ar-SA"/>
         </w:rPr>
         <w:t>机械臂curobo：</w:t>
+      </w:r>
+    </w:p>
+    <w:p>
+      <w:pPr>
+        <w:outlineLvl w:val="9"/>
+        <w:rPr>
+          <w:rFonts w:hint="eastAsia" w:cs="华文中宋"/>
+          <w:bCs/>
+          <w:color w:val="F79646" w:themeColor="accent6"/>
+          <w:spacing w:val="7"/>
+          <w14:textFill>
+            <w14:solidFill>
+              <w14:schemeClr w14:val="accent6"/>
+            </w14:solidFill>
+          </w14:textFill>
+        </w:rPr>
+      </w:pPr>
+    </w:p>
+    <w:p>
+      <w:pPr>
+        <w:pStyle w:val="3"/>
+        <w:bidi w:val="0"/>
+        <w:rPr>
+          <w:rFonts w:hint="default"/>
+          <w:lang w:val="en-US"/>
+        </w:rPr>
+      </w:pPr>
+      <w:r>
+        <w:rPr>
+          <w:rFonts w:hint="eastAsia"/>
+          <w:lang w:val="en-US" w:eastAsia="zh-CN"/>
+        </w:rPr>
+        <w:t>模型cuda_robot_model：</w:t>
       </w:r>
     </w:p>
     <w:tbl>
@@ -109,7 +142,7 @@
                 <w:rFonts w:hint="eastAsia"/>
                 <w:lang w:val="en-US" w:eastAsia="zh-CN"/>
               </w:rPr>
-              <w:t>cuda_robot_model.cuda_robot_model：</w:t>
+              <w:t>cuda_robot_model：</w:t>
             </w:r>
           </w:p>
         </w:tc>
@@ -416,6 +449,46 @@
           </w14:textFill>
         </w:rPr>
       </w:pPr>
+    </w:p>
+    <w:p>
+      <w:pPr>
+        <w:outlineLvl w:val="9"/>
+        <w:rPr>
+          <w:rFonts w:hint="eastAsia" w:cs="华文中宋"/>
+          <w:bCs/>
+          <w:color w:val="F79646" w:themeColor="accent6"/>
+          <w:spacing w:val="7"/>
+          <w14:textFill>
+            <w14:solidFill>
+              <w14:schemeClr w14:val="accent6"/>
+            </w14:solidFill>
+          </w14:textFill>
+        </w:rPr>
+      </w:pPr>
+    </w:p>
+    <w:p>
+      <w:pPr>
+        <w:pStyle w:val="3"/>
+        <w:bidi w:val="0"/>
+        <w:rPr>
+          <w:rFonts w:hint="default"/>
+          <w:lang w:val="en-US" w:eastAsia="zh-CN"/>
+        </w:rPr>
+      </w:pPr>
+      <w:r>
+        <w:rPr>
+          <w:rFonts w:hint="eastAsia"/>
+          <w:lang w:eastAsia="zh-CN"/>
+        </w:rPr>
+        <w:t>几何</w:t>
+      </w:r>
+      <w:r>
+        <w:rPr>
+          <w:rFonts w:hint="eastAsia"/>
+          <w:lang w:val="en-US" w:eastAsia="zh-CN"/>
+        </w:rPr>
+        <w:t>geom：</w:t>
+      </w:r>
     </w:p>
     <w:tbl>
       <w:tblPr>
@@ -486,7 +559,7 @@
                 <w:rFonts w:hint="eastAsia"/>
                 <w:lang w:val="en-US" w:eastAsia="zh-CN"/>
               </w:rPr>
-              <w:t>geom.types：</w:t>
+              <w:t>types：</w:t>
             </w:r>
           </w:p>
         </w:tc>
@@ -1379,6 +1452,148 @@
           <w:bCs/>
           <w:color w:val="FF0000"/>
           <w:spacing w:val="7"/>
+          <w:lang w:val="en-US" w:eastAsia="zh-CN"/>
+        </w:rPr>
+      </w:pPr>
+    </w:p>
+    <w:p>
+      <w:pPr>
+        <w:rPr>
+          <w:rFonts w:hint="eastAsia" w:cs="华文中宋"/>
+          <w:bCs/>
+          <w:color w:val="FF0000"/>
+          <w:spacing w:val="7"/>
+          <w:lang w:val="en-US" w:eastAsia="zh-CN"/>
+        </w:rPr>
+      </w:pPr>
+    </w:p>
+    <w:p>
+      <w:pPr>
+        <w:pStyle w:val="3"/>
+        <w:bidi w:val="0"/>
+        <w:rPr>
+          <w:rFonts w:hint="eastAsia"/>
+          <w:lang w:val="en-US" w:eastAsia="zh-CN"/>
+        </w:rPr>
+      </w:pPr>
+      <w:r>
+        <w:rPr>
+          <w:rFonts w:hint="eastAsia"/>
+          <w:lang w:val="en-US" w:eastAsia="zh-CN"/>
+        </w:rPr>
+        <w:t>类型types：</w:t>
+      </w:r>
+    </w:p>
+    <w:tbl>
+      <w:tblPr>
+        <w:tblStyle w:val="8"/>
+        <w:tblW w:w="0" w:type="auto"/>
+        <w:tblInd w:w="0" w:type="dxa"/>
+        <w:tblBorders>
+          <w:top w:val="single" w:color="auto" w:sz="4" w:space="0"/>
+          <w:left w:val="single" w:color="auto" w:sz="4" w:space="0"/>
+          <w:bottom w:val="single" w:color="auto" w:sz="4" w:space="0"/>
+          <w:right w:val="single" w:color="auto" w:sz="4" w:space="0"/>
+          <w:insideH w:val="single" w:color="auto" w:sz="4" w:space="0"/>
+          <w:insideV w:val="single" w:color="auto" w:sz="4" w:space="0"/>
+        </w:tblBorders>
+        <w:tblLayout w:type="autofit"/>
+        <w:tblCellMar>
+          <w:top w:w="0" w:type="dxa"/>
+          <w:left w:w="108" w:type="dxa"/>
+          <w:bottom w:w="0" w:type="dxa"/>
+          <w:right w:w="108" w:type="dxa"/>
+        </w:tblCellMar>
+      </w:tblPr>
+      <w:tblGrid>
+        <w:gridCol w:w="2376"/>
+        <w:gridCol w:w="1057"/>
+      </w:tblGrid>
+      <w:tr>
+        <w:tblPrEx>
+          <w:tblBorders>
+            <w:top w:val="single" w:color="auto" w:sz="4" w:space="0"/>
+            <w:left w:val="single" w:color="auto" w:sz="4" w:space="0"/>
+            <w:bottom w:val="single" w:color="auto" w:sz="4" w:space="0"/>
+            <w:right w:val="single" w:color="auto" w:sz="4" w:space="0"/>
+            <w:insideH w:val="single" w:color="auto" w:sz="4" w:space="0"/>
+            <w:insideV w:val="single" w:color="auto" w:sz="4" w:space="0"/>
+          </w:tblBorders>
+          <w:tblCellMar>
+            <w:top w:w="0" w:type="dxa"/>
+            <w:left w:w="108" w:type="dxa"/>
+            <w:bottom w:w="0" w:type="dxa"/>
+            <w:right w:w="108" w:type="dxa"/>
+          </w:tblCellMar>
+        </w:tblPrEx>
+        <w:trPr>
+          <w:trHeight w:val="90" w:hRule="atLeast"/>
+        </w:trPr>
+        <w:tc>
+          <w:tcPr>
+            <w:tcW w:w="0" w:type="auto"/>
+            <w:vAlign w:val="center"/>
+          </w:tcPr>
+          <w:p>
+            <w:pPr>
+              <w:rPr>
+                <w:rFonts w:hint="default" w:eastAsia="华文中宋" w:cs="华文中宋"/>
+                <w:bCs/>
+                <w:color w:val="FF0000"/>
+                <w:spacing w:val="7"/>
+                <w:lang w:val="en-US" w:eastAsia="zh-CN"/>
+              </w:rPr>
+            </w:pPr>
+            <w:r>
+              <w:rPr>
+                <w:rFonts w:hint="eastAsia" w:cs="华文中宋"/>
+                <w:bCs/>
+                <w:color w:val="FF0000"/>
+                <w:spacing w:val="7"/>
+                <w:lang w:val="en-US" w:eastAsia="zh-CN"/>
+              </w:rPr>
+              <w:t>CameraObservation</w:t>
+            </w:r>
+          </w:p>
+        </w:tc>
+        <w:tc>
+          <w:tcPr>
+            <w:tcW w:w="0" w:type="auto"/>
+            <w:vAlign w:val="center"/>
+          </w:tcPr>
+          <w:p>
+            <w:pPr>
+              <w:rPr>
+                <w:rFonts w:hint="default" w:eastAsia="华文中宋" w:cs="华文中宋"/>
+                <w:bCs/>
+                <w:color w:val="C0504D" w:themeColor="accent2"/>
+                <w:spacing w:val="7"/>
+                <w:lang w:val="en-US" w:eastAsia="zh-CN"/>
+                <w14:textFill>
+                  <w14:solidFill>
+                    <w14:schemeClr w14:val="accent2"/>
+                  </w14:solidFill>
+                </w14:textFill>
+              </w:rPr>
+            </w:pPr>
+            <w:r>
+              <w:rPr>
+                <w:rFonts w:hint="eastAsia" w:cs="华文中宋"/>
+                <w:bCs/>
+                <w:color w:val="EA82F1"/>
+                <w:szCs w:val="24"/>
+                <w:lang w:val="en-US" w:eastAsia="zh-CN"/>
+              </w:rPr>
+              <w:t>相机观测</w:t>
+            </w:r>
+          </w:p>
+        </w:tc>
+      </w:tr>
+    </w:tbl>
+    <w:p>
+      <w:pPr>
+        <w:rPr>
+          <w:rFonts w:hint="default"/>
           <w:lang w:val="en-US" w:eastAsia="zh-CN"/>
         </w:rPr>
       </w:pPr>
@@ -1452,7 +1667,7 @@
                 <w:rFonts w:hint="eastAsia"/>
                 <w:lang w:val="en-US" w:eastAsia="zh-CN"/>
               </w:rPr>
-              <w:t>types.math：</w:t>
+              <w:t>math：</w:t>
             </w:r>
           </w:p>
         </w:tc>
@@ -1648,6 +1863,59 @@
           <w:lang w:val="en-US" w:eastAsia="zh-CN"/>
         </w:rPr>
       </w:pPr>
+    </w:p>
+    <w:p>
+      <w:pPr>
+        <w:rPr>
+          <w:rFonts w:hint="eastAsia" w:cs="华文中宋"/>
+          <w:bCs/>
+          <w:color w:val="FF0000"/>
+          <w:spacing w:val="7"/>
+          <w:lang w:val="en-US" w:eastAsia="zh-CN"/>
+        </w:rPr>
+      </w:pPr>
+    </w:p>
+    <w:p>
+      <w:pPr>
+        <w:pStyle w:val="3"/>
+        <w:bidi w:val="0"/>
+        <w:rPr>
+          <w:rFonts w:hint="eastAsia"/>
+          <w:lang w:val="en-US" w:eastAsia="zh-CN"/>
+        </w:rPr>
+      </w:pPr>
+      <w:r>
+        <w:rPr>
+          <w:rFonts w:hint="eastAsia"/>
+          <w:lang w:val="en-US" w:eastAsia="zh-CN"/>
+        </w:rPr>
+        <w:t>功能wrap：</w:t>
+      </w:r>
+    </w:p>
+    <w:p>
+      <w:pPr>
+        <w:rPr>
+          <w:rFonts w:hint="eastAsia"/>
+          <w:lang w:val="en-US" w:eastAsia="zh-CN"/>
+        </w:rPr>
+      </w:pPr>
+    </w:p>
+    <w:p>
+      <w:pPr>
+        <w:pStyle w:val="4"/>
+        <w:bidi w:val="0"/>
+        <w:rPr>
+          <w:rFonts w:hint="default"/>
+          <w:lang w:val="en-US" w:eastAsia="zh-CN"/>
+        </w:rPr>
+      </w:pPr>
+      <w:r>
+        <w:rPr>
+          <w:rFonts w:hint="eastAsia"/>
+          <w:lang w:val="en-US" w:eastAsia="zh-CN"/>
+        </w:rPr>
+        <w:t>抵达reacher：</w:t>
+      </w:r>
     </w:p>
     <w:tbl>
       <w:tblPr>
@@ -1671,9 +1939,9 @@
         </w:tblCellMar>
       </w:tblPr>
       <w:tblGrid>
-        <w:gridCol w:w="1069"/>
-        <w:gridCol w:w="4003"/>
-        <w:gridCol w:w="1506"/>
+        <w:gridCol w:w="1057"/>
+        <w:gridCol w:w="6200"/>
+        <w:gridCol w:w="1577"/>
       </w:tblGrid>
       <w:tr>
         <w:tblPrEx>
@@ -1718,7 +1986,7 @@
                 <w:rFonts w:hint="eastAsia"/>
                 <w:lang w:val="en-US" w:eastAsia="zh-CN"/>
               </w:rPr>
-              <w:t>wrap.reacher.motion_gen：</w:t>
+              <w:t>motion_gen：</w:t>
             </w:r>
           </w:p>
         </w:tc>
@@ -1745,7 +2013,7 @@
         </w:trPr>
         <w:tc>
           <w:tcPr>
-            <w:tcW w:w="5072" w:type="dxa"/>
+            <w:tcW w:w="0" w:type="auto"/>
             <w:gridSpan w:val="2"/>
             <w:vAlign w:val="center"/>
           </w:tcPr>
@@ -1773,7 +2041,7 @@
         </w:tc>
         <w:tc>
           <w:tcPr>
-            <w:tcW w:w="1506" w:type="dxa"/>
+            <w:tcW w:w="0" w:type="auto"/>
             <w:vAlign w:val="center"/>
           </w:tcPr>
           <w:p>
@@ -1831,6 +2099,7 @@
         <w:tc>
           <w:tcPr>
             <w:tcW w:w="0" w:type="auto"/>
+            <w:vMerge w:val="restart"/>
             <w:vAlign w:val="center"/>
           </w:tcPr>
           <w:p>
@@ -1854,13 +2123,13 @@
         </w:tc>
         <w:tc>
           <w:tcPr>
-            <w:tcW w:w="3959" w:type="dxa"/>
-            <w:vAlign w:val="center"/>
-          </w:tcPr>
-          <w:p>
-            <w:pPr>
-              <w:rPr>
-                <w:rFonts w:hint="default" w:eastAsia="华文中宋" w:cs="华文中宋"/>
+            <w:tcW w:w="0" w:type="auto"/>
+            <w:vAlign w:val="center"/>
+          </w:tcPr>
+          <w:p>
+            <w:pPr>
+              <w:rPr>
+                <w:rFonts w:hint="default" w:cs="华文中宋"/>
                 <w:bCs/>
                 <w:color w:val="FF0000"/>
                 <w:spacing w:val="7"/>
@@ -1875,39 +2144,51 @@
                 <w:spacing w:val="7"/>
                 <w:lang w:val="en-US" w:eastAsia="zh-CN"/>
               </w:rPr>
-              <w:t>plan_single(start_state, goal_pose)</w:t>
-            </w:r>
-          </w:p>
-        </w:tc>
-        <w:tc>
-          <w:tcPr>
-            <w:tcW w:w="1506" w:type="dxa"/>
-            <w:vAlign w:val="center"/>
-          </w:tcPr>
-          <w:p>
-            <w:pPr>
-              <w:rPr>
-                <w:rFonts w:hint="default" w:eastAsia="华文中宋" w:cs="华文中宋"/>
-                <w:bCs/>
-                <w:color w:val="C0504D" w:themeColor="accent2"/>
+              <w:t>add_camera_frame(</w:t>
+            </w:r>
+            <w:r>
+              <w:rPr>
+                <w:rFonts w:hint="eastAsia"/>
+                <w:lang w:val="en-US" w:eastAsia="zh-CN"/>
+              </w:rPr>
+              <w:t>CameraObservation</w:t>
+            </w:r>
+            <w:r>
+              <w:rPr>
+                <w:rFonts w:hint="eastAsia" w:cs="华文中宋"/>
+                <w:bCs/>
+                <w:color w:val="FF0000"/>
                 <w:spacing w:val="7"/>
                 <w:lang w:val="en-US" w:eastAsia="zh-CN"/>
-                <w14:textFill>
-                  <w14:solidFill>
-                    <w14:schemeClr w14:val="accent2"/>
-                  </w14:solidFill>
-                </w14:textFill>
-              </w:rPr>
-            </w:pPr>
-            <w:r>
-              <w:rPr>
-                <w:rFonts w:hint="eastAsia" w:cs="华文中宋"/>
+              </w:rPr>
+              <w:t>, obstacle_name)</w:t>
+            </w:r>
+          </w:p>
+        </w:tc>
+        <w:tc>
+          <w:tcPr>
+            <w:tcW w:w="0" w:type="auto"/>
+            <w:vAlign w:val="center"/>
+          </w:tcPr>
+          <w:p>
+            <w:pPr>
+              <w:rPr>
+                <w:rFonts w:hint="default" w:cs="华文中宋"/>
                 <w:bCs/>
                 <w:color w:val="EA82F1"/>
                 <w:szCs w:val="24"/>
                 <w:lang w:val="en-US" w:eastAsia="zh-CN"/>
               </w:rPr>
-              <w:t>运动规划</w:t>
+            </w:pPr>
+            <w:r>
+              <w:rPr>
+                <w:rFonts w:hint="eastAsia" w:cs="华文中宋"/>
+                <w:bCs/>
+                <w:color w:val="EA82F1"/>
+                <w:szCs w:val="24"/>
+                <w:lang w:val="en-US" w:eastAsia="zh-CN"/>
+              </w:rPr>
+              <w:t>添加到nvblox</w:t>
             </w:r>
           </w:p>
         </w:tc>
@@ -1932,11 +2213,70 @@
         <w:tc>
           <w:tcPr>
             <w:tcW w:w="0" w:type="auto"/>
-            <w:gridSpan w:val="3"/>
-            <w:vAlign w:val="center"/>
-          </w:tcPr>
-          <w:p>
-            <w:pPr>
+            <w:vMerge w:val="continue"/>
+            <w:tcBorders/>
+            <w:vAlign w:val="center"/>
+          </w:tcPr>
+          <w:p>
+            <w:pPr>
+              <w:rPr>
+                <w:rFonts w:hint="default" w:eastAsia="华文中宋" w:cs="华文中宋"/>
+                <w:bCs/>
+                <w:color w:val="FF0000"/>
+                <w:spacing w:val="7"/>
+                <w:lang w:val="en-US" w:eastAsia="zh-CN"/>
+              </w:rPr>
+            </w:pPr>
+          </w:p>
+        </w:tc>
+        <w:tc>
+          <w:tcPr>
+            <w:tcW w:w="0" w:type="auto"/>
+            <w:vAlign w:val="center"/>
+          </w:tcPr>
+          <w:p>
+            <w:pPr>
+              <w:rPr>
+                <w:rFonts w:hint="default" w:eastAsia="华文中宋" w:cs="华文中宋"/>
+                <w:bCs/>
+                <w:color w:val="FF0000"/>
+                <w:spacing w:val="7"/>
+                <w:lang w:val="en-US" w:eastAsia="zh-CN"/>
+              </w:rPr>
+            </w:pPr>
+            <w:r>
+              <w:rPr>
+                <w:rFonts w:hint="eastAsia" w:cs="华文中宋"/>
+                <w:bCs/>
+                <w:color w:val="FF0000"/>
+                <w:spacing w:val="7"/>
+                <w:lang w:val="en-US" w:eastAsia="zh-CN"/>
+              </w:rPr>
+              <w:t>plan_single(start_state, goal_pose)</w:t>
+            </w:r>
+          </w:p>
+        </w:tc>
+        <w:tc>
+          <w:tcPr>
+            <w:tcW w:w="0" w:type="auto"/>
+            <w:vAlign w:val="center"/>
+          </w:tcPr>
+          <w:p>
+            <w:pPr>
+              <w:rPr>
+                <w:rFonts w:hint="default" w:eastAsia="华文中宋" w:cs="华文中宋"/>
+                <w:bCs/>
+                <w:color w:val="C0504D" w:themeColor="accent2"/>
+                <w:spacing w:val="7"/>
+                <w:lang w:val="en-US" w:eastAsia="zh-CN"/>
+                <w14:textFill>
+                  <w14:solidFill>
+                    <w14:schemeClr w14:val="accent2"/>
+                  </w14:solidFill>
+                </w14:textFill>
+              </w:rPr>
+            </w:pPr>
+            <w:r>
               <w:rPr>
                 <w:rFonts w:hint="eastAsia" w:cs="华文中宋"/>
                 <w:bCs/>
@@ -1944,7 +2284,8 @@
                 <w:szCs w:val="24"/>
                 <w:lang w:val="en-US" w:eastAsia="zh-CN"/>
               </w:rPr>
-            </w:pPr>
+              <w:t>运动规划</w:t>
+            </w:r>
           </w:p>
         </w:tc>
       </w:tr>
@@ -1967,23 +2308,33 @@
         </w:tblPrEx>
         <w:tc>
           <w:tcPr>
-            <w:tcW w:w="5072" w:type="dxa"/>
-            <w:gridSpan w:val="2"/>
-            <w:shd w:val="clear" w:color="auto" w:fill="auto"/>
-            <w:vAlign w:val="center"/>
-          </w:tcPr>
-          <w:p>
-            <w:pPr>
-              <w:rPr>
-                <w:rFonts w:hint="eastAsia" w:ascii="华文中宋" w:hAnsi="华文中宋" w:eastAsia="华文中宋" w:cs="华文中宋"/>
-                <w:b/>
+            <w:tcW w:w="0" w:type="auto"/>
+            <w:vMerge w:val="continue"/>
+            <w:tcBorders/>
+            <w:vAlign w:val="center"/>
+          </w:tcPr>
+          <w:p>
+            <w:pPr>
+              <w:rPr>
+                <w:rFonts w:hint="eastAsia"/>
+                <w:lang w:val="en-US" w:eastAsia="zh-CN"/>
+              </w:rPr>
+            </w:pPr>
+          </w:p>
+        </w:tc>
+        <w:tc>
+          <w:tcPr>
+            <w:tcW w:w="0" w:type="auto"/>
+            <w:vAlign w:val="center"/>
+          </w:tcPr>
+          <w:p>
+            <w:pPr>
+              <w:rPr>
+                <w:rFonts w:hint="default" w:cs="华文中宋"/>
                 <w:bCs/>
                 <w:color w:val="FF0000"/>
                 <w:spacing w:val="7"/>
-                <w:kern w:val="2"/>
-                <w:sz w:val="21"/>
-                <w:szCs w:val="21"/>
-                <w:lang w:val="en-US" w:eastAsia="zh-CN" w:bidi="ar-SA"/>
+                <w:lang w:val="en-US" w:eastAsia="zh-CN"/>
               </w:rPr>
             </w:pPr>
             <w:r>
@@ -1994,36 +2345,17 @@
                 <w:spacing w:val="7"/>
                 <w:lang w:val="en-US" w:eastAsia="zh-CN"/>
               </w:rPr>
-              <w:t>MotionGenResult</w:t>
-            </w:r>
-          </w:p>
-        </w:tc>
-        <w:tc>
-          <w:tcPr>
-            <w:tcW w:w="1506" w:type="dxa"/>
-            <w:shd w:val="clear" w:color="auto" w:fill="auto"/>
-            <w:vAlign w:val="center"/>
-          </w:tcPr>
-          <w:p>
-            <w:pPr>
-              <w:rPr>
-                <w:rFonts w:hint="eastAsia" w:ascii="华文中宋" w:hAnsi="华文中宋" w:eastAsia="华文中宋" w:cs="华文中宋"/>
-                <w:b/>
-                <w:bCs/>
-                <w:color w:val="C0504D" w:themeColor="accent2"/>
-                <w:spacing w:val="7"/>
-                <w:kern w:val="2"/>
-                <w:sz w:val="21"/>
-                <w:szCs w:val="21"/>
-                <w:lang w:val="en-US" w:eastAsia="zh-CN" w:bidi="ar-SA"/>
-                <w14:textFill>
-                  <w14:solidFill>
-                    <w14:schemeClr w14:val="accent2"/>
-                  </w14:solidFill>
-                </w14:textFill>
-              </w:rPr>
-            </w:pPr>
-            <w:r>
+              <w:t>plan_grasp(start_state, grasp_poses)</w:t>
+            </w:r>
+          </w:p>
+        </w:tc>
+        <w:tc>
+          <w:tcPr>
+            <w:tcW w:w="0" w:type="auto"/>
+            <w:vAlign w:val="center"/>
+          </w:tcPr>
+          <w:p>
+            <w:pPr>
               <w:rPr>
                 <w:rFonts w:hint="eastAsia" w:cs="华文中宋"/>
                 <w:bCs/>
@@ -2031,14 +2363,16 @@
                 <w:szCs w:val="24"/>
                 <w:lang w:val="en-US" w:eastAsia="zh-CN"/>
               </w:rPr>
-              <w:t>运动生成</w:t>
-            </w:r>
-            <w:r>
-              <w:rPr>
-                <w:rFonts w:hint="eastAsia"/>
-                <w:lang w:val="en-US" w:eastAsia="zh-CN"/>
-              </w:rPr>
-              <w:t>结果</w:t>
+            </w:pPr>
+            <w:r>
+              <w:rPr>
+                <w:rFonts w:hint="eastAsia" w:cs="华文中宋"/>
+                <w:bCs/>
+                <w:color w:val="EA82F1"/>
+                <w:szCs w:val="24"/>
+                <w:lang w:val="en-US" w:eastAsia="zh-CN"/>
+              </w:rPr>
+              <w:t>抓取规划</w:t>
             </w:r>
           </w:p>
         </w:tc>
@@ -2063,6 +2397,43 @@
         <w:tc>
           <w:tcPr>
             <w:tcW w:w="0" w:type="auto"/>
+            <w:gridSpan w:val="3"/>
+            <w:vAlign w:val="center"/>
+          </w:tcPr>
+          <w:p>
+            <w:pPr>
+              <w:rPr>
+                <w:rFonts w:hint="eastAsia" w:cs="华文中宋"/>
+                <w:bCs/>
+                <w:color w:val="EA82F1"/>
+                <w:szCs w:val="24"/>
+                <w:lang w:val="en-US" w:eastAsia="zh-CN"/>
+              </w:rPr>
+            </w:pPr>
+          </w:p>
+        </w:tc>
+      </w:tr>
+      <w:tr>
+        <w:tblPrEx>
+          <w:tblBorders>
+            <w:top w:val="single" w:color="auto" w:sz="4" w:space="0"/>
+            <w:left w:val="single" w:color="auto" w:sz="4" w:space="0"/>
+            <w:bottom w:val="single" w:color="auto" w:sz="4" w:space="0"/>
+            <w:right w:val="single" w:color="auto" w:sz="4" w:space="0"/>
+            <w:insideH w:val="single" w:color="auto" w:sz="4" w:space="0"/>
+            <w:insideV w:val="single" w:color="auto" w:sz="4" w:space="0"/>
+          </w:tblBorders>
+          <w:tblCellMar>
+            <w:top w:w="0" w:type="dxa"/>
+            <w:left w:w="108" w:type="dxa"/>
+            <w:bottom w:w="0" w:type="dxa"/>
+            <w:right w:w="108" w:type="dxa"/>
+          </w:tblCellMar>
+        </w:tblPrEx>
+        <w:tc>
+          <w:tcPr>
+            <w:tcW w:w="0" w:type="auto"/>
+            <w:gridSpan w:val="2"/>
             <w:shd w:val="clear" w:color="auto" w:fill="auto"/>
             <w:vAlign w:val="center"/>
           </w:tcPr>
@@ -2082,23 +2453,88 @@
             </w:pPr>
             <w:r>
               <w:rPr>
-                <w:rFonts w:hint="eastAsia"/>
-                <w:lang w:val="en-US" w:eastAsia="zh-CN"/>
-              </w:rPr>
-              <w:t>实例方法</w:t>
-            </w:r>
-          </w:p>
-        </w:tc>
-        <w:tc>
-          <w:tcPr>
-            <w:tcW w:w="3959" w:type="dxa"/>
+                <w:rFonts w:hint="eastAsia" w:cs="华文中宋"/>
+                <w:bCs/>
+                <w:color w:val="FF0000"/>
+                <w:spacing w:val="7"/>
+                <w:lang w:val="en-US" w:eastAsia="zh-CN"/>
+              </w:rPr>
+              <w:t>MotionGenResult</w:t>
+            </w:r>
+          </w:p>
+        </w:tc>
+        <w:tc>
+          <w:tcPr>
+            <w:tcW w:w="0" w:type="auto"/>
             <w:shd w:val="clear" w:color="auto" w:fill="auto"/>
             <w:vAlign w:val="center"/>
           </w:tcPr>
           <w:p>
             <w:pPr>
               <w:rPr>
-                <w:rFonts w:hint="default" w:ascii="华文中宋" w:hAnsi="华文中宋" w:eastAsia="华文中宋" w:cs="华文中宋"/>
+                <w:rFonts w:hint="eastAsia" w:ascii="华文中宋" w:hAnsi="华文中宋" w:eastAsia="华文中宋" w:cs="华文中宋"/>
+                <w:b/>
+                <w:bCs/>
+                <w:color w:val="C0504D" w:themeColor="accent2"/>
+                <w:spacing w:val="7"/>
+                <w:kern w:val="2"/>
+                <w:sz w:val="21"/>
+                <w:szCs w:val="21"/>
+                <w:lang w:val="en-US" w:eastAsia="zh-CN" w:bidi="ar-SA"/>
+                <w14:textFill>
+                  <w14:solidFill>
+                    <w14:schemeClr w14:val="accent2"/>
+                  </w14:solidFill>
+                </w14:textFill>
+              </w:rPr>
+            </w:pPr>
+            <w:r>
+              <w:rPr>
+                <w:rFonts w:hint="eastAsia" w:cs="华文中宋"/>
+                <w:bCs/>
+                <w:color w:val="EA82F1"/>
+                <w:szCs w:val="24"/>
+                <w:lang w:val="en-US" w:eastAsia="zh-CN"/>
+              </w:rPr>
+              <w:t>运动生成</w:t>
+            </w:r>
+            <w:r>
+              <w:rPr>
+                <w:rFonts w:hint="eastAsia"/>
+                <w:lang w:val="en-US" w:eastAsia="zh-CN"/>
+              </w:rPr>
+              <w:t>结果</w:t>
+            </w:r>
+          </w:p>
+        </w:tc>
+      </w:tr>
+      <w:tr>
+        <w:tblPrEx>
+          <w:tblBorders>
+            <w:top w:val="single" w:color="auto" w:sz="4" w:space="0"/>
+            <w:left w:val="single" w:color="auto" w:sz="4" w:space="0"/>
+            <w:bottom w:val="single" w:color="auto" w:sz="4" w:space="0"/>
+            <w:right w:val="single" w:color="auto" w:sz="4" w:space="0"/>
+            <w:insideH w:val="single" w:color="auto" w:sz="4" w:space="0"/>
+            <w:insideV w:val="single" w:color="auto" w:sz="4" w:space="0"/>
+          </w:tblBorders>
+          <w:tblCellMar>
+            <w:top w:w="0" w:type="dxa"/>
+            <w:left w:w="108" w:type="dxa"/>
+            <w:bottom w:w="0" w:type="dxa"/>
+            <w:right w:w="108" w:type="dxa"/>
+          </w:tblCellMar>
+        </w:tblPrEx>
+        <w:tc>
+          <w:tcPr>
+            <w:tcW w:w="0" w:type="auto"/>
+            <w:shd w:val="clear" w:color="auto" w:fill="auto"/>
+            <w:vAlign w:val="center"/>
+          </w:tcPr>
+          <w:p>
+            <w:pPr>
+              <w:rPr>
+                <w:rFonts w:hint="eastAsia" w:ascii="华文中宋" w:hAnsi="华文中宋" w:eastAsia="华文中宋" w:cs="华文中宋"/>
                 <w:b/>
                 <w:bCs/>
                 <w:color w:val="FF0000"/>
@@ -2111,7 +2547,23 @@
             </w:pPr>
             <w:r>
               <w:rPr>
-                <w:rFonts w:hint="eastAsia" w:cs="华文中宋"/>
+                <w:rFonts w:hint="eastAsia"/>
+                <w:lang w:val="en-US" w:eastAsia="zh-CN"/>
+              </w:rPr>
+              <w:t>实例方法</w:t>
+            </w:r>
+          </w:p>
+        </w:tc>
+        <w:tc>
+          <w:tcPr>
+            <w:tcW w:w="0" w:type="auto"/>
+            <w:shd w:val="clear" w:color="auto" w:fill="auto"/>
+            <w:vAlign w:val="center"/>
+          </w:tcPr>
+          <w:p>
+            <w:pPr>
+              <w:rPr>
+                <w:rFonts w:hint="default" w:ascii="华文中宋" w:hAnsi="华文中宋" w:eastAsia="华文中宋" w:cs="华文中宋"/>
                 <w:b/>
                 <w:bCs/>
                 <w:color w:val="FF0000"/>
@@ -2121,13 +2573,26 @@
                 <w:szCs w:val="21"/>
                 <w:lang w:val="en-US" w:eastAsia="zh-CN" w:bidi="ar-SA"/>
               </w:rPr>
+            </w:pPr>
+            <w:r>
+              <w:rPr>
+                <w:rFonts w:hint="eastAsia" w:cs="华文中宋"/>
+                <w:b/>
+                <w:bCs/>
+                <w:color w:val="FF0000"/>
+                <w:spacing w:val="7"/>
+                <w:kern w:val="2"/>
+                <w:sz w:val="21"/>
+                <w:szCs w:val="21"/>
+                <w:lang w:val="en-US" w:eastAsia="zh-CN" w:bidi="ar-SA"/>
+              </w:rPr>
               <w:t>get_interpolated_plan()</w:t>
             </w:r>
           </w:p>
         </w:tc>
         <w:tc>
           <w:tcPr>
-            <w:tcW w:w="1506" w:type="dxa"/>
+            <w:tcW w:w="0" w:type="auto"/>
             <w:shd w:val="clear" w:color="auto" w:fill="auto"/>
             <w:vAlign w:val="center"/>
           </w:tcPr>
@@ -2244,7 +2709,7 @@
                 <w:rFonts w:hint="eastAsia"/>
                 <w:lang w:val="en-US" w:eastAsia="zh-CN"/>
               </w:rPr>
-              <w:t>wrap.reacher.ik_solver：</w:t>
+              <w:t>ik_solver：</w:t>
             </w:r>
           </w:p>
         </w:tc>
@@ -2801,6 +3266,972 @@
         </w:tc>
       </w:tr>
     </w:tbl>
+    <w:p>
+      <w:pPr>
+        <w:bidi w:val="0"/>
+        <w:outlineLvl w:val="9"/>
+        <w:rPr>
+          <w:rFonts w:hint="eastAsia"/>
+          <w:lang w:val="en-US" w:eastAsia="zh-CN"/>
+        </w:rPr>
+      </w:pPr>
+    </w:p>
+    <w:p>
+      <w:pPr>
+        <w:bidi w:val="0"/>
+        <w:outlineLvl w:val="9"/>
+        <w:rPr>
+          <w:rFonts w:hint="eastAsia"/>
+          <w:lang w:val="en-US" w:eastAsia="zh-CN"/>
+        </w:rPr>
+      </w:pPr>
+    </w:p>
+    <w:p>
+      <w:pPr>
+        <w:pStyle w:val="3"/>
+        <w:bidi w:val="0"/>
+        <w:rPr>
+          <w:rFonts w:hint="eastAsia"/>
+          <w:lang w:val="en-US" w:eastAsia="zh-CN"/>
+        </w:rPr>
+      </w:pPr>
+      <w:r>
+        <w:rPr>
+          <w:rFonts w:hint="eastAsia"/>
+          <w:lang w:val="en-US" w:eastAsia="zh-CN"/>
+        </w:rPr>
+        <w:t>拓展rollout：</w:t>
+      </w:r>
+    </w:p>
+    <w:p>
+      <w:pPr>
+        <w:rPr>
+          <w:rFonts w:hint="eastAsia"/>
+          <w:lang w:val="en-US" w:eastAsia="zh-CN"/>
+        </w:rPr>
+      </w:pPr>
+    </w:p>
+    <w:p>
+      <w:pPr>
+        <w:pStyle w:val="4"/>
+        <w:bidi w:val="0"/>
+        <w:rPr>
+          <w:rFonts w:hint="eastAsia"/>
+          <w:lang w:val="en-US" w:eastAsia="zh-CN"/>
+        </w:rPr>
+      </w:pPr>
+      <w:r>
+        <w:rPr>
+          <w:rFonts w:hint="eastAsia"/>
+          <w:lang w:val="en-US" w:eastAsia="zh-CN"/>
+        </w:rPr>
+        <w:t>代价cost：</w:t>
+      </w:r>
+    </w:p>
+    <w:tbl>
+      <w:tblPr>
+        <w:tblStyle w:val="8"/>
+        <w:tblW w:w="0" w:type="auto"/>
+        <w:tblInd w:w="0" w:type="dxa"/>
+        <w:tblBorders>
+          <w:top w:val="single" w:color="auto" w:sz="4" w:space="0"/>
+          <w:left w:val="single" w:color="auto" w:sz="4" w:space="0"/>
+          <w:bottom w:val="single" w:color="auto" w:sz="4" w:space="0"/>
+          <w:right w:val="single" w:color="auto" w:sz="4" w:space="0"/>
+          <w:insideH w:val="single" w:color="auto" w:sz="4" w:space="0"/>
+          <w:insideV w:val="single" w:color="auto" w:sz="4" w:space="0"/>
+        </w:tblBorders>
+        <w:tblLayout w:type="autofit"/>
+        <w:tblCellMar>
+          <w:top w:w="0" w:type="dxa"/>
+          <w:left w:w="108" w:type="dxa"/>
+          <w:bottom w:w="0" w:type="dxa"/>
+          <w:right w:w="108" w:type="dxa"/>
+        </w:tblCellMar>
+      </w:tblPr>
+      <w:tblGrid>
+        <w:gridCol w:w="1134"/>
+        <w:gridCol w:w="2021"/>
+        <w:gridCol w:w="1057"/>
+      </w:tblGrid>
+      <w:tr>
+        <w:tblPrEx>
+          <w:tblBorders>
+            <w:top w:val="single" w:color="auto" w:sz="4" w:space="0"/>
+            <w:left w:val="single" w:color="auto" w:sz="4" w:space="0"/>
+            <w:bottom w:val="single" w:color="auto" w:sz="4" w:space="0"/>
+            <w:right w:val="single" w:color="auto" w:sz="4" w:space="0"/>
+            <w:insideH w:val="single" w:color="auto" w:sz="4" w:space="0"/>
+            <w:insideV w:val="single" w:color="auto" w:sz="4" w:space="0"/>
+          </w:tblBorders>
+          <w:tblCellMar>
+            <w:top w:w="0" w:type="dxa"/>
+            <w:left w:w="108" w:type="dxa"/>
+            <w:bottom w:w="0" w:type="dxa"/>
+            <w:right w:w="108" w:type="dxa"/>
+          </w:tblCellMar>
+        </w:tblPrEx>
+        <w:tc>
+          <w:tcPr>
+            <w:tcW w:w="0" w:type="auto"/>
+            <w:gridSpan w:val="2"/>
+            <w:shd w:val="clear" w:color="auto" w:fill="auto"/>
+            <w:vAlign w:val="center"/>
+          </w:tcPr>
+          <w:p>
+            <w:pPr>
+              <w:rPr>
+                <w:rFonts w:hint="default" w:ascii="华文中宋" w:hAnsi="华文中宋" w:eastAsia="华文中宋" w:cs="华文中宋"/>
+                <w:b/>
+                <w:bCs/>
+                <w:color w:val="FF0000"/>
+                <w:spacing w:val="7"/>
+                <w:kern w:val="2"/>
+                <w:sz w:val="21"/>
+                <w:szCs w:val="21"/>
+                <w:lang w:val="en-US" w:eastAsia="zh-CN" w:bidi="ar-SA"/>
+              </w:rPr>
+            </w:pPr>
+            <w:r>
+              <w:rPr>
+                <w:rFonts w:hint="eastAsia" w:cs="华文中宋"/>
+                <w:b/>
+                <w:bCs/>
+                <w:color w:val="FF0000"/>
+                <w:spacing w:val="7"/>
+                <w:kern w:val="2"/>
+                <w:sz w:val="21"/>
+                <w:szCs w:val="21"/>
+                <w:lang w:val="en-US" w:eastAsia="zh-CN" w:bidi="ar-SA"/>
+              </w:rPr>
+              <w:t>cost_base.CostBase(config)</w:t>
+            </w:r>
+          </w:p>
+        </w:tc>
+        <w:tc>
+          <w:tcPr>
+            <w:tcW w:w="0" w:type="auto"/>
+            <w:shd w:val="clear" w:color="auto" w:fill="auto"/>
+            <w:vAlign w:val="center"/>
+          </w:tcPr>
+          <w:p>
+            <w:pPr>
+              <w:rPr>
+                <w:rFonts w:hint="default" w:ascii="华文中宋" w:hAnsi="华文中宋" w:eastAsia="华文中宋" w:cs="华文中宋"/>
+                <w:b/>
+                <w:bCs/>
+                <w:color w:val="C0504D" w:themeColor="accent2"/>
+                <w:spacing w:val="7"/>
+                <w:kern w:val="2"/>
+                <w:sz w:val="21"/>
+                <w:szCs w:val="21"/>
+                <w:lang w:val="en-US" w:eastAsia="zh-CN" w:bidi="ar-SA"/>
+                <w14:textFill>
+                  <w14:solidFill>
+                    <w14:schemeClr w14:val="accent2"/>
+                  </w14:solidFill>
+                </w14:textFill>
+              </w:rPr>
+            </w:pPr>
+            <w:r>
+              <w:rPr>
+                <w:rFonts w:hint="eastAsia" w:cs="华文中宋"/>
+                <w:bCs/>
+                <w:color w:val="EA82F1"/>
+                <w:szCs w:val="24"/>
+                <w:lang w:val="en-US" w:eastAsia="zh-CN"/>
+              </w:rPr>
+              <w:t>代价基类</w:t>
+            </w:r>
+          </w:p>
+        </w:tc>
+      </w:tr>
+      <w:tr>
+        <w:tblPrEx>
+          <w:tblBorders>
+            <w:top w:val="single" w:color="auto" w:sz="4" w:space="0"/>
+            <w:left w:val="single" w:color="auto" w:sz="4" w:space="0"/>
+            <w:bottom w:val="single" w:color="auto" w:sz="4" w:space="0"/>
+            <w:right w:val="single" w:color="auto" w:sz="4" w:space="0"/>
+            <w:insideH w:val="single" w:color="auto" w:sz="4" w:space="0"/>
+            <w:insideV w:val="single" w:color="auto" w:sz="4" w:space="0"/>
+          </w:tblBorders>
+          <w:tblCellMar>
+            <w:top w:w="0" w:type="dxa"/>
+            <w:left w:w="108" w:type="dxa"/>
+            <w:bottom w:w="0" w:type="dxa"/>
+            <w:right w:w="108" w:type="dxa"/>
+          </w:tblCellMar>
+        </w:tblPrEx>
+        <w:tc>
+          <w:tcPr>
+            <w:tcW w:w="0" w:type="auto"/>
+            <w:shd w:val="clear" w:color="auto" w:fill="auto"/>
+            <w:vAlign w:val="center"/>
+          </w:tcPr>
+          <w:p>
+            <w:pPr>
+              <w:rPr>
+                <w:rFonts w:hint="eastAsia" w:ascii="华文中宋" w:hAnsi="华文中宋" w:eastAsia="华文中宋" w:cs="华文中宋"/>
+                <w:b/>
+                <w:bCs/>
+                <w:color w:val="FF0000"/>
+                <w:spacing w:val="7"/>
+                <w:kern w:val="2"/>
+                <w:sz w:val="21"/>
+                <w:szCs w:val="21"/>
+                <w:lang w:val="en-US" w:eastAsia="zh-CN" w:bidi="ar-SA"/>
+              </w:rPr>
+            </w:pPr>
+            <w:r>
+              <w:rPr>
+                <w:rFonts w:hint="eastAsia"/>
+                <w:lang w:val="en-US" w:eastAsia="zh-CN"/>
+              </w:rPr>
+              <w:t>实例方法</w:t>
+            </w:r>
+          </w:p>
+        </w:tc>
+        <w:tc>
+          <w:tcPr>
+            <w:tcW w:w="0" w:type="auto"/>
+            <w:shd w:val="clear" w:color="auto" w:fill="auto"/>
+            <w:vAlign w:val="center"/>
+          </w:tcPr>
+          <w:p>
+            <w:pPr>
+              <w:rPr>
+                <w:rFonts w:hint="default" w:ascii="华文中宋" w:hAnsi="华文中宋" w:eastAsia="华文中宋" w:cs="华文中宋"/>
+                <w:b/>
+                <w:bCs/>
+                <w:color w:val="FF0000"/>
+                <w:spacing w:val="7"/>
+                <w:kern w:val="2"/>
+                <w:sz w:val="21"/>
+                <w:szCs w:val="21"/>
+                <w:lang w:val="en-US" w:eastAsia="zh-CN" w:bidi="ar-SA"/>
+              </w:rPr>
+            </w:pPr>
+            <w:r>
+              <w:rPr>
+                <w:rFonts w:hint="eastAsia" w:cs="华文中宋"/>
+                <w:b/>
+                <w:bCs/>
+                <w:color w:val="FF0000"/>
+                <w:spacing w:val="7"/>
+                <w:kern w:val="2"/>
+                <w:sz w:val="21"/>
+                <w:szCs w:val="21"/>
+                <w:lang w:val="en-US" w:eastAsia="zh-CN" w:bidi="ar-SA"/>
+              </w:rPr>
+              <w:t>forward(q)</w:t>
+            </w:r>
+          </w:p>
+        </w:tc>
+        <w:tc>
+          <w:tcPr>
+            <w:tcW w:w="0" w:type="auto"/>
+            <w:shd w:val="clear" w:color="auto" w:fill="auto"/>
+            <w:vAlign w:val="center"/>
+          </w:tcPr>
+          <w:p>
+            <w:pPr>
+              <w:rPr>
+                <w:rFonts w:hint="eastAsia" w:ascii="华文中宋" w:hAnsi="华文中宋" w:eastAsia="华文中宋" w:cs="华文中宋"/>
+                <w:b/>
+                <w:bCs/>
+                <w:color w:val="C0504D" w:themeColor="accent2"/>
+                <w:spacing w:val="7"/>
+                <w:kern w:val="2"/>
+                <w:sz w:val="21"/>
+                <w:szCs w:val="21"/>
+                <w:lang w:val="en-US" w:eastAsia="zh-CN" w:bidi="ar-SA"/>
+                <w14:textFill>
+                  <w14:solidFill>
+                    <w14:schemeClr w14:val="accent2"/>
+                  </w14:solidFill>
+                </w14:textFill>
+              </w:rPr>
+            </w:pPr>
+          </w:p>
+        </w:tc>
+      </w:tr>
+    </w:tbl>
+    <w:p>
+      <w:pPr>
+        <w:rPr>
+          <w:rFonts w:hint="eastAsia"/>
+          <w:lang w:val="en-US" w:eastAsia="zh-CN"/>
+        </w:rPr>
+      </w:pPr>
+    </w:p>
+    <w:tbl>
+      <w:tblPr>
+        <w:tblStyle w:val="8"/>
+        <w:tblW w:w="0" w:type="auto"/>
+        <w:tblInd w:w="0" w:type="dxa"/>
+        <w:tblBorders>
+          <w:top w:val="single" w:color="auto" w:sz="4" w:space="0"/>
+          <w:left w:val="single" w:color="auto" w:sz="4" w:space="0"/>
+          <w:bottom w:val="single" w:color="auto" w:sz="4" w:space="0"/>
+          <w:right w:val="single" w:color="auto" w:sz="4" w:space="0"/>
+          <w:insideH w:val="single" w:color="auto" w:sz="4" w:space="0"/>
+          <w:insideV w:val="single" w:color="auto" w:sz="4" w:space="0"/>
+        </w:tblBorders>
+        <w:tblLayout w:type="autofit"/>
+        <w:tblCellMar>
+          <w:top w:w="0" w:type="dxa"/>
+          <w:left w:w="108" w:type="dxa"/>
+          <w:bottom w:w="0" w:type="dxa"/>
+          <w:right w:w="108" w:type="dxa"/>
+        </w:tblCellMar>
+      </w:tblPr>
+      <w:tblGrid>
+        <w:gridCol w:w="1057"/>
+        <w:gridCol w:w="2116"/>
+        <w:gridCol w:w="1057"/>
+      </w:tblGrid>
+      <w:tr>
+        <w:tblPrEx>
+          <w:tblBorders>
+            <w:top w:val="single" w:color="auto" w:sz="4" w:space="0"/>
+            <w:left w:val="single" w:color="auto" w:sz="4" w:space="0"/>
+            <w:bottom w:val="single" w:color="auto" w:sz="4" w:space="0"/>
+            <w:right w:val="single" w:color="auto" w:sz="4" w:space="0"/>
+            <w:insideH w:val="single" w:color="auto" w:sz="4" w:space="0"/>
+            <w:insideV w:val="single" w:color="auto" w:sz="4" w:space="0"/>
+          </w:tblBorders>
+          <w:tblCellMar>
+            <w:top w:w="0" w:type="dxa"/>
+            <w:left w:w="108" w:type="dxa"/>
+            <w:bottom w:w="0" w:type="dxa"/>
+            <w:right w:w="108" w:type="dxa"/>
+          </w:tblCellMar>
+        </w:tblPrEx>
+        <w:tc>
+          <w:tcPr>
+            <w:tcW w:w="0" w:type="auto"/>
+            <w:gridSpan w:val="2"/>
+            <w:shd w:val="clear" w:color="auto" w:fill="auto"/>
+            <w:vAlign w:val="center"/>
+          </w:tcPr>
+          <w:p>
+            <w:pPr>
+              <w:rPr>
+                <w:rFonts w:hint="default" w:ascii="华文中宋" w:hAnsi="华文中宋" w:eastAsia="华文中宋" w:cs="华文中宋"/>
+                <w:b/>
+                <w:bCs/>
+                <w:color w:val="FF0000"/>
+                <w:spacing w:val="7"/>
+                <w:kern w:val="2"/>
+                <w:sz w:val="21"/>
+                <w:szCs w:val="21"/>
+                <w:lang w:val="en-US" w:eastAsia="zh-CN" w:bidi="ar-SA"/>
+              </w:rPr>
+            </w:pPr>
+            <w:r>
+              <w:rPr>
+                <w:rFonts w:hint="eastAsia" w:cs="华文中宋"/>
+                <w:b/>
+                <w:bCs/>
+                <w:color w:val="FF0000"/>
+                <w:spacing w:val="7"/>
+                <w:kern w:val="2"/>
+                <w:sz w:val="21"/>
+                <w:szCs w:val="21"/>
+                <w:lang w:val="en-US" w:eastAsia="zh-CN" w:bidi="ar-SA"/>
+              </w:rPr>
+              <w:t>dist_cost.DistCost(config)</w:t>
+            </w:r>
+          </w:p>
+        </w:tc>
+        <w:tc>
+          <w:tcPr>
+            <w:tcW w:w="0" w:type="auto"/>
+            <w:shd w:val="clear" w:color="auto" w:fill="auto"/>
+            <w:vAlign w:val="center"/>
+          </w:tcPr>
+          <w:p>
+            <w:pPr>
+              <w:rPr>
+                <w:rFonts w:hint="eastAsia" w:ascii="华文中宋" w:hAnsi="华文中宋" w:eastAsia="华文中宋" w:cs="华文中宋"/>
+                <w:b/>
+                <w:bCs/>
+                <w:color w:val="C0504D" w:themeColor="accent2"/>
+                <w:spacing w:val="7"/>
+                <w:kern w:val="2"/>
+                <w:sz w:val="21"/>
+                <w:szCs w:val="21"/>
+                <w:lang w:val="en-US" w:eastAsia="zh-CN" w:bidi="ar-SA"/>
+                <w14:textFill>
+                  <w14:solidFill>
+                    <w14:schemeClr w14:val="accent2"/>
+                  </w14:solidFill>
+                </w14:textFill>
+              </w:rPr>
+            </w:pPr>
+          </w:p>
+        </w:tc>
+      </w:tr>
+      <w:tr>
+        <w:tblPrEx>
+          <w:tblBorders>
+            <w:top w:val="single" w:color="auto" w:sz="4" w:space="0"/>
+            <w:left w:val="single" w:color="auto" w:sz="4" w:space="0"/>
+            <w:bottom w:val="single" w:color="auto" w:sz="4" w:space="0"/>
+            <w:right w:val="single" w:color="auto" w:sz="4" w:space="0"/>
+            <w:insideH w:val="single" w:color="auto" w:sz="4" w:space="0"/>
+            <w:insideV w:val="single" w:color="auto" w:sz="4" w:space="0"/>
+          </w:tblBorders>
+          <w:tblCellMar>
+            <w:top w:w="0" w:type="dxa"/>
+            <w:left w:w="108" w:type="dxa"/>
+            <w:bottom w:w="0" w:type="dxa"/>
+            <w:right w:w="108" w:type="dxa"/>
+          </w:tblCellMar>
+        </w:tblPrEx>
+        <w:tc>
+          <w:tcPr>
+            <w:tcW w:w="0" w:type="auto"/>
+            <w:shd w:val="clear" w:color="auto" w:fill="auto"/>
+            <w:vAlign w:val="center"/>
+          </w:tcPr>
+          <w:p>
+            <w:pPr>
+              <w:rPr>
+                <w:rFonts w:hint="eastAsia" w:ascii="华文中宋" w:hAnsi="华文中宋" w:eastAsia="华文中宋" w:cs="华文中宋"/>
+                <w:b/>
+                <w:bCs/>
+                <w:color w:val="FF0000"/>
+                <w:spacing w:val="7"/>
+                <w:kern w:val="2"/>
+                <w:sz w:val="21"/>
+                <w:szCs w:val="21"/>
+                <w:lang w:val="en-US" w:eastAsia="zh-CN" w:bidi="ar-SA"/>
+              </w:rPr>
+            </w:pPr>
+            <w:r>
+              <w:rPr>
+                <w:rFonts w:hint="eastAsia"/>
+                <w:lang w:val="en-US" w:eastAsia="zh-CN"/>
+              </w:rPr>
+              <w:t>实例方法</w:t>
+            </w:r>
+          </w:p>
+        </w:tc>
+        <w:tc>
+          <w:tcPr>
+            <w:tcW w:w="0" w:type="auto"/>
+            <w:shd w:val="clear" w:color="auto" w:fill="auto"/>
+            <w:vAlign w:val="center"/>
+          </w:tcPr>
+          <w:p>
+            <w:pPr>
+              <w:rPr>
+                <w:rFonts w:hint="default" w:ascii="华文中宋" w:hAnsi="华文中宋" w:eastAsia="华文中宋" w:cs="华文中宋"/>
+                <w:b/>
+                <w:bCs/>
+                <w:color w:val="FF0000"/>
+                <w:spacing w:val="7"/>
+                <w:kern w:val="2"/>
+                <w:sz w:val="21"/>
+                <w:szCs w:val="21"/>
+                <w:lang w:val="en-US" w:eastAsia="zh-CN" w:bidi="ar-SA"/>
+              </w:rPr>
+            </w:pPr>
+            <w:r>
+              <w:rPr>
+                <w:rFonts w:hint="eastAsia" w:cs="华文中宋"/>
+                <w:b/>
+                <w:bCs/>
+                <w:color w:val="FF0000"/>
+                <w:spacing w:val="7"/>
+                <w:kern w:val="2"/>
+                <w:sz w:val="21"/>
+                <w:szCs w:val="21"/>
+                <w:lang w:val="en-US" w:eastAsia="zh-CN" w:bidi="ar-SA"/>
+              </w:rPr>
+              <w:t>forward(disp_vec)</w:t>
+            </w:r>
+          </w:p>
+        </w:tc>
+        <w:tc>
+          <w:tcPr>
+            <w:tcW w:w="0" w:type="auto"/>
+            <w:shd w:val="clear" w:color="auto" w:fill="auto"/>
+            <w:vAlign w:val="center"/>
+          </w:tcPr>
+          <w:p>
+            <w:pPr>
+              <w:rPr>
+                <w:rFonts w:hint="eastAsia" w:ascii="华文中宋" w:hAnsi="华文中宋" w:eastAsia="华文中宋" w:cs="华文中宋"/>
+                <w:b/>
+                <w:bCs/>
+                <w:color w:val="C0504D" w:themeColor="accent2"/>
+                <w:spacing w:val="7"/>
+                <w:kern w:val="2"/>
+                <w:sz w:val="21"/>
+                <w:szCs w:val="21"/>
+                <w:lang w:val="en-US" w:eastAsia="zh-CN" w:bidi="ar-SA"/>
+                <w14:textFill>
+                  <w14:solidFill>
+                    <w14:schemeClr w14:val="accent2"/>
+                  </w14:solidFill>
+                </w14:textFill>
+              </w:rPr>
+            </w:pPr>
+            <w:r>
+              <w:rPr>
+                <w:rFonts w:hint="eastAsia" w:cs="华文中宋"/>
+                <w:bCs/>
+                <w:color w:val="EA82F1"/>
+                <w:szCs w:val="24"/>
+                <w:lang w:val="en-US" w:eastAsia="zh-CN"/>
+              </w:rPr>
+              <w:t>向量长度</w:t>
+            </w:r>
+          </w:p>
+        </w:tc>
+      </w:tr>
+    </w:tbl>
+    <w:p>
+      <w:pPr>
+        <w:bidi w:val="0"/>
+        <w:outlineLvl w:val="9"/>
+        <w:rPr>
+          <w:rFonts w:hint="eastAsia"/>
+          <w:lang w:val="en-US" w:eastAsia="zh-CN"/>
+        </w:rPr>
+      </w:pPr>
+    </w:p>
+    <w:tbl>
+      <w:tblPr>
+        <w:tblStyle w:val="8"/>
+        <w:tblW w:w="0" w:type="auto"/>
+        <w:tblInd w:w="0" w:type="dxa"/>
+        <w:tblBorders>
+          <w:top w:val="single" w:color="auto" w:sz="4" w:space="0"/>
+          <w:left w:val="single" w:color="auto" w:sz="4" w:space="0"/>
+          <w:bottom w:val="single" w:color="auto" w:sz="4" w:space="0"/>
+          <w:right w:val="single" w:color="auto" w:sz="4" w:space="0"/>
+          <w:insideH w:val="single" w:color="auto" w:sz="4" w:space="0"/>
+          <w:insideV w:val="single" w:color="auto" w:sz="4" w:space="0"/>
+        </w:tblBorders>
+        <w:tblLayout w:type="autofit"/>
+        <w:tblCellMar>
+          <w:top w:w="0" w:type="dxa"/>
+          <w:left w:w="108" w:type="dxa"/>
+          <w:bottom w:w="0" w:type="dxa"/>
+          <w:right w:w="108" w:type="dxa"/>
+        </w:tblCellMar>
+      </w:tblPr>
+      <w:tblGrid>
+        <w:gridCol w:w="1057"/>
+        <w:gridCol w:w="3316"/>
+        <w:gridCol w:w="1057"/>
+      </w:tblGrid>
+      <w:tr>
+        <w:tblPrEx>
+          <w:tblBorders>
+            <w:top w:val="single" w:color="auto" w:sz="4" w:space="0"/>
+            <w:left w:val="single" w:color="auto" w:sz="4" w:space="0"/>
+            <w:bottom w:val="single" w:color="auto" w:sz="4" w:space="0"/>
+            <w:right w:val="single" w:color="auto" w:sz="4" w:space="0"/>
+            <w:insideH w:val="single" w:color="auto" w:sz="4" w:space="0"/>
+            <w:insideV w:val="single" w:color="auto" w:sz="4" w:space="0"/>
+          </w:tblBorders>
+          <w:tblCellMar>
+            <w:top w:w="0" w:type="dxa"/>
+            <w:left w:w="108" w:type="dxa"/>
+            <w:bottom w:w="0" w:type="dxa"/>
+            <w:right w:w="108" w:type="dxa"/>
+          </w:tblCellMar>
+        </w:tblPrEx>
+        <w:trPr>
+          <w:trHeight w:val="90" w:hRule="atLeast"/>
+        </w:trPr>
+        <w:tc>
+          <w:tcPr>
+            <w:tcW w:w="0" w:type="auto"/>
+            <w:gridSpan w:val="2"/>
+            <w:vAlign w:val="center"/>
+          </w:tcPr>
+          <w:p>
+            <w:pPr>
+              <w:rPr>
+                <w:rFonts w:hint="default" w:eastAsia="华文中宋" w:cs="华文中宋"/>
+                <w:bCs/>
+                <w:color w:val="FF0000"/>
+                <w:spacing w:val="7"/>
+                <w:lang w:val="en-US" w:eastAsia="zh-CN"/>
+              </w:rPr>
+            </w:pPr>
+            <w:r>
+              <w:rPr>
+                <w:rFonts w:hint="eastAsia" w:cs="华文中宋"/>
+                <w:bCs/>
+                <w:color w:val="FF0000"/>
+                <w:spacing w:val="7"/>
+                <w:lang w:val="en-US" w:eastAsia="zh-CN"/>
+              </w:rPr>
+              <w:t>pose_cost.PoseCost(config)</w:t>
+            </w:r>
+          </w:p>
+        </w:tc>
+        <w:tc>
+          <w:tcPr>
+            <w:tcW w:w="0" w:type="auto"/>
+            <w:vAlign w:val="center"/>
+          </w:tcPr>
+          <w:p>
+            <w:pPr>
+              <w:rPr>
+                <w:rFonts w:hint="eastAsia" w:eastAsia="华文中宋" w:cs="华文中宋"/>
+                <w:bCs/>
+                <w:color w:val="C0504D" w:themeColor="accent2"/>
+                <w:spacing w:val="7"/>
+                <w:lang w:eastAsia="zh-CN"/>
+                <w14:textFill>
+                  <w14:solidFill>
+                    <w14:schemeClr w14:val="accent2"/>
+                  </w14:solidFill>
+                </w14:textFill>
+              </w:rPr>
+            </w:pPr>
+          </w:p>
+        </w:tc>
+      </w:tr>
+      <w:tr>
+        <w:tblPrEx>
+          <w:tblBorders>
+            <w:top w:val="single" w:color="auto" w:sz="4" w:space="0"/>
+            <w:left w:val="single" w:color="auto" w:sz="4" w:space="0"/>
+            <w:bottom w:val="single" w:color="auto" w:sz="4" w:space="0"/>
+            <w:right w:val="single" w:color="auto" w:sz="4" w:space="0"/>
+            <w:insideH w:val="single" w:color="auto" w:sz="4" w:space="0"/>
+            <w:insideV w:val="single" w:color="auto" w:sz="4" w:space="0"/>
+          </w:tblBorders>
+          <w:tblCellMar>
+            <w:top w:w="0" w:type="dxa"/>
+            <w:left w:w="108" w:type="dxa"/>
+            <w:bottom w:w="0" w:type="dxa"/>
+            <w:right w:w="108" w:type="dxa"/>
+          </w:tblCellMar>
+        </w:tblPrEx>
+        <w:tc>
+          <w:tcPr>
+            <w:tcW w:w="0" w:type="auto"/>
+            <w:vAlign w:val="center"/>
+          </w:tcPr>
+          <w:p>
+            <w:pPr>
+              <w:rPr>
+                <w:rFonts w:hint="default" w:eastAsia="华文中宋" w:cs="华文中宋"/>
+                <w:bCs/>
+                <w:color w:val="FF0000"/>
+                <w:spacing w:val="7"/>
+                <w:lang w:val="en-US" w:eastAsia="zh-CN"/>
+              </w:rPr>
+            </w:pPr>
+            <w:r>
+              <w:rPr>
+                <w:rFonts w:hint="eastAsia"/>
+                <w:lang w:val="en-US" w:eastAsia="zh-CN"/>
+              </w:rPr>
+              <w:t>实例方法</w:t>
+            </w:r>
+          </w:p>
+        </w:tc>
+        <w:tc>
+          <w:tcPr>
+            <w:tcW w:w="0" w:type="auto"/>
+            <w:vAlign w:val="center"/>
+          </w:tcPr>
+          <w:p>
+            <w:pPr>
+              <w:rPr>
+                <w:rFonts w:hint="default" w:eastAsia="华文中宋" w:cs="华文中宋"/>
+                <w:bCs/>
+                <w:color w:val="FF0000"/>
+                <w:spacing w:val="7"/>
+                <w:lang w:val="en-US" w:eastAsia="zh-CN"/>
+              </w:rPr>
+            </w:pPr>
+            <w:r>
+              <w:rPr>
+                <w:rFonts w:hint="eastAsia" w:cs="华文中宋"/>
+                <w:bCs/>
+                <w:color w:val="FF0000"/>
+                <w:spacing w:val="7"/>
+                <w:lang w:val="en-US" w:eastAsia="zh-CN"/>
+              </w:rPr>
+              <w:t>forward(ee_pos, ee_rot, goal)</w:t>
+            </w:r>
+          </w:p>
+        </w:tc>
+        <w:tc>
+          <w:tcPr>
+            <w:tcW w:w="0" w:type="auto"/>
+            <w:vAlign w:val="center"/>
+          </w:tcPr>
+          <w:p>
+            <w:pPr>
+              <w:rPr>
+                <w:rFonts w:hint="default" w:eastAsia="华文中宋" w:cs="华文中宋"/>
+                <w:bCs/>
+                <w:color w:val="C0504D" w:themeColor="accent2"/>
+                <w:spacing w:val="7"/>
+                <w:lang w:val="en-US" w:eastAsia="zh-CN"/>
+                <w14:textFill>
+                  <w14:solidFill>
+                    <w14:schemeClr w14:val="accent2"/>
+                  </w14:solidFill>
+                </w14:textFill>
+              </w:rPr>
+            </w:pPr>
+            <w:r>
+              <w:rPr>
+                <w:rFonts w:hint="eastAsia" w:cs="华文中宋"/>
+                <w:bCs/>
+                <w:color w:val="EA82F1"/>
+                <w:szCs w:val="24"/>
+                <w:lang w:eastAsia="zh-CN"/>
+              </w:rPr>
+              <w:t>位姿</w:t>
+            </w:r>
+            <w:r>
+              <w:rPr>
+                <w:rFonts w:hint="eastAsia" w:cs="华文中宋"/>
+                <w:bCs/>
+                <w:color w:val="EA82F1"/>
+                <w:szCs w:val="24"/>
+                <w:lang w:val="en-US" w:eastAsia="zh-CN"/>
+              </w:rPr>
+              <w:t>误差</w:t>
+            </w:r>
+          </w:p>
+        </w:tc>
+      </w:tr>
+    </w:tbl>
+    <w:p>
+      <w:pPr>
+        <w:bidi w:val="0"/>
+        <w:outlineLvl w:val="9"/>
+        <w:rPr>
+          <w:rFonts w:hint="eastAsia"/>
+          <w:lang w:val="en-US" w:eastAsia="zh-CN"/>
+        </w:rPr>
+      </w:pPr>
+    </w:p>
+    <w:tbl>
+      <w:tblPr>
+        <w:tblStyle w:val="8"/>
+        <w:tblW w:w="0" w:type="auto"/>
+        <w:tblInd w:w="0" w:type="dxa"/>
+        <w:tblBorders>
+          <w:top w:val="single" w:color="auto" w:sz="4" w:space="0"/>
+          <w:left w:val="single" w:color="auto" w:sz="4" w:space="0"/>
+          <w:bottom w:val="single" w:color="auto" w:sz="4" w:space="0"/>
+          <w:right w:val="single" w:color="auto" w:sz="4" w:space="0"/>
+          <w:insideH w:val="single" w:color="auto" w:sz="4" w:space="0"/>
+          <w:insideV w:val="single" w:color="auto" w:sz="4" w:space="0"/>
+        </w:tblBorders>
+        <w:tblLayout w:type="autofit"/>
+        <w:tblCellMar>
+          <w:top w:w="0" w:type="dxa"/>
+          <w:left w:w="108" w:type="dxa"/>
+          <w:bottom w:w="0" w:type="dxa"/>
+          <w:right w:w="108" w:type="dxa"/>
+        </w:tblCellMar>
+      </w:tblPr>
+      <w:tblGrid>
+        <w:gridCol w:w="1057"/>
+        <w:gridCol w:w="6384"/>
+        <w:gridCol w:w="1057"/>
+      </w:tblGrid>
+      <w:tr>
+        <w:tblPrEx>
+          <w:tblBorders>
+            <w:top w:val="single" w:color="auto" w:sz="4" w:space="0"/>
+            <w:left w:val="single" w:color="auto" w:sz="4" w:space="0"/>
+            <w:bottom w:val="single" w:color="auto" w:sz="4" w:space="0"/>
+            <w:right w:val="single" w:color="auto" w:sz="4" w:space="0"/>
+            <w:insideH w:val="single" w:color="auto" w:sz="4" w:space="0"/>
+            <w:insideV w:val="single" w:color="auto" w:sz="4" w:space="0"/>
+          </w:tblBorders>
+          <w:tblCellMar>
+            <w:top w:w="0" w:type="dxa"/>
+            <w:left w:w="108" w:type="dxa"/>
+            <w:bottom w:w="0" w:type="dxa"/>
+            <w:right w:w="108" w:type="dxa"/>
+          </w:tblCellMar>
+        </w:tblPrEx>
+        <w:trPr>
+          <w:trHeight w:val="90" w:hRule="atLeast"/>
+        </w:trPr>
+        <w:tc>
+          <w:tcPr>
+            <w:tcW w:w="0" w:type="auto"/>
+            <w:gridSpan w:val="2"/>
+            <w:vAlign w:val="center"/>
+          </w:tcPr>
+          <w:p>
+            <w:pPr>
+              <w:rPr>
+                <w:rFonts w:hint="default" w:eastAsia="华文中宋" w:cs="华文中宋"/>
+                <w:bCs/>
+                <w:color w:val="FF0000"/>
+                <w:spacing w:val="7"/>
+                <w:lang w:val="en-US" w:eastAsia="zh-CN"/>
+              </w:rPr>
+            </w:pPr>
+            <w:r>
+              <w:rPr>
+                <w:rFonts w:hint="eastAsia" w:cs="华文中宋"/>
+                <w:bCs/>
+                <w:color w:val="FF0000"/>
+                <w:spacing w:val="7"/>
+                <w:lang w:val="en-US" w:eastAsia="zh-CN"/>
+              </w:rPr>
+              <w:t>primitive_collision_cost.PrimitiveCollisionCost(config)</w:t>
+            </w:r>
+          </w:p>
+        </w:tc>
+        <w:tc>
+          <w:tcPr>
+            <w:tcW w:w="0" w:type="auto"/>
+            <w:vAlign w:val="center"/>
+          </w:tcPr>
+          <w:p>
+            <w:pPr>
+              <w:rPr>
+                <w:rFonts w:hint="eastAsia" w:eastAsia="华文中宋" w:cs="华文中宋"/>
+                <w:bCs/>
+                <w:color w:val="C0504D" w:themeColor="accent2"/>
+                <w:spacing w:val="7"/>
+                <w:lang w:eastAsia="zh-CN"/>
+                <w14:textFill>
+                  <w14:solidFill>
+                    <w14:schemeClr w14:val="accent2"/>
+                  </w14:solidFill>
+                </w14:textFill>
+              </w:rPr>
+            </w:pPr>
+          </w:p>
+        </w:tc>
+      </w:tr>
+      <w:tr>
+        <w:tblPrEx>
+          <w:tblBorders>
+            <w:top w:val="single" w:color="auto" w:sz="4" w:space="0"/>
+            <w:left w:val="single" w:color="auto" w:sz="4" w:space="0"/>
+            <w:bottom w:val="single" w:color="auto" w:sz="4" w:space="0"/>
+            <w:right w:val="single" w:color="auto" w:sz="4" w:space="0"/>
+            <w:insideH w:val="single" w:color="auto" w:sz="4" w:space="0"/>
+            <w:insideV w:val="single" w:color="auto" w:sz="4" w:space="0"/>
+          </w:tblBorders>
+          <w:tblCellMar>
+            <w:top w:w="0" w:type="dxa"/>
+            <w:left w:w="108" w:type="dxa"/>
+            <w:bottom w:w="0" w:type="dxa"/>
+            <w:right w:w="108" w:type="dxa"/>
+          </w:tblCellMar>
+        </w:tblPrEx>
+        <w:tc>
+          <w:tcPr>
+            <w:tcW w:w="0" w:type="auto"/>
+            <w:vAlign w:val="center"/>
+          </w:tcPr>
+          <w:p>
+            <w:pPr>
+              <w:rPr>
+                <w:rFonts w:hint="default" w:eastAsia="华文中宋" w:cs="华文中宋"/>
+                <w:bCs/>
+                <w:color w:val="FF0000"/>
+                <w:spacing w:val="7"/>
+                <w:lang w:val="en-US" w:eastAsia="zh-CN"/>
+              </w:rPr>
+            </w:pPr>
+            <w:r>
+              <w:rPr>
+                <w:rFonts w:hint="eastAsia"/>
+                <w:lang w:val="en-US" w:eastAsia="zh-CN"/>
+              </w:rPr>
+              <w:t>实例方法</w:t>
+            </w:r>
+          </w:p>
+        </w:tc>
+        <w:tc>
+          <w:tcPr>
+            <w:tcW w:w="0" w:type="auto"/>
+            <w:vAlign w:val="center"/>
+          </w:tcPr>
+          <w:p>
+            <w:pPr>
+              <w:rPr>
+                <w:rFonts w:hint="default" w:eastAsia="华文中宋" w:cs="华文中宋"/>
+                <w:bCs/>
+                <w:color w:val="FF0000"/>
+                <w:spacing w:val="7"/>
+                <w:lang w:val="en-US" w:eastAsia="zh-CN"/>
+              </w:rPr>
+            </w:pPr>
+            <w:r>
+              <w:rPr>
+                <w:rFonts w:hint="eastAsia" w:cs="华文中宋"/>
+                <w:bCs/>
+                <w:color w:val="FF0000"/>
+                <w:spacing w:val="7"/>
+                <w:lang w:val="en-US" w:eastAsia="zh-CN"/>
+              </w:rPr>
+              <w:t>sweep_fn / discrete_fn(robot_spheres_in, env_query_idx)</w:t>
+            </w:r>
+          </w:p>
+        </w:tc>
+        <w:tc>
+          <w:tcPr>
+            <w:tcW w:w="0" w:type="auto"/>
+            <w:vAlign w:val="center"/>
+          </w:tcPr>
+          <w:p>
+            <w:pPr>
+              <w:rPr>
+                <w:rFonts w:hint="default" w:eastAsia="华文中宋" w:cs="华文中宋"/>
+                <w:bCs/>
+                <w:color w:val="C0504D" w:themeColor="accent2"/>
+                <w:spacing w:val="7"/>
+                <w:lang w:val="en-US" w:eastAsia="zh-CN"/>
+                <w14:textFill>
+                  <w14:solidFill>
+                    <w14:schemeClr w14:val="accent2"/>
+                  </w14:solidFill>
+                </w14:textFill>
+              </w:rPr>
+            </w:pPr>
+            <w:r>
+              <w:rPr>
+                <w:rFonts w:hint="eastAsia" w:cs="华文中宋"/>
+                <w:bCs/>
+                <w:color w:val="EA82F1"/>
+                <w:szCs w:val="24"/>
+                <w:lang w:eastAsia="zh-CN"/>
+              </w:rPr>
+              <w:t>碰撞距离</w:t>
+            </w:r>
+          </w:p>
+        </w:tc>
+      </w:tr>
+    </w:tbl>
+    <w:p>
+      <w:pPr>
+        <w:bidi w:val="0"/>
+        <w:outlineLvl w:val="9"/>
+        <w:rPr>
+          <w:rFonts w:hint="eastAsia"/>
+          <w:lang w:val="en-US" w:eastAsia="zh-CN"/>
+        </w:rPr>
+      </w:pPr>
+    </w:p>
     <w:p>
       <w:pPr>
         <w:bidi w:val="0"/>
@@ -6884,14 +8315,6 @@
       </w:tr>
       <w:tr>
         <w:tblPrEx>
-          <w:tblBorders>
-            <w:top w:val="single" w:color="auto" w:sz="4" w:space="0"/>
-            <w:left w:val="single" w:color="auto" w:sz="4" w:space="0"/>
-            <w:bottom w:val="single" w:color="auto" w:sz="4" w:space="0"/>
-            <w:right w:val="single" w:color="auto" w:sz="4" w:space="0"/>
-            <w:insideH w:val="single" w:color="auto" w:sz="4" w:space="0"/>
-            <w:insideV w:val="single" w:color="auto" w:sz="4" w:space="0"/>
-          </w:tblBorders>
           <w:tblCellMar>
             <w:top w:w="0" w:type="dxa"/>
             <w:left w:w="108" w:type="dxa"/>
@@ -7356,7 +8779,6 @@
           <w:tcPr>
             <w:tcW w:w="0" w:type="auto"/>
             <w:vMerge w:val="continue"/>
-            <w:tcBorders/>
             <w:shd w:val="clear" w:color="auto" w:fill="auto"/>
             <w:vAlign w:val="center"/>
           </w:tcPr>
@@ -7457,7 +8879,6 @@
           <w:tcPr>
             <w:tcW w:w="0" w:type="auto"/>
             <w:vMerge w:val="continue"/>
-            <w:tcBorders/>
             <w:shd w:val="clear" w:color="auto" w:fill="auto"/>
             <w:vAlign w:val="center"/>
           </w:tcPr>
@@ -7558,7 +8979,6 @@
           <w:tcPr>
             <w:tcW w:w="0" w:type="auto"/>
             <w:vMerge w:val="continue"/>
-            <w:tcBorders/>
             <w:shd w:val="clear" w:color="auto" w:fill="auto"/>
             <w:vAlign w:val="center"/>
           </w:tcPr>
@@ -7645,7 +9065,6 @@
           <w:tcPr>
             <w:tcW w:w="0" w:type="auto"/>
             <w:vMerge w:val="continue"/>
-            <w:tcBorders/>
             <w:shd w:val="clear" w:color="auto" w:fill="auto"/>
             <w:vAlign w:val="center"/>
           </w:tcPr>
@@ -7728,7 +9147,6 @@
           <w:tcPr>
             <w:tcW w:w="0" w:type="auto"/>
             <w:vMerge w:val="continue"/>
-            <w:tcBorders/>
             <w:shd w:val="clear" w:color="auto" w:fill="auto"/>
             <w:vAlign w:val="center"/>
           </w:tcPr>
@@ -8105,16 +9523,7 @@
                 <w:rFonts w:hint="eastAsia"/>
                 <w:lang w:val="en-US" w:eastAsia="zh-CN"/>
               </w:rPr>
-              <w:t>add_geometry(name, geometry, material</w:t>
-            </w:r>
-            <w:bookmarkStart w:id="0" w:name="_GoBack"/>
-            <w:bookmarkEnd w:id="0"/>
-            <w:r>
-              <w:rPr>
-                <w:rFonts w:hint="eastAsia"/>
-                <w:lang w:val="en-US" w:eastAsia="zh-CN"/>
-              </w:rPr>
-              <w:t>) / remove_geometry(name)</w:t>
+              <w:t>add_geometry(name, geometry, material) / remove_geometry(name)</w:t>
             </w:r>
           </w:p>
         </w:tc>
@@ -8147,6 +9556,113 @@
                 <w:lang w:val="en-US" w:eastAsia="zh-CN"/>
               </w:rPr>
               <w:t>添加 / 移除</w:t>
+            </w:r>
+            <w:r>
+              <w:rPr>
+                <w:rFonts w:hint="eastAsia" w:cs="华文中宋"/>
+                <w:b/>
+                <w:bCs/>
+                <w:color w:val="ED7D31"/>
+                <w:kern w:val="2"/>
+                <w:sz w:val="21"/>
+                <w:szCs w:val="21"/>
+                <w:vertAlign w:val="baseline"/>
+                <w:lang w:val="en-US" w:eastAsia="zh-CN" w:bidi="ar-SA"/>
+              </w:rPr>
+              <w:t>几何</w:t>
+            </w:r>
+          </w:p>
+        </w:tc>
+      </w:tr>
+      <w:tr>
+        <w:tblPrEx>
+          <w:tblBorders>
+            <w:top w:val="single" w:color="auto" w:sz="4" w:space="0"/>
+            <w:left w:val="single" w:color="auto" w:sz="4" w:space="0"/>
+            <w:bottom w:val="single" w:color="auto" w:sz="4" w:space="0"/>
+            <w:right w:val="single" w:color="auto" w:sz="4" w:space="0"/>
+            <w:insideH w:val="single" w:color="auto" w:sz="4" w:space="0"/>
+            <w:insideV w:val="single" w:color="auto" w:sz="4" w:space="0"/>
+          </w:tblBorders>
+        </w:tblPrEx>
+        <w:tc>
+          <w:tcPr>
+            <w:tcW w:w="0" w:type="auto"/>
+            <w:vMerge w:val="continue"/>
+            <w:shd w:val="clear" w:color="auto" w:fill="auto"/>
+            <w:vAlign w:val="center"/>
+          </w:tcPr>
+          <w:p>
+            <w:pPr>
+              <w:bidi w:val="0"/>
+              <w:jc w:val="both"/>
+              <w:rPr>
+                <w:rFonts w:hint="eastAsia" w:ascii="华文中宋" w:hAnsi="华文中宋" w:eastAsia="华文中宋" w:cs="华文中宋"/>
+                <w:b/>
+                <w:bCs/>
+                <w:color w:val="ED7D31"/>
+                <w:kern w:val="2"/>
+                <w:sz w:val="21"/>
+                <w:szCs w:val="21"/>
+                <w:lang w:val="en-US" w:eastAsia="zh-CN" w:bidi="ar-SA"/>
+              </w:rPr>
+            </w:pPr>
+          </w:p>
+        </w:tc>
+        <w:tc>
+          <w:tcPr>
+            <w:tcW w:w="0" w:type="auto"/>
+            <w:shd w:val="clear" w:color="auto" w:fill="auto"/>
+            <w:vAlign w:val="center"/>
+          </w:tcPr>
+          <w:p>
+            <w:pPr>
+              <w:pStyle w:val="12"/>
+              <w:bidi w:val="0"/>
+              <w:jc w:val="both"/>
+              <w:rPr>
+                <w:rFonts w:hint="default"/>
+                <w:lang w:val="en-US" w:eastAsia="zh-CN"/>
+              </w:rPr>
+            </w:pPr>
+            <w:r>
+              <w:rPr>
+                <w:rFonts w:hint="eastAsia"/>
+                <w:lang w:val="en-US" w:eastAsia="zh-CN"/>
+              </w:rPr>
+              <w:t>clear_gemotry()</w:t>
+            </w:r>
+          </w:p>
+        </w:tc>
+        <w:tc>
+          <w:tcPr>
+            <w:tcW w:w="0" w:type="auto"/>
+            <w:shd w:val="clear" w:color="auto" w:fill="auto"/>
+            <w:vAlign w:val="center"/>
+          </w:tcPr>
+          <w:p>
+            <w:pPr>
+              <w:pStyle w:val="11"/>
+              <w:bidi w:val="0"/>
+              <w:jc w:val="both"/>
+              <w:rPr>
+                <w:rFonts w:hint="default" w:ascii="华文中宋" w:hAnsi="华文中宋" w:eastAsia="华文中宋" w:cs="华文中宋"/>
+                <w:b/>
+                <w:bCs/>
+                <w:color w:val="ED7D31"/>
+                <w:kern w:val="2"/>
+                <w:sz w:val="21"/>
+                <w:szCs w:val="21"/>
+                <w:vertAlign w:val="baseline"/>
+                <w:lang w:val="en-US" w:eastAsia="zh-CN" w:bidi="ar-SA"/>
+              </w:rPr>
+            </w:pPr>
+            <w:r>
+              <w:rPr>
+                <w:rFonts w:hint="eastAsia"/>
+                <w:lang w:val="en-US" w:eastAsia="zh-CN"/>
+              </w:rPr>
+              <w:t>清空</w:t>
             </w:r>
             <w:r>
               <w:rPr>
@@ -8186,7 +9702,6 @@
           <w:tcPr>
             <w:tcW w:w="0" w:type="auto"/>
             <w:vMerge w:val="continue"/>
-            <w:tcBorders/>
             <w:shd w:val="clear" w:color="auto" w:fill="auto"/>
             <w:vAlign w:val="center"/>
           </w:tcPr>
@@ -8228,7 +9743,7 @@
                 <w:rFonts w:hint="eastAsia"/>
                 <w:lang w:val="en-US" w:eastAsia="zh-CN"/>
               </w:rPr>
-              <w:t>clear_gemotry()</w:t>
+              <w:t>geometry_is_visible(name)</w:t>
             </w:r>
           </w:p>
         </w:tc>
@@ -8244,7 +9759,13 @@
               <w:bidi w:val="0"/>
               <w:jc w:val="both"/>
               <w:rPr>
-                <w:rFonts w:hint="default" w:ascii="华文中宋" w:hAnsi="华文中宋" w:eastAsia="华文中宋" w:cs="华文中宋"/>
+                <w:rFonts w:hint="eastAsia"/>
+                <w:lang w:val="en-US" w:eastAsia="zh-CN"/>
+              </w:rPr>
+            </w:pPr>
+            <w:r>
+              <w:rPr>
+                <w:rFonts w:hint="eastAsia" w:cs="华文中宋"/>
                 <w:b/>
                 <w:bCs/>
                 <w:color w:val="ED7D31"/>
@@ -8254,27 +9775,14 @@
                 <w:vertAlign w:val="baseline"/>
                 <w:lang w:val="en-US" w:eastAsia="zh-CN" w:bidi="ar-SA"/>
               </w:rPr>
-            </w:pPr>
-            <w:r>
-              <w:rPr>
-                <w:rFonts w:hint="eastAsia"/>
-                <w:lang w:val="en-US" w:eastAsia="zh-CN"/>
-              </w:rPr>
-              <w:t>清空</w:t>
-            </w:r>
-            <w:r>
-              <w:rPr>
-                <w:rFonts w:hint="eastAsia" w:cs="华文中宋"/>
-                <w:b/>
-                <w:bCs/>
-                <w:color w:val="ED7D31"/>
-                <w:kern w:val="2"/>
-                <w:sz w:val="21"/>
-                <w:szCs w:val="21"/>
-                <w:vertAlign w:val="baseline"/>
-                <w:lang w:val="en-US" w:eastAsia="zh-CN" w:bidi="ar-SA"/>
-              </w:rPr>
               <w:t>几何</w:t>
+            </w:r>
+            <w:r>
+              <w:rPr>
+                <w:rFonts w:hint="eastAsia"/>
+                <w:lang w:val="en-US" w:eastAsia="zh-CN"/>
+              </w:rPr>
+              <w:t>能见度</w:t>
             </w:r>
           </w:p>
         </w:tc>
@@ -8300,114 +9808,6 @@
           <w:tcPr>
             <w:tcW w:w="0" w:type="auto"/>
             <w:vMerge w:val="continue"/>
-            <w:tcBorders/>
-            <w:shd w:val="clear" w:color="auto" w:fill="auto"/>
-            <w:vAlign w:val="center"/>
-          </w:tcPr>
-          <w:p>
-            <w:pPr>
-              <w:bidi w:val="0"/>
-              <w:jc w:val="both"/>
-              <w:rPr>
-                <w:rFonts w:hint="eastAsia" w:ascii="华文中宋" w:hAnsi="华文中宋" w:eastAsia="华文中宋" w:cs="华文中宋"/>
-                <w:b/>
-                <w:bCs/>
-                <w:color w:val="ED7D31"/>
-                <w:kern w:val="2"/>
-                <w:sz w:val="21"/>
-                <w:szCs w:val="21"/>
-                <w:lang w:val="en-US" w:eastAsia="zh-CN" w:bidi="ar-SA"/>
-              </w:rPr>
-            </w:pPr>
-          </w:p>
-        </w:tc>
-        <w:tc>
-          <w:tcPr>
-            <w:tcW w:w="0" w:type="auto"/>
-            <w:shd w:val="clear" w:color="auto" w:fill="auto"/>
-            <w:vAlign w:val="center"/>
-          </w:tcPr>
-          <w:p>
-            <w:pPr>
-              <w:pStyle w:val="12"/>
-              <w:bidi w:val="0"/>
-              <w:jc w:val="both"/>
-              <w:rPr>
-                <w:rFonts w:hint="default"/>
-                <w:lang w:val="en-US" w:eastAsia="zh-CN"/>
-              </w:rPr>
-            </w:pPr>
-            <w:r>
-              <w:rPr>
-                <w:rFonts w:hint="eastAsia"/>
-                <w:lang w:val="en-US" w:eastAsia="zh-CN"/>
-              </w:rPr>
-              <w:t>geometry_is_visible(name)</w:t>
-            </w:r>
-          </w:p>
-        </w:tc>
-        <w:tc>
-          <w:tcPr>
-            <w:tcW w:w="0" w:type="auto"/>
-            <w:shd w:val="clear" w:color="auto" w:fill="auto"/>
-            <w:vAlign w:val="center"/>
-          </w:tcPr>
-          <w:p>
-            <w:pPr>
-              <w:pStyle w:val="11"/>
-              <w:bidi w:val="0"/>
-              <w:jc w:val="both"/>
-              <w:rPr>
-                <w:rFonts w:hint="eastAsia"/>
-                <w:lang w:val="en-US" w:eastAsia="zh-CN"/>
-              </w:rPr>
-            </w:pPr>
-            <w:r>
-              <w:rPr>
-                <w:rFonts w:hint="eastAsia" w:cs="华文中宋"/>
-                <w:b/>
-                <w:bCs/>
-                <w:color w:val="ED7D31"/>
-                <w:kern w:val="2"/>
-                <w:sz w:val="21"/>
-                <w:szCs w:val="21"/>
-                <w:vertAlign w:val="baseline"/>
-                <w:lang w:val="en-US" w:eastAsia="zh-CN" w:bidi="ar-SA"/>
-              </w:rPr>
-              <w:t>几何</w:t>
-            </w:r>
-            <w:r>
-              <w:rPr>
-                <w:rFonts w:hint="eastAsia"/>
-                <w:lang w:val="en-US" w:eastAsia="zh-CN"/>
-              </w:rPr>
-              <w:t>能见度</w:t>
-            </w:r>
-          </w:p>
-        </w:tc>
-      </w:tr>
-      <w:tr>
-        <w:tblPrEx>
-          <w:tblBorders>
-            <w:top w:val="single" w:color="auto" w:sz="4" w:space="0"/>
-            <w:left w:val="single" w:color="auto" w:sz="4" w:space="0"/>
-            <w:bottom w:val="single" w:color="auto" w:sz="4" w:space="0"/>
-            <w:right w:val="single" w:color="auto" w:sz="4" w:space="0"/>
-            <w:insideH w:val="single" w:color="auto" w:sz="4" w:space="0"/>
-            <w:insideV w:val="single" w:color="auto" w:sz="4" w:space="0"/>
-          </w:tblBorders>
-          <w:tblCellMar>
-            <w:top w:w="0" w:type="dxa"/>
-            <w:left w:w="108" w:type="dxa"/>
-            <w:bottom w:w="0" w:type="dxa"/>
-            <w:right w:w="108" w:type="dxa"/>
-          </w:tblCellMar>
-        </w:tblPrEx>
-        <w:tc>
-          <w:tcPr>
-            <w:tcW w:w="0" w:type="auto"/>
-            <w:vMerge w:val="continue"/>
-            <w:tcBorders/>
             <w:shd w:val="clear" w:color="auto" w:fill="auto"/>
             <w:vAlign w:val="center"/>
           </w:tcPr>

--- a/py 空间几何.docx
+++ b/py 空间几何.docx
@@ -2214,7 +2214,6 @@
           <w:tcPr>
             <w:tcW w:w="0" w:type="auto"/>
             <w:vMerge w:val="continue"/>
-            <w:tcBorders/>
             <w:vAlign w:val="center"/>
           </w:tcPr>
           <w:p>
@@ -2310,7 +2309,6 @@
           <w:tcPr>
             <w:tcW w:w="0" w:type="auto"/>
             <w:vMerge w:val="continue"/>
-            <w:tcBorders/>
             <w:vAlign w:val="center"/>
           </w:tcPr>
           <w:p>
@@ -8315,6 +8313,14 @@
       </w:tr>
       <w:tr>
         <w:tblPrEx>
+          <w:tblBorders>
+            <w:top w:val="single" w:color="auto" w:sz="4" w:space="0"/>
+            <w:left w:val="single" w:color="auto" w:sz="4" w:space="0"/>
+            <w:bottom w:val="single" w:color="auto" w:sz="4" w:space="0"/>
+            <w:right w:val="single" w:color="auto" w:sz="4" w:space="0"/>
+            <w:insideH w:val="single" w:color="auto" w:sz="4" w:space="0"/>
+            <w:insideV w:val="single" w:color="auto" w:sz="4" w:space="0"/>
+          </w:tblBorders>
           <w:tblCellMar>
             <w:top w:w="0" w:type="dxa"/>
             <w:left w:w="108" w:type="dxa"/>
@@ -10350,6 +10356,73 @@
         </w:tc>
       </w:tr>
     </w:tbl>
+    <w:p>
+      <w:pPr>
+        <w:rPr>
+          <w:rFonts w:hint="default" w:ascii="华文中宋" w:hAnsi="华文中宋" w:eastAsia="华文中宋" w:cs="华文中宋"/>
+          <w:b/>
+          <w:bCs/>
+          <w:color w:val="FF0000"/>
+          <w:kern w:val="2"/>
+          <w:sz w:val="21"/>
+          <w:szCs w:val="21"/>
+          <w:lang w:val="en-US" w:eastAsia="zh-CN" w:bidi="ar-SA"/>
+        </w:rPr>
+      </w:pPr>
+    </w:p>
+    <w:p>
+      <w:pPr>
+        <w:rPr>
+          <w:rFonts w:hint="default" w:ascii="华文中宋" w:hAnsi="华文中宋" w:eastAsia="华文中宋" w:cs="华文中宋"/>
+          <w:b/>
+          <w:bCs/>
+          <w:color w:val="FF0000"/>
+          <w:kern w:val="2"/>
+          <w:sz w:val="21"/>
+          <w:szCs w:val="21"/>
+          <w:lang w:val="en-US" w:eastAsia="zh-CN" w:bidi="ar-SA"/>
+        </w:rPr>
+      </w:pPr>
+    </w:p>
+    <w:p>
+      <w:pPr>
+        <w:rPr>
+          <w:rFonts w:hint="default" w:ascii="华文中宋" w:hAnsi="华文中宋" w:eastAsia="华文中宋" w:cs="华文中宋"/>
+          <w:b/>
+          <w:bCs/>
+          <w:color w:val="FF0000"/>
+          <w:kern w:val="2"/>
+          <w:sz w:val="21"/>
+          <w:szCs w:val="21"/>
+          <w:lang w:val="en-US" w:eastAsia="zh-CN" w:bidi="ar-SA"/>
+        </w:rPr>
+      </w:pPr>
+    </w:p>
+    <w:p>
+      <w:pPr>
+        <w:pStyle w:val="2"/>
+        <w:bidi w:val="0"/>
+        <w:rPr>
+          <w:rFonts w:hint="default" w:ascii="华文中宋" w:hAnsi="华文中宋" w:eastAsia="华文中宋" w:cs="华文中宋"/>
+          <w:b/>
+          <w:bCs/>
+          <w:color w:val="FF0000"/>
+          <w:kern w:val="2"/>
+          <w:sz w:val="21"/>
+          <w:szCs w:val="21"/>
+          <w:lang w:val="en-US" w:eastAsia="zh-CN" w:bidi="ar-SA"/>
+        </w:rPr>
+      </w:pPr>
+      <w:r>
+        <w:rPr>
+          <w:rFonts w:hint="eastAsia"/>
+          <w:lang w:val="en-US" w:eastAsia="zh-CN"/>
+        </w:rPr>
+        <w:t>仿真pybullet：</w:t>
+      </w:r>
+      <w:bookmarkStart w:id="0" w:name="_GoBack"/>
+      <w:bookmarkEnd w:id="0"/>
+    </w:p>
     <w:p>
       <w:pPr>
         <w:rPr>

--- a/py 空间几何.docx
+++ b/py 空间几何.docx
@@ -4858,6 +4858,12 @@
             <w:insideH w:val="single" w:color="auto" w:sz="4" w:space="0"/>
             <w:insideV w:val="single" w:color="auto" w:sz="4" w:space="0"/>
           </w:tblBorders>
+          <w:tblCellMar>
+            <w:top w:w="0" w:type="dxa"/>
+            <w:left w:w="108" w:type="dxa"/>
+            <w:bottom w:w="0" w:type="dxa"/>
+            <w:right w:w="108" w:type="dxa"/>
+          </w:tblCellMar>
         </w:tblPrEx>
         <w:tc>
           <w:tcPr>
@@ -5246,6 +5252,12 @@
             <w:insideH w:val="single" w:color="auto" w:sz="4" w:space="0"/>
             <w:insideV w:val="single" w:color="auto" w:sz="4" w:space="0"/>
           </w:tblBorders>
+          <w:tblCellMar>
+            <w:top w:w="0" w:type="dxa"/>
+            <w:left w:w="108" w:type="dxa"/>
+            <w:bottom w:w="0" w:type="dxa"/>
+            <w:right w:w="108" w:type="dxa"/>
+          </w:tblCellMar>
         </w:tblPrEx>
         <w:tc>
           <w:tcPr>
@@ -5345,6 +5357,538 @@
         </w:rPr>
       </w:pPr>
     </w:p>
+    <w:tbl>
+      <w:tblPr>
+        <w:tblStyle w:val="8"/>
+        <w:tblW w:w="0" w:type="auto"/>
+        <w:tblInd w:w="0" w:type="dxa"/>
+        <w:tblBorders>
+          <w:top w:val="single" w:color="auto" w:sz="4" w:space="0"/>
+          <w:left w:val="single" w:color="auto" w:sz="4" w:space="0"/>
+          <w:bottom w:val="single" w:color="auto" w:sz="4" w:space="0"/>
+          <w:right w:val="single" w:color="auto" w:sz="4" w:space="0"/>
+          <w:insideH w:val="single" w:color="auto" w:sz="4" w:space="0"/>
+          <w:insideV w:val="single" w:color="auto" w:sz="4" w:space="0"/>
+        </w:tblBorders>
+        <w:tblLayout w:type="autofit"/>
+        <w:tblCellMar>
+          <w:top w:w="0" w:type="dxa"/>
+          <w:left w:w="108" w:type="dxa"/>
+          <w:bottom w:w="0" w:type="dxa"/>
+          <w:right w:w="108" w:type="dxa"/>
+        </w:tblCellMar>
+      </w:tblPr>
+      <w:tblGrid>
+        <w:gridCol w:w="1057"/>
+        <w:gridCol w:w="4955"/>
+        <w:gridCol w:w="1478"/>
+      </w:tblGrid>
+      <w:tr>
+        <w:tblPrEx>
+          <w:tblBorders>
+            <w:top w:val="single" w:color="auto" w:sz="4" w:space="0"/>
+            <w:left w:val="single" w:color="auto" w:sz="4" w:space="0"/>
+            <w:bottom w:val="single" w:color="auto" w:sz="4" w:space="0"/>
+            <w:right w:val="single" w:color="auto" w:sz="4" w:space="0"/>
+            <w:insideH w:val="single" w:color="auto" w:sz="4" w:space="0"/>
+            <w:insideV w:val="single" w:color="auto" w:sz="4" w:space="0"/>
+          </w:tblBorders>
+          <w:tblCellMar>
+            <w:top w:w="0" w:type="dxa"/>
+            <w:left w:w="108" w:type="dxa"/>
+            <w:bottom w:w="0" w:type="dxa"/>
+            <w:right w:w="108" w:type="dxa"/>
+          </w:tblCellMar>
+        </w:tblPrEx>
+        <w:tc>
+          <w:tcPr>
+            <w:tcW w:w="0" w:type="auto"/>
+            <w:gridSpan w:val="2"/>
+          </w:tcPr>
+          <w:p>
+            <w:pPr>
+              <w:pStyle w:val="12"/>
+              <w:bidi w:val="0"/>
+              <w:rPr>
+                <w:rFonts w:hint="default"/>
+                <w:lang w:val="en-US" w:eastAsia="zh-CN"/>
+              </w:rPr>
+            </w:pPr>
+            <w:r>
+              <w:rPr>
+                <w:rFonts w:hint="eastAsia"/>
+                <w:lang w:val="en-US" w:eastAsia="zh-CN"/>
+              </w:rPr>
+              <w:t>KDTreeFlann(pcd)</w:t>
+            </w:r>
+          </w:p>
+        </w:tc>
+        <w:tc>
+          <w:tcPr>
+            <w:tcW w:w="0" w:type="auto"/>
+          </w:tcPr>
+          <w:p>
+            <w:pPr>
+              <w:pStyle w:val="11"/>
+              <w:bidi w:val="0"/>
+              <w:rPr>
+                <w:rFonts w:hint="default"/>
+                <w:vertAlign w:val="baseline"/>
+                <w:lang w:val="en-US" w:eastAsia="zh-CN"/>
+              </w:rPr>
+            </w:pPr>
+            <w:r>
+              <w:rPr>
+                <w:rFonts w:hint="eastAsia"/>
+                <w:lang w:val="en-US" w:eastAsia="zh-CN"/>
+              </w:rPr>
+              <w:t>KD-Tree</w:t>
+            </w:r>
+          </w:p>
+        </w:tc>
+      </w:tr>
+      <w:tr>
+        <w:tblPrEx>
+          <w:tblBorders>
+            <w:top w:val="single" w:color="auto" w:sz="4" w:space="0"/>
+            <w:left w:val="single" w:color="auto" w:sz="4" w:space="0"/>
+            <w:bottom w:val="single" w:color="auto" w:sz="4" w:space="0"/>
+            <w:right w:val="single" w:color="auto" w:sz="4" w:space="0"/>
+            <w:insideH w:val="single" w:color="auto" w:sz="4" w:space="0"/>
+            <w:insideV w:val="single" w:color="auto" w:sz="4" w:space="0"/>
+          </w:tblBorders>
+          <w:tblCellMar>
+            <w:top w:w="0" w:type="dxa"/>
+            <w:left w:w="108" w:type="dxa"/>
+            <w:bottom w:w="0" w:type="dxa"/>
+            <w:right w:w="108" w:type="dxa"/>
+          </w:tblCellMar>
+        </w:tblPrEx>
+        <w:tc>
+          <w:tcPr>
+            <w:tcW w:w="0" w:type="auto"/>
+            <w:vMerge w:val="restart"/>
+            <w:shd w:val="clear" w:color="auto" w:fill="auto"/>
+            <w:vAlign w:val="center"/>
+          </w:tcPr>
+          <w:p>
+            <w:pPr>
+              <w:bidi w:val="0"/>
+              <w:jc w:val="both"/>
+              <w:rPr>
+                <w:rFonts w:hint="eastAsia" w:ascii="华文中宋" w:hAnsi="华文中宋" w:eastAsia="华文中宋" w:cs="华文中宋"/>
+                <w:b/>
+                <w:bCs/>
+                <w:color w:val="ED7D31"/>
+                <w:kern w:val="2"/>
+                <w:sz w:val="21"/>
+                <w:szCs w:val="21"/>
+                <w:lang w:val="en-US" w:eastAsia="zh-CN" w:bidi="ar-SA"/>
+              </w:rPr>
+            </w:pPr>
+            <w:r>
+              <w:rPr>
+                <w:rFonts w:hint="eastAsia"/>
+                <w:lang w:val="en-US" w:eastAsia="zh-CN"/>
+              </w:rPr>
+              <w:t>实例方法</w:t>
+            </w:r>
+          </w:p>
+        </w:tc>
+        <w:tc>
+          <w:tcPr>
+            <w:tcW w:w="0" w:type="auto"/>
+            <w:shd w:val="clear" w:color="auto" w:fill="auto"/>
+            <w:vAlign w:val="center"/>
+          </w:tcPr>
+          <w:p>
+            <w:pPr>
+              <w:pStyle w:val="12"/>
+              <w:bidi w:val="0"/>
+              <w:jc w:val="both"/>
+              <w:rPr>
+                <w:rFonts w:hint="default"/>
+                <w:lang w:val="en-US" w:eastAsia="zh-CN"/>
+              </w:rPr>
+            </w:pPr>
+            <w:r>
+              <w:rPr>
+                <w:rFonts w:hint="eastAsia"/>
+                <w:lang w:val="en-US" w:eastAsia="zh-CN"/>
+              </w:rPr>
+              <w:t>set_geometry(pcd)</w:t>
+            </w:r>
+          </w:p>
+        </w:tc>
+        <w:tc>
+          <w:tcPr>
+            <w:tcW w:w="0" w:type="auto"/>
+            <w:shd w:val="clear" w:color="auto" w:fill="auto"/>
+            <w:vAlign w:val="center"/>
+          </w:tcPr>
+          <w:p>
+            <w:pPr>
+              <w:pStyle w:val="11"/>
+              <w:bidi w:val="0"/>
+              <w:jc w:val="both"/>
+              <w:rPr>
+                <w:rFonts w:hint="default" w:ascii="华文中宋" w:hAnsi="华文中宋" w:eastAsia="华文中宋" w:cs="华文中宋"/>
+                <w:b/>
+                <w:bCs/>
+                <w:color w:val="ED7D31"/>
+                <w:kern w:val="2"/>
+                <w:sz w:val="21"/>
+                <w:szCs w:val="21"/>
+                <w:vertAlign w:val="baseline"/>
+                <w:lang w:val="en-US" w:eastAsia="zh-CN" w:bidi="ar-SA"/>
+              </w:rPr>
+            </w:pPr>
+            <w:r>
+              <w:rPr>
+                <w:rFonts w:hint="eastAsia"/>
+                <w:lang w:val="en-US" w:eastAsia="zh-CN"/>
+              </w:rPr>
+              <w:t>重建</w:t>
+            </w:r>
+          </w:p>
+        </w:tc>
+      </w:tr>
+      <w:tr>
+        <w:tblPrEx>
+          <w:tblBorders>
+            <w:top w:val="single" w:color="auto" w:sz="4" w:space="0"/>
+            <w:left w:val="single" w:color="auto" w:sz="4" w:space="0"/>
+            <w:bottom w:val="single" w:color="auto" w:sz="4" w:space="0"/>
+            <w:right w:val="single" w:color="auto" w:sz="4" w:space="0"/>
+            <w:insideH w:val="single" w:color="auto" w:sz="4" w:space="0"/>
+            <w:insideV w:val="single" w:color="auto" w:sz="4" w:space="0"/>
+          </w:tblBorders>
+          <w:tblCellMar>
+            <w:top w:w="0" w:type="dxa"/>
+            <w:left w:w="108" w:type="dxa"/>
+            <w:bottom w:w="0" w:type="dxa"/>
+            <w:right w:w="108" w:type="dxa"/>
+          </w:tblCellMar>
+        </w:tblPrEx>
+        <w:trPr>
+          <w:trHeight w:val="145" w:hRule="atLeast"/>
+        </w:trPr>
+        <w:tc>
+          <w:tcPr>
+            <w:tcW w:w="0" w:type="auto"/>
+            <w:vMerge w:val="continue"/>
+            <w:shd w:val="clear" w:color="auto" w:fill="auto"/>
+            <w:vAlign w:val="center"/>
+          </w:tcPr>
+          <w:p>
+            <w:pPr>
+              <w:bidi w:val="0"/>
+              <w:jc w:val="both"/>
+              <w:rPr>
+                <w:rFonts w:hint="eastAsia" w:ascii="华文中宋" w:hAnsi="华文中宋" w:eastAsia="华文中宋" w:cs="华文中宋"/>
+                <w:b/>
+                <w:bCs/>
+                <w:color w:val="ED7D31"/>
+                <w:kern w:val="2"/>
+                <w:sz w:val="21"/>
+                <w:szCs w:val="21"/>
+                <w:lang w:val="en-US" w:eastAsia="zh-CN" w:bidi="ar-SA"/>
+              </w:rPr>
+            </w:pPr>
+          </w:p>
+        </w:tc>
+        <w:tc>
+          <w:tcPr>
+            <w:tcW w:w="0" w:type="auto"/>
+            <w:shd w:val="clear" w:color="auto" w:fill="auto"/>
+            <w:vAlign w:val="center"/>
+          </w:tcPr>
+          <w:p>
+            <w:pPr>
+              <w:pStyle w:val="12"/>
+              <w:bidi w:val="0"/>
+              <w:jc w:val="both"/>
+              <w:rPr>
+                <w:rFonts w:hint="default" w:ascii="华文中宋" w:hAnsi="华文中宋" w:eastAsia="华文中宋" w:cs="华文中宋"/>
+                <w:b/>
+                <w:bCs/>
+                <w:color w:val="FF0000"/>
+                <w:kern w:val="2"/>
+                <w:sz w:val="21"/>
+                <w:szCs w:val="21"/>
+                <w:lang w:val="en-US" w:eastAsia="zh-CN" w:bidi="ar-SA"/>
+              </w:rPr>
+            </w:pPr>
+            <w:r>
+              <w:rPr>
+                <w:rFonts w:hint="eastAsia"/>
+                <w:lang w:val="en-US" w:eastAsia="zh-CN"/>
+              </w:rPr>
+              <w:t>search_knn_vector_xd(vec, knn)</w:t>
+            </w:r>
+          </w:p>
+        </w:tc>
+        <w:tc>
+          <w:tcPr>
+            <w:tcW w:w="0" w:type="auto"/>
+            <w:shd w:val="clear" w:color="auto" w:fill="auto"/>
+            <w:vAlign w:val="center"/>
+          </w:tcPr>
+          <w:p>
+            <w:pPr>
+              <w:pStyle w:val="11"/>
+              <w:bidi w:val="0"/>
+              <w:jc w:val="both"/>
+              <w:rPr>
+                <w:rFonts w:hint="default" w:ascii="华文中宋" w:hAnsi="华文中宋" w:eastAsia="华文中宋" w:cs="华文中宋"/>
+                <w:b/>
+                <w:bCs/>
+                <w:color w:val="EA82E5"/>
+                <w:kern w:val="2"/>
+                <w:sz w:val="21"/>
+                <w:szCs w:val="21"/>
+                <w:lang w:val="en-US" w:eastAsia="zh-CN" w:bidi="ar-SA"/>
+              </w:rPr>
+            </w:pPr>
+            <w:r>
+              <w:rPr>
+                <w:rFonts w:hint="eastAsia" w:ascii="华文中宋" w:hAnsi="华文中宋" w:eastAsia="华文中宋" w:cs="华文中宋"/>
+                <w:b/>
+                <w:bCs/>
+                <w:color w:val="ED7D31"/>
+                <w:kern w:val="2"/>
+                <w:sz w:val="21"/>
+                <w:szCs w:val="21"/>
+                <w:vertAlign w:val="baseline"/>
+                <w:lang w:val="en-US" w:eastAsia="zh-CN" w:bidi="ar-SA"/>
+              </w:rPr>
+              <w:t>返回</w:t>
+            </w:r>
+            <w:r>
+              <w:rPr>
+                <w:rFonts w:hint="eastAsia"/>
+                <w:lang w:val="en-US" w:eastAsia="zh-CN"/>
+              </w:rPr>
+              <w:t>KNN</w:t>
+            </w:r>
+          </w:p>
+        </w:tc>
+      </w:tr>
+      <w:tr>
+        <w:tblPrEx>
+          <w:tblBorders>
+            <w:top w:val="single" w:color="auto" w:sz="4" w:space="0"/>
+            <w:left w:val="single" w:color="auto" w:sz="4" w:space="0"/>
+            <w:bottom w:val="single" w:color="auto" w:sz="4" w:space="0"/>
+            <w:right w:val="single" w:color="auto" w:sz="4" w:space="0"/>
+            <w:insideH w:val="single" w:color="auto" w:sz="4" w:space="0"/>
+            <w:insideV w:val="single" w:color="auto" w:sz="4" w:space="0"/>
+          </w:tblBorders>
+          <w:tblCellMar>
+            <w:top w:w="0" w:type="dxa"/>
+            <w:left w:w="108" w:type="dxa"/>
+            <w:bottom w:w="0" w:type="dxa"/>
+            <w:right w:w="108" w:type="dxa"/>
+          </w:tblCellMar>
+        </w:tblPrEx>
+        <w:tc>
+          <w:tcPr>
+            <w:tcW w:w="0" w:type="auto"/>
+            <w:vMerge w:val="continue"/>
+            <w:shd w:val="clear" w:color="auto" w:fill="auto"/>
+            <w:vAlign w:val="center"/>
+          </w:tcPr>
+          <w:p>
+            <w:pPr>
+              <w:bidi w:val="0"/>
+              <w:jc w:val="both"/>
+              <w:rPr>
+                <w:rFonts w:hint="eastAsia"/>
+                <w:lang w:val="en-US" w:eastAsia="zh-CN"/>
+              </w:rPr>
+            </w:pPr>
+          </w:p>
+        </w:tc>
+        <w:tc>
+          <w:tcPr>
+            <w:tcW w:w="0" w:type="auto"/>
+            <w:shd w:val="clear" w:color="auto" w:fill="auto"/>
+            <w:vAlign w:val="center"/>
+          </w:tcPr>
+          <w:p>
+            <w:pPr>
+              <w:pStyle w:val="12"/>
+              <w:bidi w:val="0"/>
+              <w:jc w:val="both"/>
+              <w:rPr>
+                <w:rFonts w:hint="default"/>
+                <w:lang w:val="en-US" w:eastAsia="zh-CN"/>
+              </w:rPr>
+            </w:pPr>
+            <w:r>
+              <w:rPr>
+                <w:rFonts w:hint="eastAsia"/>
+                <w:lang w:val="en-US" w:eastAsia="zh-CN"/>
+              </w:rPr>
+              <w:t>search_radius_vector_xd(vec, radius)</w:t>
+            </w:r>
+          </w:p>
+        </w:tc>
+        <w:tc>
+          <w:tcPr>
+            <w:tcW w:w="0" w:type="auto"/>
+            <w:shd w:val="clear" w:color="auto" w:fill="auto"/>
+            <w:vAlign w:val="center"/>
+          </w:tcPr>
+          <w:p>
+            <w:pPr>
+              <w:pStyle w:val="11"/>
+              <w:bidi w:val="0"/>
+              <w:jc w:val="both"/>
+              <w:rPr>
+                <w:rFonts w:hint="default" w:ascii="华文中宋" w:hAnsi="华文中宋" w:eastAsia="华文中宋" w:cs="华文中宋"/>
+                <w:b/>
+                <w:bCs/>
+                <w:color w:val="ED7D31"/>
+                <w:kern w:val="2"/>
+                <w:sz w:val="21"/>
+                <w:szCs w:val="21"/>
+                <w:vertAlign w:val="baseline"/>
+                <w:lang w:val="en-US" w:eastAsia="zh-CN" w:bidi="ar-SA"/>
+              </w:rPr>
+            </w:pPr>
+            <w:r>
+              <w:rPr>
+                <w:rFonts w:hint="eastAsia" w:ascii="华文中宋" w:hAnsi="华文中宋" w:eastAsia="华文中宋" w:cs="华文中宋"/>
+                <w:b/>
+                <w:bCs/>
+                <w:color w:val="ED7D31"/>
+                <w:kern w:val="2"/>
+                <w:sz w:val="21"/>
+                <w:szCs w:val="21"/>
+                <w:vertAlign w:val="baseline"/>
+                <w:lang w:val="en-US" w:eastAsia="zh-CN" w:bidi="ar-SA"/>
+              </w:rPr>
+              <w:t>返回</w:t>
+            </w:r>
+            <w:r>
+              <w:rPr>
+                <w:rFonts w:hint="eastAsia"/>
+                <w:lang w:val="en-US" w:eastAsia="zh-CN"/>
+              </w:rPr>
+              <w:t>半径搜索</w:t>
+            </w:r>
+          </w:p>
+        </w:tc>
+      </w:tr>
+      <w:tr>
+        <w:tblPrEx>
+          <w:tblBorders>
+            <w:top w:val="single" w:color="auto" w:sz="4" w:space="0"/>
+            <w:left w:val="single" w:color="auto" w:sz="4" w:space="0"/>
+            <w:bottom w:val="single" w:color="auto" w:sz="4" w:space="0"/>
+            <w:right w:val="single" w:color="auto" w:sz="4" w:space="0"/>
+            <w:insideH w:val="single" w:color="auto" w:sz="4" w:space="0"/>
+            <w:insideV w:val="single" w:color="auto" w:sz="4" w:space="0"/>
+          </w:tblBorders>
+          <w:tblCellMar>
+            <w:top w:w="0" w:type="dxa"/>
+            <w:left w:w="108" w:type="dxa"/>
+            <w:bottom w:w="0" w:type="dxa"/>
+            <w:right w:w="108" w:type="dxa"/>
+          </w:tblCellMar>
+        </w:tblPrEx>
+        <w:tc>
+          <w:tcPr>
+            <w:tcW w:w="0" w:type="auto"/>
+            <w:vMerge w:val="continue"/>
+            <w:shd w:val="clear" w:color="auto" w:fill="auto"/>
+            <w:vAlign w:val="center"/>
+          </w:tcPr>
+          <w:p>
+            <w:pPr>
+              <w:bidi w:val="0"/>
+              <w:jc w:val="both"/>
+              <w:rPr>
+                <w:rFonts w:hint="eastAsia"/>
+                <w:lang w:val="en-US" w:eastAsia="zh-CN"/>
+              </w:rPr>
+            </w:pPr>
+          </w:p>
+        </w:tc>
+        <w:tc>
+          <w:tcPr>
+            <w:tcW w:w="0" w:type="auto"/>
+            <w:shd w:val="clear" w:color="auto" w:fill="auto"/>
+            <w:vAlign w:val="center"/>
+          </w:tcPr>
+          <w:p>
+            <w:pPr>
+              <w:pStyle w:val="12"/>
+              <w:bidi w:val="0"/>
+              <w:jc w:val="both"/>
+              <w:rPr>
+                <w:rFonts w:hint="default"/>
+                <w:lang w:val="en-US" w:eastAsia="zh-CN"/>
+              </w:rPr>
+            </w:pPr>
+            <w:r>
+              <w:rPr>
+                <w:rFonts w:hint="eastAsia"/>
+                <w:lang w:val="en-US" w:eastAsia="zh-CN"/>
+              </w:rPr>
+              <w:t>search_hybrid_vector_xd(vec, radius, max_nn)</w:t>
+            </w:r>
+          </w:p>
+        </w:tc>
+        <w:tc>
+          <w:tcPr>
+            <w:tcW w:w="0" w:type="auto"/>
+            <w:shd w:val="clear" w:color="auto" w:fill="auto"/>
+            <w:vAlign w:val="center"/>
+          </w:tcPr>
+          <w:p>
+            <w:pPr>
+              <w:pStyle w:val="11"/>
+              <w:bidi w:val="0"/>
+              <w:jc w:val="both"/>
+              <w:rPr>
+                <w:rFonts w:hint="eastAsia" w:ascii="华文中宋" w:hAnsi="华文中宋" w:eastAsia="华文中宋" w:cs="华文中宋"/>
+                <w:b/>
+                <w:bCs/>
+                <w:color w:val="ED7D31"/>
+                <w:kern w:val="2"/>
+                <w:sz w:val="21"/>
+                <w:szCs w:val="21"/>
+                <w:vertAlign w:val="baseline"/>
+                <w:lang w:val="en-US" w:eastAsia="zh-CN" w:bidi="ar-SA"/>
+              </w:rPr>
+            </w:pPr>
+            <w:r>
+              <w:rPr>
+                <w:rFonts w:hint="eastAsia" w:ascii="华文中宋" w:hAnsi="华文中宋" w:eastAsia="华文中宋" w:cs="华文中宋"/>
+                <w:b/>
+                <w:bCs/>
+                <w:color w:val="ED7D31"/>
+                <w:kern w:val="2"/>
+                <w:sz w:val="21"/>
+                <w:szCs w:val="21"/>
+                <w:vertAlign w:val="baseline"/>
+                <w:lang w:val="en-US" w:eastAsia="zh-CN" w:bidi="ar-SA"/>
+              </w:rPr>
+              <w:t>返回</w:t>
+            </w:r>
+            <w:r>
+              <w:rPr>
+                <w:rFonts w:hint="eastAsia"/>
+                <w:lang w:val="en-US" w:eastAsia="zh-CN"/>
+              </w:rPr>
+              <w:t>混合搜索</w:t>
+            </w:r>
+          </w:p>
+        </w:tc>
+      </w:tr>
+    </w:tbl>
     <w:p>
       <w:pPr>
         <w:rPr>
@@ -5788,6 +6332,239 @@
                 <w:lang w:val="en-US" w:eastAsia="zh-CN" w:bidi="ar-SA"/>
               </w:rPr>
               <w:t>RGB</w:t>
+            </w:r>
+          </w:p>
+        </w:tc>
+      </w:tr>
+    </w:tbl>
+    <w:p>
+      <w:pPr>
+        <w:rPr>
+          <w:rFonts w:hint="default"/>
+          <w:lang w:val="en-US" w:eastAsia="zh-CN"/>
+        </w:rPr>
+      </w:pPr>
+    </w:p>
+    <w:tbl>
+      <w:tblPr>
+        <w:tblStyle w:val="8"/>
+        <w:tblW w:w="0" w:type="auto"/>
+        <w:tblInd w:w="0" w:type="dxa"/>
+        <w:tblBorders>
+          <w:top w:val="single" w:color="auto" w:sz="4" w:space="0"/>
+          <w:left w:val="single" w:color="auto" w:sz="4" w:space="0"/>
+          <w:bottom w:val="single" w:color="auto" w:sz="4" w:space="0"/>
+          <w:right w:val="single" w:color="auto" w:sz="4" w:space="0"/>
+          <w:insideH w:val="single" w:color="auto" w:sz="4" w:space="0"/>
+          <w:insideV w:val="single" w:color="auto" w:sz="4" w:space="0"/>
+        </w:tblBorders>
+        <w:tblLayout w:type="autofit"/>
+        <w:tblCellMar>
+          <w:top w:w="0" w:type="dxa"/>
+          <w:left w:w="108" w:type="dxa"/>
+          <w:bottom w:w="0" w:type="dxa"/>
+          <w:right w:w="108" w:type="dxa"/>
+        </w:tblCellMar>
+      </w:tblPr>
+      <w:tblGrid>
+        <w:gridCol w:w="1057"/>
+        <w:gridCol w:w="4728"/>
+        <w:gridCol w:w="1268"/>
+      </w:tblGrid>
+      <w:tr>
+        <w:tblPrEx>
+          <w:tblBorders>
+            <w:top w:val="single" w:color="auto" w:sz="4" w:space="0"/>
+            <w:left w:val="single" w:color="auto" w:sz="4" w:space="0"/>
+            <w:bottom w:val="single" w:color="auto" w:sz="4" w:space="0"/>
+            <w:right w:val="single" w:color="auto" w:sz="4" w:space="0"/>
+            <w:insideH w:val="single" w:color="auto" w:sz="4" w:space="0"/>
+            <w:insideV w:val="single" w:color="auto" w:sz="4" w:space="0"/>
+          </w:tblBorders>
+          <w:tblCellMar>
+            <w:top w:w="0" w:type="dxa"/>
+            <w:left w:w="108" w:type="dxa"/>
+            <w:bottom w:w="0" w:type="dxa"/>
+            <w:right w:w="108" w:type="dxa"/>
+          </w:tblCellMar>
+        </w:tblPrEx>
+        <w:tc>
+          <w:tcPr>
+            <w:tcW w:w="0" w:type="auto"/>
+            <w:gridSpan w:val="2"/>
+            <w:vAlign w:val="center"/>
+          </w:tcPr>
+          <w:p>
+            <w:pPr>
+              <w:pStyle w:val="12"/>
+              <w:bidi w:val="0"/>
+              <w:jc w:val="both"/>
+              <w:rPr>
+                <w:rFonts w:hint="default"/>
+                <w:lang w:val="en-US" w:eastAsia="zh-CN"/>
+              </w:rPr>
+            </w:pPr>
+            <w:r>
+              <w:rPr>
+                <w:rFonts w:hint="eastAsia"/>
+                <w:lang w:val="en-US" w:eastAsia="zh-CN"/>
+              </w:rPr>
+              <w:t>Octree(max_depth)</w:t>
+            </w:r>
+          </w:p>
+        </w:tc>
+        <w:tc>
+          <w:tcPr>
+            <w:tcW w:w="0" w:type="auto"/>
+            <w:vAlign w:val="center"/>
+          </w:tcPr>
+          <w:p>
+            <w:pPr>
+              <w:pStyle w:val="11"/>
+              <w:bidi w:val="0"/>
+              <w:jc w:val="both"/>
+              <w:rPr>
+                <w:rFonts w:hint="default"/>
+                <w:vertAlign w:val="baseline"/>
+                <w:lang w:val="en-US" w:eastAsia="zh-CN"/>
+              </w:rPr>
+            </w:pPr>
+            <w:r>
+              <w:rPr>
+                <w:rFonts w:hint="eastAsia"/>
+                <w:lang w:val="en-US" w:eastAsia="zh-CN"/>
+              </w:rPr>
+              <w:t>体素网格</w:t>
+            </w:r>
+          </w:p>
+        </w:tc>
+      </w:tr>
+      <w:tr>
+        <w:tblPrEx>
+          <w:tblBorders>
+            <w:top w:val="single" w:color="auto" w:sz="4" w:space="0"/>
+            <w:left w:val="single" w:color="auto" w:sz="4" w:space="0"/>
+            <w:bottom w:val="single" w:color="auto" w:sz="4" w:space="0"/>
+            <w:right w:val="single" w:color="auto" w:sz="4" w:space="0"/>
+            <w:insideH w:val="single" w:color="auto" w:sz="4" w:space="0"/>
+            <w:insideV w:val="single" w:color="auto" w:sz="4" w:space="0"/>
+          </w:tblBorders>
+          <w:tblCellMar>
+            <w:top w:w="0" w:type="dxa"/>
+            <w:left w:w="108" w:type="dxa"/>
+            <w:bottom w:w="0" w:type="dxa"/>
+            <w:right w:w="108" w:type="dxa"/>
+          </w:tblCellMar>
+        </w:tblPrEx>
+        <w:tc>
+          <w:tcPr>
+            <w:tcW w:w="0" w:type="auto"/>
+            <w:vAlign w:val="center"/>
+          </w:tcPr>
+          <w:p>
+            <w:pPr>
+              <w:pStyle w:val="12"/>
+              <w:bidi w:val="0"/>
+              <w:jc w:val="both"/>
+              <w:rPr>
+                <w:rFonts w:hint="default"/>
+                <w:lang w:val="en-US" w:eastAsia="zh-CN"/>
+              </w:rPr>
+            </w:pPr>
+            <w:r>
+              <w:rPr>
+                <w:rFonts w:hint="eastAsia" w:cs="华文中宋"/>
+                <w:b/>
+                <w:bCs/>
+                <w:color w:val="ED7D31"/>
+                <w:kern w:val="2"/>
+                <w:sz w:val="21"/>
+                <w:szCs w:val="21"/>
+                <w:lang w:val="en-US" w:eastAsia="zh-CN" w:bidi="ar-SA"/>
+              </w:rPr>
+              <w:t>实例</w:t>
+            </w:r>
+            <w:r>
+              <w:rPr>
+                <w:rFonts w:hint="eastAsia" w:ascii="华文中宋" w:hAnsi="华文中宋" w:eastAsia="华文中宋" w:cs="华文中宋"/>
+                <w:b/>
+                <w:bCs/>
+                <w:color w:val="ED7D31"/>
+                <w:kern w:val="2"/>
+                <w:sz w:val="21"/>
+                <w:szCs w:val="21"/>
+                <w:lang w:val="en-US" w:eastAsia="zh-CN" w:bidi="ar-SA"/>
+              </w:rPr>
+              <w:t>方法</w:t>
+            </w:r>
+          </w:p>
+        </w:tc>
+        <w:tc>
+          <w:tcPr>
+            <w:tcW w:w="0" w:type="auto"/>
+            <w:vAlign w:val="center"/>
+          </w:tcPr>
+          <w:p>
+            <w:pPr>
+              <w:pStyle w:val="12"/>
+              <w:bidi w:val="0"/>
+              <w:jc w:val="both"/>
+              <w:rPr>
+                <w:rFonts w:hint="default"/>
+                <w:lang w:val="en-US" w:eastAsia="zh-CN"/>
+              </w:rPr>
+            </w:pPr>
+            <w:r>
+              <w:rPr>
+                <w:rFonts w:hint="default"/>
+                <w:lang w:val="en-US" w:eastAsia="zh-CN"/>
+              </w:rPr>
+              <w:t>convert_from_point_cloud(pcd, size_expand</w:t>
+            </w:r>
+            <w:r>
+              <w:rPr>
+                <w:rFonts w:hint="eastAsia"/>
+                <w:lang w:val="en-US" w:eastAsia="zh-CN"/>
+              </w:rPr>
+              <w:t>)</w:t>
+            </w:r>
+          </w:p>
+        </w:tc>
+        <w:tc>
+          <w:tcPr>
+            <w:tcW w:w="0" w:type="auto"/>
+            <w:vAlign w:val="center"/>
+          </w:tcPr>
+          <w:p>
+            <w:pPr>
+              <w:pStyle w:val="11"/>
+              <w:bidi w:val="0"/>
+              <w:jc w:val="both"/>
+              <w:rPr>
+                <w:rFonts w:hint="default"/>
+                <w:lang w:val="en-US" w:eastAsia="zh-CN"/>
+              </w:rPr>
+            </w:pPr>
+            <w:r>
+              <w:rPr>
+                <w:rFonts w:hint="eastAsia"/>
+                <w:lang w:val="en-US" w:eastAsia="zh-CN"/>
+              </w:rPr>
+              <w:t>从点云</w:t>
+            </w:r>
+            <w:r>
+              <w:rPr>
+                <w:rFonts w:hint="eastAsia" w:ascii="华文中宋" w:hAnsi="华文中宋" w:eastAsia="华文中宋" w:cs="华文中宋"/>
+                <w:b/>
+                <w:bCs/>
+                <w:color w:val="ED7D31"/>
+                <w:kern w:val="2"/>
+                <w:sz w:val="21"/>
+                <w:szCs w:val="21"/>
+                <w:vertAlign w:val="baseline"/>
+                <w:lang w:val="en-US" w:eastAsia="zh-CN" w:bidi="ar-SA"/>
+              </w:rPr>
+              <w:t>构建</w:t>
             </w:r>
           </w:p>
         </w:tc>
@@ -5865,7 +6642,7 @@
                 <w:rFonts w:hint="eastAsia"/>
                 <w:lang w:val="en-US" w:eastAsia="zh-CN"/>
               </w:rPr>
-              <w:t>PointCloud</w:t>
+              <w:t>PointCloud(points)</w:t>
             </w:r>
           </w:p>
         </w:tc>
@@ -6598,7 +7375,7 @@
       </w:tblPr>
       <w:tblGrid>
         <w:gridCol w:w="1057"/>
-        <w:gridCol w:w="4955"/>
+        <w:gridCol w:w="5233"/>
         <w:gridCol w:w="1478"/>
       </w:tblGrid>
       <w:tr>
@@ -6622,11 +7399,13 @@
           <w:tcPr>
             <w:tcW w:w="0" w:type="auto"/>
             <w:gridSpan w:val="2"/>
+            <w:vAlign w:val="center"/>
           </w:tcPr>
           <w:p>
             <w:pPr>
               <w:pStyle w:val="12"/>
               <w:bidi w:val="0"/>
+              <w:jc w:val="both"/>
               <w:rPr>
                 <w:rFonts w:hint="default"/>
                 <w:lang w:val="en-US" w:eastAsia="zh-CN"/>
@@ -6637,18 +7416,20 @@
                 <w:rFonts w:hint="eastAsia"/>
                 <w:lang w:val="en-US" w:eastAsia="zh-CN"/>
               </w:rPr>
-              <w:t>KDTreeFlann(pcd)</w:t>
-            </w:r>
-          </w:p>
-        </w:tc>
-        <w:tc>
-          <w:tcPr>
-            <w:tcW w:w="0" w:type="auto"/>
+              <w:t>TriangleMesh(vertices, triangles)</w:t>
+            </w:r>
+          </w:p>
+        </w:tc>
+        <w:tc>
+          <w:tcPr>
+            <w:tcW w:w="0" w:type="auto"/>
+            <w:vAlign w:val="center"/>
           </w:tcPr>
           <w:p>
             <w:pPr>
               <w:pStyle w:val="11"/>
               <w:bidi w:val="0"/>
+              <w:jc w:val="both"/>
               <w:rPr>
                 <w:rFonts w:hint="default"/>
                 <w:vertAlign w:val="baseline"/>
@@ -6660,7 +7441,7 @@
                 <w:rFonts w:hint="eastAsia"/>
                 <w:lang w:val="en-US" w:eastAsia="zh-CN"/>
               </w:rPr>
-              <w:t>KD-Tree</w:t>
+              <w:t>三角网格</w:t>
             </w:r>
           </w:p>
         </w:tc>
@@ -6686,13 +7467,19 @@
           <w:tcPr>
             <w:tcW w:w="0" w:type="auto"/>
             <w:vMerge w:val="restart"/>
-            <w:shd w:val="clear" w:color="auto" w:fill="auto"/>
-            <w:vAlign w:val="center"/>
-          </w:tcPr>
-          <w:p>
-            <w:pPr>
-              <w:bidi w:val="0"/>
-              <w:jc w:val="both"/>
+            <w:vAlign w:val="center"/>
+          </w:tcPr>
+          <w:p>
+            <w:pPr>
+              <w:pStyle w:val="12"/>
+              <w:bidi w:val="0"/>
+              <w:jc w:val="both"/>
+              <w:rPr>
+                <w:rFonts w:hint="default"/>
+                <w:lang w:val="en-US" w:eastAsia="zh-CN"/>
+              </w:rPr>
+            </w:pPr>
+            <w:r>
               <w:rPr>
                 <w:rFonts w:hint="eastAsia" w:ascii="华文中宋" w:hAnsi="华文中宋" w:eastAsia="华文中宋" w:cs="华文中宋"/>
                 <w:b/>
@@ -6703,20 +7490,13 @@
                 <w:szCs w:val="21"/>
                 <w:lang w:val="en-US" w:eastAsia="zh-CN" w:bidi="ar-SA"/>
               </w:rPr>
-            </w:pPr>
-            <w:r>
-              <w:rPr>
-                <w:rFonts w:hint="eastAsia"/>
-                <w:lang w:val="en-US" w:eastAsia="zh-CN"/>
-              </w:rPr>
-              <w:t>实例方法</w:t>
-            </w:r>
-          </w:p>
-        </w:tc>
-        <w:tc>
-          <w:tcPr>
-            <w:tcW w:w="0" w:type="auto"/>
-            <w:shd w:val="clear" w:color="auto" w:fill="auto"/>
+              <w:t>类方法</w:t>
+            </w:r>
+          </w:p>
+        </w:tc>
+        <w:tc>
+          <w:tcPr>
+            <w:tcW w:w="0" w:type="auto"/>
             <w:vAlign w:val="center"/>
           </w:tcPr>
           <w:p>
@@ -6734,14 +7514,13 @@
                 <w:rFonts w:hint="eastAsia"/>
                 <w:lang w:val="en-US" w:eastAsia="zh-CN"/>
               </w:rPr>
-              <w:t>set_geometry(pcd)</w:t>
-            </w:r>
-          </w:p>
-        </w:tc>
-        <w:tc>
-          <w:tcPr>
-            <w:tcW w:w="0" w:type="auto"/>
-            <w:shd w:val="clear" w:color="auto" w:fill="auto"/>
+              <w:t>create_coordinate_frame(size)</w:t>
+            </w:r>
+          </w:p>
+        </w:tc>
+        <w:tc>
+          <w:tcPr>
+            <w:tcW w:w="0" w:type="auto"/>
             <w:vAlign w:val="center"/>
           </w:tcPr>
           <w:p>
@@ -6750,7 +7529,13 @@
               <w:bidi w:val="0"/>
               <w:jc w:val="both"/>
               <w:rPr>
-                <w:rFonts w:hint="default" w:ascii="华文中宋" w:hAnsi="华文中宋" w:eastAsia="华文中宋" w:cs="华文中宋"/>
+                <w:rFonts w:hint="default"/>
+                <w:lang w:val="en-US" w:eastAsia="zh-CN"/>
+              </w:rPr>
+            </w:pPr>
+            <w:r>
+              <w:rPr>
+                <w:rFonts w:hint="eastAsia" w:ascii="华文中宋" w:hAnsi="华文中宋" w:eastAsia="华文中宋" w:cs="华文中宋"/>
                 <w:b/>
                 <w:bCs/>
                 <w:color w:val="ED7D31"/>
@@ -6760,13 +7545,14 @@
                 <w:vertAlign w:val="baseline"/>
                 <w:lang w:val="en-US" w:eastAsia="zh-CN" w:bidi="ar-SA"/>
               </w:rPr>
-            </w:pPr>
-            <w:r>
-              <w:rPr>
-                <w:rFonts w:hint="eastAsia"/>
-                <w:lang w:val="en-US" w:eastAsia="zh-CN"/>
-              </w:rPr>
-              <w:t>重建</w:t>
+              <w:t>创建</w:t>
+            </w:r>
+            <w:r>
+              <w:rPr>
+                <w:rFonts w:hint="eastAsia"/>
+                <w:lang w:val="en-US" w:eastAsia="zh-CN"/>
+              </w:rPr>
+              <w:t>坐标轴</w:t>
             </w:r>
           </w:p>
         </w:tc>
@@ -6788,37 +7574,10 @@
             <w:right w:w="108" w:type="dxa"/>
           </w:tblCellMar>
         </w:tblPrEx>
-        <w:trPr>
-          <w:trHeight w:val="145" w:hRule="atLeast"/>
-        </w:trPr>
         <w:tc>
           <w:tcPr>
             <w:tcW w:w="0" w:type="auto"/>
             <w:vMerge w:val="continue"/>
-            <w:shd w:val="clear" w:color="auto" w:fill="auto"/>
-            <w:vAlign w:val="center"/>
-          </w:tcPr>
-          <w:p>
-            <w:pPr>
-              <w:bidi w:val="0"/>
-              <w:jc w:val="both"/>
-              <w:rPr>
-                <w:rFonts w:hint="eastAsia" w:ascii="华文中宋" w:hAnsi="华文中宋" w:eastAsia="华文中宋" w:cs="华文中宋"/>
-                <w:b/>
-                <w:bCs/>
-                <w:color w:val="ED7D31"/>
-                <w:kern w:val="2"/>
-                <w:sz w:val="21"/>
-                <w:szCs w:val="21"/>
-                <w:lang w:val="en-US" w:eastAsia="zh-CN" w:bidi="ar-SA"/>
-              </w:rPr>
-            </w:pPr>
-          </w:p>
-        </w:tc>
-        <w:tc>
-          <w:tcPr>
-            <w:tcW w:w="0" w:type="auto"/>
-            <w:shd w:val="clear" w:color="auto" w:fill="auto"/>
             <w:vAlign w:val="center"/>
           </w:tcPr>
           <w:p>
@@ -6827,29 +7586,39 @@
               <w:bidi w:val="0"/>
               <w:jc w:val="both"/>
               <w:rPr>
-                <w:rFonts w:hint="default" w:ascii="华文中宋" w:hAnsi="华文中宋" w:eastAsia="华文中宋" w:cs="华文中宋"/>
-                <w:b/>
-                <w:bCs/>
-                <w:color w:val="FF0000"/>
-                <w:kern w:val="2"/>
-                <w:sz w:val="21"/>
-                <w:szCs w:val="21"/>
-                <w:lang w:val="en-US" w:eastAsia="zh-CN" w:bidi="ar-SA"/>
-              </w:rPr>
-            </w:pPr>
-            <w:r>
-              <w:rPr>
-                <w:rFonts w:hint="eastAsia"/>
-                <w:lang w:val="en-US" w:eastAsia="zh-CN"/>
-              </w:rPr>
-              <w:t>search_knn_vector_xd(vec, knn)</w:t>
-            </w:r>
-          </w:p>
-        </w:tc>
-        <w:tc>
-          <w:tcPr>
-            <w:tcW w:w="0" w:type="auto"/>
-            <w:shd w:val="clear" w:color="auto" w:fill="auto"/>
+                <w:rFonts w:hint="default"/>
+                <w:lang w:val="en-US" w:eastAsia="zh-CN"/>
+              </w:rPr>
+            </w:pPr>
+          </w:p>
+        </w:tc>
+        <w:tc>
+          <w:tcPr>
+            <w:tcW w:w="0" w:type="auto"/>
+            <w:vAlign w:val="center"/>
+          </w:tcPr>
+          <w:p>
+            <w:pPr>
+              <w:pStyle w:val="12"/>
+              <w:bidi w:val="0"/>
+              <w:jc w:val="both"/>
+              <w:rPr>
+                <w:rFonts w:hint="default"/>
+                <w:lang w:val="en-US" w:eastAsia="zh-CN"/>
+              </w:rPr>
+            </w:pPr>
+            <w:r>
+              <w:rPr>
+                <w:rFonts w:hint="eastAsia"/>
+                <w:lang w:val="en-US" w:eastAsia="zh-CN"/>
+              </w:rPr>
+              <w:t>create_from_point_cloud_ball_pivoting(pcd, radii)</w:t>
+            </w:r>
+          </w:p>
+        </w:tc>
+        <w:tc>
+          <w:tcPr>
+            <w:tcW w:w="0" w:type="auto"/>
             <w:vAlign w:val="center"/>
           </w:tcPr>
           <w:p>
@@ -6858,16 +7627,17 @@
               <w:bidi w:val="0"/>
               <w:jc w:val="both"/>
               <w:rPr>
-                <w:rFonts w:hint="default" w:ascii="华文中宋" w:hAnsi="华文中宋" w:eastAsia="华文中宋" w:cs="华文中宋"/>
-                <w:b/>
-                <w:bCs/>
-                <w:color w:val="EA82E5"/>
-                <w:kern w:val="2"/>
-                <w:sz w:val="21"/>
-                <w:szCs w:val="21"/>
-                <w:lang w:val="en-US" w:eastAsia="zh-CN" w:bidi="ar-SA"/>
-              </w:rPr>
-            </w:pPr>
+                <w:rFonts w:hint="default"/>
+                <w:lang w:val="en-US" w:eastAsia="zh-CN"/>
+              </w:rPr>
+            </w:pPr>
+            <w:r>
+              <w:rPr>
+                <w:rFonts w:hint="eastAsia"/>
+                <w:lang w:val="en-US" w:eastAsia="zh-CN"/>
+              </w:rPr>
+              <w:t>滚球算法</w:t>
+            </w:r>
             <w:r>
               <w:rPr>
                 <w:rFonts w:hint="eastAsia" w:ascii="华文中宋" w:hAnsi="华文中宋" w:eastAsia="华文中宋" w:cs="华文中宋"/>
@@ -6880,14 +7650,7 @@
                 <w:vertAlign w:val="baseline"/>
                 <w:lang w:val="en-US" w:eastAsia="zh-CN" w:bidi="ar-SA"/>
               </w:rPr>
-              <w:t>返回</w:t>
-            </w:r>
-            <w:r>
-              <w:rPr>
-                <w:rFonts w:hint="eastAsia"/>
-                <w:lang w:val="en-US" w:eastAsia="zh-CN"/>
-              </w:rPr>
-              <w:t>KNN</w:t>
+              <w:t>构建</w:t>
             </w:r>
           </w:p>
         </w:tc>
@@ -6913,24 +7676,6 @@
           <w:tcPr>
             <w:tcW w:w="0" w:type="auto"/>
             <w:vMerge w:val="continue"/>
-            <w:shd w:val="clear" w:color="auto" w:fill="auto"/>
-            <w:vAlign w:val="center"/>
-          </w:tcPr>
-          <w:p>
-            <w:pPr>
-              <w:bidi w:val="0"/>
-              <w:jc w:val="both"/>
-              <w:rPr>
-                <w:rFonts w:hint="eastAsia"/>
-                <w:lang w:val="en-US" w:eastAsia="zh-CN"/>
-              </w:rPr>
-            </w:pPr>
-          </w:p>
-        </w:tc>
-        <w:tc>
-          <w:tcPr>
-            <w:tcW w:w="0" w:type="auto"/>
-            <w:shd w:val="clear" w:color="auto" w:fill="auto"/>
             <w:vAlign w:val="center"/>
           </w:tcPr>
           <w:p>
@@ -6939,6 +7684,29 @@
               <w:bidi w:val="0"/>
               <w:jc w:val="both"/>
               <w:rPr>
+                <w:rFonts w:hint="eastAsia" w:ascii="华文中宋" w:hAnsi="华文中宋" w:eastAsia="华文中宋" w:cs="华文中宋"/>
+                <w:b/>
+                <w:bCs/>
+                <w:color w:val="ED7D31"/>
+                <w:kern w:val="2"/>
+                <w:sz w:val="21"/>
+                <w:szCs w:val="21"/>
+                <w:lang w:val="en-US" w:eastAsia="zh-CN" w:bidi="ar-SA"/>
+              </w:rPr>
+            </w:pPr>
+          </w:p>
+        </w:tc>
+        <w:tc>
+          <w:tcPr>
+            <w:tcW w:w="0" w:type="auto"/>
+            <w:vAlign w:val="center"/>
+          </w:tcPr>
+          <w:p>
+            <w:pPr>
+              <w:pStyle w:val="12"/>
+              <w:bidi w:val="0"/>
+              <w:jc w:val="both"/>
+              <w:rPr>
                 <w:rFonts w:hint="default"/>
                 <w:lang w:val="en-US" w:eastAsia="zh-CN"/>
               </w:rPr>
@@ -6948,14 +7716,13 @@
                 <w:rFonts w:hint="eastAsia"/>
                 <w:lang w:val="en-US" w:eastAsia="zh-CN"/>
               </w:rPr>
-              <w:t>search_radius_vector_xd(vec, radius)</w:t>
-            </w:r>
-          </w:p>
-        </w:tc>
-        <w:tc>
-          <w:tcPr>
-            <w:tcW w:w="0" w:type="auto"/>
-            <w:shd w:val="clear" w:color="auto" w:fill="auto"/>
+              <w:t>create_from_point_cloud_poisson(pcd, depth)</w:t>
+            </w:r>
+          </w:p>
+        </w:tc>
+        <w:tc>
+          <w:tcPr>
+            <w:tcW w:w="0" w:type="auto"/>
             <w:vAlign w:val="center"/>
           </w:tcPr>
           <w:p>
@@ -6964,7 +7731,20 @@
               <w:bidi w:val="0"/>
               <w:jc w:val="both"/>
               <w:rPr>
-                <w:rFonts w:hint="default" w:ascii="华文中宋" w:hAnsi="华文中宋" w:eastAsia="华文中宋" w:cs="华文中宋"/>
+                <w:rFonts w:hint="default"/>
+                <w:lang w:val="en-US" w:eastAsia="zh-CN"/>
+              </w:rPr>
+            </w:pPr>
+            <w:r>
+              <w:rPr>
+                <w:rFonts w:hint="eastAsia"/>
+                <w:lang w:val="en-US" w:eastAsia="zh-CN"/>
+              </w:rPr>
+              <w:t>泊松算法</w:t>
+            </w:r>
+            <w:r>
+              <w:rPr>
+                <w:rFonts w:hint="eastAsia" w:ascii="华文中宋" w:hAnsi="华文中宋" w:eastAsia="华文中宋" w:cs="华文中宋"/>
                 <w:b/>
                 <w:bCs/>
                 <w:color w:val="ED7D31"/>
@@ -6974,27 +7754,7 @@
                 <w:vertAlign w:val="baseline"/>
                 <w:lang w:val="en-US" w:eastAsia="zh-CN" w:bidi="ar-SA"/>
               </w:rPr>
-            </w:pPr>
-            <w:r>
-              <w:rPr>
-                <w:rFonts w:hint="eastAsia" w:ascii="华文中宋" w:hAnsi="华文中宋" w:eastAsia="华文中宋" w:cs="华文中宋"/>
-                <w:b/>
-                <w:bCs/>
-                <w:color w:val="ED7D31"/>
-                <w:kern w:val="2"/>
-                <w:sz w:val="21"/>
-                <w:szCs w:val="21"/>
-                <w:vertAlign w:val="baseline"/>
-                <w:lang w:val="en-US" w:eastAsia="zh-CN" w:bidi="ar-SA"/>
-              </w:rPr>
-              <w:t>返回</w:t>
-            </w:r>
-            <w:r>
-              <w:rPr>
-                <w:rFonts w:hint="eastAsia"/>
-                <w:lang w:val="en-US" w:eastAsia="zh-CN"/>
-              </w:rPr>
-              <w:t>半径搜索</w:t>
+              <w:t>构建</w:t>
             </w:r>
           </w:p>
         </w:tc>
@@ -7019,55 +7779,11 @@
         <w:tc>
           <w:tcPr>
             <w:tcW w:w="0" w:type="auto"/>
-            <w:vMerge w:val="continue"/>
-            <w:shd w:val="clear" w:color="auto" w:fill="auto"/>
-            <w:vAlign w:val="center"/>
-          </w:tcPr>
-          <w:p>
-            <w:pPr>
-              <w:bidi w:val="0"/>
-              <w:jc w:val="both"/>
-              <w:rPr>
-                <w:rFonts w:hint="eastAsia"/>
-                <w:lang w:val="en-US" w:eastAsia="zh-CN"/>
-              </w:rPr>
-            </w:pPr>
-          </w:p>
-        </w:tc>
-        <w:tc>
-          <w:tcPr>
-            <w:tcW w:w="0" w:type="auto"/>
-            <w:shd w:val="clear" w:color="auto" w:fill="auto"/>
             <w:vAlign w:val="center"/>
           </w:tcPr>
           <w:p>
             <w:pPr>
               <w:pStyle w:val="12"/>
-              <w:bidi w:val="0"/>
-              <w:jc w:val="both"/>
-              <w:rPr>
-                <w:rFonts w:hint="default"/>
-                <w:lang w:val="en-US" w:eastAsia="zh-CN"/>
-              </w:rPr>
-            </w:pPr>
-            <w:r>
-              <w:rPr>
-                <w:rFonts w:hint="eastAsia"/>
-                <w:lang w:val="en-US" w:eastAsia="zh-CN"/>
-              </w:rPr>
-              <w:t>search_hybrid_vector_xd(vec, radius, max_nn)</w:t>
-            </w:r>
-          </w:p>
-        </w:tc>
-        <w:tc>
-          <w:tcPr>
-            <w:tcW w:w="0" w:type="auto"/>
-            <w:shd w:val="clear" w:color="auto" w:fill="auto"/>
-            <w:vAlign w:val="center"/>
-          </w:tcPr>
-          <w:p>
-            <w:pPr>
-              <w:pStyle w:val="11"/>
               <w:bidi w:val="0"/>
               <w:jc w:val="both"/>
               <w:rPr>
@@ -7078,30 +7794,82 @@
                 <w:kern w:val="2"/>
                 <w:sz w:val="21"/>
                 <w:szCs w:val="21"/>
-                <w:vertAlign w:val="baseline"/>
                 <w:lang w:val="en-US" w:eastAsia="zh-CN" w:bidi="ar-SA"/>
               </w:rPr>
             </w:pPr>
             <w:r>
               <w:rPr>
-                <w:rFonts w:hint="eastAsia" w:ascii="华文中宋" w:hAnsi="华文中宋" w:eastAsia="华文中宋" w:cs="华文中宋"/>
+                <w:rFonts w:hint="eastAsia" w:cs="华文中宋"/>
                 <w:b/>
                 <w:bCs/>
                 <w:color w:val="ED7D31"/>
                 <w:kern w:val="2"/>
                 <w:sz w:val="21"/>
                 <w:szCs w:val="21"/>
-                <w:vertAlign w:val="baseline"/>
                 <w:lang w:val="en-US" w:eastAsia="zh-CN" w:bidi="ar-SA"/>
               </w:rPr>
-              <w:t>返回</w:t>
-            </w:r>
-            <w:r>
-              <w:rPr>
-                <w:rFonts w:hint="eastAsia"/>
-                <w:lang w:val="en-US" w:eastAsia="zh-CN"/>
-              </w:rPr>
-              <w:t>混合搜索</w:t>
+              <w:t>实例</w:t>
+            </w:r>
+            <w:r>
+              <w:rPr>
+                <w:rFonts w:hint="eastAsia" w:ascii="华文中宋" w:hAnsi="华文中宋" w:eastAsia="华文中宋" w:cs="华文中宋"/>
+                <w:b/>
+                <w:bCs/>
+                <w:color w:val="ED7D31"/>
+                <w:kern w:val="2"/>
+                <w:sz w:val="21"/>
+                <w:szCs w:val="21"/>
+                <w:lang w:val="en-US" w:eastAsia="zh-CN" w:bidi="ar-SA"/>
+              </w:rPr>
+              <w:t>方法</w:t>
+            </w:r>
+          </w:p>
+        </w:tc>
+        <w:tc>
+          <w:tcPr>
+            <w:tcW w:w="0" w:type="auto"/>
+            <w:vAlign w:val="center"/>
+          </w:tcPr>
+          <w:p>
+            <w:pPr>
+              <w:pStyle w:val="12"/>
+              <w:bidi w:val="0"/>
+              <w:jc w:val="both"/>
+              <w:rPr>
+                <w:rFonts w:hint="default"/>
+                <w:lang w:val="en-US" w:eastAsia="zh-CN"/>
+              </w:rPr>
+            </w:pPr>
+            <w:r>
+              <w:rPr>
+                <w:rFonts w:hint="eastAsia"/>
+                <w:lang w:val="en-US" w:eastAsia="zh-CN"/>
+              </w:rPr>
+              <w:t>sample_points_uniformly(npts)</w:t>
+            </w:r>
+          </w:p>
+        </w:tc>
+        <w:tc>
+          <w:tcPr>
+            <w:tcW w:w="0" w:type="auto"/>
+            <w:vAlign w:val="center"/>
+          </w:tcPr>
+          <w:p>
+            <w:pPr>
+              <w:pStyle w:val="11"/>
+              <w:bidi w:val="0"/>
+              <w:jc w:val="both"/>
+              <w:rPr>
+                <w:rFonts w:hint="eastAsia"/>
+                <w:lang w:val="en-US" w:eastAsia="zh-CN"/>
+              </w:rPr>
+            </w:pPr>
+            <w:r>
+              <w:rPr>
+                <w:rFonts w:hint="eastAsia"/>
+                <w:lang w:val="en-US" w:eastAsia="zh-CN"/>
+              </w:rPr>
+              <w:t>采样点云</w:t>
             </w:r>
           </w:p>
         </w:tc>
@@ -7335,756 +8103,6 @@
         </w:rPr>
       </w:pPr>
     </w:p>
-    <w:tbl>
-      <w:tblPr>
-        <w:tblStyle w:val="8"/>
-        <w:tblW w:w="0" w:type="auto"/>
-        <w:tblInd w:w="0" w:type="dxa"/>
-        <w:tblBorders>
-          <w:top w:val="single" w:color="auto" w:sz="4" w:space="0"/>
-          <w:left w:val="single" w:color="auto" w:sz="4" w:space="0"/>
-          <w:bottom w:val="single" w:color="auto" w:sz="4" w:space="0"/>
-          <w:right w:val="single" w:color="auto" w:sz="4" w:space="0"/>
-          <w:insideH w:val="single" w:color="auto" w:sz="4" w:space="0"/>
-          <w:insideV w:val="single" w:color="auto" w:sz="4" w:space="0"/>
-        </w:tblBorders>
-        <w:tblLayout w:type="autofit"/>
-        <w:tblCellMar>
-          <w:top w:w="0" w:type="dxa"/>
-          <w:left w:w="108" w:type="dxa"/>
-          <w:bottom w:w="0" w:type="dxa"/>
-          <w:right w:w="108" w:type="dxa"/>
-        </w:tblCellMar>
-      </w:tblPr>
-      <w:tblGrid>
-        <w:gridCol w:w="1057"/>
-        <w:gridCol w:w="4728"/>
-        <w:gridCol w:w="1268"/>
-      </w:tblGrid>
-      <w:tr>
-        <w:tblPrEx>
-          <w:tblBorders>
-            <w:top w:val="single" w:color="auto" w:sz="4" w:space="0"/>
-            <w:left w:val="single" w:color="auto" w:sz="4" w:space="0"/>
-            <w:bottom w:val="single" w:color="auto" w:sz="4" w:space="0"/>
-            <w:right w:val="single" w:color="auto" w:sz="4" w:space="0"/>
-            <w:insideH w:val="single" w:color="auto" w:sz="4" w:space="0"/>
-            <w:insideV w:val="single" w:color="auto" w:sz="4" w:space="0"/>
-          </w:tblBorders>
-          <w:tblCellMar>
-            <w:top w:w="0" w:type="dxa"/>
-            <w:left w:w="108" w:type="dxa"/>
-            <w:bottom w:w="0" w:type="dxa"/>
-            <w:right w:w="108" w:type="dxa"/>
-          </w:tblCellMar>
-        </w:tblPrEx>
-        <w:tc>
-          <w:tcPr>
-            <w:tcW w:w="0" w:type="auto"/>
-            <w:gridSpan w:val="2"/>
-            <w:vAlign w:val="center"/>
-          </w:tcPr>
-          <w:p>
-            <w:pPr>
-              <w:pStyle w:val="12"/>
-              <w:bidi w:val="0"/>
-              <w:jc w:val="both"/>
-              <w:rPr>
-                <w:rFonts w:hint="default"/>
-                <w:lang w:val="en-US" w:eastAsia="zh-CN"/>
-              </w:rPr>
-            </w:pPr>
-            <w:r>
-              <w:rPr>
-                <w:rFonts w:hint="eastAsia"/>
-                <w:lang w:val="en-US" w:eastAsia="zh-CN"/>
-              </w:rPr>
-              <w:t>Octree(max_depth)</w:t>
-            </w:r>
-          </w:p>
-        </w:tc>
-        <w:tc>
-          <w:tcPr>
-            <w:tcW w:w="0" w:type="auto"/>
-            <w:vAlign w:val="center"/>
-          </w:tcPr>
-          <w:p>
-            <w:pPr>
-              <w:pStyle w:val="11"/>
-              <w:bidi w:val="0"/>
-              <w:jc w:val="both"/>
-              <w:rPr>
-                <w:rFonts w:hint="default"/>
-                <w:vertAlign w:val="baseline"/>
-                <w:lang w:val="en-US" w:eastAsia="zh-CN"/>
-              </w:rPr>
-            </w:pPr>
-            <w:r>
-              <w:rPr>
-                <w:rFonts w:hint="eastAsia"/>
-                <w:lang w:val="en-US" w:eastAsia="zh-CN"/>
-              </w:rPr>
-              <w:t>体素网格</w:t>
-            </w:r>
-          </w:p>
-        </w:tc>
-      </w:tr>
-      <w:tr>
-        <w:tblPrEx>
-          <w:tblBorders>
-            <w:top w:val="single" w:color="auto" w:sz="4" w:space="0"/>
-            <w:left w:val="single" w:color="auto" w:sz="4" w:space="0"/>
-            <w:bottom w:val="single" w:color="auto" w:sz="4" w:space="0"/>
-            <w:right w:val="single" w:color="auto" w:sz="4" w:space="0"/>
-            <w:insideH w:val="single" w:color="auto" w:sz="4" w:space="0"/>
-            <w:insideV w:val="single" w:color="auto" w:sz="4" w:space="0"/>
-          </w:tblBorders>
-          <w:tblCellMar>
-            <w:top w:w="0" w:type="dxa"/>
-            <w:left w:w="108" w:type="dxa"/>
-            <w:bottom w:w="0" w:type="dxa"/>
-            <w:right w:w="108" w:type="dxa"/>
-          </w:tblCellMar>
-        </w:tblPrEx>
-        <w:tc>
-          <w:tcPr>
-            <w:tcW w:w="0" w:type="auto"/>
-            <w:vAlign w:val="center"/>
-          </w:tcPr>
-          <w:p>
-            <w:pPr>
-              <w:pStyle w:val="12"/>
-              <w:bidi w:val="0"/>
-              <w:jc w:val="both"/>
-              <w:rPr>
-                <w:rFonts w:hint="default"/>
-                <w:lang w:val="en-US" w:eastAsia="zh-CN"/>
-              </w:rPr>
-            </w:pPr>
-            <w:r>
-              <w:rPr>
-                <w:rFonts w:hint="eastAsia" w:cs="华文中宋"/>
-                <w:b/>
-                <w:bCs/>
-                <w:color w:val="ED7D31"/>
-                <w:kern w:val="2"/>
-                <w:sz w:val="21"/>
-                <w:szCs w:val="21"/>
-                <w:lang w:val="en-US" w:eastAsia="zh-CN" w:bidi="ar-SA"/>
-              </w:rPr>
-              <w:t>实例</w:t>
-            </w:r>
-            <w:r>
-              <w:rPr>
-                <w:rFonts w:hint="eastAsia" w:ascii="华文中宋" w:hAnsi="华文中宋" w:eastAsia="华文中宋" w:cs="华文中宋"/>
-                <w:b/>
-                <w:bCs/>
-                <w:color w:val="ED7D31"/>
-                <w:kern w:val="2"/>
-                <w:sz w:val="21"/>
-                <w:szCs w:val="21"/>
-                <w:lang w:val="en-US" w:eastAsia="zh-CN" w:bidi="ar-SA"/>
-              </w:rPr>
-              <w:t>方法</w:t>
-            </w:r>
-          </w:p>
-        </w:tc>
-        <w:tc>
-          <w:tcPr>
-            <w:tcW w:w="0" w:type="auto"/>
-            <w:vAlign w:val="center"/>
-          </w:tcPr>
-          <w:p>
-            <w:pPr>
-              <w:pStyle w:val="12"/>
-              <w:bidi w:val="0"/>
-              <w:jc w:val="both"/>
-              <w:rPr>
-                <w:rFonts w:hint="default"/>
-                <w:lang w:val="en-US" w:eastAsia="zh-CN"/>
-              </w:rPr>
-            </w:pPr>
-            <w:r>
-              <w:rPr>
-                <w:rFonts w:hint="default"/>
-                <w:lang w:val="en-US" w:eastAsia="zh-CN"/>
-              </w:rPr>
-              <w:t>convert_from_point_cloud(pcd, size_expand</w:t>
-            </w:r>
-            <w:r>
-              <w:rPr>
-                <w:rFonts w:hint="eastAsia"/>
-                <w:lang w:val="en-US" w:eastAsia="zh-CN"/>
-              </w:rPr>
-              <w:t>)</w:t>
-            </w:r>
-          </w:p>
-        </w:tc>
-        <w:tc>
-          <w:tcPr>
-            <w:tcW w:w="0" w:type="auto"/>
-            <w:vAlign w:val="center"/>
-          </w:tcPr>
-          <w:p>
-            <w:pPr>
-              <w:pStyle w:val="11"/>
-              <w:bidi w:val="0"/>
-              <w:jc w:val="both"/>
-              <w:rPr>
-                <w:rFonts w:hint="default"/>
-                <w:lang w:val="en-US" w:eastAsia="zh-CN"/>
-              </w:rPr>
-            </w:pPr>
-            <w:r>
-              <w:rPr>
-                <w:rFonts w:hint="eastAsia"/>
-                <w:lang w:val="en-US" w:eastAsia="zh-CN"/>
-              </w:rPr>
-              <w:t>从点云</w:t>
-            </w:r>
-            <w:r>
-              <w:rPr>
-                <w:rFonts w:hint="eastAsia" w:ascii="华文中宋" w:hAnsi="华文中宋" w:eastAsia="华文中宋" w:cs="华文中宋"/>
-                <w:b/>
-                <w:bCs/>
-                <w:color w:val="ED7D31"/>
-                <w:kern w:val="2"/>
-                <w:sz w:val="21"/>
-                <w:szCs w:val="21"/>
-                <w:vertAlign w:val="baseline"/>
-                <w:lang w:val="en-US" w:eastAsia="zh-CN" w:bidi="ar-SA"/>
-              </w:rPr>
-              <w:t>构建</w:t>
-            </w:r>
-          </w:p>
-        </w:tc>
-      </w:tr>
-    </w:tbl>
-    <w:p>
-      <w:pPr>
-        <w:rPr>
-          <w:rFonts w:hint="default"/>
-          <w:lang w:val="en-US" w:eastAsia="zh-CN"/>
-        </w:rPr>
-      </w:pPr>
-    </w:p>
-    <w:tbl>
-      <w:tblPr>
-        <w:tblStyle w:val="8"/>
-        <w:tblW w:w="0" w:type="auto"/>
-        <w:tblInd w:w="0" w:type="dxa"/>
-        <w:tblBorders>
-          <w:top w:val="single" w:color="auto" w:sz="4" w:space="0"/>
-          <w:left w:val="single" w:color="auto" w:sz="4" w:space="0"/>
-          <w:bottom w:val="single" w:color="auto" w:sz="4" w:space="0"/>
-          <w:right w:val="single" w:color="auto" w:sz="4" w:space="0"/>
-          <w:insideH w:val="single" w:color="auto" w:sz="4" w:space="0"/>
-          <w:insideV w:val="single" w:color="auto" w:sz="4" w:space="0"/>
-        </w:tblBorders>
-        <w:tblLayout w:type="autofit"/>
-        <w:tblCellMar>
-          <w:top w:w="0" w:type="dxa"/>
-          <w:left w:w="108" w:type="dxa"/>
-          <w:bottom w:w="0" w:type="dxa"/>
-          <w:right w:w="108" w:type="dxa"/>
-        </w:tblCellMar>
-      </w:tblPr>
-      <w:tblGrid>
-        <w:gridCol w:w="1057"/>
-        <w:gridCol w:w="5233"/>
-        <w:gridCol w:w="1478"/>
-      </w:tblGrid>
-      <w:tr>
-        <w:tblPrEx>
-          <w:tblBorders>
-            <w:top w:val="single" w:color="auto" w:sz="4" w:space="0"/>
-            <w:left w:val="single" w:color="auto" w:sz="4" w:space="0"/>
-            <w:bottom w:val="single" w:color="auto" w:sz="4" w:space="0"/>
-            <w:right w:val="single" w:color="auto" w:sz="4" w:space="0"/>
-            <w:insideH w:val="single" w:color="auto" w:sz="4" w:space="0"/>
-            <w:insideV w:val="single" w:color="auto" w:sz="4" w:space="0"/>
-          </w:tblBorders>
-          <w:tblCellMar>
-            <w:top w:w="0" w:type="dxa"/>
-            <w:left w:w="108" w:type="dxa"/>
-            <w:bottom w:w="0" w:type="dxa"/>
-            <w:right w:w="108" w:type="dxa"/>
-          </w:tblCellMar>
-        </w:tblPrEx>
-        <w:tc>
-          <w:tcPr>
-            <w:tcW w:w="0" w:type="auto"/>
-            <w:gridSpan w:val="2"/>
-            <w:vAlign w:val="center"/>
-          </w:tcPr>
-          <w:p>
-            <w:pPr>
-              <w:pStyle w:val="12"/>
-              <w:bidi w:val="0"/>
-              <w:jc w:val="both"/>
-              <w:rPr>
-                <w:rFonts w:hint="default"/>
-                <w:lang w:val="en-US" w:eastAsia="zh-CN"/>
-              </w:rPr>
-            </w:pPr>
-            <w:r>
-              <w:rPr>
-                <w:rFonts w:hint="eastAsia"/>
-                <w:lang w:val="en-US" w:eastAsia="zh-CN"/>
-              </w:rPr>
-              <w:t>TriangleMesh</w:t>
-            </w:r>
-          </w:p>
-        </w:tc>
-        <w:tc>
-          <w:tcPr>
-            <w:tcW w:w="0" w:type="auto"/>
-            <w:vAlign w:val="center"/>
-          </w:tcPr>
-          <w:p>
-            <w:pPr>
-              <w:pStyle w:val="11"/>
-              <w:bidi w:val="0"/>
-              <w:jc w:val="both"/>
-              <w:rPr>
-                <w:rFonts w:hint="default"/>
-                <w:vertAlign w:val="baseline"/>
-                <w:lang w:val="en-US" w:eastAsia="zh-CN"/>
-              </w:rPr>
-            </w:pPr>
-            <w:r>
-              <w:rPr>
-                <w:rFonts w:hint="eastAsia"/>
-                <w:lang w:val="en-US" w:eastAsia="zh-CN"/>
-              </w:rPr>
-              <w:t>三角网格</w:t>
-            </w:r>
-          </w:p>
-        </w:tc>
-      </w:tr>
-      <w:tr>
-        <w:tblPrEx>
-          <w:tblBorders>
-            <w:top w:val="single" w:color="auto" w:sz="4" w:space="0"/>
-            <w:left w:val="single" w:color="auto" w:sz="4" w:space="0"/>
-            <w:bottom w:val="single" w:color="auto" w:sz="4" w:space="0"/>
-            <w:right w:val="single" w:color="auto" w:sz="4" w:space="0"/>
-            <w:insideH w:val="single" w:color="auto" w:sz="4" w:space="0"/>
-            <w:insideV w:val="single" w:color="auto" w:sz="4" w:space="0"/>
-          </w:tblBorders>
-          <w:tblCellMar>
-            <w:top w:w="0" w:type="dxa"/>
-            <w:left w:w="108" w:type="dxa"/>
-            <w:bottom w:w="0" w:type="dxa"/>
-            <w:right w:w="108" w:type="dxa"/>
-          </w:tblCellMar>
-        </w:tblPrEx>
-        <w:tc>
-          <w:tcPr>
-            <w:tcW w:w="0" w:type="auto"/>
-            <w:vMerge w:val="restart"/>
-            <w:vAlign w:val="center"/>
-          </w:tcPr>
-          <w:p>
-            <w:pPr>
-              <w:pStyle w:val="12"/>
-              <w:bidi w:val="0"/>
-              <w:jc w:val="both"/>
-              <w:rPr>
-                <w:rFonts w:hint="default"/>
-                <w:lang w:val="en-US" w:eastAsia="zh-CN"/>
-              </w:rPr>
-            </w:pPr>
-            <w:r>
-              <w:rPr>
-                <w:rFonts w:hint="eastAsia" w:ascii="华文中宋" w:hAnsi="华文中宋" w:eastAsia="华文中宋" w:cs="华文中宋"/>
-                <w:b/>
-                <w:bCs/>
-                <w:color w:val="ED7D31"/>
-                <w:kern w:val="2"/>
-                <w:sz w:val="21"/>
-                <w:szCs w:val="21"/>
-                <w:lang w:val="en-US" w:eastAsia="zh-CN" w:bidi="ar-SA"/>
-              </w:rPr>
-              <w:t>类方法</w:t>
-            </w:r>
-          </w:p>
-        </w:tc>
-        <w:tc>
-          <w:tcPr>
-            <w:tcW w:w="0" w:type="auto"/>
-            <w:vAlign w:val="center"/>
-          </w:tcPr>
-          <w:p>
-            <w:pPr>
-              <w:pStyle w:val="12"/>
-              <w:bidi w:val="0"/>
-              <w:jc w:val="both"/>
-              <w:rPr>
-                <w:rFonts w:hint="default"/>
-                <w:lang w:val="en-US" w:eastAsia="zh-CN"/>
-              </w:rPr>
-            </w:pPr>
-            <w:r>
-              <w:rPr>
-                <w:rFonts w:hint="eastAsia"/>
-                <w:lang w:val="en-US" w:eastAsia="zh-CN"/>
-              </w:rPr>
-              <w:t>create_coordinate_frame(size)</w:t>
-            </w:r>
-          </w:p>
-        </w:tc>
-        <w:tc>
-          <w:tcPr>
-            <w:tcW w:w="0" w:type="auto"/>
-            <w:vAlign w:val="center"/>
-          </w:tcPr>
-          <w:p>
-            <w:pPr>
-              <w:pStyle w:val="11"/>
-              <w:bidi w:val="0"/>
-              <w:jc w:val="both"/>
-              <w:rPr>
-                <w:rFonts w:hint="default"/>
-                <w:lang w:val="en-US" w:eastAsia="zh-CN"/>
-              </w:rPr>
-            </w:pPr>
-            <w:r>
-              <w:rPr>
-                <w:rFonts w:hint="eastAsia" w:ascii="华文中宋" w:hAnsi="华文中宋" w:eastAsia="华文中宋" w:cs="华文中宋"/>
-                <w:b/>
-                <w:bCs/>
-                <w:color w:val="ED7D31"/>
-                <w:kern w:val="2"/>
-                <w:sz w:val="21"/>
-                <w:szCs w:val="21"/>
-                <w:vertAlign w:val="baseline"/>
-                <w:lang w:val="en-US" w:eastAsia="zh-CN" w:bidi="ar-SA"/>
-              </w:rPr>
-              <w:t>创建</w:t>
-            </w:r>
-            <w:r>
-              <w:rPr>
-                <w:rFonts w:hint="eastAsia"/>
-                <w:lang w:val="en-US" w:eastAsia="zh-CN"/>
-              </w:rPr>
-              <w:t>坐标轴</w:t>
-            </w:r>
-          </w:p>
-        </w:tc>
-      </w:tr>
-      <w:tr>
-        <w:tblPrEx>
-          <w:tblBorders>
-            <w:top w:val="single" w:color="auto" w:sz="4" w:space="0"/>
-            <w:left w:val="single" w:color="auto" w:sz="4" w:space="0"/>
-            <w:bottom w:val="single" w:color="auto" w:sz="4" w:space="0"/>
-            <w:right w:val="single" w:color="auto" w:sz="4" w:space="0"/>
-            <w:insideH w:val="single" w:color="auto" w:sz="4" w:space="0"/>
-            <w:insideV w:val="single" w:color="auto" w:sz="4" w:space="0"/>
-          </w:tblBorders>
-          <w:tblCellMar>
-            <w:top w:w="0" w:type="dxa"/>
-            <w:left w:w="108" w:type="dxa"/>
-            <w:bottom w:w="0" w:type="dxa"/>
-            <w:right w:w="108" w:type="dxa"/>
-          </w:tblCellMar>
-        </w:tblPrEx>
-        <w:tc>
-          <w:tcPr>
-            <w:tcW w:w="0" w:type="auto"/>
-            <w:vMerge w:val="continue"/>
-            <w:vAlign w:val="center"/>
-          </w:tcPr>
-          <w:p>
-            <w:pPr>
-              <w:pStyle w:val="12"/>
-              <w:bidi w:val="0"/>
-              <w:jc w:val="both"/>
-              <w:rPr>
-                <w:rFonts w:hint="default"/>
-                <w:lang w:val="en-US" w:eastAsia="zh-CN"/>
-              </w:rPr>
-            </w:pPr>
-          </w:p>
-        </w:tc>
-        <w:tc>
-          <w:tcPr>
-            <w:tcW w:w="0" w:type="auto"/>
-            <w:vAlign w:val="center"/>
-          </w:tcPr>
-          <w:p>
-            <w:pPr>
-              <w:pStyle w:val="12"/>
-              <w:bidi w:val="0"/>
-              <w:jc w:val="both"/>
-              <w:rPr>
-                <w:rFonts w:hint="default"/>
-                <w:lang w:val="en-US" w:eastAsia="zh-CN"/>
-              </w:rPr>
-            </w:pPr>
-            <w:r>
-              <w:rPr>
-                <w:rFonts w:hint="eastAsia"/>
-                <w:lang w:val="en-US" w:eastAsia="zh-CN"/>
-              </w:rPr>
-              <w:t>create_from_point_cloud_ball_pivoting(pcd, radii)</w:t>
-            </w:r>
-          </w:p>
-        </w:tc>
-        <w:tc>
-          <w:tcPr>
-            <w:tcW w:w="0" w:type="auto"/>
-            <w:vAlign w:val="center"/>
-          </w:tcPr>
-          <w:p>
-            <w:pPr>
-              <w:pStyle w:val="11"/>
-              <w:bidi w:val="0"/>
-              <w:jc w:val="both"/>
-              <w:rPr>
-                <w:rFonts w:hint="default"/>
-                <w:lang w:val="en-US" w:eastAsia="zh-CN"/>
-              </w:rPr>
-            </w:pPr>
-            <w:r>
-              <w:rPr>
-                <w:rFonts w:hint="eastAsia"/>
-                <w:lang w:val="en-US" w:eastAsia="zh-CN"/>
-              </w:rPr>
-              <w:t>滚球算法</w:t>
-            </w:r>
-            <w:r>
-              <w:rPr>
-                <w:rFonts w:hint="eastAsia" w:ascii="华文中宋" w:hAnsi="华文中宋" w:eastAsia="华文中宋" w:cs="华文中宋"/>
-                <w:b/>
-                <w:bCs/>
-                <w:color w:val="ED7D31"/>
-                <w:kern w:val="2"/>
-                <w:sz w:val="21"/>
-                <w:szCs w:val="21"/>
-                <w:vertAlign w:val="baseline"/>
-                <w:lang w:val="en-US" w:eastAsia="zh-CN" w:bidi="ar-SA"/>
-              </w:rPr>
-              <w:t>构建</w:t>
-            </w:r>
-          </w:p>
-        </w:tc>
-      </w:tr>
-      <w:tr>
-        <w:tblPrEx>
-          <w:tblBorders>
-            <w:top w:val="single" w:color="auto" w:sz="4" w:space="0"/>
-            <w:left w:val="single" w:color="auto" w:sz="4" w:space="0"/>
-            <w:bottom w:val="single" w:color="auto" w:sz="4" w:space="0"/>
-            <w:right w:val="single" w:color="auto" w:sz="4" w:space="0"/>
-            <w:insideH w:val="single" w:color="auto" w:sz="4" w:space="0"/>
-            <w:insideV w:val="single" w:color="auto" w:sz="4" w:space="0"/>
-          </w:tblBorders>
-        </w:tblPrEx>
-        <w:tc>
-          <w:tcPr>
-            <w:tcW w:w="0" w:type="auto"/>
-            <w:vMerge w:val="continue"/>
-            <w:vAlign w:val="center"/>
-          </w:tcPr>
-          <w:p>
-            <w:pPr>
-              <w:pStyle w:val="12"/>
-              <w:bidi w:val="0"/>
-              <w:jc w:val="both"/>
-              <w:rPr>
-                <w:rFonts w:hint="eastAsia" w:ascii="华文中宋" w:hAnsi="华文中宋" w:eastAsia="华文中宋" w:cs="华文中宋"/>
-                <w:b/>
-                <w:bCs/>
-                <w:color w:val="ED7D31"/>
-                <w:kern w:val="2"/>
-                <w:sz w:val="21"/>
-                <w:szCs w:val="21"/>
-                <w:lang w:val="en-US" w:eastAsia="zh-CN" w:bidi="ar-SA"/>
-              </w:rPr>
-            </w:pPr>
-          </w:p>
-        </w:tc>
-        <w:tc>
-          <w:tcPr>
-            <w:tcW w:w="0" w:type="auto"/>
-            <w:vAlign w:val="center"/>
-          </w:tcPr>
-          <w:p>
-            <w:pPr>
-              <w:pStyle w:val="12"/>
-              <w:bidi w:val="0"/>
-              <w:jc w:val="both"/>
-              <w:rPr>
-                <w:rFonts w:hint="default"/>
-                <w:lang w:val="en-US" w:eastAsia="zh-CN"/>
-              </w:rPr>
-            </w:pPr>
-            <w:r>
-              <w:rPr>
-                <w:rFonts w:hint="eastAsia"/>
-                <w:lang w:val="en-US" w:eastAsia="zh-CN"/>
-              </w:rPr>
-              <w:t>create_from_point_cloud_poisson(pcd, depth)</w:t>
-            </w:r>
-          </w:p>
-        </w:tc>
-        <w:tc>
-          <w:tcPr>
-            <w:tcW w:w="0" w:type="auto"/>
-            <w:vAlign w:val="center"/>
-          </w:tcPr>
-          <w:p>
-            <w:pPr>
-              <w:pStyle w:val="11"/>
-              <w:bidi w:val="0"/>
-              <w:jc w:val="both"/>
-              <w:rPr>
-                <w:rFonts w:hint="default"/>
-                <w:lang w:val="en-US" w:eastAsia="zh-CN"/>
-              </w:rPr>
-            </w:pPr>
-            <w:r>
-              <w:rPr>
-                <w:rFonts w:hint="eastAsia"/>
-                <w:lang w:val="en-US" w:eastAsia="zh-CN"/>
-              </w:rPr>
-              <w:t>泊松算法</w:t>
-            </w:r>
-            <w:r>
-              <w:rPr>
-                <w:rFonts w:hint="eastAsia" w:ascii="华文中宋" w:hAnsi="华文中宋" w:eastAsia="华文中宋" w:cs="华文中宋"/>
-                <w:b/>
-                <w:bCs/>
-                <w:color w:val="ED7D31"/>
-                <w:kern w:val="2"/>
-                <w:sz w:val="21"/>
-                <w:szCs w:val="21"/>
-                <w:vertAlign w:val="baseline"/>
-                <w:lang w:val="en-US" w:eastAsia="zh-CN" w:bidi="ar-SA"/>
-              </w:rPr>
-              <w:t>构建</w:t>
-            </w:r>
-          </w:p>
-        </w:tc>
-      </w:tr>
-      <w:tr>
-        <w:tblPrEx>
-          <w:tblBorders>
-            <w:top w:val="single" w:color="auto" w:sz="4" w:space="0"/>
-            <w:left w:val="single" w:color="auto" w:sz="4" w:space="0"/>
-            <w:bottom w:val="single" w:color="auto" w:sz="4" w:space="0"/>
-            <w:right w:val="single" w:color="auto" w:sz="4" w:space="0"/>
-            <w:insideH w:val="single" w:color="auto" w:sz="4" w:space="0"/>
-            <w:insideV w:val="single" w:color="auto" w:sz="4" w:space="0"/>
-          </w:tblBorders>
-          <w:tblCellMar>
-            <w:top w:w="0" w:type="dxa"/>
-            <w:left w:w="108" w:type="dxa"/>
-            <w:bottom w:w="0" w:type="dxa"/>
-            <w:right w:w="108" w:type="dxa"/>
-          </w:tblCellMar>
-        </w:tblPrEx>
-        <w:tc>
-          <w:tcPr>
-            <w:tcW w:w="0" w:type="auto"/>
-            <w:vAlign w:val="center"/>
-          </w:tcPr>
-          <w:p>
-            <w:pPr>
-              <w:pStyle w:val="12"/>
-              <w:bidi w:val="0"/>
-              <w:jc w:val="both"/>
-              <w:rPr>
-                <w:rFonts w:hint="eastAsia" w:ascii="华文中宋" w:hAnsi="华文中宋" w:eastAsia="华文中宋" w:cs="华文中宋"/>
-                <w:b/>
-                <w:bCs/>
-                <w:color w:val="ED7D31"/>
-                <w:kern w:val="2"/>
-                <w:sz w:val="21"/>
-                <w:szCs w:val="21"/>
-                <w:lang w:val="en-US" w:eastAsia="zh-CN" w:bidi="ar-SA"/>
-              </w:rPr>
-            </w:pPr>
-            <w:r>
-              <w:rPr>
-                <w:rFonts w:hint="eastAsia" w:cs="华文中宋"/>
-                <w:b/>
-                <w:bCs/>
-                <w:color w:val="ED7D31"/>
-                <w:kern w:val="2"/>
-                <w:sz w:val="21"/>
-                <w:szCs w:val="21"/>
-                <w:lang w:val="en-US" w:eastAsia="zh-CN" w:bidi="ar-SA"/>
-              </w:rPr>
-              <w:t>实例</w:t>
-            </w:r>
-            <w:r>
-              <w:rPr>
-                <w:rFonts w:hint="eastAsia" w:ascii="华文中宋" w:hAnsi="华文中宋" w:eastAsia="华文中宋" w:cs="华文中宋"/>
-                <w:b/>
-                <w:bCs/>
-                <w:color w:val="ED7D31"/>
-                <w:kern w:val="2"/>
-                <w:sz w:val="21"/>
-                <w:szCs w:val="21"/>
-                <w:lang w:val="en-US" w:eastAsia="zh-CN" w:bidi="ar-SA"/>
-              </w:rPr>
-              <w:t>方法</w:t>
-            </w:r>
-          </w:p>
-        </w:tc>
-        <w:tc>
-          <w:tcPr>
-            <w:tcW w:w="0" w:type="auto"/>
-            <w:vAlign w:val="center"/>
-          </w:tcPr>
-          <w:p>
-            <w:pPr>
-              <w:pStyle w:val="12"/>
-              <w:bidi w:val="0"/>
-              <w:jc w:val="both"/>
-              <w:rPr>
-                <w:rFonts w:hint="default"/>
-                <w:lang w:val="en-US" w:eastAsia="zh-CN"/>
-              </w:rPr>
-            </w:pPr>
-            <w:r>
-              <w:rPr>
-                <w:rFonts w:hint="eastAsia"/>
-                <w:lang w:val="en-US" w:eastAsia="zh-CN"/>
-              </w:rPr>
-              <w:t>sample_points_uniformly(npts)</w:t>
-            </w:r>
-          </w:p>
-        </w:tc>
-        <w:tc>
-          <w:tcPr>
-            <w:tcW w:w="0" w:type="auto"/>
-            <w:vAlign w:val="center"/>
-          </w:tcPr>
-          <w:p>
-            <w:pPr>
-              <w:pStyle w:val="11"/>
-              <w:bidi w:val="0"/>
-              <w:jc w:val="both"/>
-              <w:rPr>
-                <w:rFonts w:hint="eastAsia"/>
-                <w:lang w:val="en-US" w:eastAsia="zh-CN"/>
-              </w:rPr>
-            </w:pPr>
-            <w:r>
-              <w:rPr>
-                <w:rFonts w:hint="eastAsia"/>
-                <w:lang w:val="en-US" w:eastAsia="zh-CN"/>
-              </w:rPr>
-              <w:t>采样点云</w:t>
-            </w:r>
-          </w:p>
-        </w:tc>
-      </w:tr>
-    </w:tbl>
     <w:p>
       <w:pPr>
         <w:rPr>
@@ -8492,7 +8510,7 @@
       </w:tblPr>
       <w:tblGrid>
         <w:gridCol w:w="1057"/>
-        <w:gridCol w:w="6189"/>
+        <w:gridCol w:w="5380"/>
         <w:gridCol w:w="2305"/>
       </w:tblGrid>
       <w:tr>
@@ -8780,6 +8798,12 @@
             <w:insideH w:val="single" w:color="auto" w:sz="4" w:space="0"/>
             <w:insideV w:val="single" w:color="auto" w:sz="4" w:space="0"/>
           </w:tblBorders>
+          <w:tblCellMar>
+            <w:top w:w="0" w:type="dxa"/>
+            <w:left w:w="108" w:type="dxa"/>
+            <w:bottom w:w="0" w:type="dxa"/>
+            <w:right w:w="108" w:type="dxa"/>
+          </w:tblCellMar>
         </w:tblPrEx>
         <w:tc>
           <w:tcPr>
@@ -9036,16 +9060,16 @@
               <w:bidi w:val="0"/>
               <w:jc w:val="both"/>
               <w:rPr>
-                <w:rFonts w:hint="eastAsia"/>
-                <w:lang w:val="en-US" w:eastAsia="zh-CN"/>
-              </w:rPr>
-            </w:pPr>
-            <w:r>
-              <w:rPr>
-                <w:rFonts w:hint="eastAsia"/>
-                <w:lang w:val="en-US" w:eastAsia="zh-CN"/>
-              </w:rPr>
-              <w:t>执行</w:t>
+                <w:rFonts w:hint="default"/>
+                <w:lang w:val="en-US" w:eastAsia="zh-CN"/>
+              </w:rPr>
+            </w:pPr>
+            <w:r>
+              <w:rPr>
+                <w:rFonts w:hint="eastAsia"/>
+                <w:lang w:val="en-US" w:eastAsia="zh-CN"/>
+              </w:rPr>
+              <w:t>阻塞窗口</w:t>
             </w:r>
           </w:p>
         </w:tc>
@@ -9108,7 +9132,7 @@
                 <w:rFonts w:hint="eastAsia"/>
                 <w:lang w:val="en-US" w:eastAsia="zh-CN"/>
               </w:rPr>
-              <w:t>poll_events(), update_renderer()</w:t>
+              <w:t>poll_events()</w:t>
             </w:r>
           </w:p>
         </w:tc>
@@ -9133,7 +9157,16 @@
                 <w:rFonts w:hint="eastAsia"/>
                 <w:lang w:val="en-US" w:eastAsia="zh-CN"/>
               </w:rPr>
-              <w:t>轮询事件, 渲染</w:t>
+              <w:t>处理一次</w:t>
+            </w:r>
+            <w:bookmarkStart w:id="0" w:name="_GoBack"/>
+            <w:bookmarkEnd w:id="0"/>
+            <w:r>
+              <w:rPr>
+                <w:rFonts w:hint="eastAsia"/>
+                <w:lang w:val="en-US" w:eastAsia="zh-CN"/>
+              </w:rPr>
+              <w:t>事件</w:t>
             </w:r>
           </w:p>
         </w:tc>
@@ -9148,6 +9181,12 @@
             <w:insideH w:val="single" w:color="auto" w:sz="4" w:space="0"/>
             <w:insideV w:val="single" w:color="auto" w:sz="4" w:space="0"/>
           </w:tblBorders>
+          <w:tblCellMar>
+            <w:top w:w="0" w:type="dxa"/>
+            <w:left w:w="108" w:type="dxa"/>
+            <w:bottom w:w="0" w:type="dxa"/>
+            <w:right w:w="108" w:type="dxa"/>
+          </w:tblCellMar>
         </w:tblPrEx>
         <w:tc>
           <w:tcPr>
@@ -9179,6 +9218,110 @@
               <w:bidi w:val="0"/>
               <w:jc w:val="both"/>
               <w:rPr>
+                <w:rFonts w:hint="eastAsia"/>
+                <w:lang w:val="en-US" w:eastAsia="zh-CN"/>
+              </w:rPr>
+            </w:pPr>
+            <w:r>
+              <w:rPr>
+                <w:rFonts w:hint="eastAsia"/>
+                <w:lang w:val="en-US" w:eastAsia="zh-CN"/>
+              </w:rPr>
+              <w:t>update_renderer()</w:t>
+            </w:r>
+          </w:p>
+        </w:tc>
+        <w:tc>
+          <w:tcPr>
+            <w:tcW w:w="0" w:type="auto"/>
+            <w:shd w:val="clear" w:color="auto" w:fill="auto"/>
+            <w:vAlign w:val="center"/>
+          </w:tcPr>
+          <w:p>
+            <w:pPr>
+              <w:pStyle w:val="11"/>
+              <w:bidi w:val="0"/>
+              <w:jc w:val="both"/>
+              <w:rPr>
+                <w:rFonts w:hint="eastAsia"/>
+                <w:lang w:val="en-US" w:eastAsia="zh-CN"/>
+              </w:rPr>
+            </w:pPr>
+            <w:r>
+              <w:rPr>
+                <w:rFonts w:hint="eastAsia"/>
+                <w:lang w:val="en-US" w:eastAsia="zh-CN"/>
+              </w:rPr>
+              <w:t>渲染</w:t>
+            </w:r>
+          </w:p>
+        </w:tc>
+      </w:tr>
+      <w:tr>
+        <w:tblPrEx>
+          <w:tblBorders>
+            <w:top w:val="single" w:color="auto" w:sz="4" w:space="0"/>
+            <w:left w:val="single" w:color="auto" w:sz="4" w:space="0"/>
+            <w:bottom w:val="single" w:color="auto" w:sz="4" w:space="0"/>
+            <w:right w:val="single" w:color="auto" w:sz="4" w:space="0"/>
+            <w:insideH w:val="single" w:color="auto" w:sz="4" w:space="0"/>
+            <w:insideV w:val="single" w:color="auto" w:sz="4" w:space="0"/>
+          </w:tblBorders>
+          <w:tblCellMar>
+            <w:top w:w="0" w:type="dxa"/>
+            <w:left w:w="108" w:type="dxa"/>
+            <w:bottom w:w="0" w:type="dxa"/>
+            <w:right w:w="108" w:type="dxa"/>
+          </w:tblCellMar>
+        </w:tblPrEx>
+        <w:tc>
+          <w:tcPr>
+            <w:tcW w:w="0" w:type="auto"/>
+            <w:vMerge w:val="continue"/>
+            <w:shd w:val="clear" w:color="auto" w:fill="auto"/>
+            <w:vAlign w:val="center"/>
+          </w:tcPr>
+          <w:p>
+            <w:pPr>
+              <w:bidi w:val="0"/>
+              <w:jc w:val="both"/>
+              <w:rPr>
+                <w:rFonts w:hint="eastAsia"/>
+                <w:lang w:val="en-US" w:eastAsia="zh-CN"/>
+              </w:rPr>
+            </w:pPr>
+          </w:p>
+        </w:tc>
+        <w:tc>
+          <w:tcPr>
+            <w:tcW w:w="0" w:type="auto"/>
+            <w:shd w:val="clear" w:color="auto" w:fill="auto"/>
+            <w:vAlign w:val="center"/>
+          </w:tcPr>
+          <w:p>
+            <w:pPr>
+              <w:pStyle w:val="12"/>
+              <w:bidi w:val="0"/>
+              <w:jc w:val="both"/>
+              <w:rPr>
+                <w:rFonts w:hint="eastAsia"/>
+                <w:lang w:val="en-US" w:eastAsia="zh-CN"/>
+              </w:rPr>
+            </w:pPr>
+            <w:r>
+              <w:rPr>
+                <w:rFonts w:hint="eastAsia"/>
+                <w:lang w:val="en-US" w:eastAsia="zh-CN"/>
+              </w:rPr>
+              <w:t xml:space="preserve">capture_screen_float_buffer(do_render) / </w:t>
+            </w:r>
+          </w:p>
+          <w:p>
+            <w:pPr>
+              <w:pStyle w:val="12"/>
+              <w:bidi w:val="0"/>
+              <w:jc w:val="both"/>
+              <w:rPr>
                 <w:rFonts w:hint="default"/>
                 <w:lang w:val="en-US" w:eastAsia="zh-CN"/>
               </w:rPr>
@@ -9188,7 +9331,7 @@
                 <w:rFonts w:hint="eastAsia"/>
                 <w:lang w:val="en-US" w:eastAsia="zh-CN"/>
               </w:rPr>
-              <w:t>capture_screen_float_buffer / capture_depth_float_buffer()</w:t>
+              <w:t>capture_depth_float_buffer()</w:t>
             </w:r>
           </w:p>
         </w:tc>
@@ -9590,6 +9733,12 @@
             <w:insideH w:val="single" w:color="auto" w:sz="4" w:space="0"/>
             <w:insideV w:val="single" w:color="auto" w:sz="4" w:space="0"/>
           </w:tblBorders>
+          <w:tblCellMar>
+            <w:top w:w="0" w:type="dxa"/>
+            <w:left w:w="108" w:type="dxa"/>
+            <w:bottom w:w="0" w:type="dxa"/>
+            <w:right w:w="108" w:type="dxa"/>
+          </w:tblCellMar>
         </w:tblPrEx>
         <w:tc>
           <w:tcPr>
@@ -10258,6 +10407,12 @@
             <w:insideH w:val="single" w:color="auto" w:sz="4" w:space="0"/>
             <w:insideV w:val="single" w:color="auto" w:sz="4" w:space="0"/>
           </w:tblBorders>
+          <w:tblCellMar>
+            <w:top w:w="0" w:type="dxa"/>
+            <w:left w:w="108" w:type="dxa"/>
+            <w:bottom w:w="0" w:type="dxa"/>
+            <w:right w:w="108" w:type="dxa"/>
+          </w:tblCellMar>
         </w:tblPrEx>
         <w:tc>
           <w:tcPr>
@@ -10420,8 +10575,6 @@
         </w:rPr>
         <w:t>仿真pybullet：</w:t>
       </w:r>
-      <w:bookmarkStart w:id="0" w:name="_GoBack"/>
-      <w:bookmarkEnd w:id="0"/>
     </w:p>
     <w:p>
       <w:pPr>
@@ -10963,6 +11116,12 @@
             <w:insideH w:val="single" w:color="auto" w:sz="4" w:space="0"/>
             <w:insideV w:val="single" w:color="auto" w:sz="4" w:space="0"/>
           </w:tblBorders>
+          <w:tblCellMar>
+            <w:top w:w="0" w:type="dxa"/>
+            <w:left w:w="108" w:type="dxa"/>
+            <w:bottom w:w="0" w:type="dxa"/>
+            <w:right w:w="108" w:type="dxa"/>
+          </w:tblCellMar>
         </w:tblPrEx>
         <w:tc>
           <w:tcPr>
@@ -11343,6 +11502,12 @@
             <w:insideH w:val="single" w:color="auto" w:sz="4" w:space="0"/>
             <w:insideV w:val="single" w:color="auto" w:sz="4" w:space="0"/>
           </w:tblBorders>
+          <w:tblCellMar>
+            <w:top w:w="0" w:type="dxa"/>
+            <w:left w:w="108" w:type="dxa"/>
+            <w:bottom w:w="0" w:type="dxa"/>
+            <w:right w:w="108" w:type="dxa"/>
+          </w:tblCellMar>
         </w:tblPrEx>
         <w:tc>
           <w:tcPr>
@@ -11523,6 +11688,108 @@
                 <w:lang w:val="en-US" w:eastAsia="zh-CN"/>
               </w:rPr>
               <w:t>mesh</w:t>
+            </w:r>
+          </w:p>
+        </w:tc>
+      </w:tr>
+      <w:tr>
+        <w:tblPrEx>
+          <w:tblBorders>
+            <w:top w:val="single" w:color="auto" w:sz="4" w:space="0"/>
+            <w:left w:val="single" w:color="auto" w:sz="4" w:space="0"/>
+            <w:bottom w:val="single" w:color="auto" w:sz="4" w:space="0"/>
+            <w:right w:val="single" w:color="auto" w:sz="4" w:space="0"/>
+            <w:insideH w:val="single" w:color="auto" w:sz="4" w:space="0"/>
+            <w:insideV w:val="single" w:color="auto" w:sz="4" w:space="0"/>
+          </w:tblBorders>
+          <w:tblCellMar>
+            <w:top w:w="0" w:type="dxa"/>
+            <w:left w:w="108" w:type="dxa"/>
+            <w:bottom w:w="0" w:type="dxa"/>
+            <w:right w:w="108" w:type="dxa"/>
+          </w:tblCellMar>
+        </w:tblPrEx>
+        <w:tc>
+          <w:tcPr>
+            <w:tcW w:w="0" w:type="auto"/>
+            <w:vAlign w:val="center"/>
+          </w:tcPr>
+          <w:p>
+            <w:pPr>
+              <w:pStyle w:val="12"/>
+              <w:bidi w:val="0"/>
+              <w:jc w:val="both"/>
+              <w:rPr>
+                <w:rFonts w:hint="default" w:ascii="华文中宋" w:hAnsi="华文中宋" w:eastAsia="华文中宋" w:cs="华文中宋"/>
+                <w:b/>
+                <w:bCs/>
+                <w:color w:val="ED7D31"/>
+                <w:kern w:val="2"/>
+                <w:sz w:val="21"/>
+                <w:szCs w:val="21"/>
+                <w:lang w:val="en-US" w:eastAsia="zh-CN" w:bidi="ar-SA"/>
+              </w:rPr>
+            </w:pPr>
+            <w:r>
+              <w:rPr>
+                <w:rFonts w:hint="eastAsia" w:cs="华文中宋"/>
+                <w:b/>
+                <w:bCs/>
+                <w:color w:val="ED7D31"/>
+                <w:kern w:val="2"/>
+                <w:sz w:val="21"/>
+                <w:szCs w:val="21"/>
+                <w:lang w:val="en-US" w:eastAsia="zh-CN" w:bidi="ar-SA"/>
+              </w:rPr>
+              <w:t>实例属性</w:t>
+            </w:r>
+          </w:p>
+        </w:tc>
+        <w:tc>
+          <w:tcPr>
+            <w:tcW w:w="0" w:type="auto"/>
+            <w:vAlign w:val="center"/>
+          </w:tcPr>
+          <w:p>
+            <w:pPr>
+              <w:pStyle w:val="12"/>
+              <w:bidi w:val="0"/>
+              <w:jc w:val="both"/>
+              <w:rPr>
+                <w:rFonts w:hint="default"/>
+                <w:lang w:val="en-US" w:eastAsia="zh-CN"/>
+              </w:rPr>
+            </w:pPr>
+            <w:r>
+              <w:rPr>
+                <w:rFonts w:hint="eastAsia"/>
+                <w:lang w:val="en-US" w:eastAsia="zh-CN"/>
+              </w:rPr>
+              <w:t>visual.vertex_color</w:t>
+            </w:r>
+          </w:p>
+        </w:tc>
+        <w:tc>
+          <w:tcPr>
+            <w:tcW w:w="0" w:type="auto"/>
+            <w:vAlign w:val="center"/>
+          </w:tcPr>
+          <w:p>
+            <w:pPr>
+              <w:pStyle w:val="11"/>
+              <w:bidi w:val="0"/>
+              <w:jc w:val="both"/>
+              <w:rPr>
+                <w:rFonts w:hint="default"/>
+                <w:lang w:val="en-US" w:eastAsia="zh-CN"/>
+              </w:rPr>
+            </w:pPr>
+            <w:r>
+              <w:rPr>
+                <w:rFonts w:hint="eastAsia"/>
+                <w:lang w:val="en-US" w:eastAsia="zh-CN"/>
+              </w:rPr>
+              <w:t>顶点颜色</w:t>
             </w:r>
           </w:p>
         </w:tc>

--- a/py 空间几何.docx
+++ b/py 空间几何.docx
@@ -4562,7 +4562,7 @@
       </w:tblPr>
       <w:tblGrid>
         <w:gridCol w:w="1057"/>
-        <w:gridCol w:w="3933"/>
+        <w:gridCol w:w="4968"/>
         <w:gridCol w:w="1478"/>
       </w:tblGrid>
       <w:tr>
@@ -4765,6 +4765,7 @@
           <w:tcPr>
             <w:tcW w:w="0" w:type="auto"/>
             <w:vMerge w:val="continue"/>
+            <w:tcBorders/>
             <w:vAlign w:val="center"/>
           </w:tcPr>
           <w:p>
@@ -4797,22 +4798,34 @@
               <w:bidi w:val="0"/>
               <w:jc w:val="both"/>
               <w:rPr>
-                <w:rFonts w:hint="eastAsia" w:ascii="华文中宋" w:hAnsi="华文中宋" w:eastAsia="华文中宋" w:cs="华文中宋"/>
-                <w:b/>
-                <w:bCs/>
-                <w:color w:val="FF0000"/>
-                <w:kern w:val="2"/>
-                <w:sz w:val="21"/>
-                <w:szCs w:val="21"/>
-                <w:lang w:val="en-US" w:eastAsia="zh-CN" w:bidi="ar-SA"/>
-              </w:rPr>
-            </w:pPr>
-            <w:r>
-              <w:rPr>
-                <w:rFonts w:hint="eastAsia"/>
-                <w:lang w:val="en-US" w:eastAsia="zh-CN"/>
-              </w:rPr>
-              <w:t>get_min_bound / get_max_bound()</w:t>
+                <w:rFonts w:hint="eastAsia"/>
+                <w:lang w:val="en-US" w:eastAsia="zh-CN"/>
+              </w:rPr>
+            </w:pPr>
+            <w:r>
+              <w:rPr>
+                <w:rFonts w:hint="eastAsia"/>
+                <w:lang w:val="en-US" w:eastAsia="zh-CN"/>
+              </w:rPr>
+              <w:t>get_min_bound / get_max_bound() /</w:t>
+            </w:r>
+          </w:p>
+          <w:p>
+            <w:pPr>
+              <w:pStyle w:val="12"/>
+              <w:bidi w:val="0"/>
+              <w:jc w:val="both"/>
+              <w:rPr>
+                <w:rFonts w:hint="default"/>
+                <w:lang w:val="en-US" w:eastAsia="zh-CN"/>
+              </w:rPr>
+            </w:pPr>
+            <w:r>
+              <w:rPr>
+                <w:rFonts w:hint="eastAsia"/>
+                <w:lang w:val="en-US" w:eastAsia="zh-CN"/>
+              </w:rPr>
+              <w:t>get_oriented_bounding_box(self, robust=False)</w:t>
             </w:r>
           </w:p>
         </w:tc>
@@ -4843,7 +4856,119 @@
                 <w:rFonts w:hint="eastAsia"/>
                 <w:lang w:val="en-US" w:eastAsia="zh-CN"/>
               </w:rPr>
-              <w:t>边界</w:t>
+              <w:t>边界框</w:t>
+            </w:r>
+          </w:p>
+        </w:tc>
+      </w:tr>
+      <w:tr>
+        <w:tblPrEx>
+          <w:tblBorders>
+            <w:top w:val="single" w:color="auto" w:sz="4" w:space="0"/>
+            <w:left w:val="single" w:color="auto" w:sz="4" w:space="0"/>
+            <w:bottom w:val="single" w:color="auto" w:sz="4" w:space="0"/>
+            <w:right w:val="single" w:color="auto" w:sz="4" w:space="0"/>
+            <w:insideH w:val="single" w:color="auto" w:sz="4" w:space="0"/>
+            <w:insideV w:val="single" w:color="auto" w:sz="4" w:space="0"/>
+          </w:tblBorders>
+        </w:tblPrEx>
+        <w:tc>
+          <w:tcPr>
+            <w:tcW w:w="0" w:type="auto"/>
+            <w:vMerge w:val="restart"/>
+            <w:vAlign w:val="center"/>
+          </w:tcPr>
+          <w:p>
+            <w:pPr>
+              <w:pStyle w:val="12"/>
+              <w:bidi w:val="0"/>
+              <w:jc w:val="both"/>
+              <w:rPr>
+                <w:rFonts w:hint="eastAsia" w:ascii="华文中宋" w:hAnsi="华文中宋" w:eastAsia="华文中宋" w:cs="华文中宋"/>
+                <w:b/>
+                <w:bCs/>
+                <w:color w:val="ED7D31"/>
+                <w:kern w:val="2"/>
+                <w:sz w:val="21"/>
+                <w:szCs w:val="21"/>
+                <w:lang w:val="en-US" w:eastAsia="zh-CN" w:bidi="ar-SA"/>
+              </w:rPr>
+            </w:pPr>
+            <w:r>
+              <w:rPr>
+                <w:rFonts w:hint="eastAsia" w:ascii="华文中宋" w:hAnsi="华文中宋" w:eastAsia="华文中宋" w:cs="华文中宋"/>
+                <w:b/>
+                <w:bCs/>
+                <w:color w:val="ED7D31"/>
+                <w:kern w:val="2"/>
+                <w:sz w:val="21"/>
+                <w:szCs w:val="21"/>
+                <w:lang w:val="en-US" w:eastAsia="zh-CN" w:bidi="ar-SA"/>
+              </w:rPr>
+              <w:t>实例</w:t>
+            </w:r>
+            <w:r>
+              <w:rPr>
+                <w:rFonts w:hint="eastAsia" w:cs="华文中宋"/>
+                <w:b/>
+                <w:bCs/>
+                <w:color w:val="ED7D31"/>
+                <w:kern w:val="2"/>
+                <w:sz w:val="21"/>
+                <w:szCs w:val="21"/>
+                <w:lang w:val="en-US" w:eastAsia="zh-CN" w:bidi="ar-SA"/>
+              </w:rPr>
+              <w:t>方法</w:t>
+            </w:r>
+          </w:p>
+        </w:tc>
+        <w:tc>
+          <w:tcPr>
+            <w:tcW w:w="0" w:type="auto"/>
+            <w:shd w:val="clear" w:color="auto" w:fill="auto"/>
+            <w:vAlign w:val="center"/>
+          </w:tcPr>
+          <w:p>
+            <w:pPr>
+              <w:pStyle w:val="12"/>
+              <w:bidi w:val="0"/>
+              <w:jc w:val="both"/>
+              <w:rPr>
+                <w:rFonts w:hint="default"/>
+                <w:lang w:val="en-US" w:eastAsia="zh-CN"/>
+              </w:rPr>
+            </w:pPr>
+            <w:r>
+              <w:rPr>
+                <w:rFonts w:hint="eastAsia"/>
+                <w:lang w:val="en-US" w:eastAsia="zh-CN"/>
+              </w:rPr>
+              <w:t>rotate(R)</w:t>
+            </w:r>
+          </w:p>
+        </w:tc>
+        <w:tc>
+          <w:tcPr>
+            <w:tcW w:w="0" w:type="auto"/>
+            <w:shd w:val="clear" w:color="auto" w:fill="auto"/>
+            <w:vAlign w:val="center"/>
+          </w:tcPr>
+          <w:p>
+            <w:pPr>
+              <w:pStyle w:val="11"/>
+              <w:bidi w:val="0"/>
+              <w:jc w:val="both"/>
+              <w:rPr>
+                <w:rFonts w:hint="default"/>
+                <w:lang w:val="en-US" w:eastAsia="zh-CN"/>
+              </w:rPr>
+            </w:pPr>
+            <w:r>
+              <w:rPr>
+                <w:rFonts w:hint="eastAsia"/>
+                <w:lang w:val="en-US" w:eastAsia="zh-CN"/>
+              </w:rPr>
+              <w:t>旋转</w:t>
             </w:r>
           </w:p>
         </w:tc>
@@ -4868,7 +4993,7 @@
         <w:tc>
           <w:tcPr>
             <w:tcW w:w="0" w:type="auto"/>
-            <w:vMerge w:val="restart"/>
+            <w:vMerge w:val="continue"/>
             <w:vAlign w:val="center"/>
           </w:tcPr>
           <w:p>
@@ -4887,32 +5012,6 @@
                 <w:lang w:val="en-US" w:eastAsia="zh-CN" w:bidi="ar-SA"/>
               </w:rPr>
             </w:pPr>
-            <w:r>
-              <w:rPr>
-                <w:rFonts w:hint="eastAsia" w:ascii="华文中宋" w:hAnsi="华文中宋" w:eastAsia="华文中宋" w:cs="华文中宋"/>
-                <w:b/>
-                <w:bCs/>
-                <w:color w:val="ED7D31"/>
-                <w:kern w:val="2"/>
-                <w:sz w:val="21"/>
-                <w:szCs w:val="21"/>
-                <w:lang w:val="en-US" w:eastAsia="zh-CN" w:bidi="ar-SA"/>
-              </w:rPr>
-              <w:t>实例</w:t>
-            </w:r>
-            <w:r>
-              <w:rPr>
-                <w:rFonts w:hint="eastAsia" w:cs="华文中宋"/>
-                <w:b/>
-                <w:bCs/>
-                <w:color w:val="ED7D31"/>
-                <w:kern w:val="2"/>
-                <w:sz w:val="21"/>
-                <w:szCs w:val="21"/>
-                <w:lang w:val="en-US" w:eastAsia="zh-CN" w:bidi="ar-SA"/>
-              </w:rPr>
-              <w:t>方法</w:t>
-            </w:r>
           </w:p>
         </w:tc>
         <w:tc>
@@ -4936,7 +5035,7 @@
                 <w:rFonts w:hint="eastAsia"/>
                 <w:lang w:val="en-US" w:eastAsia="zh-CN"/>
               </w:rPr>
-              <w:t>rotate(R)</w:t>
+              <w:t>scale(s, center)</w:t>
             </w:r>
           </w:p>
         </w:tc>
@@ -4961,7 +5060,7 @@
                 <w:rFonts w:hint="eastAsia"/>
                 <w:lang w:val="en-US" w:eastAsia="zh-CN"/>
               </w:rPr>
-              <w:t>旋转</w:t>
+              <w:t>缩放</w:t>
             </w:r>
           </w:p>
         </w:tc>
@@ -5028,7 +5127,7 @@
                 <w:rFonts w:hint="eastAsia"/>
                 <w:lang w:val="en-US" w:eastAsia="zh-CN"/>
               </w:rPr>
-              <w:t>scale(s, center)</w:t>
+              <w:t>translate(vec, relative=True)</w:t>
             </w:r>
           </w:p>
         </w:tc>
@@ -5053,7 +5152,7 @@
                 <w:rFonts w:hint="eastAsia"/>
                 <w:lang w:val="en-US" w:eastAsia="zh-CN"/>
               </w:rPr>
-              <w:t>缩放</w:t>
+              <w:t>平移</w:t>
             </w:r>
           </w:p>
         </w:tc>
@@ -5120,7 +5219,7 @@
                 <w:rFonts w:hint="eastAsia"/>
                 <w:lang w:val="en-US" w:eastAsia="zh-CN"/>
               </w:rPr>
-              <w:t>translate(vec, relative=True)</w:t>
+              <w:t>transform(T)</w:t>
             </w:r>
           </w:p>
         </w:tc>
@@ -5145,7 +5244,7 @@
                 <w:rFonts w:hint="eastAsia"/>
                 <w:lang w:val="en-US" w:eastAsia="zh-CN"/>
               </w:rPr>
-              <w:t>平移</w:t>
+              <w:t>齐次变换</w:t>
             </w:r>
           </w:p>
         </w:tc>
@@ -5160,104 +5259,6 @@
             <w:insideH w:val="single" w:color="auto" w:sz="4" w:space="0"/>
             <w:insideV w:val="single" w:color="auto" w:sz="4" w:space="0"/>
           </w:tblBorders>
-          <w:tblCellMar>
-            <w:top w:w="0" w:type="dxa"/>
-            <w:left w:w="108" w:type="dxa"/>
-            <w:bottom w:w="0" w:type="dxa"/>
-            <w:right w:w="108" w:type="dxa"/>
-          </w:tblCellMar>
-        </w:tblPrEx>
-        <w:tc>
-          <w:tcPr>
-            <w:tcW w:w="0" w:type="auto"/>
-            <w:vMerge w:val="continue"/>
-            <w:vAlign w:val="center"/>
-          </w:tcPr>
-          <w:p>
-            <w:pPr>
-              <w:pStyle w:val="12"/>
-              <w:bidi w:val="0"/>
-              <w:jc w:val="both"/>
-              <w:rPr>
-                <w:rFonts w:hint="eastAsia" w:ascii="华文中宋" w:hAnsi="华文中宋" w:eastAsia="华文中宋" w:cs="华文中宋"/>
-                <w:b/>
-                <w:bCs/>
-                <w:color w:val="ED7D31"/>
-                <w:kern w:val="2"/>
-                <w:sz w:val="21"/>
-                <w:szCs w:val="21"/>
-                <w:lang w:val="en-US" w:eastAsia="zh-CN" w:bidi="ar-SA"/>
-              </w:rPr>
-            </w:pPr>
-          </w:p>
-        </w:tc>
-        <w:tc>
-          <w:tcPr>
-            <w:tcW w:w="0" w:type="auto"/>
-            <w:shd w:val="clear" w:color="auto" w:fill="auto"/>
-            <w:vAlign w:val="center"/>
-          </w:tcPr>
-          <w:p>
-            <w:pPr>
-              <w:pStyle w:val="12"/>
-              <w:bidi w:val="0"/>
-              <w:jc w:val="both"/>
-              <w:rPr>
-                <w:rFonts w:hint="default"/>
-                <w:lang w:val="en-US" w:eastAsia="zh-CN"/>
-              </w:rPr>
-            </w:pPr>
-            <w:r>
-              <w:rPr>
-                <w:rFonts w:hint="eastAsia"/>
-                <w:lang w:val="en-US" w:eastAsia="zh-CN"/>
-              </w:rPr>
-              <w:t>transform(T)</w:t>
-            </w:r>
-          </w:p>
-        </w:tc>
-        <w:tc>
-          <w:tcPr>
-            <w:tcW w:w="0" w:type="auto"/>
-            <w:shd w:val="clear" w:color="auto" w:fill="auto"/>
-            <w:vAlign w:val="center"/>
-          </w:tcPr>
-          <w:p>
-            <w:pPr>
-              <w:pStyle w:val="11"/>
-              <w:bidi w:val="0"/>
-              <w:jc w:val="both"/>
-              <w:rPr>
-                <w:rFonts w:hint="default"/>
-                <w:lang w:val="en-US" w:eastAsia="zh-CN"/>
-              </w:rPr>
-            </w:pPr>
-            <w:r>
-              <w:rPr>
-                <w:rFonts w:hint="eastAsia"/>
-                <w:lang w:val="en-US" w:eastAsia="zh-CN"/>
-              </w:rPr>
-              <w:t>齐次变换</w:t>
-            </w:r>
-          </w:p>
-        </w:tc>
-      </w:tr>
-      <w:tr>
-        <w:tblPrEx>
-          <w:tblBorders>
-            <w:top w:val="single" w:color="auto" w:sz="4" w:space="0"/>
-            <w:left w:val="single" w:color="auto" w:sz="4" w:space="0"/>
-            <w:bottom w:val="single" w:color="auto" w:sz="4" w:space="0"/>
-            <w:right w:val="single" w:color="auto" w:sz="4" w:space="0"/>
-            <w:insideH w:val="single" w:color="auto" w:sz="4" w:space="0"/>
-            <w:insideV w:val="single" w:color="auto" w:sz="4" w:space="0"/>
-          </w:tblBorders>
-          <w:tblCellMar>
-            <w:top w:w="0" w:type="dxa"/>
-            <w:left w:w="108" w:type="dxa"/>
-            <w:bottom w:w="0" w:type="dxa"/>
-            <w:right w:w="108" w:type="dxa"/>
-          </w:tblCellMar>
         </w:tblPrEx>
         <w:tc>
           <w:tcPr>
@@ -7665,12 +7666,6 @@
             <w:insideH w:val="single" w:color="auto" w:sz="4" w:space="0"/>
             <w:insideV w:val="single" w:color="auto" w:sz="4" w:space="0"/>
           </w:tblBorders>
-          <w:tblCellMar>
-            <w:top w:w="0" w:type="dxa"/>
-            <w:left w:w="108" w:type="dxa"/>
-            <w:bottom w:w="0" w:type="dxa"/>
-            <w:right w:w="108" w:type="dxa"/>
-          </w:tblCellMar>
         </w:tblPrEx>
         <w:tc>
           <w:tcPr>
@@ -8798,12 +8793,6 @@
             <w:insideH w:val="single" w:color="auto" w:sz="4" w:space="0"/>
             <w:insideV w:val="single" w:color="auto" w:sz="4" w:space="0"/>
           </w:tblBorders>
-          <w:tblCellMar>
-            <w:top w:w="0" w:type="dxa"/>
-            <w:left w:w="108" w:type="dxa"/>
-            <w:bottom w:w="0" w:type="dxa"/>
-            <w:right w:w="108" w:type="dxa"/>
-          </w:tblCellMar>
         </w:tblPrEx>
         <w:tc>
           <w:tcPr>
@@ -9157,16 +9146,7 @@
                 <w:rFonts w:hint="eastAsia"/>
                 <w:lang w:val="en-US" w:eastAsia="zh-CN"/>
               </w:rPr>
-              <w:t>处理一次</w:t>
-            </w:r>
-            <w:bookmarkStart w:id="0" w:name="_GoBack"/>
-            <w:bookmarkEnd w:id="0"/>
-            <w:r>
-              <w:rPr>
-                <w:rFonts w:hint="eastAsia"/>
-                <w:lang w:val="en-US" w:eastAsia="zh-CN"/>
-              </w:rPr>
-              <w:t>事件</w:t>
+              <w:t>处理一次事件</w:t>
             </w:r>
           </w:p>
         </w:tc>
@@ -9181,12 +9161,6 @@
             <w:insideH w:val="single" w:color="auto" w:sz="4" w:space="0"/>
             <w:insideV w:val="single" w:color="auto" w:sz="4" w:space="0"/>
           </w:tblBorders>
-          <w:tblCellMar>
-            <w:top w:w="0" w:type="dxa"/>
-            <w:left w:w="108" w:type="dxa"/>
-            <w:bottom w:w="0" w:type="dxa"/>
-            <w:right w:w="108" w:type="dxa"/>
-          </w:tblCellMar>
         </w:tblPrEx>
         <w:tc>
           <w:tcPr>
@@ -9733,12 +9707,6 @@
             <w:insideH w:val="single" w:color="auto" w:sz="4" w:space="0"/>
             <w:insideV w:val="single" w:color="auto" w:sz="4" w:space="0"/>
           </w:tblBorders>
-          <w:tblCellMar>
-            <w:top w:w="0" w:type="dxa"/>
-            <w:left w:w="108" w:type="dxa"/>
-            <w:bottom w:w="0" w:type="dxa"/>
-            <w:right w:w="108" w:type="dxa"/>
-          </w:tblCellMar>
         </w:tblPrEx>
         <w:tc>
           <w:tcPr>
@@ -10407,12 +10375,6 @@
             <w:insideH w:val="single" w:color="auto" w:sz="4" w:space="0"/>
             <w:insideV w:val="single" w:color="auto" w:sz="4" w:space="0"/>
           </w:tblBorders>
-          <w:tblCellMar>
-            <w:top w:w="0" w:type="dxa"/>
-            <w:left w:w="108" w:type="dxa"/>
-            <w:bottom w:w="0" w:type="dxa"/>
-            <w:right w:w="108" w:type="dxa"/>
-          </w:tblCellMar>
         </w:tblPrEx>
         <w:tc>
           <w:tcPr>
@@ -11116,12 +11078,6 @@
             <w:insideH w:val="single" w:color="auto" w:sz="4" w:space="0"/>
             <w:insideV w:val="single" w:color="auto" w:sz="4" w:space="0"/>
           </w:tblBorders>
-          <w:tblCellMar>
-            <w:top w:w="0" w:type="dxa"/>
-            <w:left w:w="108" w:type="dxa"/>
-            <w:bottom w:w="0" w:type="dxa"/>
-            <w:right w:w="108" w:type="dxa"/>
-          </w:tblCellMar>
         </w:tblPrEx>
         <w:tc>
           <w:tcPr>
@@ -11502,12 +11458,6 @@
             <w:insideH w:val="single" w:color="auto" w:sz="4" w:space="0"/>
             <w:insideV w:val="single" w:color="auto" w:sz="4" w:space="0"/>
           </w:tblBorders>
-          <w:tblCellMar>
-            <w:top w:w="0" w:type="dxa"/>
-            <w:left w:w="108" w:type="dxa"/>
-            <w:bottom w:w="0" w:type="dxa"/>
-            <w:right w:w="108" w:type="dxa"/>
-          </w:tblCellMar>
         </w:tblPrEx>
         <w:tc>
           <w:tcPr>
@@ -11814,6 +11764,7 @@
         <w:tc>
           <w:tcPr>
             <w:tcW w:w="0" w:type="auto"/>
+            <w:vMerge w:val="restart"/>
             <w:vAlign w:val="center"/>
           </w:tcPr>
           <w:p>
@@ -11905,6 +11856,91 @@
                 <w:lang w:val="en-US" w:eastAsia="zh-CN"/>
               </w:rPr>
               <w:t>采样点云</w:t>
+            </w:r>
+          </w:p>
+        </w:tc>
+      </w:tr>
+      <w:tr>
+        <w:tblPrEx>
+          <w:tblBorders>
+            <w:top w:val="single" w:color="auto" w:sz="4" w:space="0"/>
+            <w:left w:val="single" w:color="auto" w:sz="4" w:space="0"/>
+            <w:bottom w:val="single" w:color="auto" w:sz="4" w:space="0"/>
+            <w:right w:val="single" w:color="auto" w:sz="4" w:space="0"/>
+            <w:insideH w:val="single" w:color="auto" w:sz="4" w:space="0"/>
+            <w:insideV w:val="single" w:color="auto" w:sz="4" w:space="0"/>
+          </w:tblBorders>
+        </w:tblPrEx>
+        <w:tc>
+          <w:tcPr>
+            <w:tcW w:w="0" w:type="auto"/>
+            <w:vMerge w:val="continue"/>
+            <w:tcBorders/>
+            <w:vAlign w:val="center"/>
+          </w:tcPr>
+          <w:p>
+            <w:pPr>
+              <w:pStyle w:val="12"/>
+              <w:bidi w:val="0"/>
+              <w:jc w:val="both"/>
+              <w:rPr>
+                <w:rFonts w:hint="eastAsia" w:ascii="华文中宋" w:hAnsi="华文中宋" w:eastAsia="华文中宋" w:cs="华文中宋"/>
+                <w:b/>
+                <w:bCs/>
+                <w:color w:val="ED7D31"/>
+                <w:kern w:val="2"/>
+                <w:sz w:val="21"/>
+                <w:szCs w:val="21"/>
+                <w:lang w:val="en-US" w:eastAsia="zh-CN" w:bidi="ar-SA"/>
+              </w:rPr>
+            </w:pPr>
+          </w:p>
+        </w:tc>
+        <w:tc>
+          <w:tcPr>
+            <w:tcW w:w="0" w:type="auto"/>
+            <w:vAlign w:val="center"/>
+          </w:tcPr>
+          <w:p>
+            <w:pPr>
+              <w:pStyle w:val="12"/>
+              <w:bidi w:val="0"/>
+              <w:jc w:val="both"/>
+              <w:rPr>
+                <w:rFonts w:hint="default"/>
+                <w:lang w:val="en-US" w:eastAsia="zh-CN"/>
+              </w:rPr>
+            </w:pPr>
+            <w:r>
+              <w:rPr>
+                <w:rFonts w:hint="eastAsia"/>
+                <w:lang w:val="en-US" w:eastAsia="zh-CN"/>
+              </w:rPr>
+              <w:t>contains(pts)</w:t>
+            </w:r>
+          </w:p>
+        </w:tc>
+        <w:tc>
+          <w:tcPr>
+            <w:tcW w:w="0" w:type="auto"/>
+            <w:vAlign w:val="center"/>
+          </w:tcPr>
+          <w:p>
+            <w:pPr>
+              <w:pStyle w:val="11"/>
+              <w:bidi w:val="0"/>
+              <w:jc w:val="both"/>
+              <w:rPr>
+                <w:rFonts w:hint="eastAsia"/>
+                <w:lang w:val="en-US" w:eastAsia="zh-CN"/>
+              </w:rPr>
+            </w:pPr>
+            <w:r>
+              <w:rPr>
+                <w:rFonts w:hint="eastAsia"/>
+                <w:lang w:val="en-US" w:eastAsia="zh-CN"/>
+              </w:rPr>
+              <w:t>包含判断</w:t>
             </w:r>
           </w:p>
         </w:tc>
@@ -11923,6 +11959,8 @@
           <w:lang w:val="en-US" w:eastAsia="zh-CN" w:bidi="ar-SA"/>
         </w:rPr>
       </w:pPr>
+      <w:bookmarkStart w:id="0" w:name="_GoBack"/>
+      <w:bookmarkEnd w:id="0"/>
     </w:p>
     <w:sectPr>
       <w:pgSz w:w="11906" w:h="16838"/>

--- a/py 空间几何.docx
+++ b/py 空间几何.docx
@@ -4287,21 +4287,6 @@
     <w:p>
       <w:pPr>
         <w:rPr>
-          <w:rFonts w:hint="default"/>
-          <w:lang w:val="en-US" w:eastAsia="zh-CN"/>
-        </w:rPr>
-      </w:pPr>
-      <w:r>
-        <w:rPr>
-          <w:rFonts w:hint="eastAsia"/>
-          <w:lang w:val="en-US" w:eastAsia="zh-CN"/>
-        </w:rPr>
-        <w:t>Coord-Sys: X (Right), Y (Up), Z (Out)</w:t>
-      </w:r>
-    </w:p>
-    <w:p>
-      <w:pPr>
-        <w:rPr>
           <w:rFonts w:hint="eastAsia"/>
           <w:lang w:val="en-US" w:eastAsia="zh-CN"/>
         </w:rPr>
@@ -4765,7 +4750,6 @@
           <w:tcPr>
             <w:tcW w:w="0" w:type="auto"/>
             <w:vMerge w:val="continue"/>
-            <w:tcBorders/>
             <w:vAlign w:val="center"/>
           </w:tcPr>
           <w:p>
@@ -7376,8 +7360,8 @@
       </w:tblPr>
       <w:tblGrid>
         <w:gridCol w:w="1057"/>
-        <w:gridCol w:w="5233"/>
-        <w:gridCol w:w="1478"/>
+        <w:gridCol w:w="5330"/>
+        <w:gridCol w:w="2550"/>
       </w:tblGrid>
       <w:tr>
         <w:tblPrEx>
@@ -7587,33 +7571,39 @@
               <w:bidi w:val="0"/>
               <w:jc w:val="both"/>
               <w:rPr>
+                <w:rFonts w:hint="eastAsia" w:ascii="华文中宋" w:hAnsi="华文中宋" w:eastAsia="华文中宋" w:cs="华文中宋"/>
+                <w:b/>
+                <w:bCs/>
+                <w:color w:val="ED7D31"/>
+                <w:kern w:val="2"/>
+                <w:sz w:val="21"/>
+                <w:szCs w:val="21"/>
+                <w:lang w:val="en-US" w:eastAsia="zh-CN" w:bidi="ar-SA"/>
+              </w:rPr>
+            </w:pPr>
+          </w:p>
+        </w:tc>
+        <w:tc>
+          <w:tcPr>
+            <w:tcW w:w="0" w:type="auto"/>
+            <w:vAlign w:val="center"/>
+          </w:tcPr>
+          <w:p>
+            <w:pPr>
+              <w:pStyle w:val="12"/>
+              <w:bidi w:val="0"/>
+              <w:jc w:val="both"/>
+              <w:rPr>
                 <w:rFonts w:hint="default"/>
                 <w:lang w:val="en-US" w:eastAsia="zh-CN"/>
               </w:rPr>
             </w:pPr>
-          </w:p>
-        </w:tc>
-        <w:tc>
-          <w:tcPr>
-            <w:tcW w:w="0" w:type="auto"/>
-            <w:vAlign w:val="center"/>
-          </w:tcPr>
-          <w:p>
-            <w:pPr>
-              <w:pStyle w:val="12"/>
-              <w:bidi w:val="0"/>
-              <w:jc w:val="both"/>
-              <w:rPr>
-                <w:rFonts w:hint="default"/>
-                <w:lang w:val="en-US" w:eastAsia="zh-CN"/>
-              </w:rPr>
-            </w:pPr>
-            <w:r>
-              <w:rPr>
-                <w:rFonts w:hint="eastAsia"/>
-                <w:lang w:val="en-US" w:eastAsia="zh-CN"/>
-              </w:rPr>
-              <w:t>create_from_point_cloud_ball_pivoting(pcd, radii)</w:t>
+            <w:r>
+              <w:rPr>
+                <w:rFonts w:hint="eastAsia"/>
+                <w:lang w:val="en-US" w:eastAsia="zh-CN"/>
+              </w:rPr>
+              <w:t>create_from_point_cloud_alpha_shape(pcd, alpha)</w:t>
             </w:r>
           </w:p>
         </w:tc>
@@ -7628,8 +7618,15 @@
               <w:bidi w:val="0"/>
               <w:jc w:val="both"/>
               <w:rPr>
-                <w:rFonts w:hint="default"/>
-                <w:lang w:val="en-US" w:eastAsia="zh-CN"/>
+                <w:rFonts w:hint="eastAsia" w:ascii="华文中宋" w:hAnsi="华文中宋" w:eastAsia="华文中宋" w:cs="华文中宋"/>
+                <w:b/>
+                <w:bCs/>
+                <w:color w:val="ED7D31"/>
+                <w:kern w:val="2"/>
+                <w:sz w:val="21"/>
+                <w:szCs w:val="21"/>
+                <w:vertAlign w:val="baseline"/>
+                <w:lang w:val="en-US" w:eastAsia="zh-CN" w:bidi="ar-SA"/>
               </w:rPr>
             </w:pPr>
             <w:r>
@@ -7679,14 +7676,8 @@
               <w:bidi w:val="0"/>
               <w:jc w:val="both"/>
               <w:rPr>
-                <w:rFonts w:hint="eastAsia" w:ascii="华文中宋" w:hAnsi="华文中宋" w:eastAsia="华文中宋" w:cs="华文中宋"/>
-                <w:b/>
-                <w:bCs/>
-                <w:color w:val="ED7D31"/>
-                <w:kern w:val="2"/>
-                <w:sz w:val="21"/>
-                <w:szCs w:val="21"/>
-                <w:lang w:val="en-US" w:eastAsia="zh-CN" w:bidi="ar-SA"/>
+                <w:rFonts w:hint="default"/>
+                <w:lang w:val="en-US" w:eastAsia="zh-CN"/>
               </w:rPr>
             </w:pPr>
           </w:p>
@@ -7711,7 +7702,7 @@
                 <w:rFonts w:hint="eastAsia"/>
                 <w:lang w:val="en-US" w:eastAsia="zh-CN"/>
               </w:rPr>
-              <w:t>create_from_point_cloud_poisson(pcd, depth)</w:t>
+              <w:t>create_from_point_cloud_ball_pivoting(pcd, radii)</w:t>
             </w:r>
           </w:p>
         </w:tc>
@@ -7735,7 +7726,7 @@
                 <w:rFonts w:hint="eastAsia"/>
                 <w:lang w:val="en-US" w:eastAsia="zh-CN"/>
               </w:rPr>
-              <w:t>泊松算法</w:t>
+              <w:t>滚球算法</w:t>
             </w:r>
             <w:r>
               <w:rPr>
@@ -7750,6 +7741,138 @@
                 <w:lang w:val="en-US" w:eastAsia="zh-CN" w:bidi="ar-SA"/>
               </w:rPr>
               <w:t>构建</w:t>
+            </w:r>
+            <w:r>
+              <w:rPr>
+                <w:rFonts w:hint="eastAsia" w:cs="华文中宋"/>
+                <w:b/>
+                <w:bCs/>
+                <w:color w:val="ED7D31"/>
+                <w:kern w:val="2"/>
+                <w:sz w:val="21"/>
+                <w:szCs w:val="21"/>
+                <w:vertAlign w:val="baseline"/>
+                <w:lang w:val="en-US" w:eastAsia="zh-CN" w:bidi="ar-SA"/>
+              </w:rPr>
+              <w:t xml:space="preserve"> (需法向量)</w:t>
+            </w:r>
+          </w:p>
+        </w:tc>
+      </w:tr>
+      <w:tr>
+        <w:tblPrEx>
+          <w:tblBorders>
+            <w:top w:val="single" w:color="auto" w:sz="4" w:space="0"/>
+            <w:left w:val="single" w:color="auto" w:sz="4" w:space="0"/>
+            <w:bottom w:val="single" w:color="auto" w:sz="4" w:space="0"/>
+            <w:right w:val="single" w:color="auto" w:sz="4" w:space="0"/>
+            <w:insideH w:val="single" w:color="auto" w:sz="4" w:space="0"/>
+            <w:insideV w:val="single" w:color="auto" w:sz="4" w:space="0"/>
+          </w:tblBorders>
+          <w:tblCellMar>
+            <w:top w:w="0" w:type="dxa"/>
+            <w:left w:w="108" w:type="dxa"/>
+            <w:bottom w:w="0" w:type="dxa"/>
+            <w:right w:w="108" w:type="dxa"/>
+          </w:tblCellMar>
+        </w:tblPrEx>
+        <w:tc>
+          <w:tcPr>
+            <w:tcW w:w="0" w:type="auto"/>
+            <w:vMerge w:val="continue"/>
+            <w:vAlign w:val="center"/>
+          </w:tcPr>
+          <w:p>
+            <w:pPr>
+              <w:pStyle w:val="12"/>
+              <w:bidi w:val="0"/>
+              <w:jc w:val="both"/>
+              <w:rPr>
+                <w:rFonts w:hint="eastAsia" w:ascii="华文中宋" w:hAnsi="华文中宋" w:eastAsia="华文中宋" w:cs="华文中宋"/>
+                <w:b/>
+                <w:bCs/>
+                <w:color w:val="ED7D31"/>
+                <w:kern w:val="2"/>
+                <w:sz w:val="21"/>
+                <w:szCs w:val="21"/>
+                <w:lang w:val="en-US" w:eastAsia="zh-CN" w:bidi="ar-SA"/>
+              </w:rPr>
+            </w:pPr>
+          </w:p>
+        </w:tc>
+        <w:tc>
+          <w:tcPr>
+            <w:tcW w:w="0" w:type="auto"/>
+            <w:vAlign w:val="center"/>
+          </w:tcPr>
+          <w:p>
+            <w:pPr>
+              <w:pStyle w:val="12"/>
+              <w:bidi w:val="0"/>
+              <w:jc w:val="both"/>
+              <w:rPr>
+                <w:rFonts w:hint="default"/>
+                <w:lang w:val="en-US" w:eastAsia="zh-CN"/>
+              </w:rPr>
+            </w:pPr>
+            <w:r>
+              <w:rPr>
+                <w:rFonts w:hint="eastAsia"/>
+                <w:lang w:val="en-US" w:eastAsia="zh-CN"/>
+              </w:rPr>
+              <w:t>create_from_point_cloud_poisson(pcd, depth)</w:t>
+            </w:r>
+          </w:p>
+        </w:tc>
+        <w:tc>
+          <w:tcPr>
+            <w:tcW w:w="0" w:type="auto"/>
+            <w:vAlign w:val="center"/>
+          </w:tcPr>
+          <w:p>
+            <w:pPr>
+              <w:pStyle w:val="11"/>
+              <w:bidi w:val="0"/>
+              <w:jc w:val="both"/>
+              <w:rPr>
+                <w:rFonts w:hint="default"/>
+                <w:lang w:val="en-US" w:eastAsia="zh-CN"/>
+              </w:rPr>
+            </w:pPr>
+            <w:r>
+              <w:rPr>
+                <w:rFonts w:hint="eastAsia"/>
+                <w:lang w:val="en-US" w:eastAsia="zh-CN"/>
+              </w:rPr>
+              <w:t>泊松算法</w:t>
+            </w:r>
+            <w:r>
+              <w:rPr>
+                <w:rFonts w:hint="eastAsia" w:ascii="华文中宋" w:hAnsi="华文中宋" w:eastAsia="华文中宋" w:cs="华文中宋"/>
+                <w:b/>
+                <w:bCs/>
+                <w:color w:val="ED7D31"/>
+                <w:kern w:val="2"/>
+                <w:sz w:val="21"/>
+                <w:szCs w:val="21"/>
+                <w:vertAlign w:val="baseline"/>
+                <w:lang w:val="en-US" w:eastAsia="zh-CN" w:bidi="ar-SA"/>
+              </w:rPr>
+              <w:t>构建</w:t>
+            </w:r>
+            <w:r>
+              <w:rPr>
+                <w:rFonts w:hint="eastAsia" w:cs="华文中宋"/>
+                <w:b/>
+                <w:bCs/>
+                <w:color w:val="ED7D31"/>
+                <w:kern w:val="2"/>
+                <w:sz w:val="21"/>
+                <w:szCs w:val="21"/>
+                <w:vertAlign w:val="baseline"/>
+                <w:lang w:val="en-US" w:eastAsia="zh-CN" w:bidi="ar-SA"/>
+              </w:rPr>
+              <w:t xml:space="preserve"> (需法向量)</w:t>
             </w:r>
           </w:p>
         </w:tc>
@@ -8108,6 +8231,309 @@
     </w:p>
     <w:p>
       <w:pPr>
+        <w:pStyle w:val="3"/>
+        <w:bidi w:val="0"/>
+        <w:rPr>
+          <w:rFonts w:hint="default"/>
+          <w:lang w:val="en-US" w:eastAsia="zh-CN"/>
+        </w:rPr>
+      </w:pPr>
+      <w:r>
+        <w:rPr>
+          <w:rFonts w:hint="eastAsia"/>
+          <w:lang w:val="en-US" w:eastAsia="zh-CN"/>
+        </w:rPr>
+        <w:t>流程</w:t>
+      </w:r>
+      <w:r>
+        <w:rPr>
+          <w:rFonts w:hint="default"/>
+          <w:lang w:val="en-US" w:eastAsia="zh-CN"/>
+        </w:rPr>
+        <w:t>pipelines</w:t>
+      </w:r>
+      <w:r>
+        <w:rPr>
+          <w:rFonts w:hint="eastAsia"/>
+          <w:lang w:val="en-US" w:eastAsia="zh-CN"/>
+        </w:rPr>
+        <w:t>：</w:t>
+      </w:r>
+    </w:p>
+    <w:p>
+      <w:pPr>
+        <w:spacing w:line="240" w:lineRule="auto"/>
+        <w:rPr>
+          <w:rFonts w:hint="eastAsia" w:ascii="华文中宋" w:hAnsi="华文中宋" w:eastAsia="华文中宋" w:cs="华文中宋"/>
+          <w:b/>
+          <w:bCs/>
+          <w:color w:val="ED7D31"/>
+          <w:kern w:val="2"/>
+          <w:sz w:val="21"/>
+          <w:szCs w:val="21"/>
+          <w:lang w:val="en-US" w:eastAsia="zh-CN" w:bidi="ar-SA"/>
+        </w:rPr>
+      </w:pPr>
+    </w:p>
+    <w:p>
+      <w:pPr>
+        <w:pStyle w:val="4"/>
+        <w:bidi w:val="0"/>
+        <w:rPr>
+          <w:rFonts w:hint="default"/>
+          <w:lang w:val="en-US" w:eastAsia="zh-CN"/>
+        </w:rPr>
+      </w:pPr>
+      <w:r>
+        <w:rPr>
+          <w:rFonts w:hint="eastAsia"/>
+          <w:lang w:val="en-US" w:eastAsia="zh-CN"/>
+        </w:rPr>
+        <w:t>配准</w:t>
+      </w:r>
+      <w:r>
+        <w:rPr>
+          <w:rFonts w:hint="default"/>
+          <w:lang w:val="en-US" w:eastAsia="zh-CN"/>
+        </w:rPr>
+        <w:t>registration</w:t>
+      </w:r>
+      <w:r>
+        <w:rPr>
+          <w:rFonts w:hint="eastAsia"/>
+          <w:lang w:val="en-US" w:eastAsia="zh-CN"/>
+        </w:rPr>
+        <w:t>：</w:t>
+      </w:r>
+    </w:p>
+    <w:tbl>
+      <w:tblPr>
+        <w:tblStyle w:val="8"/>
+        <w:tblW w:w="0" w:type="auto"/>
+        <w:tblInd w:w="0" w:type="dxa"/>
+        <w:tblBorders>
+          <w:top w:val="single" w:color="auto" w:sz="4" w:space="0"/>
+          <w:left w:val="single" w:color="auto" w:sz="4" w:space="0"/>
+          <w:bottom w:val="single" w:color="auto" w:sz="4" w:space="0"/>
+          <w:right w:val="single" w:color="auto" w:sz="4" w:space="0"/>
+          <w:insideH w:val="single" w:color="auto" w:sz="4" w:space="0"/>
+          <w:insideV w:val="single" w:color="auto" w:sz="4" w:space="0"/>
+        </w:tblBorders>
+        <w:tblLayout w:type="autofit"/>
+        <w:tblCellMar>
+          <w:top w:w="0" w:type="dxa"/>
+          <w:left w:w="108" w:type="dxa"/>
+          <w:bottom w:w="0" w:type="dxa"/>
+          <w:right w:w="108" w:type="dxa"/>
+        </w:tblCellMar>
+      </w:tblPr>
+      <w:tblGrid>
+        <w:gridCol w:w="6872"/>
+        <w:gridCol w:w="1047"/>
+      </w:tblGrid>
+      <w:tr>
+        <w:tblPrEx>
+          <w:tblBorders>
+            <w:top w:val="single" w:color="auto" w:sz="4" w:space="0"/>
+            <w:left w:val="single" w:color="auto" w:sz="4" w:space="0"/>
+            <w:bottom w:val="single" w:color="auto" w:sz="4" w:space="0"/>
+            <w:right w:val="single" w:color="auto" w:sz="4" w:space="0"/>
+            <w:insideH w:val="single" w:color="auto" w:sz="4" w:space="0"/>
+            <w:insideV w:val="single" w:color="auto" w:sz="4" w:space="0"/>
+          </w:tblBorders>
+          <w:tblCellMar>
+            <w:top w:w="0" w:type="dxa"/>
+            <w:left w:w="108" w:type="dxa"/>
+            <w:bottom w:w="0" w:type="dxa"/>
+            <w:right w:w="108" w:type="dxa"/>
+          </w:tblCellMar>
+        </w:tblPrEx>
+        <w:trPr>
+          <w:trHeight w:val="124" w:hRule="atLeast"/>
+        </w:trPr>
+        <w:tc>
+          <w:tcPr>
+            <w:tcW w:w="0" w:type="auto"/>
+            <w:vAlign w:val="center"/>
+          </w:tcPr>
+          <w:p>
+            <w:pPr>
+              <w:spacing w:line="240" w:lineRule="auto"/>
+              <w:jc w:val="both"/>
+              <w:rPr>
+                <w:rFonts w:hint="default"/>
+                <w:lang w:val="en-US" w:eastAsia="zh-CN"/>
+              </w:rPr>
+            </w:pPr>
+            <w:r>
+              <w:rPr>
+                <w:rFonts w:hint="default" w:ascii="华文中宋" w:hAnsi="华文中宋" w:eastAsia="华文中宋" w:cs="华文中宋"/>
+                <w:b/>
+                <w:bCs/>
+                <w:color w:val="FF0000"/>
+                <w:kern w:val="2"/>
+                <w:sz w:val="21"/>
+                <w:szCs w:val="21"/>
+                <w:lang w:val="en-US" w:eastAsia="zh-CN" w:bidi="ar-SA"/>
+              </w:rPr>
+              <w:t>registration_icp(</w:t>
+            </w:r>
+            <w:r>
+              <w:rPr>
+                <w:rFonts w:hint="eastAsia" w:cs="华文中宋"/>
+                <w:b/>
+                <w:bCs/>
+                <w:color w:val="FF0000"/>
+                <w:kern w:val="2"/>
+                <w:sz w:val="21"/>
+                <w:szCs w:val="21"/>
+                <w:lang w:val="en-US" w:eastAsia="zh-CN" w:bidi="ar-SA"/>
+              </w:rPr>
+              <w:t>src</w:t>
+            </w:r>
+            <w:r>
+              <w:rPr>
+                <w:rFonts w:hint="default" w:ascii="华文中宋" w:hAnsi="华文中宋" w:eastAsia="华文中宋" w:cs="华文中宋"/>
+                <w:b/>
+                <w:bCs/>
+                <w:color w:val="FF0000"/>
+                <w:kern w:val="2"/>
+                <w:sz w:val="21"/>
+                <w:szCs w:val="21"/>
+                <w:lang w:val="en-US" w:eastAsia="zh-CN" w:bidi="ar-SA"/>
+              </w:rPr>
+              <w:t xml:space="preserve">, </w:t>
+            </w:r>
+            <w:r>
+              <w:rPr>
+                <w:rFonts w:hint="eastAsia" w:cs="华文中宋"/>
+                <w:b/>
+                <w:bCs/>
+                <w:color w:val="FF0000"/>
+                <w:kern w:val="2"/>
+                <w:sz w:val="21"/>
+                <w:szCs w:val="21"/>
+                <w:lang w:val="en-US" w:eastAsia="zh-CN" w:bidi="ar-SA"/>
+              </w:rPr>
+              <w:t>dst</w:t>
+            </w:r>
+            <w:r>
+              <w:rPr>
+                <w:rFonts w:hint="default" w:ascii="华文中宋" w:hAnsi="华文中宋" w:eastAsia="华文中宋" w:cs="华文中宋"/>
+                <w:b/>
+                <w:bCs/>
+                <w:color w:val="FF0000"/>
+                <w:kern w:val="2"/>
+                <w:sz w:val="21"/>
+                <w:szCs w:val="21"/>
+                <w:lang w:val="en-US" w:eastAsia="zh-CN" w:bidi="ar-SA"/>
+              </w:rPr>
+              <w:t xml:space="preserve">, </w:t>
+            </w:r>
+            <w:r>
+              <w:rPr>
+                <w:rFonts w:hint="eastAsia" w:cs="华文中宋"/>
+                <w:b/>
+                <w:bCs/>
+                <w:color w:val="FF0000"/>
+                <w:kern w:val="2"/>
+                <w:sz w:val="21"/>
+                <w:szCs w:val="21"/>
+                <w:lang w:val="en-US" w:eastAsia="zh-CN" w:bidi="ar-SA"/>
+              </w:rPr>
+              <w:t>radius</w:t>
+            </w:r>
+            <w:r>
+              <w:rPr>
+                <w:rFonts w:hint="default" w:ascii="华文中宋" w:hAnsi="华文中宋" w:eastAsia="华文中宋" w:cs="华文中宋"/>
+                <w:b/>
+                <w:bCs/>
+                <w:color w:val="FF0000"/>
+                <w:kern w:val="2"/>
+                <w:sz w:val="21"/>
+                <w:szCs w:val="21"/>
+                <w:lang w:val="en-US" w:eastAsia="zh-CN" w:bidi="ar-SA"/>
+              </w:rPr>
+              <w:t xml:space="preserve">, </w:t>
+            </w:r>
+            <w:r>
+              <w:rPr>
+                <w:rFonts w:hint="eastAsia" w:cs="华文中宋"/>
+                <w:b/>
+                <w:bCs/>
+                <w:color w:val="FF0000"/>
+                <w:kern w:val="2"/>
+                <w:sz w:val="21"/>
+                <w:szCs w:val="21"/>
+                <w:lang w:val="en-US" w:eastAsia="zh-CN" w:bidi="ar-SA"/>
+              </w:rPr>
+              <w:t>init</w:t>
+            </w:r>
+            <w:r>
+              <w:rPr>
+                <w:rFonts w:hint="default" w:ascii="华文中宋" w:hAnsi="华文中宋" w:eastAsia="华文中宋" w:cs="华文中宋"/>
+                <w:b/>
+                <w:bCs/>
+                <w:color w:val="FF0000"/>
+                <w:kern w:val="2"/>
+                <w:sz w:val="21"/>
+                <w:szCs w:val="21"/>
+                <w:lang w:val="en-US" w:eastAsia="zh-CN" w:bidi="ar-SA"/>
+              </w:rPr>
+              <w:t>,</w:t>
+            </w:r>
+            <w:r>
+              <w:rPr>
+                <w:rFonts w:hint="eastAsia" w:cs="华文中宋"/>
+                <w:b/>
+                <w:bCs/>
+                <w:color w:val="FF0000"/>
+                <w:kern w:val="2"/>
+                <w:sz w:val="21"/>
+                <w:szCs w:val="21"/>
+                <w:lang w:val="en-US" w:eastAsia="zh-CN" w:bidi="ar-SA"/>
+              </w:rPr>
+              <w:t>estimation_method, criteria)</w:t>
+            </w:r>
+          </w:p>
+        </w:tc>
+        <w:tc>
+          <w:tcPr>
+            <w:tcW w:w="0" w:type="auto"/>
+            <w:vAlign w:val="center"/>
+          </w:tcPr>
+          <w:p>
+            <w:pPr>
+              <w:pStyle w:val="11"/>
+              <w:bidi w:val="0"/>
+              <w:jc w:val="both"/>
+              <w:rPr>
+                <w:rFonts w:hint="default"/>
+                <w:vertAlign w:val="baseline"/>
+                <w:lang w:val="en-US" w:eastAsia="zh-CN"/>
+              </w:rPr>
+            </w:pPr>
+            <w:r>
+              <w:rPr>
+                <w:rFonts w:hint="eastAsia"/>
+                <w:lang w:val="en-US" w:eastAsia="zh-CN"/>
+              </w:rPr>
+              <w:t>点云ICP</w:t>
+            </w:r>
+          </w:p>
+        </w:tc>
+      </w:tr>
+    </w:tbl>
+    <w:p>
+      <w:pPr>
+        <w:rPr>
+          <w:rFonts w:hint="default"/>
+          <w:lang w:val="en-US" w:eastAsia="zh-CN"/>
+        </w:rPr>
+      </w:pPr>
+    </w:p>
+    <w:p>
+      <w:pPr>
         <w:rPr>
           <w:rFonts w:hint="default"/>
           <w:lang w:val="en-US" w:eastAsia="zh-CN"/>
@@ -8130,6 +8556,29 @@
         </w:rPr>
         <w:t>可视化visualization：</w:t>
       </w:r>
+    </w:p>
+    <w:p>
+      <w:pPr>
+        <w:rPr>
+          <w:rFonts w:hint="eastAsia"/>
+          <w:lang w:val="en-US" w:eastAsia="zh-CN"/>
+        </w:rPr>
+      </w:pPr>
+      <w:r>
+        <w:rPr>
+          <w:rFonts w:hint="eastAsia"/>
+          <w:lang w:val="en-US" w:eastAsia="zh-CN"/>
+        </w:rPr>
+        <w:t>Coord-Sys: X (Right), Y (Up), Z (Out)</w:t>
+      </w:r>
+    </w:p>
+    <w:p>
+      <w:pPr>
+        <w:rPr>
+          <w:rFonts w:hint="eastAsia"/>
+          <w:lang w:val="en-US" w:eastAsia="zh-CN"/>
+        </w:rPr>
+      </w:pPr>
     </w:p>
     <w:tbl>
       <w:tblPr>
@@ -11039,7 +11488,7 @@
                 <w:rFonts w:hint="eastAsia"/>
                 <w:lang w:val="en-US" w:eastAsia="zh-CN"/>
               </w:rPr>
-              <w:t>bounds</w:t>
+              <w:t>bounds / extents</w:t>
             </w:r>
           </w:p>
         </w:tc>
@@ -11063,7 +11512,7 @@
                 <w:rFonts w:hint="eastAsia"/>
                 <w:lang w:val="en-US" w:eastAsia="zh-CN"/>
               </w:rPr>
-              <w:t>边界</w:t>
+              <w:t>边界框</w:t>
             </w:r>
           </w:p>
         </w:tc>
@@ -11082,7 +11531,7 @@
         <w:tc>
           <w:tcPr>
             <w:tcW w:w="0" w:type="auto"/>
-            <w:vMerge w:val="continue"/>
+            <w:vMerge w:val="restart"/>
             <w:vAlign w:val="center"/>
           </w:tcPr>
           <w:p>
@@ -11101,6 +11550,32 @@
                 <w:lang w:val="en-US" w:eastAsia="zh-CN" w:bidi="ar-SA"/>
               </w:rPr>
             </w:pPr>
+            <w:r>
+              <w:rPr>
+                <w:rFonts w:hint="eastAsia" w:ascii="华文中宋" w:hAnsi="华文中宋" w:eastAsia="华文中宋" w:cs="华文中宋"/>
+                <w:b/>
+                <w:bCs/>
+                <w:color w:val="ED7D31"/>
+                <w:kern w:val="2"/>
+                <w:sz w:val="21"/>
+                <w:szCs w:val="21"/>
+                <w:lang w:val="en-US" w:eastAsia="zh-CN" w:bidi="ar-SA"/>
+              </w:rPr>
+              <w:t>实例</w:t>
+            </w:r>
+            <w:r>
+              <w:rPr>
+                <w:rFonts w:hint="eastAsia" w:cs="华文中宋"/>
+                <w:b/>
+                <w:bCs/>
+                <w:color w:val="ED7D31"/>
+                <w:kern w:val="2"/>
+                <w:sz w:val="21"/>
+                <w:szCs w:val="21"/>
+                <w:lang w:val="en-US" w:eastAsia="zh-CN" w:bidi="ar-SA"/>
+              </w:rPr>
+              <w:t>方法</w:t>
+            </w:r>
           </w:p>
         </w:tc>
         <w:tc>
@@ -11123,7 +11598,7 @@
                 <w:rFonts w:hint="eastAsia"/>
                 <w:lang w:val="en-US" w:eastAsia="zh-CN"/>
               </w:rPr>
-              <w:t>extents</w:t>
+              <w:t>show(background={RGB})</w:t>
             </w:r>
           </w:p>
         </w:tc>
@@ -11147,7 +11622,7 @@
                 <w:rFonts w:hint="eastAsia"/>
                 <w:lang w:val="en-US" w:eastAsia="zh-CN"/>
               </w:rPr>
-              <w:t>尺度</w:t>
+              <w:t>可视化</w:t>
             </w:r>
           </w:p>
         </w:tc>
@@ -11172,7 +11647,7 @@
         <w:tc>
           <w:tcPr>
             <w:tcW w:w="0" w:type="auto"/>
-            <w:vMerge w:val="restart"/>
+            <w:vMerge w:val="continue"/>
             <w:vAlign w:val="center"/>
           </w:tcPr>
           <w:p>
@@ -11191,32 +11666,6 @@
                 <w:lang w:val="en-US" w:eastAsia="zh-CN" w:bidi="ar-SA"/>
               </w:rPr>
             </w:pPr>
-            <w:r>
-              <w:rPr>
-                <w:rFonts w:hint="eastAsia" w:ascii="华文中宋" w:hAnsi="华文中宋" w:eastAsia="华文中宋" w:cs="华文中宋"/>
-                <w:b/>
-                <w:bCs/>
-                <w:color w:val="ED7D31"/>
-                <w:kern w:val="2"/>
-                <w:sz w:val="21"/>
-                <w:szCs w:val="21"/>
-                <w:lang w:val="en-US" w:eastAsia="zh-CN" w:bidi="ar-SA"/>
-              </w:rPr>
-              <w:t>实例</w:t>
-            </w:r>
-            <w:r>
-              <w:rPr>
-                <w:rFonts w:hint="eastAsia" w:cs="华文中宋"/>
-                <w:b/>
-                <w:bCs/>
-                <w:color w:val="ED7D31"/>
-                <w:kern w:val="2"/>
-                <w:sz w:val="21"/>
-                <w:szCs w:val="21"/>
-                <w:lang w:val="en-US" w:eastAsia="zh-CN" w:bidi="ar-SA"/>
-              </w:rPr>
-              <w:t>方法</w:t>
-            </w:r>
           </w:p>
         </w:tc>
         <w:tc>
@@ -11239,7 +11688,7 @@
                 <w:rFonts w:hint="eastAsia"/>
                 <w:lang w:val="en-US" w:eastAsia="zh-CN"/>
               </w:rPr>
-              <w:t>show(background={RGB})</w:t>
+              <w:t>apply_scale(s)</w:t>
             </w:r>
           </w:p>
         </w:tc>
@@ -11263,7 +11712,7 @@
                 <w:rFonts w:hint="eastAsia"/>
                 <w:lang w:val="en-US" w:eastAsia="zh-CN"/>
               </w:rPr>
-              <w:t>可视化</w:t>
+              <w:t>缩放</w:t>
             </w:r>
           </w:p>
         </w:tc>
@@ -11329,7 +11778,7 @@
                 <w:rFonts w:hint="eastAsia"/>
                 <w:lang w:val="en-US" w:eastAsia="zh-CN"/>
               </w:rPr>
-              <w:t>apply_scale(s)</w:t>
+              <w:t>apply_translation(vec)</w:t>
             </w:r>
           </w:p>
         </w:tc>
@@ -11353,7 +11802,7 @@
                 <w:rFonts w:hint="eastAsia"/>
                 <w:lang w:val="en-US" w:eastAsia="zh-CN"/>
               </w:rPr>
-              <w:t>缩放</w:t>
+              <w:t>平移</w:t>
             </w:r>
           </w:p>
         </w:tc>
@@ -11419,7 +11868,7 @@
                 <w:rFonts w:hint="eastAsia"/>
                 <w:lang w:val="en-US" w:eastAsia="zh-CN"/>
               </w:rPr>
-              <w:t>apply_translation(vec)</w:t>
+              <w:t>apply_transform(T)</w:t>
             </w:r>
           </w:p>
         </w:tc>
@@ -11443,7 +11892,348 @@
                 <w:rFonts w:hint="eastAsia"/>
                 <w:lang w:val="en-US" w:eastAsia="zh-CN"/>
               </w:rPr>
-              <w:t>平移</w:t>
+              <w:t>齐次变换</w:t>
+            </w:r>
+          </w:p>
+        </w:tc>
+      </w:tr>
+    </w:tbl>
+    <w:p>
+      <w:pPr>
+        <w:rPr>
+          <w:rFonts w:hint="default" w:ascii="华文中宋" w:hAnsi="华文中宋" w:eastAsia="华文中宋" w:cs="华文中宋"/>
+          <w:b/>
+          <w:bCs/>
+          <w:color w:val="FF0000"/>
+          <w:kern w:val="2"/>
+          <w:sz w:val="21"/>
+          <w:szCs w:val="21"/>
+          <w:lang w:val="en-US" w:eastAsia="zh-CN" w:bidi="ar-SA"/>
+        </w:rPr>
+      </w:pPr>
+    </w:p>
+    <w:tbl>
+      <w:tblPr>
+        <w:tblStyle w:val="8"/>
+        <w:tblW w:w="0" w:type="auto"/>
+        <w:tblInd w:w="0" w:type="dxa"/>
+        <w:tblBorders>
+          <w:top w:val="single" w:color="auto" w:sz="4" w:space="0"/>
+          <w:left w:val="single" w:color="auto" w:sz="4" w:space="0"/>
+          <w:bottom w:val="single" w:color="auto" w:sz="4" w:space="0"/>
+          <w:right w:val="single" w:color="auto" w:sz="4" w:space="0"/>
+          <w:insideH w:val="single" w:color="auto" w:sz="4" w:space="0"/>
+          <w:insideV w:val="single" w:color="auto" w:sz="4" w:space="0"/>
+        </w:tblBorders>
+        <w:tblLayout w:type="autofit"/>
+        <w:tblCellMar>
+          <w:top w:w="0" w:type="dxa"/>
+          <w:left w:w="108" w:type="dxa"/>
+          <w:bottom w:w="0" w:type="dxa"/>
+          <w:right w:w="108" w:type="dxa"/>
+        </w:tblCellMar>
+      </w:tblPr>
+      <w:tblGrid>
+        <w:gridCol w:w="1634"/>
+        <w:gridCol w:w="2417"/>
+        <w:gridCol w:w="1268"/>
+      </w:tblGrid>
+      <w:tr>
+        <w:tblPrEx>
+          <w:tblBorders>
+            <w:top w:val="single" w:color="auto" w:sz="4" w:space="0"/>
+            <w:left w:val="single" w:color="auto" w:sz="4" w:space="0"/>
+            <w:bottom w:val="single" w:color="auto" w:sz="4" w:space="0"/>
+            <w:right w:val="single" w:color="auto" w:sz="4" w:space="0"/>
+            <w:insideH w:val="single" w:color="auto" w:sz="4" w:space="0"/>
+            <w:insideV w:val="single" w:color="auto" w:sz="4" w:space="0"/>
+          </w:tblBorders>
+          <w:tblCellMar>
+            <w:top w:w="0" w:type="dxa"/>
+            <w:left w:w="108" w:type="dxa"/>
+            <w:bottom w:w="0" w:type="dxa"/>
+            <w:right w:w="108" w:type="dxa"/>
+          </w:tblCellMar>
+        </w:tblPrEx>
+        <w:tc>
+          <w:tcPr>
+            <w:tcW w:w="0" w:type="auto"/>
+            <w:gridSpan w:val="2"/>
+            <w:vAlign w:val="center"/>
+          </w:tcPr>
+          <w:p>
+            <w:pPr>
+              <w:pStyle w:val="12"/>
+              <w:bidi w:val="0"/>
+              <w:jc w:val="both"/>
+              <w:rPr>
+                <w:rFonts w:hint="default"/>
+                <w:lang w:val="en-US" w:eastAsia="zh-CN"/>
+              </w:rPr>
+            </w:pPr>
+            <w:r>
+              <w:rPr>
+                <w:rFonts w:hint="eastAsia"/>
+                <w:lang w:val="en-US" w:eastAsia="zh-CN"/>
+              </w:rPr>
+              <w:t xml:space="preserve">PointCloud(points, rgba) </w:t>
+            </w:r>
+            <w:r>
+              <w:rPr>
+                <w:rFonts w:hint="eastAsia" w:cs="华文中宋"/>
+                <w:b/>
+                <w:bCs/>
+                <w:color w:val="ED7D31"/>
+                <w:kern w:val="2"/>
+                <w:sz w:val="21"/>
+                <w:szCs w:val="21"/>
+                <w:lang w:val="en-US" w:eastAsia="zh-CN" w:bidi="ar-SA"/>
+              </w:rPr>
+              <w:t>-&gt; Geometry</w:t>
+            </w:r>
+          </w:p>
+        </w:tc>
+        <w:tc>
+          <w:tcPr>
+            <w:tcW w:w="0" w:type="auto"/>
+            <w:vAlign w:val="center"/>
+          </w:tcPr>
+          <w:p>
+            <w:pPr>
+              <w:pStyle w:val="11"/>
+              <w:bidi w:val="0"/>
+              <w:jc w:val="both"/>
+              <w:rPr>
+                <w:rFonts w:hint="default"/>
+                <w:vertAlign w:val="baseline"/>
+                <w:lang w:val="en-US" w:eastAsia="zh-CN"/>
+              </w:rPr>
+            </w:pPr>
+            <w:r>
+              <w:rPr>
+                <w:rFonts w:hint="eastAsia"/>
+                <w:vertAlign w:val="baseline"/>
+                <w:lang w:val="en-US" w:eastAsia="zh-CN"/>
+              </w:rPr>
+              <w:t>点云</w:t>
+            </w:r>
+          </w:p>
+        </w:tc>
+      </w:tr>
+      <w:tr>
+        <w:tblPrEx>
+          <w:tblBorders>
+            <w:top w:val="single" w:color="auto" w:sz="4" w:space="0"/>
+            <w:left w:val="single" w:color="auto" w:sz="4" w:space="0"/>
+            <w:bottom w:val="single" w:color="auto" w:sz="4" w:space="0"/>
+            <w:right w:val="single" w:color="auto" w:sz="4" w:space="0"/>
+            <w:insideH w:val="single" w:color="auto" w:sz="4" w:space="0"/>
+            <w:insideV w:val="single" w:color="auto" w:sz="4" w:space="0"/>
+          </w:tblBorders>
+          <w:tblCellMar>
+            <w:top w:w="0" w:type="dxa"/>
+            <w:left w:w="108" w:type="dxa"/>
+            <w:bottom w:w="0" w:type="dxa"/>
+            <w:right w:w="108" w:type="dxa"/>
+          </w:tblCellMar>
+        </w:tblPrEx>
+        <w:tc>
+          <w:tcPr>
+            <w:tcW w:w="0" w:type="auto"/>
+            <w:vAlign w:val="center"/>
+          </w:tcPr>
+          <w:p>
+            <w:pPr>
+              <w:pStyle w:val="12"/>
+              <w:bidi w:val="0"/>
+              <w:jc w:val="both"/>
+              <w:rPr>
+                <w:rFonts w:hint="default" w:ascii="华文中宋" w:hAnsi="华文中宋" w:eastAsia="华文中宋" w:cs="华文中宋"/>
+                <w:b/>
+                <w:bCs/>
+                <w:color w:val="ED7D31"/>
+                <w:kern w:val="2"/>
+                <w:sz w:val="21"/>
+                <w:szCs w:val="21"/>
+                <w:lang w:val="en-US" w:eastAsia="zh-CN" w:bidi="ar-SA"/>
+              </w:rPr>
+            </w:pPr>
+            <w:r>
+              <w:rPr>
+                <w:rFonts w:hint="eastAsia" w:cs="华文中宋"/>
+                <w:b/>
+                <w:bCs/>
+                <w:color w:val="ED7D31"/>
+                <w:kern w:val="2"/>
+                <w:sz w:val="21"/>
+                <w:szCs w:val="21"/>
+                <w:lang w:val="en-US" w:eastAsia="zh-CN" w:bidi="ar-SA"/>
+              </w:rPr>
+              <w:t>实例属性</w:t>
+            </w:r>
+          </w:p>
+        </w:tc>
+        <w:tc>
+          <w:tcPr>
+            <w:tcW w:w="0" w:type="auto"/>
+            <w:vAlign w:val="center"/>
+          </w:tcPr>
+          <w:p>
+            <w:pPr>
+              <w:pStyle w:val="12"/>
+              <w:bidi w:val="0"/>
+              <w:jc w:val="both"/>
+              <w:rPr>
+                <w:rFonts w:hint="default"/>
+                <w:lang w:val="en-US" w:eastAsia="zh-CN"/>
+              </w:rPr>
+            </w:pPr>
+            <w:r>
+              <w:rPr>
+                <w:rFonts w:hint="eastAsia"/>
+                <w:lang w:val="en-US" w:eastAsia="zh-CN"/>
+              </w:rPr>
+              <w:t>shape</w:t>
+            </w:r>
+          </w:p>
+        </w:tc>
+        <w:tc>
+          <w:tcPr>
+            <w:tcW w:w="0" w:type="auto"/>
+            <w:vAlign w:val="center"/>
+          </w:tcPr>
+          <w:p>
+            <w:pPr>
+              <w:pStyle w:val="11"/>
+              <w:bidi w:val="0"/>
+              <w:jc w:val="both"/>
+              <w:rPr>
+                <w:rFonts w:hint="default"/>
+                <w:lang w:val="en-US" w:eastAsia="zh-CN"/>
+              </w:rPr>
+            </w:pPr>
+            <w:r>
+              <w:rPr>
+                <w:rFonts w:hint="eastAsia"/>
+                <w:lang w:val="en-US" w:eastAsia="zh-CN"/>
+              </w:rPr>
+              <w:t>点云尺寸</w:t>
+            </w:r>
+          </w:p>
+        </w:tc>
+      </w:tr>
+      <w:tr>
+        <w:tblPrEx>
+          <w:tblBorders>
+            <w:top w:val="single" w:color="auto" w:sz="4" w:space="0"/>
+            <w:left w:val="single" w:color="auto" w:sz="4" w:space="0"/>
+            <w:bottom w:val="single" w:color="auto" w:sz="4" w:space="0"/>
+            <w:right w:val="single" w:color="auto" w:sz="4" w:space="0"/>
+            <w:insideH w:val="single" w:color="auto" w:sz="4" w:space="0"/>
+            <w:insideV w:val="single" w:color="auto" w:sz="4" w:space="0"/>
+          </w:tblBorders>
+          <w:tblCellMar>
+            <w:top w:w="0" w:type="dxa"/>
+            <w:left w:w="108" w:type="dxa"/>
+            <w:bottom w:w="0" w:type="dxa"/>
+            <w:right w:w="108" w:type="dxa"/>
+          </w:tblCellMar>
+        </w:tblPrEx>
+        <w:tc>
+          <w:tcPr>
+            <w:tcW w:w="0" w:type="auto"/>
+            <w:vMerge w:val="restart"/>
+            <w:vAlign w:val="center"/>
+          </w:tcPr>
+          <w:p>
+            <w:pPr>
+              <w:pStyle w:val="12"/>
+              <w:bidi w:val="0"/>
+              <w:jc w:val="both"/>
+              <w:rPr>
+                <w:rFonts w:hint="eastAsia" w:cs="华文中宋"/>
+                <w:b/>
+                <w:bCs/>
+                <w:color w:val="ED7D31"/>
+                <w:kern w:val="2"/>
+                <w:sz w:val="21"/>
+                <w:szCs w:val="21"/>
+                <w:lang w:val="en-US" w:eastAsia="zh-CN" w:bidi="ar-SA"/>
+              </w:rPr>
+            </w:pPr>
+            <w:r>
+              <w:rPr>
+                <w:rFonts w:hint="eastAsia" w:ascii="华文中宋" w:hAnsi="华文中宋" w:eastAsia="华文中宋" w:cs="华文中宋"/>
+                <w:b/>
+                <w:bCs/>
+                <w:color w:val="ED7D31"/>
+                <w:kern w:val="2"/>
+                <w:sz w:val="21"/>
+                <w:szCs w:val="21"/>
+                <w:lang w:val="en-US" w:eastAsia="zh-CN" w:bidi="ar-SA"/>
+              </w:rPr>
+              <w:t>实例</w:t>
+            </w:r>
+            <w:r>
+              <w:rPr>
+                <w:rFonts w:hint="eastAsia" w:cs="华文中宋"/>
+                <w:b/>
+                <w:bCs/>
+                <w:color w:val="ED7D31"/>
+                <w:kern w:val="2"/>
+                <w:sz w:val="21"/>
+                <w:szCs w:val="21"/>
+                <w:lang w:val="en-US" w:eastAsia="zh-CN" w:bidi="ar-SA"/>
+              </w:rPr>
+              <w:t>方法</w:t>
+            </w:r>
+          </w:p>
+        </w:tc>
+        <w:tc>
+          <w:tcPr>
+            <w:tcW w:w="0" w:type="auto"/>
+            <w:vAlign w:val="center"/>
+          </w:tcPr>
+          <w:p>
+            <w:pPr>
+              <w:pStyle w:val="12"/>
+              <w:bidi w:val="0"/>
+              <w:jc w:val="both"/>
+              <w:rPr>
+                <w:rFonts w:hint="default"/>
+                <w:lang w:val="en-US" w:eastAsia="zh-CN"/>
+              </w:rPr>
+            </w:pPr>
+            <w:r>
+              <w:rPr>
+                <w:rFonts w:hint="eastAsia"/>
+                <w:lang w:val="en-US" w:eastAsia="zh-CN"/>
+              </w:rPr>
+              <w:t>convex_hull()</w:t>
+            </w:r>
+          </w:p>
+        </w:tc>
+        <w:tc>
+          <w:tcPr>
+            <w:tcW w:w="0" w:type="auto"/>
+            <w:vAlign w:val="center"/>
+          </w:tcPr>
+          <w:p>
+            <w:pPr>
+              <w:pStyle w:val="11"/>
+              <w:bidi w:val="0"/>
+              <w:jc w:val="both"/>
+              <w:rPr>
+                <w:rFonts w:hint="eastAsia"/>
+                <w:lang w:val="en-US" w:eastAsia="zh-CN"/>
+              </w:rPr>
+            </w:pPr>
+            <w:r>
+              <w:rPr>
+                <w:rFonts w:hint="eastAsia"/>
+                <w:lang w:val="en-US" w:eastAsia="zh-CN"/>
+              </w:rPr>
+              <w:t>凸包</w:t>
             </w:r>
           </w:p>
         </w:tc>
@@ -11463,6 +12253,7 @@
           <w:tcPr>
             <w:tcW w:w="0" w:type="auto"/>
             <w:vMerge w:val="continue"/>
+            <w:tcBorders/>
             <w:vAlign w:val="center"/>
           </w:tcPr>
           <w:p>
@@ -11503,7 +12294,7 @@
                 <w:rFonts w:hint="eastAsia"/>
                 <w:lang w:val="en-US" w:eastAsia="zh-CN"/>
               </w:rPr>
-              <w:t>apply_transform(T)</w:t>
+              <w:t>query(points)</w:t>
             </w:r>
           </w:p>
         </w:tc>
@@ -11518,16 +12309,16 @@
               <w:bidi w:val="0"/>
               <w:jc w:val="both"/>
               <w:rPr>
-                <w:rFonts w:hint="default"/>
-                <w:lang w:val="en-US" w:eastAsia="zh-CN"/>
-              </w:rPr>
-            </w:pPr>
-            <w:r>
-              <w:rPr>
-                <w:rFonts w:hint="eastAsia"/>
-                <w:lang w:val="en-US" w:eastAsia="zh-CN"/>
-              </w:rPr>
-              <w:t>齐次变换</w:t>
+                <w:rFonts w:hint="eastAsia"/>
+                <w:lang w:val="en-US" w:eastAsia="zh-CN"/>
+              </w:rPr>
+            </w:pPr>
+            <w:r>
+              <w:rPr>
+                <w:rFonts w:hint="eastAsia"/>
+                <w:lang w:val="en-US" w:eastAsia="zh-CN"/>
+              </w:rPr>
+              <w:t>最近邻查询</w:t>
             </w:r>
           </w:p>
         </w:tc>
@@ -11611,7 +12402,29 @@
                 <w:rFonts w:hint="eastAsia"/>
                 <w:lang w:val="en-US" w:eastAsia="zh-CN"/>
               </w:rPr>
-              <w:t>Trimesh</w:t>
+              <w:t>Trimesh(vertices, faces</w:t>
+            </w:r>
+            <w:bookmarkStart w:id="0" w:name="_GoBack"/>
+            <w:bookmarkEnd w:id="0"/>
+            <w:r>
+              <w:rPr>
+                <w:rFonts w:hint="eastAsia"/>
+                <w:lang w:val="en-US" w:eastAsia="zh-CN"/>
+              </w:rPr>
+              <w:t xml:space="preserve">) </w:t>
+            </w:r>
+            <w:r>
+              <w:rPr>
+                <w:rFonts w:hint="eastAsia" w:cs="华文中宋"/>
+                <w:b/>
+                <w:bCs/>
+                <w:color w:val="ED7D31"/>
+                <w:kern w:val="2"/>
+                <w:sz w:val="21"/>
+                <w:szCs w:val="21"/>
+                <w:lang w:val="en-US" w:eastAsia="zh-CN" w:bidi="ar-SA"/>
+              </w:rPr>
+              <w:t>-&gt; Geometry</w:t>
             </w:r>
           </w:p>
         </w:tc>
@@ -11870,12 +12683,17 @@
             <w:insideH w:val="single" w:color="auto" w:sz="4" w:space="0"/>
             <w:insideV w:val="single" w:color="auto" w:sz="4" w:space="0"/>
           </w:tblBorders>
+          <w:tblCellMar>
+            <w:top w:w="0" w:type="dxa"/>
+            <w:left w:w="108" w:type="dxa"/>
+            <w:bottom w:w="0" w:type="dxa"/>
+            <w:right w:w="108" w:type="dxa"/>
+          </w:tblCellMar>
         </w:tblPrEx>
         <w:tc>
           <w:tcPr>
             <w:tcW w:w="0" w:type="auto"/>
             <w:vMerge w:val="continue"/>
-            <w:tcBorders/>
             <w:vAlign w:val="center"/>
           </w:tcPr>
           <w:p>
@@ -11959,8 +12777,6 @@
           <w:lang w:val="en-US" w:eastAsia="zh-CN" w:bidi="ar-SA"/>
         </w:rPr>
       </w:pPr>
-      <w:bookmarkStart w:id="0" w:name="_GoBack"/>
-      <w:bookmarkEnd w:id="0"/>
     </w:p>
     <w:sectPr>
       <w:pgSz w:w="11906" w:h="16838"/>
